--- a/CV_David.docx
+++ b/CV_David.docx
@@ -5158,14 +5158,6 @@
         <w:tblStyle w:val="TableGrid"/>
         <w:tblpPr w:leftFromText="180" w:rightFromText="180" w:vertAnchor="text" w:horzAnchor="margin" w:tblpX="108" w:tblpY="25"/>
         <w:tblW w:w="11088" w:type="dxa"/>
-        <w:tblBorders>
-          <w:top w:val="none" w:sz="0" w:space="0" w:color="auto"/>
-          <w:left w:val="none" w:sz="0" w:space="0" w:color="auto"/>
-          <w:bottom w:val="none" w:sz="0" w:space="0" w:color="auto"/>
-          <w:right w:val="none" w:sz="0" w:space="0" w:color="auto"/>
-          <w:insideH w:val="none" w:sz="0" w:space="0" w:color="auto"/>
-          <w:insideV w:val="none" w:sz="0" w:space="0" w:color="auto"/>
-        </w:tblBorders>
         <w:tblLook w:val="04A0" w:firstRow="1" w:lastRow="0" w:firstColumn="1" w:lastColumn="0" w:noHBand="0" w:noVBand="1"/>
       </w:tblPr>
       <w:tblGrid>
@@ -5217,6 +5209,7 @@
               <w:ind w:left="90"/>
               <w:rPr>
                 <w:rFonts w:ascii="Times New Roman" w:hAnsi="Times New Roman" w:cs="Times New Roman"/>
+                <w:w w:val="90"/>
                 <w:sz w:val="24"/>
                 <w:szCs w:val="24"/>
               </w:rPr>
@@ -5230,6 +5223,162 @@
                 <w:sz w:val="24"/>
                 <w:szCs w:val="24"/>
               </w:rPr>
+              <w:t>Instructor / Course Co-Designer</w:t>
+            </w:r>
+            <w:r>
+              <w:rPr>
+                <w:rFonts w:ascii="Times New Roman" w:hAnsi="Times New Roman" w:cs="Times New Roman"/>
+                <w:b/>
+                <w:bCs/>
+                <w:w w:val="90"/>
+                <w:sz w:val="24"/>
+                <w:szCs w:val="24"/>
+              </w:rPr>
+              <w:br/>
+            </w:r>
+            <w:r>
+              <w:rPr>
+                <w:rFonts w:ascii="Times New Roman" w:hAnsi="Times New Roman" w:cs="Times New Roman"/>
+                <w:w w:val="90"/>
+                <w:sz w:val="24"/>
+                <w:szCs w:val="24"/>
+              </w:rPr>
+              <w:t>The University of Alabama, Tuscaloosa, AL, United States</w:t>
+            </w:r>
+          </w:p>
+          <w:p>
+            <w:pPr>
+              <w:tabs>
+                <w:tab w:val="left" w:pos="8913"/>
+              </w:tabs>
+              <w:spacing w:line="298" w:lineRule="exact"/>
+              <w:ind w:left="90"/>
+              <w:rPr>
+                <w:rFonts w:ascii="Times New Roman" w:hAnsi="Times New Roman" w:cs="Times New Roman"/>
+                <w:w w:val="90"/>
+                <w:sz w:val="24"/>
+                <w:szCs w:val="24"/>
+              </w:rPr>
+            </w:pPr>
+            <w:r>
+              <w:rPr>
+                <w:rFonts w:ascii="Times New Roman" w:hAnsi="Times New Roman" w:cs="Times New Roman"/>
+                <w:w w:val="90"/>
+                <w:sz w:val="24"/>
+                <w:szCs w:val="24"/>
+              </w:rPr>
+              <w:t xml:space="preserve">• Co-designed and developed </w:t>
+            </w:r>
+            <w:r>
+              <w:rPr>
+                <w:rFonts w:ascii="Times New Roman" w:hAnsi="Times New Roman" w:cs="Times New Roman"/>
+                <w:i/>
+                <w:iCs/>
+                <w:w w:val="90"/>
+                <w:sz w:val="24"/>
+                <w:szCs w:val="24"/>
+              </w:rPr>
+              <w:t>AI Fluency for the Workforce</w:t>
+            </w:r>
+            <w:r>
+              <w:rPr>
+                <w:rFonts w:ascii="Times New Roman" w:hAnsi="Times New Roman" w:cs="Times New Roman"/>
+                <w:w w:val="90"/>
+                <w:sz w:val="24"/>
+                <w:szCs w:val="24"/>
+              </w:rPr>
+              <w:t xml:space="preserve"> (CIE 499), an undergraduate course integrating applied AI, ethics, and workforce readiness competencies.</w:t>
+            </w:r>
+            <w:r>
+              <w:rPr>
+                <w:rFonts w:ascii="Times New Roman" w:hAnsi="Times New Roman" w:cs="Times New Roman"/>
+                <w:w w:val="90"/>
+                <w:sz w:val="24"/>
+                <w:szCs w:val="24"/>
+              </w:rPr>
+              <w:br/>
+              <w:t>• Delivered instruction and facilitated active learning for ~30 students, supporting mastery of AI concepts and real-world applications.</w:t>
+            </w:r>
+            <w:r>
+              <w:rPr>
+                <w:rFonts w:ascii="Times New Roman" w:hAnsi="Times New Roman" w:cs="Times New Roman"/>
+                <w:w w:val="90"/>
+                <w:sz w:val="24"/>
+                <w:szCs w:val="24"/>
+              </w:rPr>
+              <w:br/>
+              <w:t>• Designed and evaluated scaffolded assignments (e.g., AI toolkit, portfolio artifacts, chatbot development), providing timely and constructive feedback to enhance student performance.</w:t>
+            </w:r>
+            <w:r>
+              <w:rPr>
+                <w:rFonts w:ascii="Times New Roman" w:hAnsi="Times New Roman" w:cs="Times New Roman"/>
+                <w:w w:val="90"/>
+                <w:sz w:val="24"/>
+                <w:szCs w:val="24"/>
+              </w:rPr>
+              <w:br/>
+              <w:t>• Implemented project-based and experiential learning strategies to strengthen critical thinking, responsible AI use, and professional skills.</w:t>
+            </w:r>
+            <w:r>
+              <w:rPr>
+                <w:rFonts w:ascii="Times New Roman" w:hAnsi="Times New Roman" w:cs="Times New Roman"/>
+                <w:w w:val="90"/>
+                <w:sz w:val="24"/>
+                <w:szCs w:val="24"/>
+              </w:rPr>
+              <w:br/>
+              <w:t>• Collaborated with faculty on curriculum development, aligning course content with emerging industry needs and institutional AI initiatives.</w:t>
+            </w:r>
+            <w:r>
+              <w:rPr>
+                <w:rFonts w:ascii="Times New Roman" w:hAnsi="Times New Roman" w:cs="Times New Roman"/>
+                <w:w w:val="90"/>
+                <w:sz w:val="24"/>
+                <w:szCs w:val="24"/>
+              </w:rPr>
+              <w:br/>
+              <w:t>• Managed the Blackboard learning environment, monitored student progress, and communicated course updates to enrich the learning experience.</w:t>
+            </w:r>
+          </w:p>
+          <w:p>
+            <w:pPr>
+              <w:tabs>
+                <w:tab w:val="left" w:pos="8913"/>
+              </w:tabs>
+              <w:spacing w:line="298" w:lineRule="exact"/>
+              <w:ind w:left="90"/>
+              <w:rPr>
+                <w:rFonts w:ascii="Times New Roman" w:hAnsi="Times New Roman" w:cs="Times New Roman"/>
+                <w:b/>
+                <w:bCs/>
+                <w:w w:val="90"/>
+                <w:sz w:val="24"/>
+                <w:szCs w:val="24"/>
+              </w:rPr>
+            </w:pPr>
+          </w:p>
+          <w:p>
+            <w:pPr>
+              <w:tabs>
+                <w:tab w:val="left" w:pos="8913"/>
+              </w:tabs>
+              <w:spacing w:line="298" w:lineRule="exact"/>
+              <w:ind w:left="90"/>
+              <w:rPr>
+                <w:rFonts w:ascii="Times New Roman" w:hAnsi="Times New Roman" w:cs="Times New Roman"/>
+                <w:sz w:val="24"/>
+                <w:szCs w:val="24"/>
+              </w:rPr>
+            </w:pPr>
+            <w:r>
+              <w:rPr>
+                <w:rFonts w:ascii="Times New Roman" w:hAnsi="Times New Roman" w:cs="Times New Roman"/>
+                <w:b/>
+                <w:bCs/>
+                <w:w w:val="90"/>
+                <w:sz w:val="24"/>
+                <w:szCs w:val="24"/>
+              </w:rPr>
               <w:t>Teaching</w:t>
             </w:r>
             <w:r>
@@ -5257,10 +5406,20 @@
             <w:r>
               <w:rPr>
                 <w:rFonts w:ascii="Times New Roman" w:hAnsi="Times New Roman" w:cs="Times New Roman"/>
-                <w:sz w:val="24"/>
-                <w:szCs w:val="24"/>
-              </w:rPr>
-              <w:tab/>
+                <w:b/>
+                <w:bCs/>
+                <w:spacing w:val="-2"/>
+                <w:sz w:val="24"/>
+                <w:szCs w:val="24"/>
+              </w:rPr>
+              <w:t xml:space="preserve">                                                                                      </w:t>
+            </w:r>
+            <w:r>
+              <w:rPr>
+                <w:rFonts w:ascii="Times New Roman" w:hAnsi="Times New Roman" w:cs="Times New Roman"/>
+                <w:sz w:val="24"/>
+                <w:szCs w:val="24"/>
+              </w:rPr>
               <w:t xml:space="preserve">   </w:t>
             </w:r>
           </w:p>
@@ -6104,7 +6263,227 @@
             <w:pPr>
               <w:pStyle w:val="BodyText"/>
               <w:ind w:left="0" w:firstLine="0"/>
+              <w:rPr>
+                <w:rFonts w:ascii="Times New Roman" w:hAnsi="Times New Roman" w:cs="Times New Roman"/>
+                <w:w w:val="95"/>
+                <w:sz w:val="24"/>
+                <w:szCs w:val="24"/>
+              </w:rPr>
+            </w:pPr>
+          </w:p>
+          <w:p>
+            <w:pPr>
+              <w:pStyle w:val="BodyText"/>
+              <w:ind w:left="0" w:firstLine="0"/>
               <w:jc w:val="right"/>
+              <w:rPr>
+                <w:rFonts w:ascii="Times New Roman" w:hAnsi="Times New Roman" w:cs="Times New Roman"/>
+                <w:spacing w:val="-2"/>
+                <w:w w:val="95"/>
+                <w:sz w:val="24"/>
+                <w:szCs w:val="24"/>
+              </w:rPr>
+            </w:pPr>
+            <w:r>
+              <w:rPr>
+                <w:rFonts w:ascii="Times New Roman" w:hAnsi="Times New Roman" w:cs="Times New Roman"/>
+                <w:w w:val="95"/>
+                <w:sz w:val="24"/>
+                <w:szCs w:val="24"/>
+              </w:rPr>
+              <w:t>05/2026 – 07/2026</w:t>
+            </w:r>
+          </w:p>
+          <w:p>
+            <w:pPr>
+              <w:pStyle w:val="BodyText"/>
+              <w:ind w:left="0" w:firstLine="0"/>
+              <w:jc w:val="right"/>
+              <w:rPr>
+                <w:rFonts w:ascii="Times New Roman" w:hAnsi="Times New Roman" w:cs="Times New Roman"/>
+                <w:spacing w:val="-2"/>
+                <w:w w:val="95"/>
+                <w:sz w:val="24"/>
+                <w:szCs w:val="24"/>
+              </w:rPr>
+            </w:pPr>
+          </w:p>
+          <w:p>
+            <w:pPr>
+              <w:pStyle w:val="BodyText"/>
+              <w:ind w:left="0" w:firstLine="0"/>
+              <w:jc w:val="right"/>
+              <w:rPr>
+                <w:rFonts w:ascii="Times New Roman" w:hAnsi="Times New Roman" w:cs="Times New Roman"/>
+                <w:spacing w:val="-2"/>
+                <w:w w:val="95"/>
+                <w:sz w:val="24"/>
+                <w:szCs w:val="24"/>
+              </w:rPr>
+            </w:pPr>
+          </w:p>
+          <w:p>
+            <w:pPr>
+              <w:pStyle w:val="BodyText"/>
+              <w:ind w:left="0" w:firstLine="0"/>
+              <w:jc w:val="right"/>
+              <w:rPr>
+                <w:rFonts w:ascii="Times New Roman" w:hAnsi="Times New Roman" w:cs="Times New Roman"/>
+                <w:spacing w:val="-2"/>
+                <w:w w:val="95"/>
+                <w:sz w:val="24"/>
+                <w:szCs w:val="24"/>
+              </w:rPr>
+            </w:pPr>
+          </w:p>
+          <w:p>
+            <w:pPr>
+              <w:pStyle w:val="BodyText"/>
+              <w:ind w:left="0" w:firstLine="0"/>
+              <w:rPr>
+                <w:rFonts w:ascii="Times New Roman" w:hAnsi="Times New Roman" w:cs="Times New Roman"/>
+                <w:w w:val="95"/>
+                <w:sz w:val="24"/>
+                <w:szCs w:val="24"/>
+              </w:rPr>
+            </w:pPr>
+          </w:p>
+          <w:p>
+            <w:pPr>
+              <w:pStyle w:val="BodyText"/>
+              <w:ind w:left="0" w:firstLine="0"/>
+              <w:rPr>
+                <w:rFonts w:ascii="Times New Roman" w:hAnsi="Times New Roman" w:cs="Times New Roman"/>
+                <w:w w:val="95"/>
+                <w:sz w:val="24"/>
+                <w:szCs w:val="24"/>
+              </w:rPr>
+            </w:pPr>
+          </w:p>
+          <w:p>
+            <w:pPr>
+              <w:pStyle w:val="BodyText"/>
+              <w:ind w:left="0" w:firstLine="0"/>
+              <w:rPr>
+                <w:rFonts w:ascii="Times New Roman" w:hAnsi="Times New Roman" w:cs="Times New Roman"/>
+                <w:w w:val="95"/>
+                <w:sz w:val="24"/>
+                <w:szCs w:val="24"/>
+              </w:rPr>
+            </w:pPr>
+          </w:p>
+          <w:p>
+            <w:pPr>
+              <w:pStyle w:val="BodyText"/>
+              <w:ind w:left="0" w:firstLine="0"/>
+              <w:rPr>
+                <w:rFonts w:ascii="Times New Roman" w:hAnsi="Times New Roman" w:cs="Times New Roman"/>
+                <w:w w:val="95"/>
+                <w:sz w:val="24"/>
+                <w:szCs w:val="24"/>
+              </w:rPr>
+            </w:pPr>
+          </w:p>
+          <w:p>
+            <w:pPr>
+              <w:pStyle w:val="BodyText"/>
+              <w:ind w:left="0" w:firstLine="0"/>
+              <w:rPr>
+                <w:rFonts w:ascii="Times New Roman" w:hAnsi="Times New Roman" w:cs="Times New Roman"/>
+                <w:w w:val="95"/>
+                <w:sz w:val="24"/>
+                <w:szCs w:val="24"/>
+              </w:rPr>
+            </w:pPr>
+          </w:p>
+          <w:p>
+            <w:pPr>
+              <w:pStyle w:val="BodyText"/>
+              <w:ind w:left="0" w:firstLine="0"/>
+              <w:rPr>
+                <w:rFonts w:ascii="Times New Roman" w:hAnsi="Times New Roman" w:cs="Times New Roman"/>
+                <w:w w:val="95"/>
+                <w:sz w:val="24"/>
+                <w:szCs w:val="24"/>
+              </w:rPr>
+            </w:pPr>
+          </w:p>
+          <w:p>
+            <w:pPr>
+              <w:pStyle w:val="BodyText"/>
+              <w:ind w:left="0" w:firstLine="0"/>
+              <w:rPr>
+                <w:rFonts w:ascii="Times New Roman" w:hAnsi="Times New Roman" w:cs="Times New Roman"/>
+                <w:w w:val="95"/>
+                <w:sz w:val="24"/>
+                <w:szCs w:val="24"/>
+              </w:rPr>
+            </w:pPr>
+          </w:p>
+          <w:p>
+            <w:pPr>
+              <w:pStyle w:val="BodyText"/>
+              <w:ind w:left="0" w:firstLine="0"/>
+              <w:rPr>
+                <w:rFonts w:ascii="Times New Roman" w:hAnsi="Times New Roman" w:cs="Times New Roman"/>
+                <w:w w:val="95"/>
+                <w:sz w:val="24"/>
+                <w:szCs w:val="24"/>
+              </w:rPr>
+            </w:pPr>
+          </w:p>
+          <w:p>
+            <w:pPr>
+              <w:pStyle w:val="BodyText"/>
+              <w:ind w:left="0" w:firstLine="0"/>
+              <w:rPr>
+                <w:rFonts w:ascii="Times New Roman" w:hAnsi="Times New Roman" w:cs="Times New Roman"/>
+                <w:w w:val="95"/>
+                <w:sz w:val="24"/>
+                <w:szCs w:val="24"/>
+              </w:rPr>
+            </w:pPr>
+          </w:p>
+          <w:p>
+            <w:pPr>
+              <w:pStyle w:val="BodyText"/>
+              <w:ind w:left="0" w:firstLine="0"/>
+              <w:rPr>
+                <w:rFonts w:ascii="Times New Roman" w:hAnsi="Times New Roman" w:cs="Times New Roman"/>
+                <w:w w:val="95"/>
+                <w:sz w:val="24"/>
+                <w:szCs w:val="24"/>
+              </w:rPr>
+            </w:pPr>
+          </w:p>
+          <w:p>
+            <w:pPr>
+              <w:pStyle w:val="BodyText"/>
+              <w:ind w:left="0" w:firstLine="0"/>
+              <w:rPr>
+                <w:rFonts w:ascii="Times New Roman" w:hAnsi="Times New Roman" w:cs="Times New Roman"/>
+                <w:w w:val="95"/>
+                <w:sz w:val="24"/>
+                <w:szCs w:val="24"/>
+              </w:rPr>
+            </w:pPr>
+          </w:p>
+          <w:p>
+            <w:pPr>
+              <w:pStyle w:val="BodyText"/>
+              <w:ind w:left="0" w:firstLine="0"/>
+              <w:rPr>
+                <w:rFonts w:ascii="Times New Roman" w:hAnsi="Times New Roman" w:cs="Times New Roman"/>
+                <w:w w:val="95"/>
+                <w:sz w:val="24"/>
+                <w:szCs w:val="24"/>
+              </w:rPr>
+            </w:pPr>
+          </w:p>
+          <w:p>
+            <w:pPr>
+              <w:pStyle w:val="BodyText"/>
+              <w:ind w:left="0" w:firstLine="0"/>
               <w:rPr>
                 <w:rFonts w:ascii="Times New Roman" w:hAnsi="Times New Roman" w:cs="Times New Roman"/>
                 <w:b/>
@@ -6163,6 +6542,51 @@
               </w:rPr>
               <w:t>05/2025</w:t>
             </w:r>
+          </w:p>
+        </w:tc>
+      </w:tr>
+      <w:tr>
+        <w:trPr>
+          <w:trHeight w:val="3591"/>
+        </w:trPr>
+        <w:tc>
+          <w:tcPr>
+            <w:tcW w:w="9018" w:type="dxa"/>
+          </w:tcPr>
+          <w:p>
+            <w:pPr>
+              <w:tabs>
+                <w:tab w:val="left" w:pos="8913"/>
+              </w:tabs>
+              <w:spacing w:line="298" w:lineRule="exact"/>
+              <w:ind w:left="90"/>
+              <w:rPr>
+                <w:rFonts w:ascii="Times New Roman" w:hAnsi="Times New Roman" w:cs="Times New Roman"/>
+                <w:b/>
+                <w:bCs/>
+                <w:w w:val="90"/>
+                <w:sz w:val="24"/>
+                <w:szCs w:val="24"/>
+              </w:rPr>
+            </w:pPr>
+          </w:p>
+        </w:tc>
+        <w:tc>
+          <w:tcPr>
+            <w:tcW w:w="2070" w:type="dxa"/>
+          </w:tcPr>
+          <w:p>
+            <w:pPr>
+              <w:pStyle w:val="BodyText"/>
+              <w:ind w:left="0" w:firstLine="0"/>
+              <w:jc w:val="right"/>
+              <w:rPr>
+                <w:rFonts w:ascii="Times New Roman" w:hAnsi="Times New Roman" w:cs="Times New Roman"/>
+                <w:w w:val="95"/>
+                <w:sz w:val="24"/>
+                <w:szCs w:val="24"/>
+              </w:rPr>
+            </w:pPr>
           </w:p>
         </w:tc>
       </w:tr>
@@ -9956,7 +10380,7 @@
           <w:szCs w:val="24"/>
           <w:shd w:val="clear" w:color="auto" w:fill="FFFFFF"/>
         </w:rPr>
-        <w:t>[1</w:t>
+        <w:t>[</w:t>
       </w:r>
       <w:r>
         <w:rPr>
@@ -9965,7 +10389,16 @@
           <w:szCs w:val="24"/>
           <w:shd w:val="clear" w:color="auto" w:fill="FFFFFF"/>
         </w:rPr>
-        <w:t>7</w:t>
+        <w:t>1</w:t>
+      </w:r>
+      <w:r>
+        <w:rPr>
+          <w:rFonts w:ascii="Times New Roman" w:eastAsia="Calibri" w:hAnsi="Times New Roman" w:cs="Times New Roman"/>
+          <w:sz w:val="24"/>
+          <w:szCs w:val="24"/>
+          <w:shd w:val="clear" w:color="auto" w:fill="FFFFFF"/>
+        </w:rPr>
+        <w:t>9</w:t>
       </w:r>
       <w:r>
         <w:rPr>
@@ -9994,25 +10427,7 @@
           <w:szCs w:val="24"/>
           <w:shd w:val="clear" w:color="auto" w:fill="FFFFFF"/>
         </w:rPr>
-        <w:t xml:space="preserve"> Moon, J., Abu, S., &amp; Siyuan, S. (Under review). </w:t>
-      </w:r>
-      <w:r>
-        <w:rPr>
-          <w:rFonts w:ascii="Times New Roman" w:eastAsia="Times New Roman" w:hAnsi="Times New Roman" w:cs="Times New Roman"/>
-          <w:sz w:val="24"/>
-          <w:szCs w:val="24"/>
-          <w:shd w:val="clear" w:color="auto" w:fill="FFFFFF"/>
-        </w:rPr>
-        <w:t>F</w:t>
-      </w:r>
-      <w:r>
-        <w:rPr>
-          <w:rFonts w:ascii="Times New Roman" w:eastAsia="Times New Roman" w:hAnsi="Times New Roman" w:cs="Times New Roman"/>
-          <w:sz w:val="24"/>
-          <w:szCs w:val="24"/>
-          <w:shd w:val="clear" w:color="auto" w:fill="FFFFFF"/>
-        </w:rPr>
-        <w:t>rom experience to action: sequential dynamics of experiential learning in</w:t>
+        <w:t xml:space="preserve"> Moon, J.,</w:t>
       </w:r>
       <w:r>
         <w:rPr>
@@ -10030,7 +10445,63 @@
           <w:szCs w:val="24"/>
           <w:shd w:val="clear" w:color="auto" w:fill="FFFFFF"/>
         </w:rPr>
-        <w:t>immersive virtual reality-supported safety training</w:t>
+        <w:t>Aldemir</w:t>
+      </w:r>
+      <w:r>
+        <w:rPr>
+          <w:rFonts w:ascii="Times New Roman" w:eastAsia="Times New Roman" w:hAnsi="Times New Roman" w:cs="Times New Roman"/>
+          <w:sz w:val="24"/>
+          <w:szCs w:val="24"/>
+          <w:shd w:val="clear" w:color="auto" w:fill="FFFFFF"/>
+        </w:rPr>
+        <w:t>, T.</w:t>
+      </w:r>
+      <w:r>
+        <w:rPr>
+          <w:rFonts w:ascii="Times New Roman" w:eastAsia="Times New Roman" w:hAnsi="Times New Roman" w:cs="Times New Roman"/>
+          <w:sz w:val="24"/>
+          <w:szCs w:val="24"/>
+          <w:shd w:val="clear" w:color="auto" w:fill="FFFFFF"/>
+        </w:rPr>
+        <w:t xml:space="preserve">, </w:t>
+      </w:r>
+      <w:proofErr w:type="spellStart"/>
+      <w:r>
+        <w:rPr>
+          <w:rFonts w:ascii="Times New Roman" w:eastAsia="Times New Roman" w:hAnsi="Times New Roman" w:cs="Times New Roman"/>
+          <w:sz w:val="24"/>
+          <w:szCs w:val="24"/>
+          <w:shd w:val="clear" w:color="auto" w:fill="FFFFFF"/>
+        </w:rPr>
+        <w:t>Ghooreian</w:t>
+      </w:r>
+      <w:proofErr w:type="spellEnd"/>
+      <w:r>
+        <w:rPr>
+          <w:rFonts w:ascii="Times New Roman" w:eastAsia="Times New Roman" w:hAnsi="Times New Roman" w:cs="Times New Roman"/>
+          <w:sz w:val="24"/>
+          <w:szCs w:val="24"/>
+          <w:shd w:val="clear" w:color="auto" w:fill="FFFFFF"/>
+        </w:rPr>
+        <w:t>, A.</w:t>
+      </w:r>
+      <w:r>
+        <w:rPr>
+          <w:rFonts w:ascii="Times New Roman" w:eastAsia="Times New Roman" w:hAnsi="Times New Roman" w:cs="Times New Roman"/>
+          <w:sz w:val="24"/>
+          <w:szCs w:val="24"/>
+          <w:shd w:val="clear" w:color="auto" w:fill="FFFFFF"/>
+        </w:rPr>
+        <w:t xml:space="preserve">, </w:t>
+      </w:r>
+      <w:r>
+        <w:rPr>
+          <w:rFonts w:ascii="Times New Roman" w:eastAsia="Times New Roman" w:hAnsi="Times New Roman" w:cs="Times New Roman"/>
+          <w:sz w:val="24"/>
+          <w:szCs w:val="24"/>
+          <w:shd w:val="clear" w:color="auto" w:fill="FFFFFF"/>
+        </w:rPr>
+        <w:t>&amp;</w:t>
       </w:r>
       <w:r>
         <w:rPr>
@@ -10041,23 +10512,61 @@
         </w:rPr>
         <w:t xml:space="preserve"> </w:t>
       </w:r>
-      <w:r>
-        <w:rPr>
-          <w:rFonts w:ascii="Times New Roman" w:eastAsia="Times New Roman" w:hAnsi="Times New Roman" w:cs="Times New Roman"/>
-          <w:sz w:val="24"/>
-          <w:szCs w:val="24"/>
-          <w:shd w:val="clear" w:color="auto" w:fill="FFFFFF"/>
-        </w:rPr>
-        <w:t xml:space="preserve">(Manuscript Number: </w:t>
-      </w:r>
-      <w:r>
-        <w:rPr>
-          <w:rFonts w:ascii="Times New Roman" w:eastAsia="Times New Roman" w:hAnsi="Times New Roman" w:cs="Times New Roman"/>
-          <w:sz w:val="24"/>
-          <w:szCs w:val="24"/>
-          <w:shd w:val="clear" w:color="auto" w:fill="FFFFFF"/>
-        </w:rPr>
-        <w:t>264134817</w:t>
+      <w:proofErr w:type="spellStart"/>
+      <w:r>
+        <w:rPr>
+          <w:rFonts w:ascii="Times New Roman" w:eastAsia="Times New Roman" w:hAnsi="Times New Roman" w:cs="Times New Roman"/>
+          <w:sz w:val="24"/>
+          <w:szCs w:val="24"/>
+          <w:shd w:val="clear" w:color="auto" w:fill="FFFFFF"/>
+        </w:rPr>
+        <w:t>Sabanwar</w:t>
+      </w:r>
+      <w:proofErr w:type="spellEnd"/>
+      <w:r>
+        <w:rPr>
+          <w:rFonts w:ascii="Times New Roman" w:eastAsia="Times New Roman" w:hAnsi="Times New Roman" w:cs="Times New Roman"/>
+          <w:sz w:val="24"/>
+          <w:szCs w:val="24"/>
+          <w:shd w:val="clear" w:color="auto" w:fill="FFFFFF"/>
+        </w:rPr>
+        <w:t xml:space="preserve">, V. </w:t>
+      </w:r>
+      <w:r>
+        <w:rPr>
+          <w:rFonts w:ascii="Times New Roman" w:eastAsia="Times New Roman" w:hAnsi="Times New Roman" w:cs="Times New Roman"/>
+          <w:sz w:val="24"/>
+          <w:szCs w:val="24"/>
+          <w:shd w:val="clear" w:color="auto" w:fill="FFFFFF"/>
+        </w:rPr>
+        <w:t xml:space="preserve">(Under review). </w:t>
+      </w:r>
+      <w:r>
+        <w:rPr>
+          <w:rFonts w:ascii="Times New Roman" w:eastAsia="Times New Roman" w:hAnsi="Times New Roman" w:cs="Times New Roman"/>
+          <w:sz w:val="24"/>
+          <w:szCs w:val="24"/>
+          <w:shd w:val="clear" w:color="auto" w:fill="FFFFFF"/>
+        </w:rPr>
+        <w:t>A Systematic Review of Empirical Research on AI in K-12 STEM Education (2020-2025) through a Sociotechnical Lens</w:t>
+      </w:r>
+      <w:r>
+        <w:rPr>
+          <w:rFonts w:ascii="Times New Roman" w:eastAsia="Times New Roman" w:hAnsi="Times New Roman" w:cs="Times New Roman"/>
+          <w:sz w:val="24"/>
+          <w:szCs w:val="24"/>
+          <w:shd w:val="clear" w:color="auto" w:fill="FFFFFF"/>
+        </w:rPr>
+        <w:t xml:space="preserve"> (Manuscript Number: </w:t>
+      </w:r>
+      <w:r>
+        <w:rPr>
+          <w:rFonts w:ascii="Times New Roman" w:eastAsia="Times New Roman" w:hAnsi="Times New Roman" w:cs="Times New Roman"/>
+          <w:sz w:val="24"/>
+          <w:szCs w:val="24"/>
+          <w:shd w:val="clear" w:color="auto" w:fill="FFFFFF"/>
+        </w:rPr>
+        <w:t>ETRD-D-26-01416</w:t>
       </w:r>
       <w:r>
         <w:rPr>
@@ -10077,12 +10586,21 @@
         <w:autoSpaceDN/>
         <w:ind w:left="720" w:hanging="630"/>
         <w:rPr>
+          <w:rFonts w:ascii="Times New Roman" w:eastAsia="Times New Roman" w:hAnsi="Times New Roman" w:cs="Times New Roman"/>
+          <w:sz w:val="24"/>
+          <w:szCs w:val="24"/>
+          <w:shd w:val="clear" w:color="auto" w:fill="FFFFFF"/>
+        </w:rPr>
+      </w:pPr>
+      <w:r>
+        <w:rPr>
           <w:rFonts w:ascii="Times New Roman" w:eastAsia="Calibri" w:hAnsi="Times New Roman" w:cs="Times New Roman"/>
           <w:sz w:val="24"/>
           <w:szCs w:val="24"/>
           <w:shd w:val="clear" w:color="auto" w:fill="FFFFFF"/>
         </w:rPr>
-      </w:pPr>
+        <w:t>[1</w:t>
+      </w:r>
       <w:r>
         <w:rPr>
           <w:rFonts w:ascii="Times New Roman" w:eastAsia="Calibri" w:hAnsi="Times New Roman" w:cs="Times New Roman"/>
@@ -10090,7 +10608,7 @@
           <w:szCs w:val="24"/>
           <w:shd w:val="clear" w:color="auto" w:fill="FFFFFF"/>
         </w:rPr>
-        <w:t>[1</w:t>
+        <w:t>8</w:t>
       </w:r>
       <w:r>
         <w:rPr>
@@ -10099,25 +10617,7 @@
           <w:szCs w:val="24"/>
           <w:shd w:val="clear" w:color="auto" w:fill="FFFFFF"/>
         </w:rPr>
-        <w:t>6</w:t>
-      </w:r>
-      <w:r>
-        <w:rPr>
-          <w:rFonts w:ascii="Times New Roman" w:eastAsia="Calibri" w:hAnsi="Times New Roman" w:cs="Times New Roman"/>
-          <w:sz w:val="24"/>
-          <w:szCs w:val="24"/>
-          <w:shd w:val="clear" w:color="auto" w:fill="FFFFFF"/>
-        </w:rPr>
         <w:t xml:space="preserve">] </w:t>
-      </w:r>
-      <w:r>
-        <w:rPr>
-          <w:rFonts w:ascii="Times New Roman" w:eastAsia="Times New Roman" w:hAnsi="Times New Roman" w:cs="Times New Roman"/>
-          <w:sz w:val="24"/>
-          <w:szCs w:val="24"/>
-          <w:shd w:val="clear" w:color="auto" w:fill="FFFFFF"/>
-        </w:rPr>
-        <w:t xml:space="preserve">F Luo, J Amayou, F Nasrin, P Abedini, V Mousavi, </w:t>
       </w:r>
       <w:r>
         <w:rPr>
@@ -10128,6 +10628,229 @@
           <w:szCs w:val="24"/>
           <w:shd w:val="clear" w:color="auto" w:fill="FFFFFF"/>
         </w:rPr>
+        <w:t>Awoyemi, I. D.,</w:t>
+      </w:r>
+      <w:r>
+        <w:rPr>
+          <w:rFonts w:ascii="Times New Roman" w:eastAsia="Times New Roman" w:hAnsi="Times New Roman" w:cs="Times New Roman"/>
+          <w:sz w:val="24"/>
+          <w:szCs w:val="24"/>
+          <w:shd w:val="clear" w:color="auto" w:fill="FFFFFF"/>
+        </w:rPr>
+        <w:t xml:space="preserve"> Moon, J., Abu, S., &amp; Siyuan, S. (</w:t>
+      </w:r>
+      <w:r>
+        <w:rPr>
+          <w:rFonts w:ascii="Times New Roman" w:eastAsia="Times New Roman" w:hAnsi="Times New Roman" w:cs="Times New Roman"/>
+          <w:sz w:val="24"/>
+          <w:szCs w:val="24"/>
+          <w:shd w:val="clear" w:color="auto" w:fill="FFFFFF"/>
+        </w:rPr>
+        <w:t>Revi</w:t>
+      </w:r>
+      <w:r>
+        <w:rPr>
+          <w:rFonts w:ascii="Times New Roman" w:eastAsia="Times New Roman" w:hAnsi="Times New Roman" w:cs="Times New Roman"/>
+          <w:sz w:val="24"/>
+          <w:szCs w:val="24"/>
+          <w:shd w:val="clear" w:color="auto" w:fill="FFFFFF"/>
+        </w:rPr>
+        <w:t>sion</w:t>
+      </w:r>
+      <w:r>
+        <w:rPr>
+          <w:rFonts w:ascii="Times New Roman" w:eastAsia="Times New Roman" w:hAnsi="Times New Roman" w:cs="Times New Roman"/>
+          <w:sz w:val="24"/>
+          <w:szCs w:val="24"/>
+          <w:shd w:val="clear" w:color="auto" w:fill="FFFFFF"/>
+        </w:rPr>
+        <w:t xml:space="preserve">). </w:t>
+      </w:r>
+      <w:r>
+        <w:rPr>
+          <w:rFonts w:ascii="Times New Roman" w:eastAsia="Times New Roman" w:hAnsi="Times New Roman" w:cs="Times New Roman"/>
+          <w:sz w:val="24"/>
+          <w:szCs w:val="24"/>
+          <w:shd w:val="clear" w:color="auto" w:fill="FFFFFF"/>
+        </w:rPr>
+        <w:t>F</w:t>
+      </w:r>
+      <w:r>
+        <w:rPr>
+          <w:rFonts w:ascii="Times New Roman" w:eastAsia="Times New Roman" w:hAnsi="Times New Roman" w:cs="Times New Roman"/>
+          <w:sz w:val="24"/>
+          <w:szCs w:val="24"/>
+          <w:shd w:val="clear" w:color="auto" w:fill="FFFFFF"/>
+        </w:rPr>
+        <w:t>rom experience to action: sequential dynamics of experiential learning in</w:t>
+      </w:r>
+      <w:r>
+        <w:rPr>
+          <w:rFonts w:ascii="Times New Roman" w:eastAsia="Times New Roman" w:hAnsi="Times New Roman" w:cs="Times New Roman"/>
+          <w:sz w:val="24"/>
+          <w:szCs w:val="24"/>
+          <w:shd w:val="clear" w:color="auto" w:fill="FFFFFF"/>
+        </w:rPr>
+        <w:t xml:space="preserve"> </w:t>
+      </w:r>
+      <w:r>
+        <w:rPr>
+          <w:rFonts w:ascii="Times New Roman" w:eastAsia="Times New Roman" w:hAnsi="Times New Roman" w:cs="Times New Roman"/>
+          <w:sz w:val="24"/>
+          <w:szCs w:val="24"/>
+          <w:shd w:val="clear" w:color="auto" w:fill="FFFFFF"/>
+        </w:rPr>
+        <w:t>immersive virtual reality-supported safety training</w:t>
+      </w:r>
+      <w:r>
+        <w:rPr>
+          <w:rFonts w:ascii="Times New Roman" w:eastAsia="Times New Roman" w:hAnsi="Times New Roman" w:cs="Times New Roman"/>
+          <w:sz w:val="24"/>
+          <w:szCs w:val="24"/>
+          <w:shd w:val="clear" w:color="auto" w:fill="FFFFFF"/>
+        </w:rPr>
+        <w:t xml:space="preserve"> </w:t>
+      </w:r>
+      <w:r>
+        <w:rPr>
+          <w:rFonts w:ascii="Times New Roman" w:eastAsia="Times New Roman" w:hAnsi="Times New Roman" w:cs="Times New Roman"/>
+          <w:sz w:val="24"/>
+          <w:szCs w:val="24"/>
+          <w:shd w:val="clear" w:color="auto" w:fill="FFFFFF"/>
+        </w:rPr>
+        <w:t xml:space="preserve">(Manuscript Number: </w:t>
+      </w:r>
+      <w:r>
+        <w:rPr>
+          <w:rFonts w:ascii="Times New Roman" w:eastAsia="Times New Roman" w:hAnsi="Times New Roman" w:cs="Times New Roman"/>
+          <w:sz w:val="24"/>
+          <w:szCs w:val="24"/>
+          <w:shd w:val="clear" w:color="auto" w:fill="FFFFFF"/>
+        </w:rPr>
+        <w:t>264134817</w:t>
+      </w:r>
+      <w:r>
+        <w:rPr>
+          <w:rFonts w:ascii="Times New Roman" w:eastAsia="Times New Roman" w:hAnsi="Times New Roman" w:cs="Times New Roman"/>
+          <w:sz w:val="24"/>
+          <w:szCs w:val="24"/>
+          <w:shd w:val="clear" w:color="auto" w:fill="FFFFFF"/>
+        </w:rPr>
+        <w:t>)</w:t>
+      </w:r>
+    </w:p>
+    <w:p>
+      <w:pPr>
+        <w:widowControl/>
+        <w:shd w:val="clear" w:color="auto" w:fill="FFFFFF"/>
+        <w:autoSpaceDE/>
+        <w:autoSpaceDN/>
+        <w:ind w:left="720" w:hanging="630"/>
+        <w:rPr>
+          <w:rFonts w:ascii="Times New Roman" w:eastAsia="Times New Roman" w:hAnsi="Times New Roman" w:cs="Times New Roman"/>
+          <w:sz w:val="24"/>
+          <w:szCs w:val="24"/>
+          <w:shd w:val="clear" w:color="auto" w:fill="FFFFFF"/>
+        </w:rPr>
+      </w:pPr>
+      <w:r>
+        <w:rPr>
+          <w:rFonts w:ascii="Times New Roman" w:eastAsia="Times New Roman" w:hAnsi="Times New Roman" w:cs="Times New Roman"/>
+          <w:sz w:val="24"/>
+          <w:szCs w:val="24"/>
+          <w:shd w:val="clear" w:color="auto" w:fill="FFFFFF"/>
+        </w:rPr>
+        <w:t xml:space="preserve">[17] </w:t>
+      </w:r>
+      <w:r>
+        <w:rPr>
+          <w:rFonts w:ascii="Times New Roman" w:eastAsia="Times New Roman" w:hAnsi="Times New Roman" w:cs="Times New Roman"/>
+          <w:sz w:val="24"/>
+          <w:szCs w:val="24"/>
+          <w:shd w:val="clear" w:color="auto" w:fill="FFFFFF"/>
+        </w:rPr>
+        <w:t xml:space="preserve">McNeill, L., Uddin, M. M., Abu, S., Pei, M., </w:t>
+      </w:r>
+      <w:r>
+        <w:rPr>
+          <w:rFonts w:ascii="Times New Roman" w:eastAsia="Times New Roman" w:hAnsi="Times New Roman" w:cs="Times New Roman"/>
+          <w:b/>
+          <w:bCs/>
+          <w:sz w:val="24"/>
+          <w:szCs w:val="24"/>
+          <w:shd w:val="clear" w:color="auto" w:fill="FFFFFF"/>
+        </w:rPr>
+        <w:t>Awoyemi, I. D</w:t>
+      </w:r>
+      <w:r>
+        <w:rPr>
+          <w:rFonts w:ascii="Times New Roman" w:eastAsia="Times New Roman" w:hAnsi="Times New Roman" w:cs="Times New Roman"/>
+          <w:sz w:val="24"/>
+          <w:szCs w:val="24"/>
+          <w:shd w:val="clear" w:color="auto" w:fill="FFFFFF"/>
+        </w:rPr>
+        <w:t>., &amp; Regalado, L. (2025). Identifying the AI Literacy Gap: A Mixed-Methods Analysis of Industry Needs and Graduate Preparedness. Frontiers in Education. [Accepted]</w:t>
+      </w:r>
+    </w:p>
+    <w:p>
+      <w:pPr>
+        <w:widowControl/>
+        <w:shd w:val="clear" w:color="auto" w:fill="FFFFFF"/>
+        <w:autoSpaceDE/>
+        <w:autoSpaceDN/>
+        <w:ind w:left="720" w:hanging="630"/>
+        <w:rPr>
+          <w:rFonts w:ascii="Times New Roman" w:eastAsia="Calibri" w:hAnsi="Times New Roman" w:cs="Times New Roman"/>
+          <w:sz w:val="24"/>
+          <w:szCs w:val="24"/>
+          <w:shd w:val="clear" w:color="auto" w:fill="FFFFFF"/>
+        </w:rPr>
+      </w:pPr>
+      <w:r>
+        <w:rPr>
+          <w:rFonts w:ascii="Times New Roman" w:eastAsia="Calibri" w:hAnsi="Times New Roman" w:cs="Times New Roman"/>
+          <w:sz w:val="24"/>
+          <w:szCs w:val="24"/>
+          <w:shd w:val="clear" w:color="auto" w:fill="FFFFFF"/>
+        </w:rPr>
+        <w:t>[1</w:t>
+      </w:r>
+      <w:r>
+        <w:rPr>
+          <w:rFonts w:ascii="Times New Roman" w:eastAsia="Calibri" w:hAnsi="Times New Roman" w:cs="Times New Roman"/>
+          <w:sz w:val="24"/>
+          <w:szCs w:val="24"/>
+          <w:shd w:val="clear" w:color="auto" w:fill="FFFFFF"/>
+        </w:rPr>
+        <w:t>6</w:t>
+      </w:r>
+      <w:r>
+        <w:rPr>
+          <w:rFonts w:ascii="Times New Roman" w:eastAsia="Calibri" w:hAnsi="Times New Roman" w:cs="Times New Roman"/>
+          <w:sz w:val="24"/>
+          <w:szCs w:val="24"/>
+          <w:shd w:val="clear" w:color="auto" w:fill="FFFFFF"/>
+        </w:rPr>
+        <w:t xml:space="preserve">] </w:t>
+      </w:r>
+      <w:r>
+        <w:rPr>
+          <w:rFonts w:ascii="Times New Roman" w:eastAsia="Times New Roman" w:hAnsi="Times New Roman" w:cs="Times New Roman"/>
+          <w:sz w:val="24"/>
+          <w:szCs w:val="24"/>
+          <w:shd w:val="clear" w:color="auto" w:fill="FFFFFF"/>
+        </w:rPr>
+        <w:t xml:space="preserve">F Luo, J Amayou, F Nasrin, P Abedini, V Mousavi, </w:t>
+      </w:r>
+      <w:r>
+        <w:rPr>
+          <w:rFonts w:ascii="Times New Roman" w:eastAsia="Times New Roman" w:hAnsi="Times New Roman" w:cs="Times New Roman"/>
+          <w:b/>
+          <w:bCs/>
+          <w:sz w:val="24"/>
+          <w:szCs w:val="24"/>
+          <w:shd w:val="clear" w:color="auto" w:fill="FFFFFF"/>
+        </w:rPr>
         <w:t>ID Awoyemi</w:t>
       </w:r>
       <w:r>
@@ -10137,45 +10860,16 @@
           <w:szCs w:val="24"/>
           <w:shd w:val="clear" w:color="auto" w:fill="FFFFFF"/>
         </w:rPr>
-        <w:t>, A Hutchison, C Cao, C Crawford</w:t>
-      </w:r>
-      <w:r>
-        <w:rPr>
-          <w:rFonts w:ascii="Times New Roman" w:eastAsia="Times New Roman" w:hAnsi="Times New Roman" w:cs="Times New Roman"/>
-          <w:sz w:val="24"/>
-          <w:szCs w:val="24"/>
-          <w:shd w:val="clear" w:color="auto" w:fill="FFFFFF"/>
-        </w:rPr>
-        <w:t xml:space="preserve">. </w:t>
-      </w:r>
-      <w:proofErr w:type="gramStart"/>
-      <w:r>
-        <w:rPr>
-          <w:rFonts w:ascii="Times New Roman" w:eastAsia="Times New Roman" w:hAnsi="Times New Roman" w:cs="Times New Roman"/>
-          <w:sz w:val="24"/>
-          <w:szCs w:val="24"/>
-          <w:shd w:val="clear" w:color="auto" w:fill="FFFFFF"/>
-        </w:rPr>
-        <w:t>(</w:t>
-      </w:r>
-      <w:proofErr w:type="gramEnd"/>
-      <w:r>
-        <w:rPr>
-          <w:rFonts w:ascii="Times New Roman" w:eastAsia="Times New Roman" w:hAnsi="Times New Roman" w:cs="Times New Roman"/>
-          <w:sz w:val="24"/>
-          <w:szCs w:val="24"/>
-          <w:shd w:val="clear" w:color="auto" w:fill="FFFFFF"/>
-        </w:rPr>
-        <w:t>Accepted</w:t>
-      </w:r>
-      <w:r>
-        <w:rPr>
-          <w:rFonts w:ascii="Times New Roman" w:eastAsia="Times New Roman" w:hAnsi="Times New Roman" w:cs="Times New Roman"/>
-          <w:sz w:val="24"/>
-          <w:szCs w:val="24"/>
-          <w:shd w:val="clear" w:color="auto" w:fill="FFFFFF"/>
-        </w:rPr>
-        <w:t xml:space="preserve">). </w:t>
+        <w:t>, A Hutchison, C Cao, C Crawford.</w:t>
+      </w:r>
+      <w:r>
+        <w:rPr>
+          <w:rFonts w:ascii="Times New Roman" w:eastAsia="Times New Roman" w:hAnsi="Times New Roman" w:cs="Times New Roman"/>
+          <w:sz w:val="24"/>
+          <w:szCs w:val="24"/>
+          <w:shd w:val="clear" w:color="auto" w:fill="FFFFFF"/>
+        </w:rPr>
+        <w:t xml:space="preserve"> </w:t>
       </w:r>
       <w:r>
         <w:rPr>
@@ -14496,47 +15190,7 @@
           <w:sz w:val="24"/>
           <w:szCs w:val="24"/>
         </w:rPr>
-        <w:t>Lesley</w:t>
-      </w:r>
-      <w:r>
-        <w:rPr>
-          <w:rFonts w:ascii="Times New Roman" w:eastAsia="Calibri" w:hAnsi="Times New Roman" w:cs="Times New Roman"/>
-          <w:sz w:val="24"/>
-          <w:szCs w:val="24"/>
-        </w:rPr>
-        <w:t xml:space="preserve"> Regalado</w:t>
-      </w:r>
-      <w:r>
-        <w:rPr>
-          <w:rFonts w:ascii="Times New Roman" w:eastAsia="Calibri" w:hAnsi="Times New Roman" w:cs="Times New Roman"/>
-          <w:sz w:val="24"/>
-          <w:szCs w:val="24"/>
-        </w:rPr>
-        <w:t>, Mohi</w:t>
-      </w:r>
-      <w:r>
-        <w:rPr>
-          <w:rFonts w:ascii="Times New Roman" w:eastAsia="Calibri" w:hAnsi="Times New Roman" w:cs="Times New Roman"/>
-          <w:sz w:val="24"/>
-          <w:szCs w:val="24"/>
-        </w:rPr>
-        <w:t xml:space="preserve"> Uddin</w:t>
-      </w:r>
-      <w:r>
-        <w:rPr>
-          <w:rFonts w:ascii="Times New Roman" w:eastAsia="Calibri" w:hAnsi="Times New Roman" w:cs="Times New Roman"/>
-          <w:sz w:val="24"/>
-          <w:szCs w:val="24"/>
-        </w:rPr>
-        <w:t xml:space="preserve">, </w:t>
-      </w:r>
-      <w:r>
-        <w:rPr>
-          <w:rFonts w:ascii="Times New Roman" w:eastAsia="Calibri" w:hAnsi="Times New Roman" w:cs="Times New Roman"/>
-          <w:sz w:val="24"/>
-          <w:szCs w:val="24"/>
-        </w:rPr>
-        <w:t xml:space="preserve">&amp; </w:t>
+        <w:t xml:space="preserve">Regalado, L., Uddin, M. M., &amp; </w:t>
       </w:r>
       <w:r>
         <w:rPr>
@@ -14546,7 +15200,7 @@
           <w:sz w:val="24"/>
           <w:szCs w:val="24"/>
         </w:rPr>
-        <w:t>Awoyemi I. D</w:t>
+        <w:t>Awoyemi, I. D</w:t>
       </w:r>
       <w:r>
         <w:rPr>
@@ -14554,143 +15208,7 @@
           <w:sz w:val="24"/>
           <w:szCs w:val="24"/>
         </w:rPr>
-        <w:t>.</w:t>
-      </w:r>
-      <w:r>
-        <w:rPr>
-          <w:rFonts w:ascii="Times New Roman" w:eastAsia="Calibri" w:hAnsi="Times New Roman" w:cs="Times New Roman"/>
-          <w:sz w:val="24"/>
-          <w:szCs w:val="24"/>
-        </w:rPr>
-        <w:t xml:space="preserve"> </w:t>
-      </w:r>
-      <w:r>
-        <w:rPr>
-          <w:rFonts w:ascii="Times New Roman" w:eastAsia="Calibri" w:hAnsi="Times New Roman" w:cs="Times New Roman"/>
-          <w:sz w:val="24"/>
-          <w:szCs w:val="24"/>
-          <w:shd w:val="clear" w:color="auto" w:fill="FFFFFF"/>
-        </w:rPr>
-        <w:t>(</w:t>
-      </w:r>
-      <w:r>
-        <w:rPr>
-          <w:rFonts w:ascii="Times New Roman" w:eastAsia="Calibri" w:hAnsi="Times New Roman" w:cs="Times New Roman"/>
-          <w:sz w:val="24"/>
-          <w:szCs w:val="24"/>
-        </w:rPr>
-        <w:t>ITLC-Lilly</w:t>
-      </w:r>
-      <w:r>
-        <w:rPr>
-          <w:rFonts w:ascii="Times New Roman" w:eastAsia="Calibri" w:hAnsi="Times New Roman" w:cs="Times New Roman"/>
-          <w:sz w:val="24"/>
-          <w:szCs w:val="24"/>
-        </w:rPr>
-        <w:t xml:space="preserve"> </w:t>
-      </w:r>
-      <w:r>
-        <w:rPr>
-          <w:rFonts w:ascii="Times New Roman" w:eastAsia="Calibri" w:hAnsi="Times New Roman" w:cs="Times New Roman"/>
-          <w:sz w:val="24"/>
-          <w:szCs w:val="24"/>
-          <w:shd w:val="clear" w:color="auto" w:fill="FFFFFF"/>
-        </w:rPr>
-        <w:t>Accepted</w:t>
-      </w:r>
-      <w:r>
-        <w:rPr>
-          <w:rFonts w:ascii="Times New Roman" w:eastAsia="Calibri" w:hAnsi="Times New Roman" w:cs="Times New Roman"/>
-          <w:sz w:val="24"/>
-          <w:szCs w:val="24"/>
-        </w:rPr>
-        <w:t>,</w:t>
-      </w:r>
-      <w:r>
-        <w:rPr>
-          <w:rFonts w:ascii="Times New Roman" w:eastAsia="Calibri" w:hAnsi="Times New Roman" w:cs="Times New Roman"/>
-          <w:sz w:val="24"/>
-          <w:szCs w:val="24"/>
-          <w:shd w:val="clear" w:color="auto" w:fill="FFFFFF"/>
-        </w:rPr>
-        <w:t xml:space="preserve"> </w:t>
-      </w:r>
-      <w:r>
-        <w:rPr>
-          <w:rFonts w:ascii="Times New Roman" w:eastAsia="Calibri" w:hAnsi="Times New Roman" w:cs="Times New Roman"/>
-          <w:sz w:val="24"/>
-          <w:szCs w:val="24"/>
-          <w:shd w:val="clear" w:color="auto" w:fill="FFFFFF"/>
-        </w:rPr>
-        <w:t>May</w:t>
-      </w:r>
-      <w:r>
-        <w:rPr>
-          <w:rFonts w:ascii="Times New Roman" w:eastAsia="Calibri" w:hAnsi="Times New Roman" w:cs="Times New Roman"/>
-          <w:sz w:val="24"/>
-          <w:szCs w:val="24"/>
-          <w:shd w:val="clear" w:color="auto" w:fill="FFFFFF"/>
-        </w:rPr>
-        <w:t xml:space="preserve"> 202</w:t>
-      </w:r>
-      <w:r>
-        <w:rPr>
-          <w:rFonts w:ascii="Times New Roman" w:eastAsia="Calibri" w:hAnsi="Times New Roman" w:cs="Times New Roman"/>
-          <w:sz w:val="24"/>
-          <w:szCs w:val="24"/>
-          <w:shd w:val="clear" w:color="auto" w:fill="FFFFFF"/>
-        </w:rPr>
-        <w:t>6</w:t>
-      </w:r>
-      <w:r>
-        <w:rPr>
-          <w:rFonts w:ascii="Times New Roman" w:eastAsia="Calibri" w:hAnsi="Times New Roman" w:cs="Times New Roman"/>
-          <w:sz w:val="24"/>
-          <w:szCs w:val="24"/>
-          <w:shd w:val="clear" w:color="auto" w:fill="FFFFFF"/>
-        </w:rPr>
-        <w:t>)</w:t>
-      </w:r>
-      <w:r>
-        <w:rPr>
-          <w:rFonts w:ascii="Times New Roman" w:eastAsia="Calibri" w:hAnsi="Times New Roman" w:cs="Times New Roman"/>
-          <w:sz w:val="24"/>
-          <w:szCs w:val="24"/>
-          <w:shd w:val="clear" w:color="auto" w:fill="FFFFFF"/>
-        </w:rPr>
-        <w:t xml:space="preserve">. </w:t>
-      </w:r>
-      <w:r>
-        <w:rPr>
-          <w:rFonts w:ascii="Times New Roman" w:eastAsia="Calibri" w:hAnsi="Times New Roman" w:cs="Times New Roman"/>
-          <w:sz w:val="24"/>
-          <w:szCs w:val="24"/>
-        </w:rPr>
-        <w:t>Teaching Responsible AI Skills for Professional Success</w:t>
-      </w:r>
-      <w:r>
-        <w:rPr>
-          <w:rFonts w:ascii="Times New Roman" w:eastAsia="Calibri" w:hAnsi="Times New Roman" w:cs="Times New Roman"/>
-          <w:sz w:val="24"/>
-          <w:szCs w:val="24"/>
-        </w:rPr>
-        <w:t>.</w:t>
-      </w:r>
-      <w:r>
-        <w:rPr>
-          <w:rFonts w:ascii="Times New Roman" w:eastAsia="Calibri" w:hAnsi="Times New Roman" w:cs="Times New Roman"/>
-          <w:sz w:val="24"/>
-          <w:szCs w:val="24"/>
-        </w:rPr>
-        <w:t xml:space="preserve"> </w:t>
-      </w:r>
-      <w:r>
-        <w:rPr>
-          <w:rFonts w:ascii="Times New Roman" w:eastAsia="Calibri" w:hAnsi="Times New Roman" w:cs="Times New Roman"/>
-          <w:sz w:val="24"/>
-          <w:szCs w:val="24"/>
-        </w:rPr>
-        <w:t xml:space="preserve">AI and the Future of Evidence-Based Teaching in Higher Education in Austin, </w:t>
+        <w:t>. (2026, May 18–20). Teaching Responsible AI Skills for Professional Success. ITLC Lilly Conference, Austin, TX.</w:t>
       </w:r>
     </w:p>
     <w:p>
@@ -36181,7 +36699,6 @@
   <w:style w:type="character" w:default="1" w:styleId="DefaultParagraphFont">
     <w:name w:val="Default Paragraph Font"/>
     <w:uiPriority w:val="1"/>
-    <w:semiHidden/>
     <w:unhideWhenUsed/>
   </w:style>
   <w:style w:type="table" w:default="1" w:styleId="TableNormal">
@@ -36393,6 +36910,17 @@
     <w:rsid w:val="00D06E25"/>
     <w:rPr>
       <w:rFonts w:ascii="Lucida Sans Unicode" w:eastAsia="Lucida Sans Unicode" w:hAnsi="Lucida Sans Unicode" w:cs="Lucida Sans Unicode"/>
+    </w:rPr>
+  </w:style>
+  <w:style w:type="character" w:styleId="Emphasis">
+    <w:name w:val="Emphasis"/>
+    <w:basedOn w:val="DefaultParagraphFont"/>
+    <w:uiPriority w:val="20"/>
+    <w:qFormat/>
+    <w:rsid w:val="008B1324"/>
+    <w:rPr>
+      <w:i/>
+      <w:iCs/>
     </w:rPr>
   </w:style>
 </w:styles>

--- a/CV_David.docx
+++ b/CV_David.docx
@@ -35,18 +35,7 @@
           <w:sz w:val="40"/>
           <w:szCs w:val="40"/>
         </w:rPr>
-        <w:t xml:space="preserve"> </w:t>
-      </w:r>
-      <w:r>
-        <w:rPr>
-          <w:rFonts w:ascii="Times New Roman" w:hAnsi="Times New Roman" w:cs="Times New Roman"/>
-          <w:b/>
-          <w:bCs/>
-          <w:spacing w:val="-5"/>
-          <w:sz w:val="40"/>
-          <w:szCs w:val="40"/>
-        </w:rPr>
-        <w:t xml:space="preserve">David </w:t>
+        <w:t xml:space="preserve"> David </w:t>
       </w:r>
       <w:r>
         <w:rPr>
@@ -134,14 +123,6 @@
           <w:t>idawoyemi@crimson.ua.edu</w:t>
         </w:r>
       </w:hyperlink>
-      <w:r>
-        <w:rPr>
-          <w:rFonts w:ascii="Times New Roman" w:eastAsia="Calibri" w:hAnsi="Times New Roman" w:cs="Times New Roman"/>
-          <w:sz w:val="24"/>
-          <w:szCs w:val="24"/>
-        </w:rPr>
-        <w:t>;</w:t>
-      </w:r>
     </w:p>
     <w:p>
       <w:pPr>
@@ -538,6 +519,84 @@
                 <w:rFonts w:ascii="Times New Roman" w:hAnsi="Times New Roman" w:cs="Times New Roman"/>
                 <w:b/>
                 <w:bCs/>
+                <w:w w:val="90"/>
+                <w:sz w:val="24"/>
+                <w:szCs w:val="24"/>
+              </w:rPr>
+            </w:pPr>
+            <w:r>
+              <w:rPr>
+                <w:rFonts w:ascii="Times New Roman" w:hAnsi="Times New Roman" w:cs="Times New Roman"/>
+                <w:b/>
+                <w:bCs/>
+                <w:w w:val="90"/>
+                <w:sz w:val="24"/>
+                <w:szCs w:val="24"/>
+              </w:rPr>
+              <w:t>Graduate Certificate in College Teaching</w:t>
+            </w:r>
+          </w:p>
+          <w:p>
+            <w:pPr>
+              <w:pStyle w:val="BodyText"/>
+              <w:ind w:left="0" w:firstLine="0"/>
+              <w:rPr>
+                <w:rFonts w:ascii="Times New Roman" w:hAnsi="Times New Roman" w:cs="Times New Roman"/>
+                <w:sz w:val="24"/>
+                <w:szCs w:val="24"/>
+              </w:rPr>
+            </w:pPr>
+            <w:r>
+              <w:rPr>
+                <w:rFonts w:ascii="Times New Roman" w:hAnsi="Times New Roman" w:cs="Times New Roman"/>
+                <w:sz w:val="24"/>
+                <w:szCs w:val="24"/>
+              </w:rPr>
+              <w:t>University of Alabama, Tuscaloosa, AL (12-credit, four-course sequence)</w:t>
+            </w:r>
+          </w:p>
+        </w:tc>
+        <w:tc>
+          <w:tcPr>
+            <w:tcW w:w="1998" w:type="dxa"/>
+          </w:tcPr>
+          <w:p>
+            <w:pPr>
+              <w:pStyle w:val="BodyText"/>
+              <w:ind w:left="0" w:firstLine="0"/>
+              <w:jc w:val="right"/>
+              <w:rPr>
+                <w:rFonts w:ascii="Times New Roman" w:hAnsi="Times New Roman" w:cs="Times New Roman"/>
+                <w:spacing w:val="-2"/>
+                <w:sz w:val="24"/>
+                <w:szCs w:val="24"/>
+              </w:rPr>
+            </w:pPr>
+            <w:r>
+              <w:rPr>
+                <w:rFonts w:ascii="Times New Roman" w:hAnsi="Times New Roman" w:cs="Times New Roman"/>
+                <w:spacing w:val="-2"/>
+                <w:sz w:val="24"/>
+                <w:szCs w:val="24"/>
+              </w:rPr>
+              <w:t>2025</w:t>
+            </w:r>
+          </w:p>
+        </w:tc>
+      </w:tr>
+      <w:tr>
+        <w:tc>
+          <w:tcPr>
+            <w:tcW w:w="9115" w:type="dxa"/>
+          </w:tcPr>
+          <w:p>
+            <w:pPr>
+              <w:pStyle w:val="BodyText"/>
+              <w:ind w:left="0" w:firstLine="0"/>
+              <w:rPr>
+                <w:rFonts w:ascii="Times New Roman" w:hAnsi="Times New Roman" w:cs="Times New Roman"/>
+                <w:b/>
+                <w:bCs/>
                 <w:spacing w:val="-2"/>
                 <w:w w:val="90"/>
                 <w:sz w:val="24"/>
@@ -1082,18 +1141,7 @@
                 <w:sz w:val="24"/>
                 <w:szCs w:val="24"/>
               </w:rPr>
-              <w:t>RESEARCH</w:t>
-            </w:r>
-            <w:r>
-              <w:rPr>
-                <w:rFonts w:ascii="Times New Roman" w:hAnsi="Times New Roman" w:cs="Times New Roman"/>
-                <w:b/>
-                <w:bCs/>
-                <w:spacing w:val="-3"/>
-                <w:sz w:val="24"/>
-                <w:szCs w:val="24"/>
-              </w:rPr>
-              <w:t xml:space="preserve"> </w:t>
+              <w:t xml:space="preserve">RESEARCH </w:t>
             </w:r>
             <w:r>
               <w:rPr>
@@ -5158,6 +5206,14 @@
         <w:tblStyle w:val="TableGrid"/>
         <w:tblpPr w:leftFromText="180" w:rightFromText="180" w:vertAnchor="text" w:horzAnchor="margin" w:tblpX="108" w:tblpY="25"/>
         <w:tblW w:w="11088" w:type="dxa"/>
+        <w:tblBorders>
+          <w:top w:val="none" w:sz="0" w:space="0" w:color="auto"/>
+          <w:left w:val="none" w:sz="0" w:space="0" w:color="auto"/>
+          <w:bottom w:val="none" w:sz="0" w:space="0" w:color="auto"/>
+          <w:right w:val="none" w:sz="0" w:space="0" w:color="auto"/>
+          <w:insideH w:val="none" w:sz="0" w:space="0" w:color="auto"/>
+          <w:insideV w:val="none" w:sz="0" w:space="0" w:color="auto"/>
+        </w:tblBorders>
         <w:tblLook w:val="04A0" w:firstRow="1" w:lastRow="0" w:firstColumn="1" w:lastColumn="0" w:noHBand="0" w:noVBand="1"/>
       </w:tblPr>
       <w:tblGrid>
@@ -5205,7 +5261,6 @@
               <w:tabs>
                 <w:tab w:val="left" w:pos="8913"/>
               </w:tabs>
-              <w:spacing w:line="298" w:lineRule="exact"/>
               <w:ind w:left="90"/>
               <w:rPr>
                 <w:rFonts w:ascii="Times New Roman" w:hAnsi="Times New Roman" w:cs="Times New Roman"/>
@@ -5243,7 +5298,195 @@
                 <w:sz w:val="24"/>
                 <w:szCs w:val="24"/>
               </w:rPr>
-              <w:t>The University of Alabama, Tuscaloosa, AL, United States</w:t>
+              <w:t xml:space="preserve"> The University of Alabama, Tuscaloosa, AL, United States</w:t>
+            </w:r>
+          </w:p>
+          <w:p>
+            <w:pPr>
+              <w:pStyle w:val="ListParagraph"/>
+              <w:numPr>
+                <w:ilvl w:val="0"/>
+                <w:numId w:val="50"/>
+              </w:numPr>
+              <w:tabs>
+                <w:tab w:val="left" w:pos="8913"/>
+              </w:tabs>
+              <w:ind w:left="180" w:hanging="180"/>
+              <w:rPr>
+                <w:rFonts w:ascii="Times New Roman" w:hAnsi="Times New Roman" w:cs="Times New Roman"/>
+                <w:w w:val="90"/>
+                <w:sz w:val="24"/>
+                <w:szCs w:val="24"/>
+              </w:rPr>
+            </w:pPr>
+            <w:r>
+              <w:rPr>
+                <w:rFonts w:ascii="Times New Roman" w:hAnsi="Times New Roman" w:cs="Times New Roman"/>
+                <w:w w:val="90"/>
+                <w:sz w:val="24"/>
+                <w:szCs w:val="24"/>
+              </w:rPr>
+              <w:t xml:space="preserve">Co-designed and developed </w:t>
+            </w:r>
+            <w:r>
+              <w:rPr>
+                <w:rFonts w:ascii="Times New Roman" w:hAnsi="Times New Roman" w:cs="Times New Roman"/>
+                <w:i/>
+                <w:iCs/>
+                <w:w w:val="90"/>
+                <w:sz w:val="24"/>
+                <w:szCs w:val="24"/>
+              </w:rPr>
+              <w:t>AI Fluency for the Workforce</w:t>
+            </w:r>
+            <w:r>
+              <w:rPr>
+                <w:rFonts w:ascii="Times New Roman" w:hAnsi="Times New Roman" w:cs="Times New Roman"/>
+                <w:w w:val="90"/>
+                <w:sz w:val="24"/>
+                <w:szCs w:val="24"/>
+              </w:rPr>
+              <w:t xml:space="preserve"> (CIE 499), an undergraduate course integrating applied AI, ethics, and workforce readiness competencies.</w:t>
+            </w:r>
+          </w:p>
+          <w:p>
+            <w:pPr>
+              <w:pStyle w:val="ListParagraph"/>
+              <w:numPr>
+                <w:ilvl w:val="0"/>
+                <w:numId w:val="50"/>
+              </w:numPr>
+              <w:tabs>
+                <w:tab w:val="left" w:pos="8913"/>
+              </w:tabs>
+              <w:ind w:left="180" w:hanging="180"/>
+              <w:rPr>
+                <w:rFonts w:ascii="Times New Roman" w:hAnsi="Times New Roman" w:cs="Times New Roman"/>
+                <w:w w:val="90"/>
+                <w:sz w:val="24"/>
+                <w:szCs w:val="24"/>
+              </w:rPr>
+            </w:pPr>
+            <w:r>
+              <w:rPr>
+                <w:rFonts w:ascii="Times New Roman" w:hAnsi="Times New Roman" w:cs="Times New Roman"/>
+                <w:w w:val="90"/>
+                <w:sz w:val="24"/>
+                <w:szCs w:val="24"/>
+              </w:rPr>
+              <w:t>Delivered instruction and facilitated active learning for ~30 students, supporting mastery of AI concepts and real-world applications.</w:t>
+            </w:r>
+          </w:p>
+          <w:p>
+            <w:pPr>
+              <w:pStyle w:val="ListParagraph"/>
+              <w:numPr>
+                <w:ilvl w:val="0"/>
+                <w:numId w:val="50"/>
+              </w:numPr>
+              <w:tabs>
+                <w:tab w:val="left" w:pos="8913"/>
+              </w:tabs>
+              <w:ind w:left="180" w:hanging="180"/>
+              <w:rPr>
+                <w:rFonts w:ascii="Times New Roman" w:hAnsi="Times New Roman" w:cs="Times New Roman"/>
+                <w:w w:val="90"/>
+                <w:sz w:val="24"/>
+                <w:szCs w:val="24"/>
+              </w:rPr>
+            </w:pPr>
+            <w:r>
+              <w:rPr>
+                <w:rFonts w:ascii="Times New Roman" w:hAnsi="Times New Roman" w:cs="Times New Roman"/>
+                <w:w w:val="90"/>
+                <w:sz w:val="24"/>
+                <w:szCs w:val="24"/>
+              </w:rPr>
+              <w:t>Designed and evaluated scaffolded assignments (e.g., AI toolkit, portfolio artifacts, chatbot development), providing timely and constructive feedback to enhance student performance.</w:t>
+            </w:r>
+          </w:p>
+          <w:p>
+            <w:pPr>
+              <w:pStyle w:val="ListParagraph"/>
+              <w:numPr>
+                <w:ilvl w:val="0"/>
+                <w:numId w:val="50"/>
+              </w:numPr>
+              <w:tabs>
+                <w:tab w:val="left" w:pos="8913"/>
+              </w:tabs>
+              <w:ind w:left="180" w:hanging="180"/>
+              <w:rPr>
+                <w:rFonts w:ascii="Times New Roman" w:hAnsi="Times New Roman" w:cs="Times New Roman"/>
+                <w:w w:val="90"/>
+                <w:sz w:val="24"/>
+                <w:szCs w:val="24"/>
+              </w:rPr>
+            </w:pPr>
+            <w:r>
+              <w:rPr>
+                <w:rFonts w:ascii="Times New Roman" w:hAnsi="Times New Roman" w:cs="Times New Roman"/>
+                <w:w w:val="90"/>
+                <w:sz w:val="24"/>
+                <w:szCs w:val="24"/>
+              </w:rPr>
+              <w:t>Implemented project-based and experiential learning strategies to strengthen critical thinking, responsible AI use, and professional skills.</w:t>
+            </w:r>
+          </w:p>
+          <w:p>
+            <w:pPr>
+              <w:pStyle w:val="ListParagraph"/>
+              <w:numPr>
+                <w:ilvl w:val="0"/>
+                <w:numId w:val="50"/>
+              </w:numPr>
+              <w:tabs>
+                <w:tab w:val="left" w:pos="8913"/>
+              </w:tabs>
+              <w:ind w:left="180" w:hanging="180"/>
+              <w:rPr>
+                <w:rFonts w:ascii="Times New Roman" w:hAnsi="Times New Roman" w:cs="Times New Roman"/>
+                <w:w w:val="90"/>
+                <w:sz w:val="24"/>
+                <w:szCs w:val="24"/>
+              </w:rPr>
+            </w:pPr>
+            <w:r>
+              <w:rPr>
+                <w:rFonts w:ascii="Times New Roman" w:hAnsi="Times New Roman" w:cs="Times New Roman"/>
+                <w:w w:val="90"/>
+                <w:sz w:val="24"/>
+                <w:szCs w:val="24"/>
+              </w:rPr>
+              <w:t>Collaborated with faculty on curriculum development, aligning course content with emerging industry needs and institutional AI initiatives.</w:t>
+            </w:r>
+          </w:p>
+          <w:p>
+            <w:pPr>
+              <w:pStyle w:val="ListParagraph"/>
+              <w:numPr>
+                <w:ilvl w:val="0"/>
+                <w:numId w:val="50"/>
+              </w:numPr>
+              <w:tabs>
+                <w:tab w:val="left" w:pos="8913"/>
+              </w:tabs>
+              <w:ind w:left="180" w:hanging="180"/>
+              <w:rPr>
+                <w:rFonts w:ascii="Times New Roman" w:hAnsi="Times New Roman" w:cs="Times New Roman"/>
+                <w:w w:val="90"/>
+                <w:sz w:val="24"/>
+                <w:szCs w:val="24"/>
+              </w:rPr>
+            </w:pPr>
+            <w:r>
+              <w:rPr>
+                <w:rFonts w:ascii="Times New Roman" w:hAnsi="Times New Roman" w:cs="Times New Roman"/>
+                <w:w w:val="90"/>
+                <w:sz w:val="24"/>
+                <w:szCs w:val="24"/>
+              </w:rPr>
+              <w:t>Managed the Blackboard learning environment, monitored student progress, and communicated course updates to enrich the learning experience.</w:t>
             </w:r>
           </w:p>
           <w:p>
@@ -5252,101 +5495,7 @@
                 <w:tab w:val="left" w:pos="8913"/>
               </w:tabs>
               <w:spacing w:line="298" w:lineRule="exact"/>
-              <w:ind w:left="90"/>
-              <w:rPr>
-                <w:rFonts w:ascii="Times New Roman" w:hAnsi="Times New Roman" w:cs="Times New Roman"/>
-                <w:w w:val="90"/>
-                <w:sz w:val="24"/>
-                <w:szCs w:val="24"/>
-              </w:rPr>
-            </w:pPr>
-            <w:r>
-              <w:rPr>
-                <w:rFonts w:ascii="Times New Roman" w:hAnsi="Times New Roman" w:cs="Times New Roman"/>
-                <w:w w:val="90"/>
-                <w:sz w:val="24"/>
-                <w:szCs w:val="24"/>
-              </w:rPr>
-              <w:t xml:space="preserve">• Co-designed and developed </w:t>
-            </w:r>
-            <w:r>
-              <w:rPr>
-                <w:rFonts w:ascii="Times New Roman" w:hAnsi="Times New Roman" w:cs="Times New Roman"/>
-                <w:i/>
-                <w:iCs/>
-                <w:w w:val="90"/>
-                <w:sz w:val="24"/>
-                <w:szCs w:val="24"/>
-              </w:rPr>
-              <w:t>AI Fluency for the Workforce</w:t>
-            </w:r>
-            <w:r>
-              <w:rPr>
-                <w:rFonts w:ascii="Times New Roman" w:hAnsi="Times New Roman" w:cs="Times New Roman"/>
-                <w:w w:val="90"/>
-                <w:sz w:val="24"/>
-                <w:szCs w:val="24"/>
-              </w:rPr>
-              <w:t xml:space="preserve"> (CIE 499), an undergraduate course integrating applied AI, ethics, and workforce readiness competencies.</w:t>
-            </w:r>
-            <w:r>
-              <w:rPr>
-                <w:rFonts w:ascii="Times New Roman" w:hAnsi="Times New Roman" w:cs="Times New Roman"/>
-                <w:w w:val="90"/>
-                <w:sz w:val="24"/>
-                <w:szCs w:val="24"/>
-              </w:rPr>
-              <w:br/>
-              <w:t>• Delivered instruction and facilitated active learning for ~30 students, supporting mastery of AI concepts and real-world applications.</w:t>
-            </w:r>
-            <w:r>
-              <w:rPr>
-                <w:rFonts w:ascii="Times New Roman" w:hAnsi="Times New Roman" w:cs="Times New Roman"/>
-                <w:w w:val="90"/>
-                <w:sz w:val="24"/>
-                <w:szCs w:val="24"/>
-              </w:rPr>
-              <w:br/>
-              <w:t>• Designed and evaluated scaffolded assignments (e.g., AI toolkit, portfolio artifacts, chatbot development), providing timely and constructive feedback to enhance student performance.</w:t>
-            </w:r>
-            <w:r>
-              <w:rPr>
-                <w:rFonts w:ascii="Times New Roman" w:hAnsi="Times New Roman" w:cs="Times New Roman"/>
-                <w:w w:val="90"/>
-                <w:sz w:val="24"/>
-                <w:szCs w:val="24"/>
-              </w:rPr>
-              <w:br/>
-              <w:t>• Implemented project-based and experiential learning strategies to strengthen critical thinking, responsible AI use, and professional skills.</w:t>
-            </w:r>
-            <w:r>
-              <w:rPr>
-                <w:rFonts w:ascii="Times New Roman" w:hAnsi="Times New Roman" w:cs="Times New Roman"/>
-                <w:w w:val="90"/>
-                <w:sz w:val="24"/>
-                <w:szCs w:val="24"/>
-              </w:rPr>
-              <w:br/>
-              <w:t>• Collaborated with faculty on curriculum development, aligning course content with emerging industry needs and institutional AI initiatives.</w:t>
-            </w:r>
-            <w:r>
-              <w:rPr>
-                <w:rFonts w:ascii="Times New Roman" w:hAnsi="Times New Roman" w:cs="Times New Roman"/>
-                <w:w w:val="90"/>
-                <w:sz w:val="24"/>
-                <w:szCs w:val="24"/>
-              </w:rPr>
-              <w:br/>
-              <w:t>• Managed the Blackboard learning environment, monitored student progress, and communicated course updates to enrich the learning experience.</w:t>
-            </w:r>
-          </w:p>
-          <w:p>
-            <w:pPr>
-              <w:tabs>
-                <w:tab w:val="left" w:pos="8913"/>
-              </w:tabs>
-              <w:spacing w:line="298" w:lineRule="exact"/>
-              <w:ind w:left="90"/>
+              <w:ind w:left="450"/>
               <w:rPr>
                 <w:rFonts w:ascii="Times New Roman" w:hAnsi="Times New Roman" w:cs="Times New Roman"/>
                 <w:b/>
@@ -5401,18 +5550,7 @@
                 <w:sz w:val="24"/>
                 <w:szCs w:val="24"/>
               </w:rPr>
-              <w:t xml:space="preserve">Assistant </w:t>
-            </w:r>
-            <w:r>
-              <w:rPr>
-                <w:rFonts w:ascii="Times New Roman" w:hAnsi="Times New Roman" w:cs="Times New Roman"/>
-                <w:b/>
-                <w:bCs/>
-                <w:spacing w:val="-2"/>
-                <w:sz w:val="24"/>
-                <w:szCs w:val="24"/>
-              </w:rPr>
-              <w:t xml:space="preserve">                                                                                      </w:t>
+              <w:t xml:space="preserve">Assistant                                                                                       </w:t>
             </w:r>
             <w:r>
               <w:rPr>
@@ -5913,7 +6051,8 @@
               <w:ind w:left="216" w:right="90" w:firstLine="0"/>
               <w:contextualSpacing/>
               <w:rPr>
-                <w:rFonts w:ascii="Times New Roman" w:eastAsia="Times New Roman" w:hAnsi="Times New Roman" w:cs="Times New Roman"/>
+                <w:rFonts w:ascii="Times New Roman" w:hAnsi="Times New Roman" w:cs="Times New Roman"/>
+                <w:w w:val="105"/>
                 <w:sz w:val="24"/>
                 <w:szCs w:val="24"/>
               </w:rPr>
@@ -6251,7 +6390,7 @@
                 <w:sz w:val="24"/>
                 <w:szCs w:val="24"/>
               </w:rPr>
-              <w:t>experience</w:t>
+              <w:t>experience.</w:t>
             </w:r>
           </w:p>
         </w:tc>
@@ -6559,7 +6698,6 @@
                 <w:tab w:val="left" w:pos="8913"/>
               </w:tabs>
               <w:spacing w:line="298" w:lineRule="exact"/>
-              <w:ind w:left="90"/>
               <w:rPr>
                 <w:rFonts w:ascii="Times New Roman" w:hAnsi="Times New Roman" w:cs="Times New Roman"/>
                 <w:b/>
@@ -6674,7 +6812,7 @@
                 <w:sz w:val="24"/>
                 <w:szCs w:val="24"/>
               </w:rPr>
-              <w:t>Guest Lecture — University of Alabama</w:t>
+              <w:t>Guest Lecture, University of Alabama</w:t>
             </w:r>
             <w:r>
               <w:rPr>
@@ -6709,57 +6847,7 @@
                 <w:sz w:val="24"/>
                 <w:szCs w:val="24"/>
               </w:rPr>
-              <w:t xml:space="preserve"> </w:t>
-            </w:r>
-            <w:r>
-              <w:rPr>
-                <w:rFonts w:ascii="Times New Roman" w:eastAsia="Times New Roman" w:hAnsi="Times New Roman" w:cs="Times New Roman"/>
-                <w:sz w:val="24"/>
-                <w:szCs w:val="24"/>
-              </w:rPr>
-              <w:t xml:space="preserve">Introduction to Immersive Virtual Reality (IVR) in Facilitating Multimedia Learning. Invited to present an overview of IVR applications in educational contexts, emphasizing cognitive and experiential learning principles. Behavioral and </w:t>
-            </w:r>
-            <w:proofErr w:type="spellStart"/>
-            <w:r>
-              <w:rPr>
-                <w:rFonts w:ascii="Times New Roman" w:eastAsia="Times New Roman" w:hAnsi="Times New Roman" w:cs="Times New Roman"/>
-                <w:sz w:val="24"/>
-                <w:szCs w:val="24"/>
-              </w:rPr>
-              <w:t>Microgenetic</w:t>
-            </w:r>
-            <w:proofErr w:type="spellEnd"/>
-            <w:r>
-              <w:rPr>
-                <w:rFonts w:ascii="Times New Roman" w:eastAsia="Times New Roman" w:hAnsi="Times New Roman" w:cs="Times New Roman"/>
-                <w:sz w:val="24"/>
-                <w:szCs w:val="24"/>
-              </w:rPr>
-              <w:t xml:space="preserve"> Analysis. Designed and led an interactive workshop exploring methods for analyzing learning processes over time, with a focus on applied research</w:t>
-            </w:r>
-            <w:r>
-              <w:rPr>
-                <w:rFonts w:ascii="Times New Roman" w:eastAsia="Times New Roman" w:hAnsi="Times New Roman" w:cs="Times New Roman"/>
-                <w:sz w:val="24"/>
-                <w:szCs w:val="24"/>
-              </w:rPr>
-              <w:t>.</w:t>
-            </w:r>
-            <w:r>
-              <w:rPr>
-                <w:rFonts w:ascii="Times New Roman" w:eastAsia="Times New Roman" w:hAnsi="Times New Roman" w:cs="Times New Roman"/>
-                <w:sz w:val="24"/>
-                <w:szCs w:val="24"/>
-              </w:rPr>
-              <w:t xml:space="preserve"> </w:t>
-            </w:r>
-            <w:r>
-              <w:rPr>
-                <w:rFonts w:ascii="Times New Roman" w:eastAsia="Times New Roman" w:hAnsi="Times New Roman" w:cs="Times New Roman"/>
-                <w:sz w:val="24"/>
-                <w:szCs w:val="24"/>
-              </w:rPr>
-              <w:t xml:space="preserve">       </w:t>
+              <w:t xml:space="preserve"> Introduction to Immersive Virtual Reality (IVR) in Facilitating Multimedia Learning. Invited to present an overview of IVR applications in educational contexts, emphasizing cognitive and experiential learning principles. Behavioral and Microgenetic Analysis. Designed and led an interactive workshop exploring methods for analyzing learning processes over time, with a focus on applied research.        </w:t>
             </w:r>
           </w:p>
         </w:tc>
@@ -6834,7 +6922,7 @@
                 <w:sz w:val="24"/>
                 <w:szCs w:val="24"/>
               </w:rPr>
-              <w:t xml:space="preserve">Guest Lecture and Interview — Pepperdine University </w:t>
+              <w:t xml:space="preserve">Guest Lecture and Interview, Pepperdine University </w:t>
             </w:r>
           </w:p>
           <w:p>
@@ -7037,7 +7125,7 @@
                 <w:sz w:val="24"/>
                 <w:szCs w:val="24"/>
               </w:rPr>
-              <w:t>Guest Lecture — University of Alabama</w:t>
+              <w:t>Guest Lecture, University of Alabama</w:t>
             </w:r>
             <w:r>
               <w:rPr>
@@ -7054,25 +7142,7 @@
                 <w:szCs w:val="24"/>
               </w:rPr>
               <w:tab/>
-              <w:t xml:space="preserve">                                                                 Introduction to Immersive Virtual Reality (IVR) in Facilitating Multimedia Learning. Invited to present an overview of IVR applications in educational contexts, emphasizing cognitive and experiential learning principles. Behavioral and </w:t>
-            </w:r>
-            <w:proofErr w:type="spellStart"/>
-            <w:r>
-              <w:rPr>
-                <w:rFonts w:ascii="Times New Roman" w:eastAsia="Times New Roman" w:hAnsi="Times New Roman" w:cs="Times New Roman"/>
-                <w:sz w:val="24"/>
-                <w:szCs w:val="24"/>
-              </w:rPr>
-              <w:t>Microgenetic</w:t>
-            </w:r>
-            <w:proofErr w:type="spellEnd"/>
-            <w:r>
-              <w:rPr>
-                <w:rFonts w:ascii="Times New Roman" w:eastAsia="Times New Roman" w:hAnsi="Times New Roman" w:cs="Times New Roman"/>
-                <w:sz w:val="24"/>
-                <w:szCs w:val="24"/>
-              </w:rPr>
-              <w:t xml:space="preserve"> Analysis. Designed and led an interactive workshop exploring methods for analyzing learning processes over time, with a focus on applied research techniques.    </w:t>
+              <w:t xml:space="preserve">                                                                 Introduction to Immersive Virtual Reality (IVR) in Facilitating Multimedia Learning. Invited to present an overview of IVR applications in educational contexts, emphasizing cognitive and experiential learning principles. Behavioral and Microgenetic Analysis. Designed and led an interactive workshop exploring methods for analyzing learning processes over time, with a focus on applied research techniques.    </w:t>
             </w:r>
           </w:p>
         </w:tc>
@@ -8307,7 +8377,6 @@
               </w:rPr>
               <w:t xml:space="preserve"> </w:t>
             </w:r>
-            <w:proofErr w:type="gramStart"/>
             <w:r>
               <w:rPr>
                 <w:rFonts w:ascii="Times New Roman" w:hAnsi="Times New Roman" w:cs="Times New Roman"/>
@@ -8336,7 +8405,6 @@
               </w:rPr>
               <w:t>of</w:t>
             </w:r>
-            <w:proofErr w:type="gramEnd"/>
             <w:r>
               <w:rPr>
                 <w:rFonts w:ascii="Times New Roman" w:hAnsi="Times New Roman" w:cs="Times New Roman"/>
@@ -9147,16 +9215,7 @@
                 <w:sz w:val="24"/>
                 <w:szCs w:val="24"/>
               </w:rPr>
-              <w:t>10/2016</w:t>
-            </w:r>
-            <w:r>
-              <w:rPr>
-                <w:rFonts w:ascii="Times New Roman" w:hAnsi="Times New Roman" w:cs="Times New Roman"/>
-                <w:w w:val="90"/>
-                <w:sz w:val="24"/>
-                <w:szCs w:val="24"/>
-              </w:rPr>
-              <w:t>-</w:t>
+              <w:t>10/2016-</w:t>
             </w:r>
             <w:r>
               <w:rPr>
@@ -9259,7 +9318,6 @@
                 <w:szCs w:val="24"/>
               </w:rPr>
             </w:pPr>
-            <w:proofErr w:type="spellStart"/>
             <w:r>
               <w:rPr>
                 <w:rFonts w:ascii="Times New Roman" w:hAnsi="Times New Roman" w:cs="Times New Roman"/>
@@ -9269,7 +9327,6 @@
               </w:rPr>
               <w:t>Abarikpo</w:t>
             </w:r>
-            <w:proofErr w:type="spellEnd"/>
             <w:r>
               <w:rPr>
                 <w:rFonts w:ascii="Times New Roman" w:hAnsi="Times New Roman" w:cs="Times New Roman"/>
@@ -9336,7 +9393,6 @@
               </w:rPr>
               <w:t xml:space="preserve">, </w:t>
             </w:r>
-            <w:proofErr w:type="spellStart"/>
             <w:r>
               <w:rPr>
                 <w:rFonts w:ascii="Times New Roman" w:hAnsi="Times New Roman" w:cs="Times New Roman"/>
@@ -9345,18 +9401,7 @@
                 <w:sz w:val="24"/>
                 <w:szCs w:val="24"/>
               </w:rPr>
-              <w:t>Ahoada</w:t>
-            </w:r>
-            <w:proofErr w:type="spellEnd"/>
-            <w:r>
-              <w:rPr>
-                <w:rFonts w:ascii="Times New Roman" w:hAnsi="Times New Roman" w:cs="Times New Roman"/>
-                <w:spacing w:val="-7"/>
-                <w:position w:val="1"/>
-                <w:sz w:val="24"/>
-                <w:szCs w:val="24"/>
-              </w:rPr>
-              <w:t xml:space="preserve">, </w:t>
+              <w:t xml:space="preserve">Ahoada, </w:t>
             </w:r>
             <w:r>
               <w:rPr>
@@ -10241,16 +10286,7 @@
                 <w:sz w:val="24"/>
                 <w:szCs w:val="24"/>
               </w:rPr>
-              <w:t xml:space="preserve">  </w:t>
-            </w:r>
-            <w:r>
-              <w:rPr>
-                <w:rFonts w:ascii="Times New Roman" w:hAnsi="Times New Roman" w:cs="Times New Roman"/>
-                <w:w w:val="90"/>
-                <w:sz w:val="24"/>
-                <w:szCs w:val="24"/>
-              </w:rPr>
-              <w:t>1/2015</w:t>
+              <w:t xml:space="preserve">  1/2015</w:t>
             </w:r>
             <w:r>
               <w:rPr>
@@ -10270,17 +10306,7 @@
                 <w:sz w:val="24"/>
                 <w:szCs w:val="24"/>
               </w:rPr>
-              <w:t>1/2016</w:t>
-            </w:r>
-            <w:r>
-              <w:rPr>
-                <w:rFonts w:ascii="Times New Roman" w:hAnsi="Times New Roman" w:cs="Times New Roman"/>
-                <w:spacing w:val="-2"/>
-                <w:w w:val="90"/>
-                <w:sz w:val="24"/>
-                <w:szCs w:val="24"/>
-              </w:rPr>
-              <w:t xml:space="preserve"> </w:t>
+              <w:t xml:space="preserve">1/2016 </w:t>
             </w:r>
           </w:p>
         </w:tc>
@@ -10389,6 +10415,15 @@
           <w:szCs w:val="24"/>
           <w:shd w:val="clear" w:color="auto" w:fill="FFFFFF"/>
         </w:rPr>
+        <w:t>2</w:t>
+      </w:r>
+      <w:r>
+        <w:rPr>
+          <w:rFonts w:ascii="Times New Roman" w:eastAsia="Calibri" w:hAnsi="Times New Roman" w:cs="Times New Roman"/>
+          <w:sz w:val="24"/>
+          <w:szCs w:val="24"/>
+          <w:shd w:val="clear" w:color="auto" w:fill="FFFFFF"/>
+        </w:rPr>
         <w:t>1</w:t>
       </w:r>
       <w:r>
@@ -10398,7 +10433,7 @@
           <w:szCs w:val="24"/>
           <w:shd w:val="clear" w:color="auto" w:fill="FFFFFF"/>
         </w:rPr>
-        <w:t>9</w:t>
+        <w:t>b</w:t>
       </w:r>
       <w:r>
         <w:rPr>
@@ -10427,8 +10462,9 @@
           <w:szCs w:val="24"/>
           <w:shd w:val="clear" w:color="auto" w:fill="FFFFFF"/>
         </w:rPr>
-        <w:t xml:space="preserve"> Moon, J.,</w:t>
-      </w:r>
+        <w:t xml:space="preserve"> Moon, J., Aldemir, T., </w:t>
+      </w:r>
+      <w:proofErr w:type="spellStart"/>
       <w:r>
         <w:rPr>
           <w:rFonts w:ascii="Times New Roman" w:eastAsia="Times New Roman" w:hAnsi="Times New Roman" w:cs="Times New Roman"/>
@@ -10436,8 +10472,9 @@
           <w:szCs w:val="24"/>
           <w:shd w:val="clear" w:color="auto" w:fill="FFFFFF"/>
         </w:rPr>
-        <w:t xml:space="preserve"> </w:t>
-      </w:r>
+        <w:t>Ghooreian</w:t>
+      </w:r>
+      <w:proofErr w:type="spellEnd"/>
       <w:r>
         <w:rPr>
           <w:rFonts w:ascii="Times New Roman" w:eastAsia="Times New Roman" w:hAnsi="Times New Roman" w:cs="Times New Roman"/>
@@ -10445,8 +10482,9 @@
           <w:szCs w:val="24"/>
           <w:shd w:val="clear" w:color="auto" w:fill="FFFFFF"/>
         </w:rPr>
-        <w:t>Aldemir</w:t>
-      </w:r>
+        <w:t xml:space="preserve">, A., &amp; </w:t>
+      </w:r>
+      <w:proofErr w:type="spellStart"/>
       <w:r>
         <w:rPr>
           <w:rFonts w:ascii="Times New Roman" w:eastAsia="Times New Roman" w:hAnsi="Times New Roman" w:cs="Times New Roman"/>
@@ -10454,8 +10492,9 @@
           <w:szCs w:val="24"/>
           <w:shd w:val="clear" w:color="auto" w:fill="FFFFFF"/>
         </w:rPr>
-        <w:t>, T.</w:t>
-      </w:r>
+        <w:t>Sabanwar</w:t>
+      </w:r>
+      <w:proofErr w:type="spellEnd"/>
       <w:r>
         <w:rPr>
           <w:rFonts w:ascii="Times New Roman" w:eastAsia="Times New Roman" w:hAnsi="Times New Roman" w:cs="Times New Roman"/>
@@ -10463,119 +10502,7 @@
           <w:szCs w:val="24"/>
           <w:shd w:val="clear" w:color="auto" w:fill="FFFFFF"/>
         </w:rPr>
-        <w:t xml:space="preserve">, </w:t>
-      </w:r>
-      <w:proofErr w:type="spellStart"/>
-      <w:r>
-        <w:rPr>
-          <w:rFonts w:ascii="Times New Roman" w:eastAsia="Times New Roman" w:hAnsi="Times New Roman" w:cs="Times New Roman"/>
-          <w:sz w:val="24"/>
-          <w:szCs w:val="24"/>
-          <w:shd w:val="clear" w:color="auto" w:fill="FFFFFF"/>
-        </w:rPr>
-        <w:t>Ghooreian</w:t>
-      </w:r>
-      <w:proofErr w:type="spellEnd"/>
-      <w:r>
-        <w:rPr>
-          <w:rFonts w:ascii="Times New Roman" w:eastAsia="Times New Roman" w:hAnsi="Times New Roman" w:cs="Times New Roman"/>
-          <w:sz w:val="24"/>
-          <w:szCs w:val="24"/>
-          <w:shd w:val="clear" w:color="auto" w:fill="FFFFFF"/>
-        </w:rPr>
-        <w:t>, A.</w:t>
-      </w:r>
-      <w:r>
-        <w:rPr>
-          <w:rFonts w:ascii="Times New Roman" w:eastAsia="Times New Roman" w:hAnsi="Times New Roman" w:cs="Times New Roman"/>
-          <w:sz w:val="24"/>
-          <w:szCs w:val="24"/>
-          <w:shd w:val="clear" w:color="auto" w:fill="FFFFFF"/>
-        </w:rPr>
-        <w:t xml:space="preserve">, </w:t>
-      </w:r>
-      <w:r>
-        <w:rPr>
-          <w:rFonts w:ascii="Times New Roman" w:eastAsia="Times New Roman" w:hAnsi="Times New Roman" w:cs="Times New Roman"/>
-          <w:sz w:val="24"/>
-          <w:szCs w:val="24"/>
-          <w:shd w:val="clear" w:color="auto" w:fill="FFFFFF"/>
-        </w:rPr>
-        <w:t>&amp;</w:t>
-      </w:r>
-      <w:r>
-        <w:rPr>
-          <w:rFonts w:ascii="Times New Roman" w:eastAsia="Times New Roman" w:hAnsi="Times New Roman" w:cs="Times New Roman"/>
-          <w:sz w:val="24"/>
-          <w:szCs w:val="24"/>
-          <w:shd w:val="clear" w:color="auto" w:fill="FFFFFF"/>
-        </w:rPr>
-        <w:t xml:space="preserve"> </w:t>
-      </w:r>
-      <w:proofErr w:type="spellStart"/>
-      <w:r>
-        <w:rPr>
-          <w:rFonts w:ascii="Times New Roman" w:eastAsia="Times New Roman" w:hAnsi="Times New Roman" w:cs="Times New Roman"/>
-          <w:sz w:val="24"/>
-          <w:szCs w:val="24"/>
-          <w:shd w:val="clear" w:color="auto" w:fill="FFFFFF"/>
-        </w:rPr>
-        <w:t>Sabanwar</w:t>
-      </w:r>
-      <w:proofErr w:type="spellEnd"/>
-      <w:r>
-        <w:rPr>
-          <w:rFonts w:ascii="Times New Roman" w:eastAsia="Times New Roman" w:hAnsi="Times New Roman" w:cs="Times New Roman"/>
-          <w:sz w:val="24"/>
-          <w:szCs w:val="24"/>
-          <w:shd w:val="clear" w:color="auto" w:fill="FFFFFF"/>
-        </w:rPr>
-        <w:t xml:space="preserve">, V. </w:t>
-      </w:r>
-      <w:r>
-        <w:rPr>
-          <w:rFonts w:ascii="Times New Roman" w:eastAsia="Times New Roman" w:hAnsi="Times New Roman" w:cs="Times New Roman"/>
-          <w:sz w:val="24"/>
-          <w:szCs w:val="24"/>
-          <w:shd w:val="clear" w:color="auto" w:fill="FFFFFF"/>
-        </w:rPr>
-        <w:t xml:space="preserve">(Under review). </w:t>
-      </w:r>
-      <w:r>
-        <w:rPr>
-          <w:rFonts w:ascii="Times New Roman" w:eastAsia="Times New Roman" w:hAnsi="Times New Roman" w:cs="Times New Roman"/>
-          <w:sz w:val="24"/>
-          <w:szCs w:val="24"/>
-          <w:shd w:val="clear" w:color="auto" w:fill="FFFFFF"/>
-        </w:rPr>
-        <w:t>A Systematic Review of Empirical Research on AI in K-12 STEM Education (2020-2025) through a Sociotechnical Lens</w:t>
-      </w:r>
-      <w:r>
-        <w:rPr>
-          <w:rFonts w:ascii="Times New Roman" w:eastAsia="Times New Roman" w:hAnsi="Times New Roman" w:cs="Times New Roman"/>
-          <w:sz w:val="24"/>
-          <w:szCs w:val="24"/>
-          <w:shd w:val="clear" w:color="auto" w:fill="FFFFFF"/>
-        </w:rPr>
-        <w:t xml:space="preserve"> (Manuscript Number: </w:t>
-      </w:r>
-      <w:r>
-        <w:rPr>
-          <w:rFonts w:ascii="Times New Roman" w:eastAsia="Times New Roman" w:hAnsi="Times New Roman" w:cs="Times New Roman"/>
-          <w:sz w:val="24"/>
-          <w:szCs w:val="24"/>
-          <w:shd w:val="clear" w:color="auto" w:fill="FFFFFF"/>
-        </w:rPr>
-        <w:t>ETRD-D-26-01416</w:t>
-      </w:r>
-      <w:r>
-        <w:rPr>
-          <w:rFonts w:ascii="Times New Roman" w:eastAsia="Times New Roman" w:hAnsi="Times New Roman" w:cs="Times New Roman"/>
-          <w:sz w:val="24"/>
-          <w:szCs w:val="24"/>
-          <w:shd w:val="clear" w:color="auto" w:fill="FFFFFF"/>
-        </w:rPr>
-        <w:t>)</w:t>
+        <w:t>, V. (Under review). A Systematic Review of Empirical Research on AI in K-12 STEM Education (2020-2025) through a Sociotechnical Lens (Manuscript Number: ETRD-D-26-01416)</w:t>
       </w:r>
     </w:p>
     <w:p>
@@ -10599,7 +10526,7 @@
           <w:szCs w:val="24"/>
           <w:shd w:val="clear" w:color="auto" w:fill="FFFFFF"/>
         </w:rPr>
-        <w:t>[1</w:t>
+        <w:t>[</w:t>
       </w:r>
       <w:r>
         <w:rPr>
@@ -10608,7 +10535,7 @@
           <w:szCs w:val="24"/>
           <w:shd w:val="clear" w:color="auto" w:fill="FFFFFF"/>
         </w:rPr>
-        <w:t>8</w:t>
+        <w:t>20</w:t>
       </w:r>
       <w:r>
         <w:rPr>
@@ -10637,106 +10564,7 @@
           <w:szCs w:val="24"/>
           <w:shd w:val="clear" w:color="auto" w:fill="FFFFFF"/>
         </w:rPr>
-        <w:t xml:space="preserve"> Moon, J., Abu, S., &amp; Siyuan, S. (</w:t>
-      </w:r>
-      <w:r>
-        <w:rPr>
-          <w:rFonts w:ascii="Times New Roman" w:eastAsia="Times New Roman" w:hAnsi="Times New Roman" w:cs="Times New Roman"/>
-          <w:sz w:val="24"/>
-          <w:szCs w:val="24"/>
-          <w:shd w:val="clear" w:color="auto" w:fill="FFFFFF"/>
-        </w:rPr>
-        <w:t>Revi</w:t>
-      </w:r>
-      <w:r>
-        <w:rPr>
-          <w:rFonts w:ascii="Times New Roman" w:eastAsia="Times New Roman" w:hAnsi="Times New Roman" w:cs="Times New Roman"/>
-          <w:sz w:val="24"/>
-          <w:szCs w:val="24"/>
-          <w:shd w:val="clear" w:color="auto" w:fill="FFFFFF"/>
-        </w:rPr>
-        <w:t>sion</w:t>
-      </w:r>
-      <w:r>
-        <w:rPr>
-          <w:rFonts w:ascii="Times New Roman" w:eastAsia="Times New Roman" w:hAnsi="Times New Roman" w:cs="Times New Roman"/>
-          <w:sz w:val="24"/>
-          <w:szCs w:val="24"/>
-          <w:shd w:val="clear" w:color="auto" w:fill="FFFFFF"/>
-        </w:rPr>
-        <w:t xml:space="preserve">). </w:t>
-      </w:r>
-      <w:r>
-        <w:rPr>
-          <w:rFonts w:ascii="Times New Roman" w:eastAsia="Times New Roman" w:hAnsi="Times New Roman" w:cs="Times New Roman"/>
-          <w:sz w:val="24"/>
-          <w:szCs w:val="24"/>
-          <w:shd w:val="clear" w:color="auto" w:fill="FFFFFF"/>
-        </w:rPr>
-        <w:t>F</w:t>
-      </w:r>
-      <w:r>
-        <w:rPr>
-          <w:rFonts w:ascii="Times New Roman" w:eastAsia="Times New Roman" w:hAnsi="Times New Roman" w:cs="Times New Roman"/>
-          <w:sz w:val="24"/>
-          <w:szCs w:val="24"/>
-          <w:shd w:val="clear" w:color="auto" w:fill="FFFFFF"/>
-        </w:rPr>
-        <w:t>rom experience to action: sequential dynamics of experiential learning in</w:t>
-      </w:r>
-      <w:r>
-        <w:rPr>
-          <w:rFonts w:ascii="Times New Roman" w:eastAsia="Times New Roman" w:hAnsi="Times New Roman" w:cs="Times New Roman"/>
-          <w:sz w:val="24"/>
-          <w:szCs w:val="24"/>
-          <w:shd w:val="clear" w:color="auto" w:fill="FFFFFF"/>
-        </w:rPr>
-        <w:t xml:space="preserve"> </w:t>
-      </w:r>
-      <w:r>
-        <w:rPr>
-          <w:rFonts w:ascii="Times New Roman" w:eastAsia="Times New Roman" w:hAnsi="Times New Roman" w:cs="Times New Roman"/>
-          <w:sz w:val="24"/>
-          <w:szCs w:val="24"/>
-          <w:shd w:val="clear" w:color="auto" w:fill="FFFFFF"/>
-        </w:rPr>
-        <w:t>immersive virtual reality-supported safety training</w:t>
-      </w:r>
-      <w:r>
-        <w:rPr>
-          <w:rFonts w:ascii="Times New Roman" w:eastAsia="Times New Roman" w:hAnsi="Times New Roman" w:cs="Times New Roman"/>
-          <w:sz w:val="24"/>
-          <w:szCs w:val="24"/>
-          <w:shd w:val="clear" w:color="auto" w:fill="FFFFFF"/>
-        </w:rPr>
-        <w:t xml:space="preserve"> </w:t>
-      </w:r>
-      <w:r>
-        <w:rPr>
-          <w:rFonts w:ascii="Times New Roman" w:eastAsia="Times New Roman" w:hAnsi="Times New Roman" w:cs="Times New Roman"/>
-          <w:sz w:val="24"/>
-          <w:szCs w:val="24"/>
-          <w:shd w:val="clear" w:color="auto" w:fill="FFFFFF"/>
-        </w:rPr>
-        <w:t xml:space="preserve">(Manuscript Number: </w:t>
-      </w:r>
-      <w:r>
-        <w:rPr>
-          <w:rFonts w:ascii="Times New Roman" w:eastAsia="Times New Roman" w:hAnsi="Times New Roman" w:cs="Times New Roman"/>
-          <w:sz w:val="24"/>
-          <w:szCs w:val="24"/>
-          <w:shd w:val="clear" w:color="auto" w:fill="FFFFFF"/>
-        </w:rPr>
-        <w:t>264134817</w:t>
-      </w:r>
-      <w:r>
-        <w:rPr>
-          <w:rFonts w:ascii="Times New Roman" w:eastAsia="Times New Roman" w:hAnsi="Times New Roman" w:cs="Times New Roman"/>
-          <w:sz w:val="24"/>
-          <w:szCs w:val="24"/>
-          <w:shd w:val="clear" w:color="auto" w:fill="FFFFFF"/>
-        </w:rPr>
-        <w:t>)</w:t>
+        <w:t xml:space="preserve"> Moon, J., Abu, S., &amp; Siyuan, S. (Revision). From experience to action: sequential dynamics of experiential learning in immersive virtual reality-supported safety training (Manuscript Number: 264134817)</w:t>
       </w:r>
     </w:p>
     <w:p>
@@ -10755,12 +10583,21 @@
       </w:pPr>
       <w:r>
         <w:rPr>
+          <w:rFonts w:ascii="Times New Roman" w:eastAsia="Calibri" w:hAnsi="Times New Roman" w:cs="Times New Roman"/>
+          <w:sz w:val="24"/>
+          <w:szCs w:val="24"/>
+          <w:shd w:val="clear" w:color="auto" w:fill="FFFFFF"/>
+        </w:rPr>
+        <w:t xml:space="preserve">[19] </w:t>
+      </w:r>
+      <w:r>
+        <w:rPr>
           <w:rFonts w:ascii="Times New Roman" w:eastAsia="Times New Roman" w:hAnsi="Times New Roman" w:cs="Times New Roman"/>
           <w:sz w:val="24"/>
           <w:szCs w:val="24"/>
           <w:shd w:val="clear" w:color="auto" w:fill="FFFFFF"/>
         </w:rPr>
-        <w:t xml:space="preserve">[17] </w:t>
+        <w:t>Abu, S.</w:t>
       </w:r>
       <w:r>
         <w:rPr>
@@ -10769,7 +10606,16 @@
           <w:szCs w:val="24"/>
           <w:shd w:val="clear" w:color="auto" w:fill="FFFFFF"/>
         </w:rPr>
-        <w:t xml:space="preserve">McNeill, L., Uddin, M. M., Abu, S., Pei, M., </w:t>
+        <w:t xml:space="preserve">, </w:t>
+      </w:r>
+      <w:r>
+        <w:rPr>
+          <w:rFonts w:ascii="Times New Roman" w:eastAsia="Times New Roman" w:hAnsi="Times New Roman" w:cs="Times New Roman"/>
+          <w:sz w:val="24"/>
+          <w:szCs w:val="24"/>
+          <w:shd w:val="clear" w:color="auto" w:fill="FFFFFF"/>
+        </w:rPr>
+        <w:t xml:space="preserve">Moon, J., </w:t>
       </w:r>
       <w:r>
         <w:rPr>
@@ -10780,7 +10626,7 @@
           <w:szCs w:val="24"/>
           <w:shd w:val="clear" w:color="auto" w:fill="FFFFFF"/>
         </w:rPr>
-        <w:t>Awoyemi, I. D</w:t>
+        <w:t>Awoyemi, I. D.,</w:t>
       </w:r>
       <w:r>
         <w:rPr>
@@ -10789,8 +10635,148 @@
           <w:szCs w:val="24"/>
           <w:shd w:val="clear" w:color="auto" w:fill="FFFFFF"/>
         </w:rPr>
-        <w:t>., &amp; Regalado, L. (2025). Identifying the AI Literacy Gap: A Mixed-Methods Analysis of Industry Needs and Graduate Preparedness. Frontiers in Education. [Accepted]</w:t>
-      </w:r>
+        <w:t xml:space="preserve"> Moon, J.</w:t>
+      </w:r>
+      <w:r>
+        <w:rPr>
+          <w:rFonts w:ascii="Times New Roman" w:eastAsia="Times New Roman" w:hAnsi="Times New Roman" w:cs="Times New Roman"/>
+          <w:sz w:val="24"/>
+          <w:szCs w:val="24"/>
+          <w:shd w:val="clear" w:color="auto" w:fill="FFFFFF"/>
+        </w:rPr>
+        <w:t xml:space="preserve">, &amp; </w:t>
+      </w:r>
+      <w:proofErr w:type="spellStart"/>
+      <w:r>
+        <w:rPr>
+          <w:rFonts w:ascii="Times New Roman" w:eastAsia="Times New Roman" w:hAnsi="Times New Roman" w:cs="Times New Roman"/>
+          <w:sz w:val="24"/>
+          <w:szCs w:val="24"/>
+          <w:shd w:val="clear" w:color="auto" w:fill="FFFFFF"/>
+        </w:rPr>
+        <w:t>Ghooreian</w:t>
+      </w:r>
+      <w:proofErr w:type="spellEnd"/>
+      <w:r>
+        <w:rPr>
+          <w:rFonts w:ascii="Times New Roman" w:eastAsia="Times New Roman" w:hAnsi="Times New Roman" w:cs="Times New Roman"/>
+          <w:sz w:val="24"/>
+          <w:szCs w:val="24"/>
+          <w:shd w:val="clear" w:color="auto" w:fill="FFFFFF"/>
+        </w:rPr>
+        <w:t>, A</w:t>
+      </w:r>
+      <w:r>
+        <w:rPr>
+          <w:rFonts w:ascii="Times New Roman" w:eastAsia="Times New Roman" w:hAnsi="Times New Roman" w:cs="Times New Roman"/>
+          <w:sz w:val="24"/>
+          <w:szCs w:val="24"/>
+          <w:shd w:val="clear" w:color="auto" w:fill="FFFFFF"/>
+        </w:rPr>
+        <w:t xml:space="preserve">. (Under review). </w:t>
+      </w:r>
+      <w:r>
+        <w:rPr>
+          <w:rFonts w:ascii="Times New Roman" w:eastAsia="Times New Roman" w:hAnsi="Times New Roman" w:cs="Times New Roman"/>
+          <w:sz w:val="24"/>
+          <w:szCs w:val="24"/>
+          <w:shd w:val="clear" w:color="auto" w:fill="FFFFFF"/>
+        </w:rPr>
+        <w:t>Embodied Arts-Integrated Al Literacy: A Nested Mixed-Methods Study</w:t>
+      </w:r>
+    </w:p>
+    <w:p>
+      <w:pPr>
+        <w:widowControl/>
+        <w:shd w:val="clear" w:color="auto" w:fill="FFFFFF"/>
+        <w:autoSpaceDE/>
+        <w:autoSpaceDN/>
+        <w:ind w:left="1350" w:hanging="630"/>
+        <w:rPr>
+          <w:rFonts w:ascii="Times New Roman" w:eastAsia="Times New Roman" w:hAnsi="Times New Roman" w:cs="Times New Roman"/>
+          <w:sz w:val="24"/>
+          <w:szCs w:val="24"/>
+          <w:shd w:val="clear" w:color="auto" w:fill="FFFFFF"/>
+        </w:rPr>
+      </w:pPr>
+      <w:r>
+        <w:rPr>
+          <w:rFonts w:ascii="Times New Roman" w:eastAsia="Times New Roman" w:hAnsi="Times New Roman" w:cs="Times New Roman"/>
+          <w:sz w:val="24"/>
+          <w:szCs w:val="24"/>
+          <w:shd w:val="clear" w:color="auto" w:fill="FFFFFF"/>
+        </w:rPr>
+        <w:t>with K-12 Educators</w:t>
+      </w:r>
+      <w:r>
+        <w:rPr>
+          <w:rFonts w:ascii="Times New Roman" w:eastAsia="Times New Roman" w:hAnsi="Times New Roman" w:cs="Times New Roman"/>
+          <w:sz w:val="24"/>
+          <w:szCs w:val="24"/>
+          <w:shd w:val="clear" w:color="auto" w:fill="FFFFFF"/>
+        </w:rPr>
+        <w:t xml:space="preserve"> (Manuscript Number:</w:t>
+      </w:r>
+      <w:r>
+        <w:rPr>
+          <w:rFonts w:ascii="Times New Roman" w:eastAsia="Times New Roman" w:hAnsi="Times New Roman" w:cs="Times New Roman"/>
+          <w:sz w:val="24"/>
+          <w:szCs w:val="24"/>
+          <w:shd w:val="clear" w:color="auto" w:fill="FFFFFF"/>
+        </w:rPr>
+        <w:t xml:space="preserve"> </w:t>
+      </w:r>
+      <w:r>
+        <w:rPr>
+          <w:rFonts w:ascii="Times New Roman" w:eastAsia="Times New Roman" w:hAnsi="Times New Roman" w:cs="Times New Roman"/>
+          <w:sz w:val="24"/>
+          <w:szCs w:val="24"/>
+        </w:rPr>
+        <w:t>TECH-D-2</w:t>
+      </w:r>
+      <w:r>
+        <w:rPr>
+          <w:rFonts w:ascii="Times New Roman" w:eastAsia="Times New Roman" w:hAnsi="Times New Roman" w:cs="Times New Roman"/>
+          <w:sz w:val="24"/>
+          <w:szCs w:val="24"/>
+        </w:rPr>
+        <w:t>6</w:t>
+      </w:r>
+      <w:r>
+        <w:rPr>
+          <w:rFonts w:ascii="Times New Roman" w:eastAsia="Times New Roman" w:hAnsi="Times New Roman" w:cs="Times New Roman"/>
+          <w:sz w:val="24"/>
+          <w:szCs w:val="24"/>
+        </w:rPr>
+        <w:t>-</w:t>
+      </w:r>
+      <w:proofErr w:type="gramStart"/>
+      <w:r>
+        <w:rPr>
+          <w:rFonts w:ascii="Times New Roman" w:eastAsia="Times New Roman" w:hAnsi="Times New Roman" w:cs="Times New Roman"/>
+          <w:sz w:val="24"/>
+          <w:szCs w:val="24"/>
+        </w:rPr>
+        <w:t>003</w:t>
+      </w:r>
+      <w:r>
+        <w:rPr>
+          <w:rFonts w:ascii="Times New Roman" w:eastAsia="Times New Roman" w:hAnsi="Times New Roman" w:cs="Times New Roman"/>
+          <w:sz w:val="24"/>
+          <w:szCs w:val="24"/>
+        </w:rPr>
+        <w:t>61</w:t>
+      </w:r>
+      <w:r>
+        <w:rPr>
+          <w:rFonts w:ascii="Times New Roman" w:eastAsia="Times New Roman" w:hAnsi="Times New Roman" w:cs="Times New Roman"/>
+          <w:sz w:val="24"/>
+          <w:szCs w:val="24"/>
+          <w:shd w:val="clear" w:color="auto" w:fill="FFFFFF"/>
+        </w:rPr>
+        <w:t xml:space="preserve"> )</w:t>
+      </w:r>
+      <w:proofErr w:type="gramEnd"/>
     </w:p>
     <w:p>
       <w:pPr>
@@ -10800,12 +10786,21 @@
         <w:autoSpaceDN/>
         <w:ind w:left="720" w:hanging="630"/>
         <w:rPr>
+          <w:rFonts w:ascii="Times New Roman" w:eastAsia="Times New Roman" w:hAnsi="Times New Roman" w:cs="Times New Roman"/>
+          <w:sz w:val="24"/>
+          <w:szCs w:val="24"/>
+          <w:shd w:val="clear" w:color="auto" w:fill="FFFFFF"/>
+        </w:rPr>
+      </w:pPr>
+      <w:r>
+        <w:rPr>
           <w:rFonts w:ascii="Times New Roman" w:eastAsia="Calibri" w:hAnsi="Times New Roman" w:cs="Times New Roman"/>
           <w:sz w:val="24"/>
           <w:szCs w:val="24"/>
           <w:shd w:val="clear" w:color="auto" w:fill="FFFFFF"/>
         </w:rPr>
-      </w:pPr>
+        <w:t>[</w:t>
+      </w:r>
       <w:r>
         <w:rPr>
           <w:rFonts w:ascii="Times New Roman" w:eastAsia="Calibri" w:hAnsi="Times New Roman" w:cs="Times New Roman"/>
@@ -10813,7 +10808,7 @@
           <w:szCs w:val="24"/>
           <w:shd w:val="clear" w:color="auto" w:fill="FFFFFF"/>
         </w:rPr>
-        <w:t>[1</w:t>
+        <w:t>1</w:t>
       </w:r>
       <w:r>
         <w:rPr>
@@ -10822,7 +10817,7 @@
           <w:szCs w:val="24"/>
           <w:shd w:val="clear" w:color="auto" w:fill="FFFFFF"/>
         </w:rPr>
-        <w:t>6</w:t>
+        <w:t>8</w:t>
       </w:r>
       <w:r>
         <w:rPr>
@@ -10840,7 +10835,7 @@
           <w:szCs w:val="24"/>
           <w:shd w:val="clear" w:color="auto" w:fill="FFFFFF"/>
         </w:rPr>
-        <w:t xml:space="preserve">F Luo, J Amayou, F Nasrin, P Abedini, V Mousavi, </w:t>
+        <w:t xml:space="preserve">Abu, S., Uddin, M. M., Moon, J., </w:t>
       </w:r>
       <w:r>
         <w:rPr>
@@ -10851,7 +10846,7 @@
           <w:szCs w:val="24"/>
           <w:shd w:val="clear" w:color="auto" w:fill="FFFFFF"/>
         </w:rPr>
-        <w:t>ID Awoyemi</w:t>
+        <w:t>Awoyemi, I. D</w:t>
       </w:r>
       <w:r>
         <w:rPr>
@@ -10860,8 +10855,9 @@
           <w:szCs w:val="24"/>
           <w:shd w:val="clear" w:color="auto" w:fill="FFFFFF"/>
         </w:rPr>
-        <w:t>, A Hutchison, C Cao, C Crawford.</w:t>
-      </w:r>
+        <w:t xml:space="preserve">., Baah-Mintah, R., &amp; </w:t>
+      </w:r>
+      <w:proofErr w:type="spellStart"/>
       <w:r>
         <w:rPr>
           <w:rFonts w:ascii="Times New Roman" w:eastAsia="Times New Roman" w:hAnsi="Times New Roman" w:cs="Times New Roman"/>
@@ -10869,63 +10865,38 @@
           <w:szCs w:val="24"/>
           <w:shd w:val="clear" w:color="auto" w:fill="FFFFFF"/>
         </w:rPr>
+        <w:t>Ghooreian</w:t>
+      </w:r>
+      <w:proofErr w:type="spellEnd"/>
+      <w:r>
+        <w:rPr>
+          <w:rFonts w:ascii="Times New Roman" w:eastAsia="Times New Roman" w:hAnsi="Times New Roman" w:cs="Times New Roman"/>
+          <w:sz w:val="24"/>
+          <w:szCs w:val="24"/>
+          <w:shd w:val="clear" w:color="auto" w:fill="FFFFFF"/>
+        </w:rPr>
+        <w:t xml:space="preserve">, A. (2026). Human-centered generative AI in education: ethical challenges and equity-driven solutions. Ethics &amp; Behavior, 1–27. </w:t>
+      </w:r>
+      <w:hyperlink r:id="rId9" w:history="1">
+        <w:r>
+          <w:rPr>
+            <w:rStyle w:val="Hyperlink"/>
+            <w:rFonts w:ascii="Times New Roman" w:eastAsia="Times New Roman" w:hAnsi="Times New Roman" w:cs="Times New Roman"/>
+            <w:sz w:val="24"/>
+            <w:szCs w:val="24"/>
+            <w:shd w:val="clear" w:color="auto" w:fill="FFFFFF"/>
+          </w:rPr>
+          <w:t>https://doi.org/10.1080/10508422.2026.2685014</w:t>
+        </w:r>
+      </w:hyperlink>
+      <w:r>
+        <w:rPr>
+          <w:rFonts w:ascii="Times New Roman" w:eastAsia="Times New Roman" w:hAnsi="Times New Roman" w:cs="Times New Roman"/>
+          <w:sz w:val="24"/>
+          <w:szCs w:val="24"/>
+          <w:shd w:val="clear" w:color="auto" w:fill="FFFFFF"/>
+        </w:rPr>
         <w:t xml:space="preserve"> </w:t>
-      </w:r>
-      <w:r>
-        <w:rPr>
-          <w:rFonts w:ascii="Times New Roman" w:eastAsia="Times New Roman" w:hAnsi="Times New Roman" w:cs="Times New Roman"/>
-          <w:sz w:val="24"/>
-          <w:szCs w:val="24"/>
-        </w:rPr>
-        <w:t>​​</w:t>
-      </w:r>
-      <w:r>
-        <w:rPr>
-          <w:rFonts w:ascii="Times New Roman" w:eastAsia="Times New Roman" w:hAnsi="Times New Roman" w:cs="Times New Roman"/>
-          <w:sz w:val="24"/>
-          <w:szCs w:val="24"/>
-        </w:rPr>
-        <w:t>Promoting elementary students’ computer science conceptual knowledge and coding performance: A mixed methods case study</w:t>
-      </w:r>
-      <w:r>
-        <w:rPr>
-          <w:rFonts w:ascii="Times New Roman" w:eastAsia="Times New Roman" w:hAnsi="Times New Roman" w:cs="Times New Roman"/>
-          <w:sz w:val="24"/>
-          <w:szCs w:val="24"/>
-        </w:rPr>
-        <w:t xml:space="preserve"> </w:t>
-      </w:r>
-      <w:r>
-        <w:rPr>
-          <w:rFonts w:ascii="Times New Roman" w:eastAsia="Times New Roman" w:hAnsi="Times New Roman" w:cs="Times New Roman"/>
-          <w:sz w:val="24"/>
-          <w:szCs w:val="24"/>
-        </w:rPr>
-        <w:t>(Manuscript Number:</w:t>
-      </w:r>
-      <w:r>
-        <w:rPr>
-          <w:rFonts w:ascii="Times New Roman" w:eastAsia="Times New Roman" w:hAnsi="Times New Roman" w:cs="Times New Roman"/>
-          <w:sz w:val="24"/>
-          <w:szCs w:val="24"/>
-        </w:rPr>
-        <w:t xml:space="preserve"> </w:t>
-      </w:r>
-      <w:r>
-        <w:rPr>
-          <w:rFonts w:ascii="Times New Roman" w:eastAsia="Times New Roman" w:hAnsi="Times New Roman" w:cs="Times New Roman"/>
-          <w:sz w:val="24"/>
-          <w:szCs w:val="24"/>
-        </w:rPr>
-        <w:t>UJRT-2025-1006.R2</w:t>
-      </w:r>
-      <w:r>
-        <w:rPr>
-          <w:rFonts w:ascii="Times New Roman" w:eastAsia="Times New Roman" w:hAnsi="Times New Roman" w:cs="Times New Roman"/>
-          <w:sz w:val="24"/>
-          <w:szCs w:val="24"/>
-        </w:rPr>
-        <w:t>)</w:t>
       </w:r>
     </w:p>
     <w:p>
@@ -10936,7 +10907,7 @@
         <w:autoSpaceDN/>
         <w:ind w:left="720" w:hanging="630"/>
         <w:rPr>
-          <w:rFonts w:ascii="Times New Roman" w:eastAsia="Calibri" w:hAnsi="Times New Roman" w:cs="Times New Roman"/>
+          <w:rFonts w:ascii="Times New Roman" w:eastAsia="Times New Roman" w:hAnsi="Times New Roman" w:cs="Times New Roman"/>
           <w:sz w:val="24"/>
           <w:szCs w:val="24"/>
           <w:shd w:val="clear" w:color="auto" w:fill="FFFFFF"/>
@@ -10944,48 +10915,12 @@
       </w:pPr>
       <w:r>
         <w:rPr>
-          <w:rFonts w:ascii="Times New Roman" w:eastAsia="Calibri" w:hAnsi="Times New Roman" w:cs="Times New Roman"/>
+          <w:rFonts w:ascii="Times New Roman" w:eastAsia="Times New Roman" w:hAnsi="Times New Roman" w:cs="Times New Roman"/>
           <w:sz w:val="24"/>
           <w:szCs w:val="24"/>
           <w:shd w:val="clear" w:color="auto" w:fill="FFFFFF"/>
         </w:rPr>
-        <w:t>[1</w:t>
-      </w:r>
-      <w:r>
-        <w:rPr>
-          <w:rFonts w:ascii="Times New Roman" w:eastAsia="Calibri" w:hAnsi="Times New Roman" w:cs="Times New Roman"/>
-          <w:sz w:val="24"/>
-          <w:szCs w:val="24"/>
-          <w:shd w:val="clear" w:color="auto" w:fill="FFFFFF"/>
-        </w:rPr>
-        <w:t>5</w:t>
-      </w:r>
-      <w:r>
-        <w:rPr>
-          <w:rFonts w:ascii="Times New Roman" w:eastAsia="Calibri" w:hAnsi="Times New Roman" w:cs="Times New Roman"/>
-          <w:sz w:val="24"/>
-          <w:szCs w:val="24"/>
-          <w:shd w:val="clear" w:color="auto" w:fill="FFFFFF"/>
-        </w:rPr>
-        <w:t xml:space="preserve">] </w:t>
-      </w:r>
-      <w:r>
-        <w:rPr>
-          <w:rFonts w:ascii="Times New Roman" w:eastAsia="Calibri" w:hAnsi="Times New Roman" w:cs="Times New Roman"/>
-          <w:sz w:val="24"/>
-          <w:szCs w:val="24"/>
-          <w:shd w:val="clear" w:color="auto" w:fill="FFFFFF"/>
-        </w:rPr>
-        <w:t>Moon, J</w:t>
-      </w:r>
-      <w:r>
-        <w:rPr>
-          <w:rFonts w:ascii="Times New Roman" w:eastAsia="Calibri" w:hAnsi="Times New Roman" w:cs="Times New Roman"/>
-          <w:sz w:val="24"/>
-          <w:szCs w:val="24"/>
-          <w:shd w:val="clear" w:color="auto" w:fill="FFFFFF"/>
-        </w:rPr>
-        <w:t xml:space="preserve">., </w:t>
+        <w:t xml:space="preserve">[17] McNeill, L., Uddin, M. M., Abu, S., Pei, M., </w:t>
       </w:r>
       <w:r>
         <w:rPr>
@@ -10996,7 +10931,7 @@
           <w:szCs w:val="24"/>
           <w:shd w:val="clear" w:color="auto" w:fill="FFFFFF"/>
         </w:rPr>
-        <w:t>Awoyemi, I. D.,</w:t>
+        <w:t>Awoyemi, I. D</w:t>
       </w:r>
       <w:r>
         <w:rPr>
@@ -11005,193 +10940,7 @@
           <w:szCs w:val="24"/>
           <w:shd w:val="clear" w:color="auto" w:fill="FFFFFF"/>
         </w:rPr>
-        <w:t xml:space="preserve"> </w:t>
-      </w:r>
-      <w:r>
-        <w:rPr>
-          <w:rFonts w:ascii="Times New Roman" w:eastAsia="Times New Roman" w:hAnsi="Times New Roman" w:cs="Times New Roman"/>
-          <w:sz w:val="24"/>
-          <w:szCs w:val="24"/>
-        </w:rPr>
-        <w:t>Abu</w:t>
-      </w:r>
-      <w:r>
-        <w:rPr>
-          <w:rFonts w:ascii="Times New Roman" w:eastAsia="Times New Roman" w:hAnsi="Times New Roman" w:cs="Times New Roman"/>
-          <w:sz w:val="24"/>
-          <w:szCs w:val="24"/>
-        </w:rPr>
-        <w:t>,</w:t>
-      </w:r>
-      <w:r>
-        <w:rPr>
-          <w:rFonts w:ascii="Times New Roman" w:eastAsia="Times New Roman" w:hAnsi="Times New Roman" w:cs="Times New Roman"/>
-          <w:sz w:val="24"/>
-          <w:szCs w:val="24"/>
-        </w:rPr>
-        <w:t xml:space="preserve"> S.,</w:t>
-      </w:r>
-      <w:r>
-        <w:rPr>
-          <w:rFonts w:ascii="Times New Roman" w:eastAsia="Times New Roman" w:hAnsi="Times New Roman" w:cs="Times New Roman"/>
-          <w:sz w:val="24"/>
-          <w:szCs w:val="24"/>
-        </w:rPr>
-        <w:t xml:space="preserve"> </w:t>
-      </w:r>
-      <w:r>
-        <w:rPr>
-          <w:rFonts w:ascii="Times New Roman" w:eastAsia="Times New Roman" w:hAnsi="Times New Roman" w:cs="Times New Roman"/>
-          <w:sz w:val="24"/>
-          <w:szCs w:val="24"/>
-          <w:shd w:val="clear" w:color="auto" w:fill="FFFFFF"/>
-        </w:rPr>
-        <w:t>Kim</w:t>
-      </w:r>
-      <w:r>
-        <w:rPr>
-          <w:rFonts w:ascii="Times New Roman" w:eastAsia="Times New Roman" w:hAnsi="Times New Roman" w:cs="Times New Roman"/>
-          <w:sz w:val="24"/>
-          <w:szCs w:val="24"/>
-          <w:shd w:val="clear" w:color="auto" w:fill="FFFFFF"/>
-        </w:rPr>
-        <w:t>,</w:t>
-      </w:r>
-      <w:r>
-        <w:rPr>
-          <w:rFonts w:ascii="Times New Roman" w:eastAsia="Times New Roman" w:hAnsi="Times New Roman" w:cs="Times New Roman"/>
-          <w:sz w:val="24"/>
-          <w:szCs w:val="24"/>
-          <w:shd w:val="clear" w:color="auto" w:fill="FFFFFF"/>
-        </w:rPr>
-        <w:t xml:space="preserve"> E., &amp; </w:t>
-      </w:r>
-      <w:r>
-        <w:rPr>
-          <w:rFonts w:ascii="Times New Roman" w:eastAsia="Times New Roman" w:hAnsi="Times New Roman" w:cs="Times New Roman"/>
-          <w:sz w:val="24"/>
-          <w:szCs w:val="24"/>
-          <w:shd w:val="clear" w:color="auto" w:fill="FFFFFF"/>
-        </w:rPr>
-        <w:t>Marchiori</w:t>
-      </w:r>
-      <w:r>
-        <w:rPr>
-          <w:rFonts w:ascii="Times New Roman" w:eastAsia="Times New Roman" w:hAnsi="Times New Roman" w:cs="Times New Roman"/>
-          <w:sz w:val="24"/>
-          <w:szCs w:val="24"/>
-          <w:shd w:val="clear" w:color="auto" w:fill="FFFFFF"/>
-        </w:rPr>
-        <w:t>,</w:t>
-      </w:r>
-      <w:r>
-        <w:rPr>
-          <w:rFonts w:ascii="Times New Roman" w:eastAsia="Times New Roman" w:hAnsi="Times New Roman" w:cs="Times New Roman"/>
-          <w:sz w:val="24"/>
-          <w:szCs w:val="24"/>
-          <w:shd w:val="clear" w:color="auto" w:fill="FFFFFF"/>
-        </w:rPr>
-        <w:t xml:space="preserve"> </w:t>
-      </w:r>
-      <w:r>
-        <w:rPr>
-          <w:rFonts w:ascii="Times New Roman" w:eastAsia="Times New Roman" w:hAnsi="Times New Roman" w:cs="Times New Roman"/>
-          <w:sz w:val="24"/>
-          <w:szCs w:val="24"/>
-          <w:shd w:val="clear" w:color="auto" w:fill="FFFFFF"/>
-        </w:rPr>
-        <w:t>R</w:t>
-      </w:r>
-      <w:r>
-        <w:rPr>
-          <w:rFonts w:ascii="Times New Roman" w:eastAsia="Times New Roman" w:hAnsi="Times New Roman" w:cs="Times New Roman"/>
-          <w:sz w:val="24"/>
-          <w:szCs w:val="24"/>
-          <w:shd w:val="clear" w:color="auto" w:fill="FFFFFF"/>
-        </w:rPr>
-        <w:t>. (</w:t>
-      </w:r>
-      <w:r>
-        <w:rPr>
-          <w:rFonts w:ascii="Times New Roman" w:eastAsia="Times New Roman" w:hAnsi="Times New Roman" w:cs="Times New Roman"/>
-          <w:sz w:val="24"/>
-          <w:szCs w:val="24"/>
-          <w:shd w:val="clear" w:color="auto" w:fill="FFFFFF"/>
-        </w:rPr>
-        <w:t>Submitted</w:t>
-      </w:r>
-      <w:r>
-        <w:rPr>
-          <w:rFonts w:ascii="Times New Roman" w:eastAsia="Times New Roman" w:hAnsi="Times New Roman" w:cs="Times New Roman"/>
-          <w:sz w:val="24"/>
-          <w:szCs w:val="24"/>
-          <w:shd w:val="clear" w:color="auto" w:fill="FFFFFF"/>
-        </w:rPr>
-        <w:t xml:space="preserve">). </w:t>
-      </w:r>
-      <w:r>
-        <w:rPr>
-          <w:rFonts w:ascii="Times New Roman" w:eastAsia="Times New Roman" w:hAnsi="Times New Roman" w:cs="Times New Roman"/>
-          <w:sz w:val="24"/>
-          <w:szCs w:val="24"/>
-        </w:rPr>
-        <w:t xml:space="preserve">A Bayesian Meta-Analysis of Virtual Reality-based Safety Training in </w:t>
-      </w:r>
-      <w:r>
-        <w:rPr>
-          <w:rFonts w:ascii="Times New Roman" w:eastAsia="Times New Roman" w:hAnsi="Times New Roman" w:cs="Times New Roman"/>
-          <w:sz w:val="24"/>
-          <w:szCs w:val="24"/>
-        </w:rPr>
-        <w:t xml:space="preserve">the </w:t>
-      </w:r>
-      <w:r>
-        <w:rPr>
-          <w:rFonts w:ascii="Times New Roman" w:eastAsia="Times New Roman" w:hAnsi="Times New Roman" w:cs="Times New Roman"/>
-          <w:sz w:val="24"/>
-          <w:szCs w:val="24"/>
-        </w:rPr>
-        <w:t>Construction Sector</w:t>
-      </w:r>
-      <w:r>
-        <w:rPr>
-          <w:rFonts w:ascii="Times New Roman" w:eastAsia="Times New Roman" w:hAnsi="Times New Roman" w:cs="Times New Roman"/>
-          <w:sz w:val="24"/>
-          <w:szCs w:val="24"/>
-        </w:rPr>
-        <w:t xml:space="preserve"> </w:t>
-      </w:r>
-      <w:r>
-        <w:rPr>
-          <w:rFonts w:ascii="Times New Roman" w:eastAsia="Times New Roman" w:hAnsi="Times New Roman" w:cs="Times New Roman"/>
-          <w:sz w:val="24"/>
-          <w:szCs w:val="24"/>
-        </w:rPr>
-        <w:t>(Manuscript Number:</w:t>
-      </w:r>
-      <w:r>
-        <w:rPr>
-          <w:rFonts w:ascii="Times New Roman" w:eastAsia="Times New Roman" w:hAnsi="Times New Roman" w:cs="Times New Roman"/>
-          <w:sz w:val="24"/>
-          <w:szCs w:val="24"/>
-        </w:rPr>
-        <w:t xml:space="preserve"> </w:t>
-      </w:r>
-      <w:r>
-        <w:rPr>
-          <w:rFonts w:ascii="Times New Roman" w:eastAsia="Times New Roman" w:hAnsi="Times New Roman" w:cs="Times New Roman"/>
-          <w:sz w:val="24"/>
-          <w:szCs w:val="24"/>
-        </w:rPr>
-        <w:t>SAFETY-D-26-01418</w:t>
-      </w:r>
-      <w:r>
-        <w:rPr>
-          <w:rFonts w:ascii="Times New Roman" w:eastAsia="Times New Roman" w:hAnsi="Times New Roman" w:cs="Times New Roman"/>
-          <w:sz w:val="24"/>
-          <w:szCs w:val="24"/>
-        </w:rPr>
-        <w:t>)</w:t>
+        <w:t>., &amp; Regalado, L. (2025). Identifying the AI Literacy Gap: A Mixed-Methods Analysis of Industry Needs and Graduate Preparedness. Frontiers in Education. [Accepted]</w:t>
       </w:r>
     </w:p>
     <w:p>
@@ -11202,37 +10951,29 @@
         <w:autoSpaceDN/>
         <w:ind w:left="720" w:hanging="630"/>
         <w:rPr>
+          <w:rFonts w:ascii="Times New Roman" w:eastAsia="Calibri" w:hAnsi="Times New Roman" w:cs="Times New Roman"/>
+          <w:sz w:val="24"/>
+          <w:szCs w:val="24"/>
+          <w:shd w:val="clear" w:color="auto" w:fill="FFFFFF"/>
+        </w:rPr>
+      </w:pPr>
+      <w:r>
+        <w:rPr>
+          <w:rFonts w:ascii="Times New Roman" w:eastAsia="Calibri" w:hAnsi="Times New Roman" w:cs="Times New Roman"/>
+          <w:sz w:val="24"/>
+          <w:szCs w:val="24"/>
+          <w:shd w:val="clear" w:color="auto" w:fill="FFFFFF"/>
+        </w:rPr>
+        <w:t xml:space="preserve">[16] </w:t>
+      </w:r>
+      <w:r>
+        <w:rPr>
           <w:rFonts w:ascii="Times New Roman" w:eastAsia="Times New Roman" w:hAnsi="Times New Roman" w:cs="Times New Roman"/>
           <w:sz w:val="24"/>
           <w:szCs w:val="24"/>
-        </w:rPr>
-      </w:pPr>
-      <w:r>
-        <w:rPr>
-          <w:rFonts w:ascii="Times New Roman" w:eastAsia="Calibri" w:hAnsi="Times New Roman" w:cs="Times New Roman"/>
-          <w:sz w:val="24"/>
-          <w:szCs w:val="24"/>
           <w:shd w:val="clear" w:color="auto" w:fill="FFFFFF"/>
         </w:rPr>
-        <w:t>[1</w:t>
-      </w:r>
-      <w:r>
-        <w:rPr>
-          <w:rFonts w:ascii="Times New Roman" w:eastAsia="Calibri" w:hAnsi="Times New Roman" w:cs="Times New Roman"/>
-          <w:sz w:val="24"/>
-          <w:szCs w:val="24"/>
-          <w:shd w:val="clear" w:color="auto" w:fill="FFFFFF"/>
-        </w:rPr>
-        <w:t>4</w:t>
-      </w:r>
-      <w:r>
-        <w:rPr>
-          <w:rFonts w:ascii="Times New Roman" w:eastAsia="Calibri" w:hAnsi="Times New Roman" w:cs="Times New Roman"/>
-          <w:sz w:val="24"/>
-          <w:szCs w:val="24"/>
-          <w:shd w:val="clear" w:color="auto" w:fill="FFFFFF"/>
-        </w:rPr>
-        <w:t xml:space="preserve">] </w:t>
+        <w:t xml:space="preserve">F Luo, J Amayou, F Nasrin, P Abedini, V Mousavi, </w:t>
       </w:r>
       <w:r>
         <w:rPr>
@@ -11243,7 +10984,7 @@
           <w:szCs w:val="24"/>
           <w:shd w:val="clear" w:color="auto" w:fill="FFFFFF"/>
         </w:rPr>
-        <w:t>Awoyemi, I. D.,</w:t>
+        <w:t>ID Awoyemi</w:t>
       </w:r>
       <w:r>
         <w:rPr>
@@ -11252,214 +10993,15 @@
           <w:szCs w:val="24"/>
           <w:shd w:val="clear" w:color="auto" w:fill="FFFFFF"/>
         </w:rPr>
-        <w:t xml:space="preserve"> </w:t>
+        <w:t xml:space="preserve">, A Hutchison, C Cao, C Crawford. </w:t>
       </w:r>
       <w:r>
         <w:rPr>
           <w:rFonts w:ascii="Times New Roman" w:eastAsia="Times New Roman" w:hAnsi="Times New Roman" w:cs="Times New Roman"/>
           <w:sz w:val="24"/>
           <w:szCs w:val="24"/>
-          <w:shd w:val="clear" w:color="auto" w:fill="FFFFFF"/>
-        </w:rPr>
-        <w:t>Moon, J</w:t>
-      </w:r>
-      <w:r>
-        <w:rPr>
-          <w:rFonts w:ascii="Times New Roman" w:eastAsia="Times New Roman" w:hAnsi="Times New Roman" w:cs="Times New Roman"/>
-          <w:sz w:val="24"/>
-          <w:szCs w:val="24"/>
-          <w:shd w:val="clear" w:color="auto" w:fill="FFFFFF"/>
-        </w:rPr>
-        <w:t>.,</w:t>
-      </w:r>
-      <w:r>
-        <w:rPr>
-          <w:rFonts w:ascii="Times New Roman" w:eastAsia="Times New Roman" w:hAnsi="Times New Roman" w:cs="Times New Roman"/>
-          <w:sz w:val="24"/>
-          <w:szCs w:val="24"/>
-          <w:shd w:val="clear" w:color="auto" w:fill="FFFFFF"/>
-        </w:rPr>
-        <w:t xml:space="preserve"> </w:t>
-      </w:r>
-      <w:r>
-        <w:rPr>
-          <w:rFonts w:ascii="Times New Roman" w:eastAsia="Times New Roman" w:hAnsi="Times New Roman" w:cs="Times New Roman"/>
-          <w:sz w:val="24"/>
-          <w:szCs w:val="24"/>
-        </w:rPr>
-        <w:t>Abu</w:t>
-      </w:r>
-      <w:r>
-        <w:rPr>
-          <w:rFonts w:ascii="Times New Roman" w:eastAsia="Times New Roman" w:hAnsi="Times New Roman" w:cs="Times New Roman"/>
-          <w:sz w:val="24"/>
-          <w:szCs w:val="24"/>
-        </w:rPr>
-        <w:t>,</w:t>
-      </w:r>
-      <w:r>
-        <w:rPr>
-          <w:rFonts w:ascii="Times New Roman" w:eastAsia="Times New Roman" w:hAnsi="Times New Roman" w:cs="Times New Roman"/>
-          <w:sz w:val="24"/>
-          <w:szCs w:val="24"/>
-        </w:rPr>
-        <w:t xml:space="preserve"> S., </w:t>
-      </w:r>
-      <w:r>
-        <w:rPr>
-          <w:rFonts w:ascii="Times New Roman" w:eastAsia="Times New Roman" w:hAnsi="Times New Roman" w:cs="Times New Roman"/>
-          <w:sz w:val="24"/>
-          <w:szCs w:val="24"/>
-          <w:shd w:val="clear" w:color="auto" w:fill="FFFFFF"/>
-        </w:rPr>
-        <w:t xml:space="preserve">&amp; </w:t>
-      </w:r>
-      <w:r>
-        <w:rPr>
-          <w:rFonts w:ascii="Times New Roman" w:eastAsia="Times New Roman" w:hAnsi="Times New Roman" w:cs="Times New Roman"/>
-          <w:sz w:val="24"/>
-          <w:szCs w:val="24"/>
-          <w:shd w:val="clear" w:color="auto" w:fill="FFFFFF"/>
-        </w:rPr>
-        <w:t>Siyuan</w:t>
-      </w:r>
-      <w:r>
-        <w:rPr>
-          <w:rFonts w:ascii="Times New Roman" w:eastAsia="Times New Roman" w:hAnsi="Times New Roman" w:cs="Times New Roman"/>
-          <w:sz w:val="24"/>
-          <w:szCs w:val="24"/>
-          <w:shd w:val="clear" w:color="auto" w:fill="FFFFFF"/>
-        </w:rPr>
-        <w:t xml:space="preserve">, </w:t>
-      </w:r>
-      <w:r>
-        <w:rPr>
-          <w:rFonts w:ascii="Times New Roman" w:eastAsia="Times New Roman" w:hAnsi="Times New Roman" w:cs="Times New Roman"/>
-          <w:sz w:val="24"/>
-          <w:szCs w:val="24"/>
-          <w:shd w:val="clear" w:color="auto" w:fill="FFFFFF"/>
-        </w:rPr>
-        <w:t>S</w:t>
-      </w:r>
-      <w:r>
-        <w:rPr>
-          <w:rFonts w:ascii="Times New Roman" w:eastAsia="Times New Roman" w:hAnsi="Times New Roman" w:cs="Times New Roman"/>
-          <w:sz w:val="24"/>
-          <w:szCs w:val="24"/>
-          <w:shd w:val="clear" w:color="auto" w:fill="FFFFFF"/>
-        </w:rPr>
-        <w:t>. (</w:t>
-      </w:r>
-      <w:r>
-        <w:rPr>
-          <w:rFonts w:ascii="Times New Roman" w:eastAsia="Times New Roman" w:hAnsi="Times New Roman" w:cs="Times New Roman"/>
-          <w:sz w:val="24"/>
-          <w:szCs w:val="24"/>
-          <w:shd w:val="clear" w:color="auto" w:fill="FFFFFF"/>
-        </w:rPr>
-        <w:t>Under</w:t>
-      </w:r>
-      <w:r>
-        <w:rPr>
-          <w:rFonts w:ascii="Times New Roman" w:eastAsia="Times New Roman" w:hAnsi="Times New Roman" w:cs="Times New Roman"/>
-          <w:sz w:val="24"/>
-          <w:szCs w:val="24"/>
-          <w:shd w:val="clear" w:color="auto" w:fill="FFFFFF"/>
-        </w:rPr>
-        <w:t xml:space="preserve"> review</w:t>
-      </w:r>
-      <w:r>
-        <w:rPr>
-          <w:rFonts w:ascii="Times New Roman" w:eastAsia="Times New Roman" w:hAnsi="Times New Roman" w:cs="Times New Roman"/>
-          <w:sz w:val="24"/>
-          <w:szCs w:val="24"/>
-          <w:shd w:val="clear" w:color="auto" w:fill="FFFFFF"/>
-        </w:rPr>
-        <w:t xml:space="preserve">). </w:t>
-      </w:r>
-      <w:r>
-        <w:rPr>
-          <w:rFonts w:ascii="Times New Roman" w:eastAsia="Times New Roman" w:hAnsi="Times New Roman" w:cs="Times New Roman"/>
-          <w:sz w:val="24"/>
-          <w:szCs w:val="24"/>
-        </w:rPr>
-        <w:t>​​</w:t>
-      </w:r>
-      <w:r>
-        <w:rPr>
-          <w:rFonts w:ascii="Times New Roman" w:eastAsia="Times New Roman" w:hAnsi="Times New Roman" w:cs="Times New Roman"/>
-          <w:sz w:val="24"/>
-          <w:szCs w:val="24"/>
-        </w:rPr>
-        <w:t>Design and development research of immersive virtual reality-supported safety training for construction engineering education</w:t>
-      </w:r>
-      <w:r>
-        <w:rPr>
-          <w:rFonts w:ascii="Times New Roman" w:eastAsia="Times New Roman" w:hAnsi="Times New Roman" w:cs="Times New Roman"/>
-          <w:sz w:val="24"/>
-          <w:szCs w:val="24"/>
-          <w:shd w:val="clear" w:color="auto" w:fill="FFFFFF"/>
-        </w:rPr>
-        <w:t>.</w:t>
-      </w:r>
-      <w:r>
-        <w:rPr>
-          <w:rFonts w:ascii="Times New Roman" w:eastAsia="Times New Roman" w:hAnsi="Times New Roman" w:cs="Times New Roman"/>
-          <w:sz w:val="24"/>
-          <w:szCs w:val="24"/>
-          <w:shd w:val="clear" w:color="auto" w:fill="FFFFFF"/>
-        </w:rPr>
-        <w:t xml:space="preserve"> </w:t>
-      </w:r>
-      <w:r>
-        <w:rPr>
-          <w:rFonts w:ascii="Times New Roman" w:eastAsia="Times New Roman" w:hAnsi="Times New Roman" w:cs="Times New Roman"/>
-          <w:sz w:val="24"/>
-          <w:szCs w:val="24"/>
-          <w:shd w:val="clear" w:color="auto" w:fill="FFFFFF"/>
-        </w:rPr>
-        <w:t>Educational Technology Research and Development</w:t>
-      </w:r>
-      <w:r>
-        <w:rPr>
-          <w:rFonts w:ascii="Times New Roman" w:eastAsia="Times New Roman" w:hAnsi="Times New Roman" w:cs="Times New Roman"/>
-          <w:sz w:val="24"/>
-          <w:szCs w:val="24"/>
-          <w:shd w:val="clear" w:color="auto" w:fill="FFFFFF"/>
-        </w:rPr>
-        <w:t xml:space="preserve"> </w:t>
-      </w:r>
-      <w:r>
-        <w:rPr>
-          <w:rFonts w:ascii="Times New Roman" w:eastAsia="Times New Roman" w:hAnsi="Times New Roman" w:cs="Times New Roman"/>
-          <w:sz w:val="24"/>
-          <w:szCs w:val="24"/>
-        </w:rPr>
-        <w:t>(Manuscript Number:</w:t>
-      </w:r>
-      <w:r>
-        <w:rPr>
-          <w:rFonts w:ascii="Times New Roman" w:eastAsia="Times New Roman" w:hAnsi="Times New Roman" w:cs="Times New Roman"/>
-          <w:sz w:val="24"/>
-          <w:szCs w:val="24"/>
-        </w:rPr>
-        <w:t xml:space="preserve"> </w:t>
-      </w:r>
-      <w:r>
-        <w:rPr>
-          <w:rFonts w:ascii="Times New Roman" w:eastAsia="Times New Roman" w:hAnsi="Times New Roman" w:cs="Times New Roman"/>
-          <w:sz w:val="24"/>
-          <w:szCs w:val="24"/>
-        </w:rPr>
-        <w:t>ETRD-D-26-00469</w:t>
-      </w:r>
-      <w:r>
-        <w:rPr>
-          <w:rFonts w:ascii="Times New Roman" w:eastAsia="Times New Roman" w:hAnsi="Times New Roman" w:cs="Times New Roman"/>
-          <w:sz w:val="24"/>
-          <w:szCs w:val="24"/>
-        </w:rPr>
-        <w:t>)</w:t>
+        </w:rPr>
+        <w:t>​​Promoting elementary students’ computer science conceptual knowledge and coding performance: A mixed methods case study (Manuscript Number: UJRT-2025-1006.R2)</w:t>
       </w:r>
     </w:p>
     <w:p>
@@ -11470,20 +11012,12 @@
         <w:autoSpaceDN/>
         <w:ind w:left="720" w:hanging="630"/>
         <w:rPr>
-          <w:rFonts w:ascii="Times New Roman" w:eastAsia="Times New Roman" w:hAnsi="Times New Roman" w:cs="Times New Roman"/>
-          <w:sz w:val="24"/>
-          <w:szCs w:val="24"/>
-        </w:rPr>
-      </w:pPr>
-      <w:r>
-        <w:rPr>
           <w:rFonts w:ascii="Times New Roman" w:eastAsia="Calibri" w:hAnsi="Times New Roman" w:cs="Times New Roman"/>
           <w:sz w:val="24"/>
           <w:szCs w:val="24"/>
           <w:shd w:val="clear" w:color="auto" w:fill="FFFFFF"/>
         </w:rPr>
-        <w:t>1</w:t>
-      </w:r>
+      </w:pPr>
       <w:r>
         <w:rPr>
           <w:rFonts w:ascii="Times New Roman" w:eastAsia="Calibri" w:hAnsi="Times New Roman" w:cs="Times New Roman"/>
@@ -11491,16 +11025,7 @@
           <w:szCs w:val="24"/>
           <w:shd w:val="clear" w:color="auto" w:fill="FFFFFF"/>
         </w:rPr>
-        <w:t>3</w:t>
-      </w:r>
-      <w:r>
-        <w:rPr>
-          <w:rFonts w:ascii="Times New Roman" w:eastAsia="Calibri" w:hAnsi="Times New Roman" w:cs="Times New Roman"/>
-          <w:sz w:val="24"/>
-          <w:szCs w:val="24"/>
-          <w:shd w:val="clear" w:color="auto" w:fill="FFFFFF"/>
-        </w:rPr>
-        <w:t xml:space="preserve">] </w:t>
+        <w:t xml:space="preserve">[15] Moon, J., </w:t>
       </w:r>
       <w:r>
         <w:rPr>
@@ -11528,15 +11053,16 @@
           <w:sz w:val="24"/>
           <w:szCs w:val="24"/>
         </w:rPr>
-        <w:t>Abu S., Yuvaraja H. K.</w:t>
+        <w:t xml:space="preserve">Abu, S., </w:t>
       </w:r>
       <w:r>
         <w:rPr>
           <w:rFonts w:ascii="Times New Roman" w:eastAsia="Times New Roman" w:hAnsi="Times New Roman" w:cs="Times New Roman"/>
           <w:sz w:val="24"/>
           <w:szCs w:val="24"/>
-        </w:rPr>
-        <w:t>,</w:t>
+          <w:shd w:val="clear" w:color="auto" w:fill="FFFFFF"/>
+        </w:rPr>
+        <w:t xml:space="preserve">Kim, E., &amp; Marchiori, R. (Submitted). </w:t>
       </w:r>
       <w:r>
         <w:rPr>
@@ -11544,113 +11070,7 @@
           <w:sz w:val="24"/>
           <w:szCs w:val="24"/>
         </w:rPr>
-        <w:t xml:space="preserve"> </w:t>
-      </w:r>
-      <w:proofErr w:type="spellStart"/>
-      <w:r>
-        <w:rPr>
-          <w:rFonts w:ascii="Times New Roman" w:eastAsia="Times New Roman" w:hAnsi="Times New Roman" w:cs="Times New Roman"/>
-          <w:sz w:val="24"/>
-          <w:szCs w:val="24"/>
-        </w:rPr>
-        <w:t>Patiballa</w:t>
-      </w:r>
-      <w:proofErr w:type="spellEnd"/>
-      <w:r>
-        <w:rPr>
-          <w:rFonts w:ascii="Times New Roman" w:eastAsia="Times New Roman" w:hAnsi="Times New Roman" w:cs="Times New Roman"/>
-          <w:sz w:val="24"/>
-          <w:szCs w:val="24"/>
-        </w:rPr>
-        <w:t xml:space="preserve"> S. K., </w:t>
-      </w:r>
-      <w:r>
-        <w:rPr>
-          <w:rFonts w:ascii="Times New Roman" w:eastAsia="Times New Roman" w:hAnsi="Times New Roman" w:cs="Times New Roman"/>
-          <w:sz w:val="24"/>
-          <w:szCs w:val="24"/>
-          <w:shd w:val="clear" w:color="auto" w:fill="FFFFFF"/>
-        </w:rPr>
-        <w:t>&amp; Moon, J. (</w:t>
-      </w:r>
-      <w:r>
-        <w:rPr>
-          <w:rFonts w:ascii="Times New Roman" w:eastAsia="Times New Roman" w:hAnsi="Times New Roman" w:cs="Times New Roman"/>
-          <w:sz w:val="24"/>
-          <w:szCs w:val="24"/>
-          <w:shd w:val="clear" w:color="auto" w:fill="FFFFFF"/>
-        </w:rPr>
-        <w:t>Under review</w:t>
-      </w:r>
-      <w:r>
-        <w:rPr>
-          <w:rFonts w:ascii="Times New Roman" w:eastAsia="Times New Roman" w:hAnsi="Times New Roman" w:cs="Times New Roman"/>
-          <w:sz w:val="24"/>
-          <w:szCs w:val="24"/>
-          <w:shd w:val="clear" w:color="auto" w:fill="FFFFFF"/>
-        </w:rPr>
-        <w:t xml:space="preserve">). </w:t>
-      </w:r>
-      <w:r>
-        <w:rPr>
-          <w:rFonts w:ascii="Times New Roman" w:eastAsia="Times New Roman" w:hAnsi="Times New Roman" w:cs="Times New Roman"/>
-          <w:sz w:val="24"/>
-          <w:szCs w:val="24"/>
-        </w:rPr>
-        <w:t>​​Expl</w:t>
-      </w:r>
-      <w:r>
-        <w:rPr>
-          <w:rFonts w:ascii="Times New Roman" w:eastAsia="Times New Roman" w:hAnsi="Times New Roman" w:cs="Times New Roman"/>
-          <w:sz w:val="24"/>
-          <w:szCs w:val="24"/>
-        </w:rPr>
-        <w:t>oring fidelity dimensions in extended reality technologies for mechanical engineering education</w:t>
-      </w:r>
-      <w:r>
-        <w:rPr>
-          <w:rFonts w:ascii="Times New Roman" w:eastAsia="Times New Roman" w:hAnsi="Times New Roman" w:cs="Times New Roman"/>
-          <w:sz w:val="24"/>
-          <w:szCs w:val="24"/>
-        </w:rPr>
-        <w:t>: A Systematic Review</w:t>
-      </w:r>
-      <w:r>
-        <w:rPr>
-          <w:rFonts w:ascii="Times New Roman" w:eastAsia="Times New Roman" w:hAnsi="Times New Roman" w:cs="Times New Roman"/>
-          <w:sz w:val="24"/>
-          <w:szCs w:val="24"/>
-          <w:shd w:val="clear" w:color="auto" w:fill="FFFFFF"/>
-        </w:rPr>
-        <w:t xml:space="preserve">. </w:t>
-      </w:r>
-      <w:proofErr w:type="spellStart"/>
-      <w:r>
-        <w:rPr>
-          <w:rFonts w:ascii="Times New Roman" w:eastAsia="Times New Roman" w:hAnsi="Times New Roman" w:cs="Times New Roman"/>
-          <w:sz w:val="24"/>
-          <w:szCs w:val="24"/>
-        </w:rPr>
-        <w:t>TechTrends</w:t>
-      </w:r>
-      <w:proofErr w:type="spellEnd"/>
-      <w:r>
-        <w:rPr>
-          <w:rFonts w:ascii="Times New Roman" w:eastAsia="Times New Roman" w:hAnsi="Times New Roman" w:cs="Times New Roman"/>
-          <w:i/>
-          <w:iCs/>
-          <w:sz w:val="24"/>
-          <w:szCs w:val="24"/>
-        </w:rPr>
-        <w:t xml:space="preserve"> </w:t>
-      </w:r>
-      <w:r>
-        <w:rPr>
-          <w:rFonts w:ascii="Times New Roman" w:eastAsia="Times New Roman" w:hAnsi="Times New Roman" w:cs="Times New Roman"/>
-          <w:sz w:val="24"/>
-          <w:szCs w:val="24"/>
-        </w:rPr>
-        <w:t>(Manuscript Number: TECH-D-25-00383)</w:t>
+        <w:t>A Bayesian Meta-Analysis of Virtual Reality-based Safety Training in the Construction Sector (Manuscript Number: SAFETY-D-26-01418)</w:t>
       </w:r>
     </w:p>
     <w:p>
@@ -11661,56 +11081,19 @@
         <w:autoSpaceDN/>
         <w:ind w:left="720" w:hanging="630"/>
         <w:rPr>
+          <w:rFonts w:ascii="Times New Roman" w:eastAsia="Times New Roman" w:hAnsi="Times New Roman" w:cs="Times New Roman"/>
+          <w:sz w:val="24"/>
+          <w:szCs w:val="24"/>
+        </w:rPr>
+      </w:pPr>
+      <w:r>
+        <w:rPr>
           <w:rFonts w:ascii="Times New Roman" w:eastAsia="Calibri" w:hAnsi="Times New Roman" w:cs="Times New Roman"/>
           <w:sz w:val="24"/>
           <w:szCs w:val="24"/>
           <w:shd w:val="clear" w:color="auto" w:fill="FFFFFF"/>
         </w:rPr>
-      </w:pPr>
-      <w:r>
-        <w:rPr>
-          <w:rFonts w:ascii="Times New Roman" w:eastAsia="Calibri" w:hAnsi="Times New Roman" w:cs="Times New Roman"/>
-          <w:sz w:val="24"/>
-          <w:szCs w:val="24"/>
-          <w:shd w:val="clear" w:color="auto" w:fill="FFFFFF"/>
-        </w:rPr>
-        <w:t>[1</w:t>
-      </w:r>
-      <w:r>
-        <w:rPr>
-          <w:rFonts w:ascii="Times New Roman" w:eastAsia="Calibri" w:hAnsi="Times New Roman" w:cs="Times New Roman"/>
-          <w:sz w:val="24"/>
-          <w:szCs w:val="24"/>
-          <w:shd w:val="clear" w:color="auto" w:fill="FFFFFF"/>
-        </w:rPr>
-        <w:t>2</w:t>
-      </w:r>
-      <w:r>
-        <w:rPr>
-          <w:rFonts w:ascii="Times New Roman" w:eastAsia="Calibri" w:hAnsi="Times New Roman" w:cs="Times New Roman"/>
-          <w:sz w:val="24"/>
-          <w:szCs w:val="24"/>
-          <w:shd w:val="clear" w:color="auto" w:fill="FFFFFF"/>
-        </w:rPr>
-        <w:t>]</w:t>
-      </w:r>
-      <w:r>
-        <w:rPr>
-          <w:rFonts w:ascii="Times New Roman" w:eastAsia="Calibri" w:hAnsi="Times New Roman" w:cs="Times New Roman"/>
-          <w:sz w:val="24"/>
-          <w:szCs w:val="24"/>
-          <w:shd w:val="clear" w:color="auto" w:fill="FFFFFF"/>
-        </w:rPr>
-        <w:t xml:space="preserve"> </w:t>
-      </w:r>
-      <w:r>
-        <w:rPr>
-          <w:rFonts w:ascii="Times New Roman" w:eastAsia="Times New Roman" w:hAnsi="Times New Roman" w:cs="Times New Roman"/>
-          <w:sz w:val="24"/>
-          <w:szCs w:val="24"/>
-          <w:shd w:val="clear" w:color="auto" w:fill="FFFFFF"/>
-        </w:rPr>
-        <w:t xml:space="preserve">Moon J., </w:t>
+        <w:t xml:space="preserve">[14] </w:t>
       </w:r>
       <w:r>
         <w:rPr>
@@ -11721,7 +11104,7 @@
           <w:szCs w:val="24"/>
           <w:shd w:val="clear" w:color="auto" w:fill="FFFFFF"/>
         </w:rPr>
-        <w:t>Awoyemi I. D</w:t>
+        <w:t>Awoyemi, I. D.,</w:t>
       </w:r>
       <w:r>
         <w:rPr>
@@ -11730,47 +11113,84 @@
           <w:szCs w:val="24"/>
           <w:shd w:val="clear" w:color="auto" w:fill="FFFFFF"/>
         </w:rPr>
-        <w:t>., &amp; Abu S.</w:t>
+        <w:t xml:space="preserve"> Moon, J., </w:t>
       </w:r>
       <w:r>
         <w:rPr>
           <w:rFonts w:ascii="Times New Roman" w:eastAsia="Times New Roman" w:hAnsi="Times New Roman" w:cs="Times New Roman"/>
           <w:sz w:val="24"/>
           <w:szCs w:val="24"/>
+        </w:rPr>
+        <w:t xml:space="preserve">Abu, S., </w:t>
+      </w:r>
+      <w:r>
+        <w:rPr>
+          <w:rFonts w:ascii="Times New Roman" w:eastAsia="Times New Roman" w:hAnsi="Times New Roman" w:cs="Times New Roman"/>
+          <w:sz w:val="24"/>
+          <w:szCs w:val="24"/>
           <w:shd w:val="clear" w:color="auto" w:fill="FFFFFF"/>
         </w:rPr>
-        <w:t xml:space="preserve"> (2026). </w:t>
+        <w:t xml:space="preserve">&amp; Siyuan, S. (Under review). </w:t>
       </w:r>
       <w:r>
         <w:rPr>
           <w:rFonts w:ascii="Times New Roman" w:eastAsia="Times New Roman" w:hAnsi="Times New Roman" w:cs="Times New Roman"/>
           <w:sz w:val="24"/>
           <w:szCs w:val="24"/>
+        </w:rPr>
+        <w:t>​​Design and development research of immersive virtual reality-supported safety training for construction engineering education</w:t>
+      </w:r>
+      <w:r>
+        <w:rPr>
+          <w:rFonts w:ascii="Times New Roman" w:eastAsia="Times New Roman" w:hAnsi="Times New Roman" w:cs="Times New Roman"/>
+          <w:sz w:val="24"/>
+          <w:szCs w:val="24"/>
           <w:shd w:val="clear" w:color="auto" w:fill="FFFFFF"/>
         </w:rPr>
-        <w:t xml:space="preserve">Decoding learning states in </w:t>
-      </w:r>
-      <w:proofErr w:type="spellStart"/>
+        <w:t xml:space="preserve">. Educational Technology Research and Development </w:t>
+      </w:r>
       <w:r>
         <w:rPr>
           <w:rFonts w:ascii="Times New Roman" w:eastAsia="Times New Roman" w:hAnsi="Times New Roman" w:cs="Times New Roman"/>
           <w:sz w:val="24"/>
           <w:szCs w:val="24"/>
+        </w:rPr>
+        <w:t>(Manuscript Number: ETRD-D-26-00469)</w:t>
+      </w:r>
+    </w:p>
+    <w:p>
+      <w:pPr>
+        <w:widowControl/>
+        <w:shd w:val="clear" w:color="auto" w:fill="FFFFFF"/>
+        <w:autoSpaceDE/>
+        <w:autoSpaceDN/>
+        <w:ind w:left="720" w:hanging="630"/>
+        <w:rPr>
+          <w:rFonts w:ascii="Times New Roman" w:eastAsia="Times New Roman" w:hAnsi="Times New Roman" w:cs="Times New Roman"/>
+          <w:sz w:val="24"/>
+          <w:szCs w:val="24"/>
+        </w:rPr>
+      </w:pPr>
+      <w:r>
+        <w:rPr>
+          <w:rFonts w:ascii="Times New Roman" w:eastAsia="Calibri" w:hAnsi="Times New Roman" w:cs="Times New Roman"/>
+          <w:sz w:val="24"/>
+          <w:szCs w:val="24"/>
           <w:shd w:val="clear" w:color="auto" w:fill="FFFFFF"/>
         </w:rPr>
-        <w:t>vr</w:t>
-      </w:r>
-      <w:proofErr w:type="spellEnd"/>
+        <w:t xml:space="preserve">13] </w:t>
+      </w:r>
       <w:r>
         <w:rPr>
           <w:rFonts w:ascii="Times New Roman" w:eastAsia="Times New Roman" w:hAnsi="Times New Roman" w:cs="Times New Roman"/>
+          <w:b/>
+          <w:bCs/>
           <w:sz w:val="24"/>
           <w:szCs w:val="24"/>
           <w:shd w:val="clear" w:color="auto" w:fill="FFFFFF"/>
         </w:rPr>
-        <w:t xml:space="preserve"> safety training: a </w:t>
-      </w:r>
-      <w:proofErr w:type="spellStart"/>
+        <w:t>Awoyemi, I. D.,</w:t>
+      </w:r>
       <w:r>
         <w:rPr>
           <w:rFonts w:ascii="Times New Roman" w:eastAsia="Times New Roman" w:hAnsi="Times New Roman" w:cs="Times New Roman"/>
@@ -11778,39 +11198,50 @@
           <w:szCs w:val="24"/>
           <w:shd w:val="clear" w:color="auto" w:fill="FFFFFF"/>
         </w:rPr>
-        <w:t>bayesian</w:t>
-      </w:r>
-      <w:proofErr w:type="spellEnd"/>
+        <w:t xml:space="preserve"> </w:t>
+      </w:r>
       <w:r>
         <w:rPr>
           <w:rFonts w:ascii="Times New Roman" w:eastAsia="Times New Roman" w:hAnsi="Times New Roman" w:cs="Times New Roman"/>
           <w:sz w:val="24"/>
           <w:szCs w:val="24"/>
+        </w:rPr>
+        <w:t xml:space="preserve">Abu S., Yuvaraja H. K., Patiballa S. K., </w:t>
+      </w:r>
+      <w:r>
+        <w:rPr>
+          <w:rFonts w:ascii="Times New Roman" w:eastAsia="Times New Roman" w:hAnsi="Times New Roman" w:cs="Times New Roman"/>
+          <w:sz w:val="24"/>
+          <w:szCs w:val="24"/>
           <w:shd w:val="clear" w:color="auto" w:fill="FFFFFF"/>
         </w:rPr>
-        <w:t xml:space="preserve"> cognitive diagnostic approach to </w:t>
-      </w:r>
-      <w:proofErr w:type="spellStart"/>
+        <w:t xml:space="preserve">&amp; Moon, J. (Under review). </w:t>
+      </w:r>
       <w:r>
         <w:rPr>
           <w:rFonts w:ascii="Times New Roman" w:eastAsia="Times New Roman" w:hAnsi="Times New Roman" w:cs="Times New Roman"/>
           <w:sz w:val="24"/>
           <w:szCs w:val="24"/>
+        </w:rPr>
+        <w:t>​​Exploring fidelity dimensions in extended reality technologies for mechanical engineering education: A Systematic Review</w:t>
+      </w:r>
+      <w:r>
+        <w:rPr>
+          <w:rFonts w:ascii="Times New Roman" w:eastAsia="Times New Roman" w:hAnsi="Times New Roman" w:cs="Times New Roman"/>
+          <w:sz w:val="24"/>
+          <w:szCs w:val="24"/>
           <w:shd w:val="clear" w:color="auto" w:fill="FFFFFF"/>
         </w:rPr>
-        <w:t>microgenetic</w:t>
-      </w:r>
-      <w:proofErr w:type="spellEnd"/>
+        <w:t xml:space="preserve">. </w:t>
+      </w:r>
       <w:r>
         <w:rPr>
           <w:rFonts w:ascii="Times New Roman" w:eastAsia="Times New Roman" w:hAnsi="Times New Roman" w:cs="Times New Roman"/>
           <w:sz w:val="24"/>
           <w:szCs w:val="24"/>
-          <w:shd w:val="clear" w:color="auto" w:fill="FFFFFF"/>
-        </w:rPr>
-        <w:t xml:space="preserve"> behavioral analytics. </w:t>
-      </w:r>
-      <w:proofErr w:type="spellStart"/>
+        </w:rPr>
+        <w:t>TechTrends</w:t>
+      </w:r>
       <w:r>
         <w:rPr>
           <w:rFonts w:ascii="Times New Roman" w:eastAsia="Times New Roman" w:hAnsi="Times New Roman" w:cs="Times New Roman"/>
@@ -11818,11 +11249,70 @@
           <w:iCs/>
           <w:sz w:val="24"/>
           <w:szCs w:val="24"/>
+        </w:rPr>
+        <w:t xml:space="preserve"> </w:t>
+      </w:r>
+      <w:r>
+        <w:rPr>
+          <w:rFonts w:ascii="Times New Roman" w:eastAsia="Times New Roman" w:hAnsi="Times New Roman" w:cs="Times New Roman"/>
+          <w:sz w:val="24"/>
+          <w:szCs w:val="24"/>
+        </w:rPr>
+        <w:t>(Manuscript Number: TECH-D-25-00383)</w:t>
+      </w:r>
+    </w:p>
+    <w:p>
+      <w:pPr>
+        <w:widowControl/>
+        <w:shd w:val="clear" w:color="auto" w:fill="FFFFFF"/>
+        <w:autoSpaceDE/>
+        <w:autoSpaceDN/>
+        <w:ind w:left="720" w:hanging="630"/>
+        <w:rPr>
+          <w:rFonts w:ascii="Times New Roman" w:eastAsia="Calibri" w:hAnsi="Times New Roman" w:cs="Times New Roman"/>
+          <w:sz w:val="24"/>
+          <w:szCs w:val="24"/>
           <w:shd w:val="clear" w:color="auto" w:fill="FFFFFF"/>
         </w:rPr>
-        <w:t>Behaviourmetrika</w:t>
-      </w:r>
-      <w:proofErr w:type="spellEnd"/>
+      </w:pPr>
+      <w:r>
+        <w:rPr>
+          <w:rFonts w:ascii="Times New Roman" w:eastAsia="Calibri" w:hAnsi="Times New Roman" w:cs="Times New Roman"/>
+          <w:sz w:val="24"/>
+          <w:szCs w:val="24"/>
+          <w:shd w:val="clear" w:color="auto" w:fill="FFFFFF"/>
+        </w:rPr>
+        <w:t xml:space="preserve">[12] </w:t>
+      </w:r>
+      <w:r>
+        <w:rPr>
+          <w:rFonts w:ascii="Times New Roman" w:eastAsia="Times New Roman" w:hAnsi="Times New Roman" w:cs="Times New Roman"/>
+          <w:sz w:val="24"/>
+          <w:szCs w:val="24"/>
+          <w:shd w:val="clear" w:color="auto" w:fill="FFFFFF"/>
+        </w:rPr>
+        <w:t xml:space="preserve">Moon J., </w:t>
+      </w:r>
+      <w:r>
+        <w:rPr>
+          <w:rFonts w:ascii="Times New Roman" w:eastAsia="Times New Roman" w:hAnsi="Times New Roman" w:cs="Times New Roman"/>
+          <w:b/>
+          <w:bCs/>
+          <w:sz w:val="24"/>
+          <w:szCs w:val="24"/>
+          <w:shd w:val="clear" w:color="auto" w:fill="FFFFFF"/>
+        </w:rPr>
+        <w:t>Awoyemi I. D</w:t>
+      </w:r>
+      <w:r>
+        <w:rPr>
+          <w:rFonts w:ascii="Times New Roman" w:eastAsia="Times New Roman" w:hAnsi="Times New Roman" w:cs="Times New Roman"/>
+          <w:sz w:val="24"/>
+          <w:szCs w:val="24"/>
+          <w:shd w:val="clear" w:color="auto" w:fill="FFFFFF"/>
+        </w:rPr>
+        <w:t xml:space="preserve">., &amp; Abu S. (2026). Decoding learning states in vr safety training: a bayesian cognitive diagnostic approach to microgenetic behavioral analytics. </w:t>
+      </w:r>
       <w:r>
         <w:rPr>
           <w:rFonts w:ascii="Times New Roman" w:eastAsia="Times New Roman" w:hAnsi="Times New Roman" w:cs="Times New Roman"/>
@@ -11832,7 +11322,7 @@
           <w:szCs w:val="24"/>
           <w:shd w:val="clear" w:color="auto" w:fill="FFFFFF"/>
         </w:rPr>
-        <w:t>.</w:t>
+        <w:t>Behaviourmetrika.</w:t>
       </w:r>
       <w:r>
         <w:rPr>
@@ -11841,36 +11331,9 @@
           <w:szCs w:val="24"/>
           <w:shd w:val="clear" w:color="auto" w:fill="FFFFFF"/>
         </w:rPr>
-        <w:t xml:space="preserve"> </w:t>
-      </w:r>
-      <w:r>
-        <w:rPr>
-          <w:rFonts w:ascii="Times New Roman" w:eastAsia="Calibri" w:hAnsi="Times New Roman" w:cs="Times New Roman"/>
-          <w:sz w:val="24"/>
-          <w:szCs w:val="24"/>
-          <w:shd w:val="clear" w:color="auto" w:fill="FFFFFF"/>
-        </w:rPr>
-        <w:t>1-30</w:t>
-      </w:r>
-      <w:r>
-        <w:rPr>
-          <w:rFonts w:ascii="Times New Roman" w:eastAsia="Calibri" w:hAnsi="Times New Roman" w:cs="Times New Roman"/>
-          <w:sz w:val="24"/>
-          <w:szCs w:val="24"/>
-          <w:shd w:val="clear" w:color="auto" w:fill="FFFFFF"/>
-        </w:rPr>
-        <w:t xml:space="preserve">. </w:t>
-      </w:r>
-      <w:r>
-        <w:rPr>
-          <w:rFonts w:ascii="Times New Roman" w:eastAsia="Calibri" w:hAnsi="Times New Roman" w:cs="Times New Roman"/>
-          <w:sz w:val="24"/>
-          <w:szCs w:val="24"/>
-          <w:shd w:val="clear" w:color="auto" w:fill="FFFFFF"/>
-        </w:rPr>
-        <w:t> </w:t>
-      </w:r>
-      <w:hyperlink r:id="rId9" w:history="1">
+        <w:t xml:space="preserve"> 1-30.  </w:t>
+      </w:r>
+      <w:hyperlink r:id="rId10" w:history="1">
         <w:r>
           <w:rPr>
             <w:rStyle w:val="Hyperlink"/>
@@ -11913,25 +11376,7 @@
           <w:szCs w:val="24"/>
           <w:shd w:val="clear" w:color="auto" w:fill="FFFFFF"/>
         </w:rPr>
-        <w:t>[1</w:t>
-      </w:r>
-      <w:r>
-        <w:rPr>
-          <w:rFonts w:ascii="Times New Roman" w:eastAsia="Calibri" w:hAnsi="Times New Roman" w:cs="Times New Roman"/>
-          <w:sz w:val="24"/>
-          <w:szCs w:val="24"/>
-          <w:shd w:val="clear" w:color="auto" w:fill="FFFFFF"/>
-        </w:rPr>
-        <w:t>1</w:t>
-      </w:r>
-      <w:r>
-        <w:rPr>
-          <w:rFonts w:ascii="Times New Roman" w:eastAsia="Calibri" w:hAnsi="Times New Roman" w:cs="Times New Roman"/>
-          <w:sz w:val="24"/>
-          <w:szCs w:val="24"/>
-          <w:shd w:val="clear" w:color="auto" w:fill="FFFFFF"/>
-        </w:rPr>
-        <w:t xml:space="preserve">] </w:t>
+        <w:t xml:space="preserve">[11] </w:t>
       </w:r>
       <w:r>
         <w:rPr>
@@ -12026,7 +11471,7 @@
         </w:rPr>
         <w:t xml:space="preserve">), 295-318. </w:t>
       </w:r>
-      <w:hyperlink r:id="rId10" w:history="1">
+      <w:hyperlink r:id="rId11" w:history="1">
         <w:r>
           <w:rPr>
             <w:rFonts w:ascii="Times New Roman" w:eastAsia="Times New Roman" w:hAnsi="Times New Roman" w:cs="Times New Roman"/>
@@ -12077,25 +11522,7 @@
           <w:szCs w:val="24"/>
           <w:shd w:val="clear" w:color="auto" w:fill="FFFFFF"/>
         </w:rPr>
-        <w:t>[</w:t>
-      </w:r>
-      <w:r>
-        <w:rPr>
-          <w:rFonts w:ascii="Times New Roman" w:eastAsia="Calibri" w:hAnsi="Times New Roman" w:cs="Times New Roman"/>
-          <w:sz w:val="24"/>
-          <w:szCs w:val="24"/>
-          <w:shd w:val="clear" w:color="auto" w:fill="FFFFFF"/>
-        </w:rPr>
-        <w:t>10</w:t>
-      </w:r>
-      <w:r>
-        <w:rPr>
-          <w:rFonts w:ascii="Times New Roman" w:eastAsia="Calibri" w:hAnsi="Times New Roman" w:cs="Times New Roman"/>
-          <w:sz w:val="24"/>
-          <w:szCs w:val="24"/>
-          <w:shd w:val="clear" w:color="auto" w:fill="FFFFFF"/>
-        </w:rPr>
-        <w:t xml:space="preserve">] </w:t>
+        <w:t xml:space="preserve">[10] </w:t>
       </w:r>
       <w:r>
         <w:rPr>
@@ -12166,7 +11593,7 @@
         </w:rPr>
         <w:t xml:space="preserve">(8), 997. </w:t>
       </w:r>
-      <w:hyperlink r:id="rId11" w:history="1">
+      <w:hyperlink r:id="rId12" w:history="1">
         <w:r>
           <w:rPr>
             <w:rFonts w:ascii="Times New Roman" w:eastAsia="Times New Roman" w:hAnsi="Times New Roman" w:cs="Times New Roman"/>
@@ -12210,25 +11637,7 @@
           <w:szCs w:val="24"/>
           <w:shd w:val="clear" w:color="auto" w:fill="FFFFFF"/>
         </w:rPr>
-        <w:t>[</w:t>
-      </w:r>
-      <w:r>
-        <w:rPr>
-          <w:rFonts w:ascii="Times New Roman" w:eastAsia="Calibri" w:hAnsi="Times New Roman" w:cs="Times New Roman"/>
-          <w:sz w:val="24"/>
-          <w:szCs w:val="24"/>
-          <w:shd w:val="clear" w:color="auto" w:fill="FFFFFF"/>
-        </w:rPr>
-        <w:t>9</w:t>
-      </w:r>
-      <w:r>
-        <w:rPr>
-          <w:rFonts w:ascii="Times New Roman" w:eastAsia="Calibri" w:hAnsi="Times New Roman" w:cs="Times New Roman"/>
-          <w:sz w:val="24"/>
-          <w:szCs w:val="24"/>
-          <w:shd w:val="clear" w:color="auto" w:fill="FFFFFF"/>
-        </w:rPr>
-        <w:t xml:space="preserve">] </w:t>
+        <w:t xml:space="preserve">[9] </w:t>
       </w:r>
       <w:r>
         <w:rPr>
@@ -12257,47 +11666,7 @@
           <w:szCs w:val="24"/>
           <w:shd w:val="clear" w:color="auto" w:fill="FFFFFF"/>
         </w:rPr>
-        <w:t xml:space="preserve">., </w:t>
-      </w:r>
-      <w:proofErr w:type="spellStart"/>
-      <w:r>
-        <w:rPr>
-          <w:rFonts w:ascii="Times New Roman" w:eastAsia="Times New Roman" w:hAnsi="Times New Roman" w:cs="Times New Roman"/>
-          <w:sz w:val="24"/>
-          <w:szCs w:val="24"/>
-          <w:shd w:val="clear" w:color="auto" w:fill="FFFFFF"/>
-        </w:rPr>
-        <w:t>Ghooreian</w:t>
-      </w:r>
-      <w:proofErr w:type="spellEnd"/>
-      <w:r>
-        <w:rPr>
-          <w:rFonts w:ascii="Times New Roman" w:eastAsia="Times New Roman" w:hAnsi="Times New Roman" w:cs="Times New Roman"/>
-          <w:sz w:val="24"/>
-          <w:szCs w:val="24"/>
-          <w:shd w:val="clear" w:color="auto" w:fill="FFFFFF"/>
-        </w:rPr>
-        <w:t xml:space="preserve">, A., &amp; </w:t>
-      </w:r>
-      <w:proofErr w:type="spellStart"/>
-      <w:r>
-        <w:rPr>
-          <w:rFonts w:ascii="Times New Roman" w:eastAsia="Times New Roman" w:hAnsi="Times New Roman" w:cs="Times New Roman"/>
-          <w:sz w:val="24"/>
-          <w:szCs w:val="24"/>
-          <w:shd w:val="clear" w:color="auto" w:fill="FFFFFF"/>
-        </w:rPr>
-        <w:t>Ramenzapour</w:t>
-      </w:r>
-      <w:proofErr w:type="spellEnd"/>
-      <w:r>
-        <w:rPr>
-          <w:rFonts w:ascii="Times New Roman" w:eastAsia="Times New Roman" w:hAnsi="Times New Roman" w:cs="Times New Roman"/>
-          <w:sz w:val="24"/>
-          <w:szCs w:val="24"/>
-          <w:shd w:val="clear" w:color="auto" w:fill="FFFFFF"/>
-        </w:rPr>
-        <w:t>, E. (2025). A Systematic Review of Technology‐Enhanced Learning Approaches to Foster Construction Engineering and Management Competencies. </w:t>
+        <w:t>., Ghooreian, A., &amp; Ramenzapour, E. (2025). A Systematic Review of Technology‐Enhanced Learning Approaches to Foster Construction Engineering and Management Competencies. </w:t>
       </w:r>
       <w:r>
         <w:rPr>
@@ -12339,7 +11708,7 @@
         </w:rPr>
         <w:t xml:space="preserve">(5), e70074. </w:t>
       </w:r>
-      <w:hyperlink r:id="rId12" w:history="1">
+      <w:hyperlink r:id="rId13" w:history="1">
         <w:r>
           <w:rPr>
             <w:rFonts w:ascii="Times New Roman" w:eastAsia="Times New Roman" w:hAnsi="Times New Roman" w:cs="Times New Roman"/>
@@ -12383,25 +11752,7 @@
           <w:szCs w:val="24"/>
           <w:shd w:val="clear" w:color="auto" w:fill="FFFFFF"/>
         </w:rPr>
-        <w:t>[</w:t>
-      </w:r>
-      <w:r>
-        <w:rPr>
-          <w:rFonts w:ascii="Times New Roman" w:eastAsia="Calibri" w:hAnsi="Times New Roman" w:cs="Times New Roman"/>
-          <w:sz w:val="24"/>
-          <w:szCs w:val="24"/>
-          <w:shd w:val="clear" w:color="auto" w:fill="FFFFFF"/>
-        </w:rPr>
-        <w:t>8</w:t>
-      </w:r>
-      <w:r>
-        <w:rPr>
-          <w:rFonts w:ascii="Times New Roman" w:eastAsia="Calibri" w:hAnsi="Times New Roman" w:cs="Times New Roman"/>
-          <w:sz w:val="24"/>
-          <w:szCs w:val="24"/>
-          <w:shd w:val="clear" w:color="auto" w:fill="FFFFFF"/>
-        </w:rPr>
-        <w:t xml:space="preserve">] </w:t>
+        <w:t xml:space="preserve">[8] </w:t>
       </w:r>
       <w:r>
         <w:rPr>
@@ -12472,7 +11823,7 @@
         </w:rPr>
         <w:t xml:space="preserve">(7), 848. </w:t>
       </w:r>
-      <w:hyperlink r:id="rId13" w:history="1">
+      <w:hyperlink r:id="rId14" w:history="1">
         <w:r>
           <w:rPr>
             <w:rFonts w:ascii="Times New Roman" w:eastAsia="Times New Roman" w:hAnsi="Times New Roman" w:cs="Times New Roman"/>
@@ -12516,25 +11867,7 @@
           <w:szCs w:val="24"/>
           <w:shd w:val="clear" w:color="auto" w:fill="FFFFFF"/>
         </w:rPr>
-        <w:t>[</w:t>
-      </w:r>
-      <w:r>
-        <w:rPr>
-          <w:rFonts w:ascii="Times New Roman" w:eastAsia="Calibri" w:hAnsi="Times New Roman" w:cs="Times New Roman"/>
-          <w:sz w:val="24"/>
-          <w:szCs w:val="24"/>
-          <w:shd w:val="clear" w:color="auto" w:fill="FFFFFF"/>
-        </w:rPr>
-        <w:t>7</w:t>
-      </w:r>
-      <w:r>
-        <w:rPr>
-          <w:rFonts w:ascii="Times New Roman" w:eastAsia="Calibri" w:hAnsi="Times New Roman" w:cs="Times New Roman"/>
-          <w:sz w:val="24"/>
-          <w:szCs w:val="24"/>
-          <w:shd w:val="clear" w:color="auto" w:fill="FFFFFF"/>
-        </w:rPr>
-        <w:t xml:space="preserve">] </w:t>
+        <w:t xml:space="preserve">[7] </w:t>
       </w:r>
       <w:r>
         <w:rPr>
@@ -12563,36 +11896,9 @@
           <w:szCs w:val="24"/>
           <w:shd w:val="clear" w:color="auto" w:fill="FFFFFF"/>
         </w:rPr>
-        <w:t>.,</w:t>
-      </w:r>
-      <w:r>
-        <w:rPr>
-          <w:rFonts w:ascii="Times New Roman" w:eastAsia="Times New Roman" w:hAnsi="Times New Roman" w:cs="Times New Roman"/>
-          <w:sz w:val="24"/>
-          <w:szCs w:val="24"/>
-          <w:shd w:val="clear" w:color="auto" w:fill="FFFFFF"/>
-        </w:rPr>
-        <w:t xml:space="preserve"> </w:t>
-      </w:r>
-      <w:r>
-        <w:rPr>
-          <w:rFonts w:ascii="Times New Roman" w:eastAsia="Times New Roman" w:hAnsi="Times New Roman" w:cs="Times New Roman"/>
-          <w:sz w:val="24"/>
-          <w:szCs w:val="24"/>
-          <w:shd w:val="clear" w:color="auto" w:fill="FFFFFF"/>
-        </w:rPr>
-        <w:t>.</w:t>
-      </w:r>
-      <w:r>
-        <w:rPr>
-          <w:rFonts w:ascii="Times New Roman" w:eastAsia="Times New Roman" w:hAnsi="Times New Roman" w:cs="Times New Roman"/>
-          <w:sz w:val="24"/>
-          <w:szCs w:val="24"/>
-          <w:shd w:val="clear" w:color="auto" w:fill="FFFFFF"/>
-        </w:rPr>
-        <w:t xml:space="preserve">... &amp; Feyijimi, T. (2025). Artificial intelligence in higher education: a systematic review of contributions to SDG 4 (quality education) and SDG 10 (reduced inequality). International Journal of Educational Management, 1-18. </w:t>
-      </w:r>
-      <w:hyperlink r:id="rId14" w:history="1">
+        <w:t xml:space="preserve">., .... &amp; Feyijimi, T. (2025). Artificial intelligence in higher education: a systematic review of contributions to SDG 4 (quality education) and SDG 10 (reduced inequality). International Journal of Educational Management, 1-18. </w:t>
+      </w:r>
+      <w:hyperlink r:id="rId15" w:history="1">
         <w:r>
           <w:rPr>
             <w:rFonts w:ascii="Times New Roman" w:eastAsia="Times New Roman" w:hAnsi="Times New Roman" w:cs="Times New Roman"/>
@@ -12636,54 +11942,16 @@
           <w:szCs w:val="24"/>
           <w:shd w:val="clear" w:color="auto" w:fill="FFFFFF"/>
         </w:rPr>
-        <w:t>[</w:t>
-      </w:r>
-      <w:r>
-        <w:rPr>
-          <w:rFonts w:ascii="Times New Roman" w:eastAsia="Calibri" w:hAnsi="Times New Roman" w:cs="Times New Roman"/>
+        <w:t xml:space="preserve">[6] </w:t>
+      </w:r>
+      <w:r>
+        <w:rPr>
+          <w:rFonts w:ascii="Times New Roman" w:eastAsia="Times New Roman" w:hAnsi="Times New Roman" w:cs="Times New Roman"/>
           <w:sz w:val="24"/>
           <w:szCs w:val="24"/>
           <w:shd w:val="clear" w:color="auto" w:fill="FFFFFF"/>
         </w:rPr>
-        <w:t>6</w:t>
-      </w:r>
-      <w:r>
-        <w:rPr>
-          <w:rFonts w:ascii="Times New Roman" w:eastAsia="Calibri" w:hAnsi="Times New Roman" w:cs="Times New Roman"/>
-          <w:sz w:val="24"/>
-          <w:szCs w:val="24"/>
-          <w:shd w:val="clear" w:color="auto" w:fill="FFFFFF"/>
-        </w:rPr>
-        <w:t xml:space="preserve">] </w:t>
-      </w:r>
-      <w:r>
-        <w:rPr>
-          <w:rFonts w:ascii="Times New Roman" w:eastAsia="Times New Roman" w:hAnsi="Times New Roman" w:cs="Times New Roman"/>
-          <w:sz w:val="24"/>
-          <w:szCs w:val="24"/>
-          <w:shd w:val="clear" w:color="auto" w:fill="FFFFFF"/>
-        </w:rPr>
-        <w:t xml:space="preserve">Luo, F., </w:t>
-      </w:r>
-      <w:proofErr w:type="spellStart"/>
-      <w:r>
-        <w:rPr>
-          <w:rFonts w:ascii="Times New Roman" w:eastAsia="Times New Roman" w:hAnsi="Times New Roman" w:cs="Times New Roman"/>
-          <w:sz w:val="24"/>
-          <w:szCs w:val="24"/>
-          <w:shd w:val="clear" w:color="auto" w:fill="FFFFFF"/>
-        </w:rPr>
-        <w:t>Amayou</w:t>
-      </w:r>
-      <w:proofErr w:type="spellEnd"/>
-      <w:r>
-        <w:rPr>
-          <w:rFonts w:ascii="Times New Roman" w:eastAsia="Times New Roman" w:hAnsi="Times New Roman" w:cs="Times New Roman"/>
-          <w:sz w:val="24"/>
-          <w:szCs w:val="24"/>
-          <w:shd w:val="clear" w:color="auto" w:fill="FFFFFF"/>
-        </w:rPr>
-        <w:t xml:space="preserve">, J., Nasrin, F., Abedini, P., </w:t>
+        <w:t xml:space="preserve">Luo, F., Amayou, J., Nasrin, F., Abedini, P., </w:t>
       </w:r>
       <w:r>
         <w:rPr>
@@ -12703,16 +11971,7 @@
           <w:szCs w:val="24"/>
           <w:shd w:val="clear" w:color="auto" w:fill="FFFFFF"/>
         </w:rPr>
-        <w:t xml:space="preserve"> (</w:t>
-      </w:r>
-      <w:r>
-        <w:rPr>
-          <w:rFonts w:ascii="Times New Roman" w:eastAsia="Times New Roman" w:hAnsi="Times New Roman" w:cs="Times New Roman"/>
-          <w:sz w:val="24"/>
-          <w:szCs w:val="24"/>
-          <w:shd w:val="clear" w:color="auto" w:fill="FFFFFF"/>
-        </w:rPr>
-        <w:t>Revision</w:t>
+        <w:t xml:space="preserve"> (Revision</w:t>
       </w:r>
       <w:r>
         <w:rPr>
@@ -12755,16 +12014,7 @@
           <w:szCs w:val="24"/>
           <w:shd w:val="clear" w:color="auto" w:fill="FFFFFF"/>
         </w:rPr>
-        <w:t xml:space="preserve">[5] </w:t>
-      </w:r>
-      <w:r>
-        <w:rPr>
-          <w:rFonts w:ascii="Times New Roman" w:eastAsia="Calibri" w:hAnsi="Times New Roman" w:cs="Times New Roman"/>
-          <w:sz w:val="24"/>
-          <w:szCs w:val="24"/>
-          <w:shd w:val="clear" w:color="auto" w:fill="FFFFFF"/>
-        </w:rPr>
-        <w:t xml:space="preserve">Samaila, D., </w:t>
+        <w:t xml:space="preserve">[5] Samaila, D., </w:t>
       </w:r>
       <w:r>
         <w:rPr>
@@ -12784,47 +12034,7 @@
           <w:szCs w:val="24"/>
           <w:shd w:val="clear" w:color="auto" w:fill="FFFFFF"/>
         </w:rPr>
-        <w:t xml:space="preserve">., Gwandu, Z. L., Isah, S., &amp; Murtala, A. (2024). Effect of parental socio-economic background on secondary school students career choice in </w:t>
-      </w:r>
-      <w:proofErr w:type="spellStart"/>
-      <w:r>
-        <w:rPr>
-          <w:rFonts w:ascii="Times New Roman" w:eastAsia="Calibri" w:hAnsi="Times New Roman" w:cs="Times New Roman"/>
-          <w:sz w:val="24"/>
-          <w:szCs w:val="24"/>
-          <w:shd w:val="clear" w:color="auto" w:fill="FFFFFF"/>
-        </w:rPr>
-        <w:t>kebbi</w:t>
-      </w:r>
-      <w:proofErr w:type="spellEnd"/>
-      <w:r>
-        <w:rPr>
-          <w:rFonts w:ascii="Times New Roman" w:eastAsia="Calibri" w:hAnsi="Times New Roman" w:cs="Times New Roman"/>
-          <w:sz w:val="24"/>
-          <w:szCs w:val="24"/>
-          <w:shd w:val="clear" w:color="auto" w:fill="FFFFFF"/>
-        </w:rPr>
-        <w:t xml:space="preserve"> state, </w:t>
-      </w:r>
-      <w:proofErr w:type="spellStart"/>
-      <w:r>
-        <w:rPr>
-          <w:rFonts w:ascii="Times New Roman" w:eastAsia="Calibri" w:hAnsi="Times New Roman" w:cs="Times New Roman"/>
-          <w:sz w:val="24"/>
-          <w:szCs w:val="24"/>
-          <w:shd w:val="clear" w:color="auto" w:fill="FFFFFF"/>
-        </w:rPr>
-        <w:t>nigeria</w:t>
-      </w:r>
-      <w:proofErr w:type="spellEnd"/>
-      <w:r>
-        <w:rPr>
-          <w:rFonts w:ascii="Times New Roman" w:eastAsia="Calibri" w:hAnsi="Times New Roman" w:cs="Times New Roman"/>
-          <w:sz w:val="24"/>
-          <w:szCs w:val="24"/>
-          <w:shd w:val="clear" w:color="auto" w:fill="FFFFFF"/>
-        </w:rPr>
-        <w:t>.</w:t>
+        <w:t>., Gwandu, Z. L., Isah, S., &amp; Murtala, A. (2024). Effect of parental socio-economic background on secondary school students career choice in kebbi state, nigeria.</w:t>
       </w:r>
       <w:r>
         <w:rPr>
@@ -12868,7 +12078,6 @@
         </w:rPr>
         <w:t xml:space="preserve">[4] </w:t>
       </w:r>
-      <w:proofErr w:type="spellStart"/>
       <w:r>
         <w:rPr>
           <w:rFonts w:ascii="Times New Roman" w:eastAsia="Calibri" w:hAnsi="Times New Roman" w:cs="Times New Roman"/>
@@ -12876,37 +12085,7 @@
           <w:sz w:val="24"/>
           <w:szCs w:val="24"/>
         </w:rPr>
-        <w:t>Falode</w:t>
-      </w:r>
-      <w:proofErr w:type="spellEnd"/>
-      <w:r>
-        <w:rPr>
-          <w:rFonts w:ascii="Times New Roman" w:eastAsia="Calibri" w:hAnsi="Times New Roman" w:cs="Times New Roman"/>
-          <w:bCs/>
-          <w:sz w:val="24"/>
-          <w:szCs w:val="24"/>
-        </w:rPr>
-        <w:t xml:space="preserve">, O.C.; </w:t>
-      </w:r>
-      <w:proofErr w:type="spellStart"/>
-      <w:r>
-        <w:rPr>
-          <w:rFonts w:ascii="Times New Roman" w:eastAsia="Calibri" w:hAnsi="Times New Roman" w:cs="Times New Roman"/>
-          <w:bCs/>
-          <w:sz w:val="24"/>
-          <w:szCs w:val="24"/>
-        </w:rPr>
-        <w:t>Ilufoye</w:t>
-      </w:r>
-      <w:proofErr w:type="spellEnd"/>
-      <w:r>
-        <w:rPr>
-          <w:rFonts w:ascii="Times New Roman" w:eastAsia="Calibri" w:hAnsi="Times New Roman" w:cs="Times New Roman"/>
-          <w:bCs/>
-          <w:sz w:val="24"/>
-          <w:szCs w:val="24"/>
-        </w:rPr>
-        <w:t xml:space="preserve">, T. O.; </w:t>
+        <w:t xml:space="preserve">Falode, O.C.; Ilufoye, T. O.; </w:t>
       </w:r>
       <w:r>
         <w:rPr>
@@ -12969,7 +12148,6 @@
         </w:rPr>
         <w:t xml:space="preserve">[3] </w:t>
       </w:r>
-      <w:proofErr w:type="spellStart"/>
       <w:r>
         <w:rPr>
           <w:rFonts w:ascii="Times New Roman" w:eastAsia="Calibri" w:hAnsi="Times New Roman" w:cs="Times New Roman"/>
@@ -12977,17 +12155,7 @@
           <w:sz w:val="24"/>
           <w:szCs w:val="24"/>
         </w:rPr>
-        <w:t>Falode</w:t>
-      </w:r>
-      <w:proofErr w:type="spellEnd"/>
-      <w:r>
-        <w:rPr>
-          <w:rFonts w:ascii="Times New Roman" w:eastAsia="Calibri" w:hAnsi="Times New Roman" w:cs="Times New Roman"/>
-          <w:bCs/>
-          <w:sz w:val="24"/>
-          <w:szCs w:val="24"/>
-        </w:rPr>
-        <w:t xml:space="preserve">, O.C.; </w:t>
+        <w:t xml:space="preserve">Falode, O.C.; </w:t>
       </w:r>
       <w:r>
         <w:rPr>
@@ -12999,7 +12167,6 @@
         </w:rPr>
         <w:t xml:space="preserve">Awoyemi, I. D.; </w:t>
       </w:r>
-      <w:proofErr w:type="spellStart"/>
       <w:r>
         <w:rPr>
           <w:rFonts w:ascii="Times New Roman" w:eastAsia="Calibri" w:hAnsi="Times New Roman" w:cs="Times New Roman"/>
@@ -13007,17 +12174,7 @@
           <w:sz w:val="24"/>
           <w:szCs w:val="24"/>
         </w:rPr>
-        <w:t>Ilufoye</w:t>
-      </w:r>
-      <w:proofErr w:type="spellEnd"/>
-      <w:r>
-        <w:rPr>
-          <w:rFonts w:ascii="Times New Roman" w:eastAsia="Calibri" w:hAnsi="Times New Roman" w:cs="Times New Roman"/>
-          <w:bCs/>
-          <w:sz w:val="24"/>
-          <w:szCs w:val="24"/>
-        </w:rPr>
-        <w:t>, T. O.</w:t>
+        <w:t>Ilufoye, T. O.</w:t>
       </w:r>
       <w:r>
         <w:rPr>
@@ -13036,25 +12193,7 @@
           <w:sz w:val="24"/>
           <w:szCs w:val="24"/>
         </w:rPr>
-        <w:t xml:space="preserve">Usman, Z.N. (2018). </w:t>
-      </w:r>
-      <w:r>
-        <w:rPr>
-          <w:rFonts w:ascii="Times New Roman" w:eastAsia="Calibri" w:hAnsi="Times New Roman" w:cs="Times New Roman"/>
-          <w:bCs/>
-          <w:sz w:val="24"/>
-          <w:szCs w:val="24"/>
-        </w:rPr>
-        <w:t>Mathematics</w:t>
-      </w:r>
-      <w:r>
-        <w:rPr>
-          <w:rFonts w:ascii="Times New Roman" w:eastAsia="Calibri" w:hAnsi="Times New Roman" w:cs="Times New Roman"/>
-          <w:bCs/>
-          <w:sz w:val="24"/>
-          <w:szCs w:val="24"/>
-        </w:rPr>
-        <w:t xml:space="preserve"> lecturers’ awareness and utilization of mathematics software applications for developing Mathematics instruction in tertiary institutions in Niger State, Nigeria. </w:t>
+        <w:t xml:space="preserve">Usman, Z.N. (2018). Mathematics lecturers’ awareness and utilization of mathematics software applications for developing Mathematics instruction in tertiary institutions in Niger State, Nigeria. </w:t>
       </w:r>
       <w:r>
         <w:rPr>
@@ -13065,31 +12204,7 @@
           <w:sz w:val="24"/>
           <w:szCs w:val="24"/>
         </w:rPr>
-        <w:t>Al-</w:t>
-      </w:r>
-      <w:proofErr w:type="spellStart"/>
-      <w:r>
-        <w:rPr>
-          <w:rFonts w:ascii="Times New Roman" w:eastAsia="Calibri" w:hAnsi="Times New Roman" w:cs="Times New Roman"/>
-          <w:bCs/>
-          <w:i/>
-          <w:iCs/>
-          <w:sz w:val="24"/>
-          <w:szCs w:val="24"/>
-        </w:rPr>
-        <w:t>Himah</w:t>
-      </w:r>
-      <w:proofErr w:type="spellEnd"/>
-      <w:r>
-        <w:rPr>
-          <w:rFonts w:ascii="Times New Roman" w:eastAsia="Calibri" w:hAnsi="Times New Roman" w:cs="Times New Roman"/>
-          <w:bCs/>
-          <w:i/>
-          <w:iCs/>
-          <w:sz w:val="24"/>
-          <w:szCs w:val="24"/>
-        </w:rPr>
-        <w:t xml:space="preserve"> Journal of Education, 2(</w:t>
+        <w:t>Al-Himah Journal of Education, 2(</w:t>
       </w:r>
       <w:r>
         <w:rPr>
@@ -13123,7 +12238,6 @@
         </w:rPr>
         <w:t xml:space="preserve">[2] </w:t>
       </w:r>
-      <w:proofErr w:type="spellStart"/>
       <w:r>
         <w:rPr>
           <w:rFonts w:ascii="Times New Roman" w:eastAsia="Calibri" w:hAnsi="Times New Roman" w:cs="Times New Roman"/>
@@ -13131,37 +12245,7 @@
           <w:sz w:val="24"/>
           <w:szCs w:val="24"/>
         </w:rPr>
-        <w:t>Falode</w:t>
-      </w:r>
-      <w:proofErr w:type="spellEnd"/>
-      <w:r>
-        <w:rPr>
-          <w:rFonts w:ascii="Times New Roman" w:eastAsia="Calibri" w:hAnsi="Times New Roman" w:cs="Times New Roman"/>
-          <w:bCs/>
-          <w:sz w:val="24"/>
-          <w:szCs w:val="24"/>
-        </w:rPr>
-        <w:t xml:space="preserve">, O.C.; Gambari, A.I.; Shittu, T.; Gimba, R.W.; </w:t>
-      </w:r>
-      <w:proofErr w:type="spellStart"/>
-      <w:r>
-        <w:rPr>
-          <w:rFonts w:ascii="Times New Roman" w:eastAsia="Calibri" w:hAnsi="Times New Roman" w:cs="Times New Roman"/>
-          <w:bCs/>
-          <w:sz w:val="24"/>
-          <w:szCs w:val="24"/>
-        </w:rPr>
-        <w:t>Falode</w:t>
-      </w:r>
-      <w:proofErr w:type="spellEnd"/>
-      <w:r>
-        <w:rPr>
-          <w:rFonts w:ascii="Times New Roman" w:eastAsia="Calibri" w:hAnsi="Times New Roman" w:cs="Times New Roman"/>
-          <w:bCs/>
-          <w:sz w:val="24"/>
-          <w:szCs w:val="24"/>
-        </w:rPr>
-        <w:t xml:space="preserve">, M.E. &amp; </w:t>
+        <w:t xml:space="preserve">Falode, O.C.; Gambari, A.I.; Shittu, T.; Gimba, R.W.; Falode, M.E. &amp; </w:t>
       </w:r>
       <w:r>
         <w:rPr>
@@ -13180,27 +12264,7 @@
           <w:sz w:val="24"/>
           <w:szCs w:val="24"/>
         </w:rPr>
-        <w:t xml:space="preserve">  (2015). Effectiveness of virtual classroom in teaching and learning of senior secondary school mathematics concepts in </w:t>
-      </w:r>
-      <w:proofErr w:type="spellStart"/>
-      <w:r>
-        <w:rPr>
-          <w:rFonts w:ascii="Times New Roman" w:eastAsia="Calibri" w:hAnsi="Times New Roman" w:cs="Times New Roman"/>
-          <w:bCs/>
-          <w:sz w:val="24"/>
-          <w:szCs w:val="24"/>
-        </w:rPr>
-        <w:t>minna</w:t>
-      </w:r>
-      <w:proofErr w:type="spellEnd"/>
-      <w:r>
-        <w:rPr>
-          <w:rFonts w:ascii="Times New Roman" w:eastAsia="Calibri" w:hAnsi="Times New Roman" w:cs="Times New Roman"/>
-          <w:bCs/>
-          <w:sz w:val="24"/>
-          <w:szCs w:val="24"/>
-        </w:rPr>
-        <w:t xml:space="preserve">. </w:t>
+        <w:t xml:space="preserve">  (2015). Effectiveness of virtual classroom in teaching and learning of senior secondary school mathematics concepts in minna. </w:t>
       </w:r>
       <w:r>
         <w:rPr>
@@ -13242,7 +12306,6 @@
         </w:rPr>
         <w:t xml:space="preserve">[1] </w:t>
       </w:r>
-      <w:proofErr w:type="spellStart"/>
       <w:r>
         <w:rPr>
           <w:rFonts w:ascii="Times New Roman" w:eastAsia="Calibri" w:hAnsi="Times New Roman" w:cs="Times New Roman"/>
@@ -13250,37 +12313,7 @@
           <w:sz w:val="24"/>
           <w:szCs w:val="24"/>
         </w:rPr>
-        <w:t>Falode</w:t>
-      </w:r>
-      <w:proofErr w:type="spellEnd"/>
-      <w:r>
-        <w:rPr>
-          <w:rFonts w:ascii="Times New Roman" w:eastAsia="Calibri" w:hAnsi="Times New Roman" w:cs="Times New Roman"/>
-          <w:bCs/>
-          <w:sz w:val="24"/>
-          <w:szCs w:val="24"/>
-        </w:rPr>
-        <w:t xml:space="preserve">, O.C.; Usman, Z.N.; </w:t>
-      </w:r>
-      <w:proofErr w:type="spellStart"/>
-      <w:r>
-        <w:rPr>
-          <w:rFonts w:ascii="Times New Roman" w:eastAsia="Calibri" w:hAnsi="Times New Roman" w:cs="Times New Roman"/>
-          <w:bCs/>
-          <w:sz w:val="24"/>
-          <w:szCs w:val="24"/>
-        </w:rPr>
-        <w:t>Ilufoye</w:t>
-      </w:r>
-      <w:proofErr w:type="spellEnd"/>
-      <w:r>
-        <w:rPr>
-          <w:rFonts w:ascii="Times New Roman" w:eastAsia="Calibri" w:hAnsi="Times New Roman" w:cs="Times New Roman"/>
-          <w:bCs/>
-          <w:sz w:val="24"/>
-          <w:szCs w:val="24"/>
-        </w:rPr>
-        <w:t xml:space="preserve">, T. O.  &amp; </w:t>
+        <w:t xml:space="preserve">Falode, O.C.; Usman, Z.N.; Ilufoye, T. O.  &amp; </w:t>
       </w:r>
       <w:r>
         <w:rPr>
@@ -13396,34 +12429,7 @@
           <w:szCs w:val="24"/>
           <w:shd w:val="clear" w:color="auto" w:fill="FFFFFF"/>
         </w:rPr>
-        <w:t>[</w:t>
-      </w:r>
-      <w:r>
-        <w:rPr>
-          <w:rFonts w:ascii="Times New Roman" w:eastAsia="Calibri" w:hAnsi="Times New Roman" w:cs="Times New Roman"/>
-          <w:sz w:val="24"/>
-          <w:szCs w:val="24"/>
-          <w:shd w:val="clear" w:color="auto" w:fill="FFFFFF"/>
-        </w:rPr>
-        <w:t>4</w:t>
-      </w:r>
-      <w:r>
-        <w:rPr>
-          <w:rFonts w:ascii="Times New Roman" w:eastAsia="Calibri" w:hAnsi="Times New Roman" w:cs="Times New Roman"/>
-          <w:sz w:val="24"/>
-          <w:szCs w:val="24"/>
-          <w:shd w:val="clear" w:color="auto" w:fill="FFFFFF"/>
-        </w:rPr>
-        <w:t xml:space="preserve">] </w:t>
-      </w:r>
-      <w:r>
-        <w:rPr>
-          <w:rFonts w:ascii="Times New Roman" w:eastAsia="Calibri" w:hAnsi="Times New Roman" w:cs="Times New Roman"/>
-          <w:sz w:val="24"/>
-          <w:szCs w:val="24"/>
-          <w:shd w:val="clear" w:color="auto" w:fill="FFFFFF"/>
-        </w:rPr>
-        <w:t xml:space="preserve">Luo, F., Liu, R., </w:t>
+        <w:t xml:space="preserve">[4] Luo, F., Liu, R., </w:t>
       </w:r>
       <w:r>
         <w:rPr>
@@ -13629,16 +12635,7 @@
           <w:szCs w:val="24"/>
           <w:shd w:val="clear" w:color="auto" w:fill="FFFFFF"/>
         </w:rPr>
-        <w:t xml:space="preserve">[1] </w:t>
-      </w:r>
-      <w:r>
-        <w:rPr>
-          <w:rFonts w:ascii="Times New Roman" w:eastAsia="Calibri" w:hAnsi="Times New Roman" w:cs="Times New Roman"/>
-          <w:sz w:val="24"/>
-          <w:szCs w:val="24"/>
-          <w:shd w:val="clear" w:color="auto" w:fill="FFFFFF"/>
-        </w:rPr>
-        <w:t xml:space="preserve">Moon, J., Siyuan S., </w:t>
+        <w:t xml:space="preserve">[1] Moon, J., Siyuan S., </w:t>
       </w:r>
       <w:r>
         <w:rPr>
@@ -13658,43 +12655,7 @@
           <w:szCs w:val="24"/>
           <w:shd w:val="clear" w:color="auto" w:fill="FFFFFF"/>
         </w:rPr>
-        <w:t xml:space="preserve"> Raissa M., &amp; Sepehr K.</w:t>
-      </w:r>
-      <w:r>
-        <w:rPr>
-          <w:rFonts w:ascii="Times New Roman" w:eastAsia="Calibri" w:hAnsi="Times New Roman" w:cs="Times New Roman"/>
-          <w:sz w:val="24"/>
-          <w:szCs w:val="24"/>
-          <w:shd w:val="clear" w:color="auto" w:fill="FFFFFF"/>
-        </w:rPr>
-        <w:t xml:space="preserve"> </w:t>
-      </w:r>
-      <w:r>
-        <w:rPr>
-          <w:rFonts w:ascii="Times New Roman" w:eastAsia="Calibri" w:hAnsi="Times New Roman" w:cs="Times New Roman"/>
-          <w:sz w:val="24"/>
-          <w:szCs w:val="24"/>
-          <w:shd w:val="clear" w:color="auto" w:fill="FFFFFF"/>
-        </w:rPr>
-        <w:t>(2023)</w:t>
-      </w:r>
-      <w:r>
-        <w:rPr>
-          <w:rFonts w:ascii="Times New Roman" w:eastAsia="Calibri" w:hAnsi="Times New Roman" w:cs="Times New Roman"/>
-          <w:sz w:val="24"/>
-          <w:szCs w:val="24"/>
-          <w:shd w:val="clear" w:color="auto" w:fill="FFFFFF"/>
-        </w:rPr>
-        <w:t xml:space="preserve">. </w:t>
-      </w:r>
-      <w:r>
-        <w:rPr>
-          <w:rFonts w:ascii="Times New Roman" w:eastAsia="Calibri" w:hAnsi="Times New Roman" w:cs="Times New Roman"/>
-          <w:sz w:val="24"/>
-          <w:szCs w:val="24"/>
-          <w:shd w:val="clear" w:color="auto" w:fill="FFFFFF"/>
-        </w:rPr>
-        <w:t xml:space="preserve">Immersive technology-enhanced learning system design in civil engineering education. </w:t>
+        <w:t xml:space="preserve"> Raissa M., &amp; Sepehr K. (2023). Immersive technology-enhanced learning system design in civil engineering education. </w:t>
       </w:r>
       <w:r>
         <w:rPr>
@@ -13783,47 +12744,7 @@
           <w:szCs w:val="24"/>
           <w:shd w:val="clear" w:color="auto" w:fill="FFFFFF"/>
         </w:rPr>
-        <w:t xml:space="preserve">Abu, S., </w:t>
-      </w:r>
-      <w:proofErr w:type="spellStart"/>
-      <w:r>
-        <w:rPr>
-          <w:rFonts w:ascii="Times New Roman" w:eastAsia="Times New Roman" w:hAnsi="Times New Roman" w:cs="Times New Roman"/>
-          <w:sz w:val="24"/>
-          <w:szCs w:val="24"/>
-          <w:shd w:val="clear" w:color="auto" w:fill="FFFFFF"/>
-        </w:rPr>
-        <w:t>Ghooreian</w:t>
-      </w:r>
-      <w:proofErr w:type="spellEnd"/>
-      <w:r>
-        <w:rPr>
-          <w:rFonts w:ascii="Times New Roman" w:eastAsia="Times New Roman" w:hAnsi="Times New Roman" w:cs="Times New Roman"/>
-          <w:sz w:val="24"/>
-          <w:szCs w:val="24"/>
-          <w:shd w:val="clear" w:color="auto" w:fill="FFFFFF"/>
-        </w:rPr>
-        <w:t xml:space="preserve">, A., </w:t>
-      </w:r>
-      <w:proofErr w:type="spellStart"/>
-      <w:r>
-        <w:rPr>
-          <w:rFonts w:ascii="Times New Roman" w:eastAsia="Times New Roman" w:hAnsi="Times New Roman" w:cs="Times New Roman"/>
-          <w:sz w:val="24"/>
-          <w:szCs w:val="24"/>
-          <w:shd w:val="clear" w:color="auto" w:fill="FFFFFF"/>
-        </w:rPr>
-        <w:t>Ogunniran</w:t>
-      </w:r>
-      <w:proofErr w:type="spellEnd"/>
-      <w:r>
-        <w:rPr>
-          <w:rFonts w:ascii="Times New Roman" w:eastAsia="Times New Roman" w:hAnsi="Times New Roman" w:cs="Times New Roman"/>
-          <w:sz w:val="24"/>
-          <w:szCs w:val="24"/>
-          <w:shd w:val="clear" w:color="auto" w:fill="FFFFFF"/>
-        </w:rPr>
-        <w:t xml:space="preserve">, M., </w:t>
+        <w:t xml:space="preserve">Abu, S., Ghooreian, A., Ogunniran, M., </w:t>
       </w:r>
       <w:r>
         <w:rPr>
@@ -13834,36 +12755,16 @@
           <w:szCs w:val="24"/>
           <w:shd w:val="clear" w:color="auto" w:fill="FFFFFF"/>
         </w:rPr>
-        <w:t>Awoyemi, I.</w:t>
+        <w:t>Awoyemi, I. D</w:t>
       </w:r>
       <w:r>
         <w:rPr>
           <w:rFonts w:ascii="Times New Roman" w:eastAsia="Times New Roman" w:hAnsi="Times New Roman" w:cs="Times New Roman"/>
-          <w:b/>
-          <w:bCs/>
           <w:sz w:val="24"/>
           <w:szCs w:val="24"/>
           <w:shd w:val="clear" w:color="auto" w:fill="FFFFFF"/>
         </w:rPr>
-        <w:t xml:space="preserve"> D</w:t>
-      </w:r>
-      <w:r>
-        <w:rPr>
-          <w:rFonts w:ascii="Times New Roman" w:eastAsia="Times New Roman" w:hAnsi="Times New Roman" w:cs="Times New Roman"/>
-          <w:sz w:val="24"/>
-          <w:szCs w:val="24"/>
-          <w:shd w:val="clear" w:color="auto" w:fill="FFFFFF"/>
-        </w:rPr>
-        <w:t>.</w:t>
-      </w:r>
-      <w:r>
-        <w:rPr>
-          <w:rFonts w:ascii="Times New Roman" w:eastAsia="Times New Roman" w:hAnsi="Times New Roman" w:cs="Times New Roman"/>
-          <w:sz w:val="24"/>
-          <w:szCs w:val="24"/>
-          <w:shd w:val="clear" w:color="auto" w:fill="FFFFFF"/>
-        </w:rPr>
-        <w:t xml:space="preserve">, Moon, J. (In Press, 2026). Game based Learning for Social Changes. In Trifonas, P. (Eds.), International Handbook of Theory and Research in Digital Media and Education. Springer. </w:t>
+        <w:t xml:space="preserve">., Moon, J. (In Press, 2026). Game based Learning for Social Changes. In Trifonas, P. (Eds.), International Handbook of Theory and Research in Digital Media and Education. Springer. </w:t>
       </w:r>
     </w:p>
     <w:p>
@@ -13907,103 +12808,7 @@
           <w:szCs w:val="24"/>
           <w:shd w:val="clear" w:color="auto" w:fill="FFFFFF"/>
         </w:rPr>
-        <w:t xml:space="preserve">., &amp; </w:t>
-      </w:r>
-      <w:proofErr w:type="spellStart"/>
-      <w:r>
-        <w:rPr>
-          <w:rFonts w:ascii="Times New Roman" w:eastAsia="Times New Roman" w:hAnsi="Times New Roman" w:cs="Times New Roman"/>
-          <w:sz w:val="24"/>
-          <w:szCs w:val="24"/>
-          <w:shd w:val="clear" w:color="auto" w:fill="FFFFFF"/>
-        </w:rPr>
-        <w:t>Ilufoye</w:t>
-      </w:r>
-      <w:proofErr w:type="spellEnd"/>
-      <w:r>
-        <w:rPr>
-          <w:rFonts w:ascii="Times New Roman" w:eastAsia="Times New Roman" w:hAnsi="Times New Roman" w:cs="Times New Roman"/>
-          <w:sz w:val="24"/>
-          <w:szCs w:val="24"/>
-          <w:shd w:val="clear" w:color="auto" w:fill="FFFFFF"/>
-        </w:rPr>
-        <w:t xml:space="preserve">, T. O. (2020). Maximizing virtual </w:t>
-      </w:r>
-      <w:proofErr w:type="gramStart"/>
-      <w:r>
-        <w:rPr>
-          <w:rFonts w:ascii="Times New Roman" w:eastAsia="Times New Roman" w:hAnsi="Times New Roman" w:cs="Times New Roman"/>
-          <w:sz w:val="24"/>
-          <w:szCs w:val="24"/>
-          <w:shd w:val="clear" w:color="auto" w:fill="FFFFFF"/>
-        </w:rPr>
-        <w:t>classroom</w:t>
-      </w:r>
-      <w:proofErr w:type="gramEnd"/>
-      <w:r>
-        <w:rPr>
-          <w:rFonts w:ascii="Times New Roman" w:eastAsia="Times New Roman" w:hAnsi="Times New Roman" w:cs="Times New Roman"/>
-          <w:sz w:val="24"/>
-          <w:szCs w:val="24"/>
-          <w:shd w:val="clear" w:color="auto" w:fill="FFFFFF"/>
-        </w:rPr>
-        <w:t xml:space="preserve"> for effective teaching. In O. C. </w:t>
-      </w:r>
-      <w:proofErr w:type="spellStart"/>
-      <w:r>
-        <w:rPr>
-          <w:rFonts w:ascii="Times New Roman" w:eastAsia="Times New Roman" w:hAnsi="Times New Roman" w:cs="Times New Roman"/>
-          <w:sz w:val="24"/>
-          <w:szCs w:val="24"/>
-          <w:shd w:val="clear" w:color="auto" w:fill="FFFFFF"/>
-        </w:rPr>
-        <w:t>Falode</w:t>
-      </w:r>
-      <w:proofErr w:type="spellEnd"/>
-      <w:r>
-        <w:rPr>
-          <w:rFonts w:ascii="Times New Roman" w:eastAsia="Times New Roman" w:hAnsi="Times New Roman" w:cs="Times New Roman"/>
-          <w:sz w:val="24"/>
-          <w:szCs w:val="24"/>
-          <w:shd w:val="clear" w:color="auto" w:fill="FFFFFF"/>
-        </w:rPr>
-        <w:t xml:space="preserve"> (Ed.), Novel practices in education (pp. </w:t>
-      </w:r>
-      <w:r>
-        <w:rPr>
-          <w:rFonts w:ascii="Times New Roman" w:eastAsia="Times New Roman" w:hAnsi="Times New Roman" w:cs="Times New Roman"/>
-          <w:sz w:val="24"/>
-          <w:szCs w:val="24"/>
-          <w:shd w:val="clear" w:color="auto" w:fill="FFFFFF"/>
-        </w:rPr>
-        <w:t>96 -1</w:t>
-      </w:r>
-      <w:r>
-        <w:rPr>
-          <w:rFonts w:ascii="Times New Roman" w:eastAsia="Times New Roman" w:hAnsi="Times New Roman" w:cs="Times New Roman"/>
-          <w:sz w:val="24"/>
-          <w:szCs w:val="24"/>
-          <w:shd w:val="clear" w:color="auto" w:fill="FFFFFF"/>
-        </w:rPr>
-        <w:t>15</w:t>
-      </w:r>
-      <w:r>
-        <w:rPr>
-          <w:rFonts w:ascii="Times New Roman" w:eastAsia="Times New Roman" w:hAnsi="Times New Roman" w:cs="Times New Roman"/>
-          <w:sz w:val="24"/>
-          <w:szCs w:val="24"/>
-          <w:shd w:val="clear" w:color="auto" w:fill="FFFFFF"/>
-        </w:rPr>
-        <w:t>). Novel Education Research Group.</w:t>
-      </w:r>
-      <w:r>
-        <w:rPr>
-          <w:rFonts w:ascii="Times New Roman" w:eastAsia="Times New Roman" w:hAnsi="Times New Roman" w:cs="Times New Roman"/>
-          <w:sz w:val="24"/>
-          <w:szCs w:val="24"/>
-          <w:shd w:val="clear" w:color="auto" w:fill="FFFFFF"/>
-        </w:rPr>
-        <w:t xml:space="preserve"> </w:t>
+        <w:t xml:space="preserve">., &amp; Ilufoye, T. O. (2020). Maximizing virtual classroom for effective teaching. In O. C. Falode (Ed.), Novel practices in education (pp. 96 -115). Novel Education Research Group. </w:t>
       </w:r>
     </w:p>
     <w:p>
@@ -14050,29 +12855,7 @@
           <w:sz w:val="24"/>
           <w:szCs w:val="24"/>
         </w:rPr>
-        <w:t>CONFERENCE</w:t>
-      </w:r>
-      <w:r>
-        <w:rPr>
-          <w:rFonts w:ascii="Times New Roman" w:hAnsi="Times New Roman" w:cs="Times New Roman"/>
-          <w:b/>
-          <w:bCs/>
-          <w:spacing w:val="-2"/>
-          <w:sz w:val="24"/>
-          <w:szCs w:val="24"/>
-        </w:rPr>
-        <w:t xml:space="preserve"> </w:t>
-      </w:r>
-      <w:r>
-        <w:rPr>
-          <w:rFonts w:ascii="Times New Roman" w:hAnsi="Times New Roman" w:cs="Times New Roman"/>
-          <w:b/>
-          <w:bCs/>
-          <w:spacing w:val="-2"/>
-          <w:sz w:val="24"/>
-          <w:szCs w:val="24"/>
-        </w:rPr>
-        <w:t>PRESENTATIONS</w:t>
+        <w:t>CONFERENCE PRESENTATIONS</w:t>
       </w:r>
     </w:p>
     <w:p>
@@ -14095,25 +12878,7 @@
           <w:szCs w:val="24"/>
           <w:shd w:val="clear" w:color="auto" w:fill="FFFFFF"/>
         </w:rPr>
-        <w:t>[2</w:t>
-      </w:r>
-      <w:r>
-        <w:rPr>
-          <w:rFonts w:ascii="Times New Roman" w:eastAsia="Calibri" w:hAnsi="Times New Roman" w:cs="Times New Roman"/>
-          <w:sz w:val="24"/>
-          <w:szCs w:val="24"/>
-          <w:shd w:val="clear" w:color="auto" w:fill="FFFFFF"/>
-        </w:rPr>
-        <w:t>6</w:t>
-      </w:r>
-      <w:r>
-        <w:rPr>
-          <w:rFonts w:ascii="Times New Roman" w:eastAsia="Calibri" w:hAnsi="Times New Roman" w:cs="Times New Roman"/>
-          <w:sz w:val="24"/>
-          <w:szCs w:val="24"/>
-          <w:shd w:val="clear" w:color="auto" w:fill="FFFFFF"/>
-        </w:rPr>
-        <w:t>]</w:t>
+        <w:t>[26]</w:t>
       </w:r>
       <w:r>
         <w:rPr>
@@ -14142,23 +12907,7 @@
           <w:sz w:val="24"/>
           <w:szCs w:val="24"/>
         </w:rPr>
-        <w:t>, Moon, J., Abu, S., Marchiori, R., &amp; Song, S. (April 8–12</w:t>
-      </w:r>
-      <w:r>
-        <w:rPr>
-          <w:rFonts w:ascii="Times New Roman" w:eastAsia="Times New Roman" w:hAnsi="Times New Roman" w:cs="Times New Roman"/>
-          <w:sz w:val="24"/>
-          <w:szCs w:val="24"/>
-        </w:rPr>
-        <w:t>, 2026</w:t>
-      </w:r>
-      <w:r>
-        <w:rPr>
-          <w:rFonts w:ascii="Times New Roman" w:eastAsia="Times New Roman" w:hAnsi="Times New Roman" w:cs="Times New Roman"/>
-          <w:sz w:val="24"/>
-          <w:szCs w:val="24"/>
-        </w:rPr>
-        <w:t xml:space="preserve">). </w:t>
+        <w:t xml:space="preserve">, Moon, J., Abu, S., Marchiori, R., &amp; Song, S. (April 8–12, 2026). </w:t>
       </w:r>
       <w:r>
         <w:rPr>
@@ -14168,29 +12917,7 @@
           <w:sz w:val="24"/>
           <w:szCs w:val="24"/>
         </w:rPr>
-        <w:t xml:space="preserve">Unpacking in-VR learning dynamics for heat stress training: A </w:t>
-      </w:r>
-      <w:proofErr w:type="spellStart"/>
-      <w:r>
-        <w:rPr>
-          <w:rFonts w:ascii="Times New Roman" w:eastAsia="Times New Roman" w:hAnsi="Times New Roman" w:cs="Times New Roman"/>
-          <w:i/>
-          <w:iCs/>
-          <w:sz w:val="24"/>
-          <w:szCs w:val="24"/>
-        </w:rPr>
-        <w:t>microgenetic</w:t>
-      </w:r>
-      <w:proofErr w:type="spellEnd"/>
-      <w:r>
-        <w:rPr>
-          <w:rFonts w:ascii="Times New Roman" w:eastAsia="Times New Roman" w:hAnsi="Times New Roman" w:cs="Times New Roman"/>
-          <w:i/>
-          <w:iCs/>
-          <w:sz w:val="24"/>
-          <w:szCs w:val="24"/>
-        </w:rPr>
-        <w:t xml:space="preserve"> and sequential behavior analysis</w:t>
+        <w:t>Unpacking in-VR learning dynamics for heat stress training: A microgenetic and sequential behavior analysis</w:t>
       </w:r>
       <w:r>
         <w:rPr>
@@ -14221,25 +12948,7 @@
           <w:szCs w:val="24"/>
           <w:shd w:val="clear" w:color="auto" w:fill="FFFFFF"/>
         </w:rPr>
-        <w:t>[2</w:t>
-      </w:r>
-      <w:r>
-        <w:rPr>
-          <w:rFonts w:ascii="Times New Roman" w:eastAsia="Calibri" w:hAnsi="Times New Roman" w:cs="Times New Roman"/>
-          <w:sz w:val="24"/>
-          <w:szCs w:val="24"/>
-          <w:shd w:val="clear" w:color="auto" w:fill="FFFFFF"/>
-        </w:rPr>
-        <w:t>5</w:t>
-      </w:r>
-      <w:r>
-        <w:rPr>
-          <w:rFonts w:ascii="Times New Roman" w:eastAsia="Calibri" w:hAnsi="Times New Roman" w:cs="Times New Roman"/>
-          <w:sz w:val="24"/>
-          <w:szCs w:val="24"/>
-          <w:shd w:val="clear" w:color="auto" w:fill="FFFFFF"/>
-        </w:rPr>
-        <w:t>]</w:t>
+        <w:t>[25]</w:t>
       </w:r>
       <w:r>
         <w:rPr>
@@ -14268,31 +12977,7 @@
           <w:sz w:val="24"/>
           <w:szCs w:val="24"/>
         </w:rPr>
-        <w:t>., Moon, J., Abu, S., Marchiori, R., &amp; Song, S. (April 8–12</w:t>
-      </w:r>
-      <w:r>
-        <w:rPr>
-          <w:rFonts w:ascii="Times New Roman" w:eastAsia="Times New Roman" w:hAnsi="Times New Roman" w:cs="Times New Roman"/>
-          <w:sz w:val="24"/>
-          <w:szCs w:val="24"/>
-        </w:rPr>
-        <w:t xml:space="preserve">, </w:t>
-      </w:r>
-      <w:r>
-        <w:rPr>
-          <w:rFonts w:ascii="Times New Roman" w:eastAsia="Times New Roman" w:hAnsi="Times New Roman" w:cs="Times New Roman"/>
-          <w:sz w:val="24"/>
-          <w:szCs w:val="24"/>
-        </w:rPr>
-        <w:t>2026</w:t>
-      </w:r>
-      <w:r>
-        <w:rPr>
-          <w:rFonts w:ascii="Times New Roman" w:eastAsia="Times New Roman" w:hAnsi="Times New Roman" w:cs="Times New Roman"/>
-          <w:sz w:val="24"/>
-          <w:szCs w:val="24"/>
-        </w:rPr>
-        <w:t xml:space="preserve">). </w:t>
+        <w:t xml:space="preserve">., Moon, J., Abu, S., Marchiori, R., &amp; Song, S. (April 8–12, 2026). </w:t>
       </w:r>
       <w:r>
         <w:rPr>
@@ -14333,25 +13018,7 @@
           <w:szCs w:val="24"/>
           <w:shd w:val="clear" w:color="auto" w:fill="FFFFFF"/>
         </w:rPr>
-        <w:t>[2</w:t>
-      </w:r>
-      <w:r>
-        <w:rPr>
-          <w:rFonts w:ascii="Times New Roman" w:eastAsia="Calibri" w:hAnsi="Times New Roman" w:cs="Times New Roman"/>
-          <w:sz w:val="24"/>
-          <w:szCs w:val="24"/>
-          <w:shd w:val="clear" w:color="auto" w:fill="FFFFFF"/>
-        </w:rPr>
-        <w:t>4</w:t>
-      </w:r>
-      <w:r>
-        <w:rPr>
-          <w:rFonts w:ascii="Times New Roman" w:eastAsia="Calibri" w:hAnsi="Times New Roman" w:cs="Times New Roman"/>
-          <w:sz w:val="24"/>
-          <w:szCs w:val="24"/>
-          <w:shd w:val="clear" w:color="auto" w:fill="FFFFFF"/>
-        </w:rPr>
-        <w:t>]</w:t>
+        <w:t>[24]</w:t>
       </w:r>
       <w:r>
         <w:rPr>
@@ -14388,31 +13055,7 @@
           <w:sz w:val="24"/>
           <w:szCs w:val="24"/>
         </w:rPr>
-        <w:t>. (April 8–12</w:t>
-      </w:r>
-      <w:r>
-        <w:rPr>
-          <w:rFonts w:ascii="Times New Roman" w:eastAsia="Times New Roman" w:hAnsi="Times New Roman" w:cs="Times New Roman"/>
-          <w:sz w:val="24"/>
-          <w:szCs w:val="24"/>
-        </w:rPr>
-        <w:t xml:space="preserve">, </w:t>
-      </w:r>
-      <w:r>
-        <w:rPr>
-          <w:rFonts w:ascii="Times New Roman" w:eastAsia="Times New Roman" w:hAnsi="Times New Roman" w:cs="Times New Roman"/>
-          <w:sz w:val="24"/>
-          <w:szCs w:val="24"/>
-        </w:rPr>
-        <w:t>2026</w:t>
-      </w:r>
-      <w:r>
-        <w:rPr>
-          <w:rFonts w:ascii="Times New Roman" w:eastAsia="Times New Roman" w:hAnsi="Times New Roman" w:cs="Times New Roman"/>
-          <w:sz w:val="24"/>
-          <w:szCs w:val="24"/>
-        </w:rPr>
-        <w:t xml:space="preserve">). </w:t>
+        <w:t xml:space="preserve">. (April 8–12, 2026). </w:t>
       </w:r>
       <w:r>
         <w:rPr>
@@ -14453,25 +13096,7 @@
           <w:szCs w:val="24"/>
           <w:shd w:val="clear" w:color="auto" w:fill="FFFFFF"/>
         </w:rPr>
-        <w:t>[2</w:t>
-      </w:r>
-      <w:r>
-        <w:rPr>
-          <w:rFonts w:ascii="Times New Roman" w:eastAsia="Calibri" w:hAnsi="Times New Roman" w:cs="Times New Roman"/>
-          <w:sz w:val="24"/>
-          <w:szCs w:val="24"/>
-          <w:shd w:val="clear" w:color="auto" w:fill="FFFFFF"/>
-        </w:rPr>
-        <w:t>3</w:t>
-      </w:r>
-      <w:r>
-        <w:rPr>
-          <w:rFonts w:ascii="Times New Roman" w:eastAsia="Calibri" w:hAnsi="Times New Roman" w:cs="Times New Roman"/>
-          <w:sz w:val="24"/>
-          <w:szCs w:val="24"/>
-          <w:shd w:val="clear" w:color="auto" w:fill="FFFFFF"/>
-        </w:rPr>
-        <w:t>]</w:t>
+        <w:t>[23]</w:t>
       </w:r>
       <w:r>
         <w:rPr>
@@ -14508,31 +13133,7 @@
           <w:sz w:val="24"/>
           <w:szCs w:val="24"/>
         </w:rPr>
-        <w:t xml:space="preserve"> Marchiori, R., &amp; Song, S. (April 8–12</w:t>
-      </w:r>
-      <w:r>
-        <w:rPr>
-          <w:rFonts w:ascii="Times New Roman" w:eastAsia="Times New Roman" w:hAnsi="Times New Roman" w:cs="Times New Roman"/>
-          <w:sz w:val="24"/>
-          <w:szCs w:val="24"/>
-        </w:rPr>
-        <w:t xml:space="preserve">, </w:t>
-      </w:r>
-      <w:r>
-        <w:rPr>
-          <w:rFonts w:ascii="Times New Roman" w:eastAsia="Times New Roman" w:hAnsi="Times New Roman" w:cs="Times New Roman"/>
-          <w:sz w:val="24"/>
-          <w:szCs w:val="24"/>
-        </w:rPr>
-        <w:t>2026</w:t>
-      </w:r>
-      <w:r>
-        <w:rPr>
-          <w:rFonts w:ascii="Times New Roman" w:eastAsia="Times New Roman" w:hAnsi="Times New Roman" w:cs="Times New Roman"/>
-          <w:sz w:val="24"/>
-          <w:szCs w:val="24"/>
-        </w:rPr>
-        <w:t xml:space="preserve">). </w:t>
+        <w:t xml:space="preserve"> Marchiori, R., &amp; Song, S. (April 8–12, 2026). </w:t>
       </w:r>
       <w:r>
         <w:rPr>
@@ -14573,34 +13174,7 @@
           <w:szCs w:val="24"/>
           <w:shd w:val="clear" w:color="auto" w:fill="FFFFFF"/>
         </w:rPr>
-        <w:t>[</w:t>
-      </w:r>
-      <w:r>
-        <w:rPr>
-          <w:rFonts w:ascii="Times New Roman" w:eastAsia="Calibri" w:hAnsi="Times New Roman" w:cs="Times New Roman"/>
-          <w:sz w:val="24"/>
-          <w:szCs w:val="24"/>
-          <w:shd w:val="clear" w:color="auto" w:fill="FFFFFF"/>
-        </w:rPr>
-        <w:t>2</w:t>
-      </w:r>
-      <w:r>
-        <w:rPr>
-          <w:rFonts w:ascii="Times New Roman" w:eastAsia="Calibri" w:hAnsi="Times New Roman" w:cs="Times New Roman"/>
-          <w:sz w:val="24"/>
-          <w:szCs w:val="24"/>
-          <w:shd w:val="clear" w:color="auto" w:fill="FFFFFF"/>
-        </w:rPr>
-        <w:t>2</w:t>
-      </w:r>
-      <w:r>
-        <w:rPr>
-          <w:rFonts w:ascii="Times New Roman" w:eastAsia="Calibri" w:hAnsi="Times New Roman" w:cs="Times New Roman"/>
-          <w:sz w:val="24"/>
-          <w:szCs w:val="24"/>
-          <w:shd w:val="clear" w:color="auto" w:fill="FFFFFF"/>
-        </w:rPr>
-        <w:t>]</w:t>
+        <w:t>[22]</w:t>
       </w:r>
       <w:r>
         <w:rPr>
@@ -14619,25 +13193,7 @@
           <w:sz w:val="24"/>
           <w:szCs w:val="24"/>
         </w:rPr>
-        <w:t xml:space="preserve">Nasrin, F., </w:t>
-      </w:r>
-      <w:proofErr w:type="spellStart"/>
-      <w:r>
-        <w:rPr>
-          <w:rFonts w:ascii="Times New Roman" w:eastAsia="Times New Roman" w:hAnsi="Times New Roman" w:cs="Times New Roman"/>
-          <w:sz w:val="24"/>
-          <w:szCs w:val="24"/>
-        </w:rPr>
-        <w:t>Amayou</w:t>
-      </w:r>
-      <w:proofErr w:type="spellEnd"/>
-      <w:r>
-        <w:rPr>
-          <w:rFonts w:ascii="Times New Roman" w:eastAsia="Times New Roman" w:hAnsi="Times New Roman" w:cs="Times New Roman"/>
-          <w:sz w:val="24"/>
-          <w:szCs w:val="24"/>
-        </w:rPr>
-        <w:t xml:space="preserve">, J., </w:t>
+        <w:t xml:space="preserve">Nasrin, F., Amayou, J., </w:t>
       </w:r>
       <w:r>
         <w:rPr>
@@ -14696,34 +13252,7 @@
           <w:szCs w:val="24"/>
           <w:shd w:val="clear" w:color="auto" w:fill="FFFFFF"/>
         </w:rPr>
-        <w:t>[</w:t>
-      </w:r>
-      <w:r>
-        <w:rPr>
-          <w:rFonts w:ascii="Times New Roman" w:eastAsia="Calibri" w:hAnsi="Times New Roman" w:cs="Times New Roman"/>
-          <w:sz w:val="24"/>
-          <w:szCs w:val="24"/>
-          <w:shd w:val="clear" w:color="auto" w:fill="FFFFFF"/>
-        </w:rPr>
-        <w:t>2</w:t>
-      </w:r>
-      <w:r>
-        <w:rPr>
-          <w:rFonts w:ascii="Times New Roman" w:eastAsia="Calibri" w:hAnsi="Times New Roman" w:cs="Times New Roman"/>
-          <w:sz w:val="24"/>
-          <w:szCs w:val="24"/>
-          <w:shd w:val="clear" w:color="auto" w:fill="FFFFFF"/>
-        </w:rPr>
-        <w:t>1</w:t>
-      </w:r>
-      <w:r>
-        <w:rPr>
-          <w:rFonts w:ascii="Times New Roman" w:eastAsia="Calibri" w:hAnsi="Times New Roman" w:cs="Times New Roman"/>
-          <w:sz w:val="24"/>
-          <w:szCs w:val="24"/>
-          <w:shd w:val="clear" w:color="auto" w:fill="FFFFFF"/>
-        </w:rPr>
-        <w:t>]</w:t>
+        <w:t>[21]</w:t>
       </w:r>
       <w:r>
         <w:rPr>
@@ -14742,25 +13271,7 @@
           <w:sz w:val="24"/>
           <w:szCs w:val="24"/>
         </w:rPr>
-        <w:t xml:space="preserve">Abu, S., </w:t>
-      </w:r>
-      <w:proofErr w:type="spellStart"/>
-      <w:r>
-        <w:rPr>
-          <w:rFonts w:ascii="Times New Roman" w:eastAsia="Times New Roman" w:hAnsi="Times New Roman" w:cs="Times New Roman"/>
-          <w:sz w:val="24"/>
-          <w:szCs w:val="24"/>
-        </w:rPr>
-        <w:t>Ghooreian</w:t>
-      </w:r>
-      <w:proofErr w:type="spellEnd"/>
-      <w:r>
-        <w:rPr>
-          <w:rFonts w:ascii="Times New Roman" w:eastAsia="Times New Roman" w:hAnsi="Times New Roman" w:cs="Times New Roman"/>
-          <w:sz w:val="24"/>
-          <w:szCs w:val="24"/>
-        </w:rPr>
-        <w:t xml:space="preserve">, A., </w:t>
+        <w:t xml:space="preserve">Abu, S., Ghooreian, A., </w:t>
       </w:r>
       <w:r>
         <w:rPr>
@@ -14778,31 +13289,7 @@
           <w:sz w:val="24"/>
           <w:szCs w:val="24"/>
         </w:rPr>
-        <w:t>., &amp; Moon, J. (April 8–12</w:t>
-      </w:r>
-      <w:r>
-        <w:rPr>
-          <w:rFonts w:ascii="Times New Roman" w:eastAsia="Times New Roman" w:hAnsi="Times New Roman" w:cs="Times New Roman"/>
-          <w:sz w:val="24"/>
-          <w:szCs w:val="24"/>
-        </w:rPr>
-        <w:t xml:space="preserve">, </w:t>
-      </w:r>
-      <w:r>
-        <w:rPr>
-          <w:rFonts w:ascii="Times New Roman" w:eastAsia="Times New Roman" w:hAnsi="Times New Roman" w:cs="Times New Roman"/>
-          <w:sz w:val="24"/>
-          <w:szCs w:val="24"/>
-        </w:rPr>
-        <w:t>2026</w:t>
-      </w:r>
-      <w:r>
-        <w:rPr>
-          <w:rFonts w:ascii="Times New Roman" w:eastAsia="Times New Roman" w:hAnsi="Times New Roman" w:cs="Times New Roman"/>
-          <w:sz w:val="24"/>
-          <w:szCs w:val="24"/>
-        </w:rPr>
-        <w:t>). Embodied arts-integrated AI literacy: A nested mixed-methods preliminary study with K-12 educators [Accepted poster session]. American Educational Research Association (AERA) Annual Meeting, Los Angeles, CA.</w:t>
+        <w:t>., &amp; Moon, J. (April 8–12, 2026). Embodied arts-integrated AI literacy: A nested mixed-methods preliminary study with K-12 educators [Accepted poster session]. American Educational Research Association (AERA) Annual Meeting, Los Angeles, CA.</w:t>
       </w:r>
     </w:p>
     <w:p>
@@ -14825,25 +13312,7 @@
           <w:szCs w:val="24"/>
           <w:shd w:val="clear" w:color="auto" w:fill="FFFFFF"/>
         </w:rPr>
-        <w:t>[</w:t>
-      </w:r>
-      <w:r>
-        <w:rPr>
-          <w:rFonts w:ascii="Times New Roman" w:eastAsia="Calibri" w:hAnsi="Times New Roman" w:cs="Times New Roman"/>
-          <w:sz w:val="24"/>
-          <w:szCs w:val="24"/>
-          <w:shd w:val="clear" w:color="auto" w:fill="FFFFFF"/>
-        </w:rPr>
-        <w:t>20</w:t>
-      </w:r>
-      <w:r>
-        <w:rPr>
-          <w:rFonts w:ascii="Times New Roman" w:eastAsia="Calibri" w:hAnsi="Times New Roman" w:cs="Times New Roman"/>
-          <w:sz w:val="24"/>
-          <w:szCs w:val="24"/>
-          <w:shd w:val="clear" w:color="auto" w:fill="FFFFFF"/>
-        </w:rPr>
-        <w:t>]</w:t>
+        <w:t>[20]</w:t>
       </w:r>
       <w:r>
         <w:rPr>
@@ -14880,31 +13349,7 @@
           <w:sz w:val="24"/>
           <w:szCs w:val="24"/>
         </w:rPr>
-        <w:t>., &amp; Ahmadi, S. (April 8–12</w:t>
-      </w:r>
-      <w:r>
-        <w:rPr>
-          <w:rFonts w:ascii="Times New Roman" w:eastAsia="Times New Roman" w:hAnsi="Times New Roman" w:cs="Times New Roman"/>
-          <w:sz w:val="24"/>
-          <w:szCs w:val="24"/>
-        </w:rPr>
-        <w:t xml:space="preserve">, </w:t>
-      </w:r>
-      <w:r>
-        <w:rPr>
-          <w:rFonts w:ascii="Times New Roman" w:eastAsia="Times New Roman" w:hAnsi="Times New Roman" w:cs="Times New Roman"/>
-          <w:sz w:val="24"/>
-          <w:szCs w:val="24"/>
-        </w:rPr>
-        <w:t>2026</w:t>
-      </w:r>
-      <w:r>
-        <w:rPr>
-          <w:rFonts w:ascii="Times New Roman" w:eastAsia="Times New Roman" w:hAnsi="Times New Roman" w:cs="Times New Roman"/>
-          <w:sz w:val="24"/>
-          <w:szCs w:val="24"/>
-        </w:rPr>
-        <w:t xml:space="preserve">). </w:t>
+        <w:t xml:space="preserve">., &amp; Ahmadi, S. (April 8–12, 2026). </w:t>
       </w:r>
       <w:r>
         <w:rPr>
@@ -14944,25 +13389,7 @@
           <w:szCs w:val="24"/>
           <w:shd w:val="clear" w:color="auto" w:fill="FFFFFF"/>
         </w:rPr>
-        <w:t>[1</w:t>
-      </w:r>
-      <w:r>
-        <w:rPr>
-          <w:rFonts w:ascii="Times New Roman" w:eastAsia="Calibri" w:hAnsi="Times New Roman" w:cs="Times New Roman"/>
-          <w:sz w:val="24"/>
-          <w:szCs w:val="24"/>
-          <w:shd w:val="clear" w:color="auto" w:fill="FFFFFF"/>
-        </w:rPr>
-        <w:t>9</w:t>
-      </w:r>
-      <w:r>
-        <w:rPr>
-          <w:rFonts w:ascii="Times New Roman" w:eastAsia="Calibri" w:hAnsi="Times New Roman" w:cs="Times New Roman"/>
-          <w:sz w:val="24"/>
-          <w:szCs w:val="24"/>
-          <w:shd w:val="clear" w:color="auto" w:fill="FFFFFF"/>
-        </w:rPr>
-        <w:t>]</w:t>
+        <w:t>[19]</w:t>
       </w:r>
       <w:r>
         <w:rPr>
@@ -15040,25 +13467,7 @@
           <w:szCs w:val="24"/>
           <w:shd w:val="clear" w:color="auto" w:fill="FFFFFF"/>
         </w:rPr>
-        <w:t>[1</w:t>
-      </w:r>
-      <w:r>
-        <w:rPr>
-          <w:rFonts w:ascii="Times New Roman" w:eastAsia="Calibri" w:hAnsi="Times New Roman" w:cs="Times New Roman"/>
-          <w:sz w:val="24"/>
-          <w:szCs w:val="24"/>
-          <w:shd w:val="clear" w:color="auto" w:fill="FFFFFF"/>
-        </w:rPr>
-        <w:t>8</w:t>
-      </w:r>
-      <w:r>
-        <w:rPr>
-          <w:rFonts w:ascii="Times New Roman" w:eastAsia="Calibri" w:hAnsi="Times New Roman" w:cs="Times New Roman"/>
-          <w:sz w:val="24"/>
-          <w:szCs w:val="24"/>
-          <w:shd w:val="clear" w:color="auto" w:fill="FFFFFF"/>
-        </w:rPr>
-        <w:t>]</w:t>
+        <w:t>[18]</w:t>
       </w:r>
       <w:r>
         <w:rPr>
@@ -15069,18 +13478,7 @@
           <w:szCs w:val="24"/>
           <w:shd w:val="clear" w:color="auto" w:fill="FFFFFF"/>
         </w:rPr>
-        <w:t xml:space="preserve"> </w:t>
-      </w:r>
-      <w:r>
-        <w:rPr>
-          <w:rFonts w:ascii="Times New Roman" w:eastAsia="Calibri" w:hAnsi="Times New Roman" w:cs="Times New Roman"/>
-          <w:b/>
-          <w:bCs/>
-          <w:sz w:val="24"/>
-          <w:szCs w:val="24"/>
-          <w:shd w:val="clear" w:color="auto" w:fill="FFFFFF"/>
-        </w:rPr>
-        <w:t>Awoyemi, I. D</w:t>
+        <w:t xml:space="preserve"> Awoyemi, I. D</w:t>
       </w:r>
       <w:r>
         <w:rPr>
@@ -15153,25 +13551,7 @@
           <w:szCs w:val="24"/>
           <w:shd w:val="clear" w:color="auto" w:fill="FFFFFF"/>
         </w:rPr>
-        <w:t>[1</w:t>
-      </w:r>
-      <w:r>
-        <w:rPr>
-          <w:rFonts w:ascii="Times New Roman" w:eastAsia="Calibri" w:hAnsi="Times New Roman" w:cs="Times New Roman"/>
-          <w:sz w:val="24"/>
-          <w:szCs w:val="24"/>
-          <w:shd w:val="clear" w:color="auto" w:fill="FFFFFF"/>
-        </w:rPr>
-        <w:t>7</w:t>
-      </w:r>
-      <w:r>
-        <w:rPr>
-          <w:rFonts w:ascii="Times New Roman" w:eastAsia="Calibri" w:hAnsi="Times New Roman" w:cs="Times New Roman"/>
-          <w:sz w:val="24"/>
-          <w:szCs w:val="24"/>
-          <w:shd w:val="clear" w:color="auto" w:fill="FFFFFF"/>
-        </w:rPr>
-        <w:t>]</w:t>
+        <w:t>[17]</w:t>
       </w:r>
       <w:r>
         <w:rPr>
@@ -15230,25 +13610,7 @@
           <w:szCs w:val="24"/>
           <w:shd w:val="clear" w:color="auto" w:fill="FFFFFF"/>
         </w:rPr>
-        <w:t>[1</w:t>
-      </w:r>
-      <w:r>
-        <w:rPr>
-          <w:rFonts w:ascii="Times New Roman" w:eastAsia="Calibri" w:hAnsi="Times New Roman" w:cs="Times New Roman"/>
-          <w:sz w:val="24"/>
-          <w:szCs w:val="24"/>
-          <w:shd w:val="clear" w:color="auto" w:fill="FFFFFF"/>
-        </w:rPr>
-        <w:t>6</w:t>
-      </w:r>
-      <w:r>
-        <w:rPr>
-          <w:rFonts w:ascii="Times New Roman" w:eastAsia="Calibri" w:hAnsi="Times New Roman" w:cs="Times New Roman"/>
-          <w:sz w:val="24"/>
-          <w:szCs w:val="24"/>
-          <w:shd w:val="clear" w:color="auto" w:fill="FFFFFF"/>
-        </w:rPr>
-        <w:t>]</w:t>
+        <w:t>[16]</w:t>
       </w:r>
       <w:r>
         <w:rPr>
@@ -15285,111 +13647,7 @@
           <w:sz w:val="24"/>
           <w:szCs w:val="24"/>
         </w:rPr>
-        <w:t>.</w:t>
-      </w:r>
-      <w:r>
-        <w:rPr>
-          <w:rFonts w:ascii="Times New Roman" w:eastAsia="Calibri" w:hAnsi="Times New Roman" w:cs="Times New Roman"/>
-          <w:sz w:val="24"/>
-          <w:szCs w:val="24"/>
-        </w:rPr>
-        <w:t xml:space="preserve"> D</w:t>
-      </w:r>
-      <w:r>
-        <w:rPr>
-          <w:rFonts w:ascii="Times New Roman" w:eastAsia="Calibri" w:hAnsi="Times New Roman" w:cs="Times New Roman"/>
-          <w:sz w:val="24"/>
-          <w:szCs w:val="24"/>
-        </w:rPr>
-        <w:t xml:space="preserve">, </w:t>
-      </w:r>
-      <w:r>
-        <w:rPr>
-          <w:rFonts w:ascii="Times New Roman" w:eastAsia="Calibri" w:hAnsi="Times New Roman" w:cs="Times New Roman"/>
-          <w:sz w:val="24"/>
-          <w:szCs w:val="24"/>
-        </w:rPr>
-        <w:t>&amp;</w:t>
-      </w:r>
-      <w:r>
-        <w:rPr>
-          <w:rFonts w:ascii="Times New Roman" w:eastAsia="Calibri" w:hAnsi="Times New Roman" w:cs="Times New Roman"/>
-          <w:sz w:val="24"/>
-          <w:szCs w:val="24"/>
-        </w:rPr>
-        <w:t xml:space="preserve"> Moon, J.</w:t>
-      </w:r>
-      <w:r>
-        <w:rPr>
-          <w:rFonts w:ascii="Times New Roman" w:eastAsia="Calibri" w:hAnsi="Times New Roman" w:cs="Times New Roman"/>
-          <w:sz w:val="24"/>
-          <w:szCs w:val="24"/>
-        </w:rPr>
-        <w:t xml:space="preserve"> </w:t>
-      </w:r>
-      <w:r>
-        <w:rPr>
-          <w:rFonts w:ascii="Times New Roman" w:eastAsia="Calibri" w:hAnsi="Times New Roman" w:cs="Times New Roman"/>
-          <w:sz w:val="24"/>
-          <w:szCs w:val="24"/>
-        </w:rPr>
-        <w:t>(</w:t>
-      </w:r>
-      <w:r>
-        <w:rPr>
-          <w:rFonts w:ascii="Times New Roman" w:eastAsia="Calibri" w:hAnsi="Times New Roman" w:cs="Times New Roman"/>
-          <w:sz w:val="24"/>
-          <w:szCs w:val="24"/>
-        </w:rPr>
-        <w:t>AECT</w:t>
-      </w:r>
-      <w:r>
-        <w:rPr>
-          <w:rFonts w:ascii="Times New Roman" w:eastAsia="Calibri" w:hAnsi="Times New Roman" w:cs="Times New Roman"/>
-          <w:sz w:val="24"/>
-          <w:szCs w:val="24"/>
-        </w:rPr>
-        <w:t xml:space="preserve">, 2025 October). </w:t>
-      </w:r>
-      <w:r>
-        <w:rPr>
-          <w:rFonts w:ascii="Times New Roman" w:eastAsia="Calibri" w:hAnsi="Times New Roman" w:cs="Times New Roman"/>
-          <w:sz w:val="24"/>
-          <w:szCs w:val="24"/>
-        </w:rPr>
-        <w:t>Preliminary Design and Development of Al-Enhanced VR Spring</w:t>
-      </w:r>
-      <w:r>
-        <w:rPr>
-          <w:rFonts w:ascii="Times New Roman" w:eastAsia="Calibri" w:hAnsi="Times New Roman" w:cs="Times New Roman"/>
-          <w:sz w:val="24"/>
-          <w:szCs w:val="24"/>
-        </w:rPr>
-        <w:t xml:space="preserve"> </w:t>
-      </w:r>
-      <w:r>
-        <w:rPr>
-          <w:rFonts w:ascii="Times New Roman" w:eastAsia="Calibri" w:hAnsi="Times New Roman" w:cs="Times New Roman"/>
-          <w:sz w:val="24"/>
-          <w:szCs w:val="24"/>
-        </w:rPr>
-        <w:t>Dynamics Simulations to Foster Metacognitive Regulation in Engineering</w:t>
-      </w:r>
-      <w:r>
-        <w:rPr>
-          <w:rFonts w:ascii="Times New Roman" w:eastAsia="Calibri" w:hAnsi="Times New Roman" w:cs="Times New Roman"/>
-          <w:sz w:val="24"/>
-          <w:szCs w:val="24"/>
-        </w:rPr>
-        <w:t xml:space="preserve"> Education</w:t>
-      </w:r>
-      <w:r>
-        <w:rPr>
-          <w:rFonts w:ascii="Times New Roman" w:eastAsia="Calibri" w:hAnsi="Times New Roman" w:cs="Times New Roman"/>
-          <w:sz w:val="24"/>
-          <w:szCs w:val="24"/>
-        </w:rPr>
-        <w:t>. Poster Presentation.</w:t>
+        <w:t>. D, &amp; Moon, J. (AECT, 2025 October). Preliminary Design and Development of Al-Enhanced VR Spring Dynamics Simulations to Foster Metacognitive Regulation in Engineering Education. Poster Presentation.</w:t>
       </w:r>
     </w:p>
     <w:p>
@@ -15440,73 +13698,7 @@
           <w:sz w:val="24"/>
           <w:szCs w:val="24"/>
         </w:rPr>
-        <w:t>.</w:t>
-      </w:r>
-      <w:r>
-        <w:rPr>
-          <w:rFonts w:ascii="Times New Roman" w:eastAsia="Calibri" w:hAnsi="Times New Roman" w:cs="Times New Roman"/>
-          <w:sz w:val="24"/>
-          <w:szCs w:val="24"/>
-        </w:rPr>
-        <w:t xml:space="preserve"> D</w:t>
-      </w:r>
-      <w:r>
-        <w:rPr>
-          <w:rFonts w:ascii="Times New Roman" w:eastAsia="Calibri" w:hAnsi="Times New Roman" w:cs="Times New Roman"/>
-          <w:sz w:val="24"/>
-          <w:szCs w:val="24"/>
-        </w:rPr>
-        <w:t xml:space="preserve">, Abu, S., Yuvaraja, H., Moon, J., </w:t>
-      </w:r>
-      <w:proofErr w:type="spellStart"/>
-      <w:r>
-        <w:rPr>
-          <w:rFonts w:ascii="Times New Roman" w:eastAsia="Calibri" w:hAnsi="Times New Roman" w:cs="Times New Roman"/>
-          <w:sz w:val="24"/>
-          <w:szCs w:val="24"/>
-        </w:rPr>
-        <w:t>Patiballa</w:t>
-      </w:r>
-      <w:proofErr w:type="spellEnd"/>
-      <w:r>
-        <w:rPr>
-          <w:rFonts w:ascii="Times New Roman" w:eastAsia="Calibri" w:hAnsi="Times New Roman" w:cs="Times New Roman"/>
-          <w:sz w:val="24"/>
-          <w:szCs w:val="24"/>
-        </w:rPr>
-        <w:t>, S. (</w:t>
-      </w:r>
-      <w:r>
-        <w:rPr>
-          <w:rFonts w:ascii="Times New Roman" w:eastAsia="Calibri" w:hAnsi="Times New Roman" w:cs="Times New Roman"/>
-          <w:sz w:val="24"/>
-          <w:szCs w:val="24"/>
-        </w:rPr>
-        <w:t>AECT</w:t>
-      </w:r>
-      <w:r>
-        <w:rPr>
-          <w:rFonts w:ascii="Times New Roman" w:eastAsia="Calibri" w:hAnsi="Times New Roman" w:cs="Times New Roman"/>
-          <w:sz w:val="24"/>
-          <w:szCs w:val="24"/>
-        </w:rPr>
-        <w:t xml:space="preserve">, 2025 October). Exploring fidelity dimensions in extended reality technologies for mechanical engineering education: A systematic review, Concurrent Session, </w:t>
-      </w:r>
-      <w:r>
-        <w:rPr>
-          <w:rFonts w:ascii="Times New Roman" w:eastAsia="Calibri" w:hAnsi="Times New Roman" w:cs="Times New Roman"/>
-          <w:sz w:val="24"/>
-          <w:szCs w:val="24"/>
-        </w:rPr>
-        <w:t>(Paper Presentation)</w:t>
-      </w:r>
-      <w:r>
-        <w:rPr>
-          <w:rFonts w:ascii="Times New Roman" w:eastAsia="Calibri" w:hAnsi="Times New Roman" w:cs="Times New Roman"/>
-          <w:sz w:val="24"/>
-          <w:szCs w:val="24"/>
-        </w:rPr>
-        <w:t>.</w:t>
+        <w:t>. D, Abu, S., Yuvaraja, H., Moon, J., Patiballa, S. (AECT, 2025 October). Exploring fidelity dimensions in extended reality technologies for mechanical engineering education: A systematic review, Concurrent Session, (Paper Presentation).</w:t>
       </w:r>
     </w:p>
     <w:p>
@@ -15530,25 +13722,7 @@
           <w:szCs w:val="24"/>
           <w:shd w:val="clear" w:color="auto" w:fill="FFFFFF"/>
         </w:rPr>
-        <w:t>[1</w:t>
-      </w:r>
-      <w:r>
-        <w:rPr>
-          <w:rFonts w:ascii="Times New Roman" w:eastAsia="Calibri" w:hAnsi="Times New Roman" w:cs="Times New Roman"/>
-          <w:sz w:val="24"/>
-          <w:szCs w:val="24"/>
-          <w:shd w:val="clear" w:color="auto" w:fill="FFFFFF"/>
-        </w:rPr>
-        <w:t>4</w:t>
-      </w:r>
-      <w:r>
-        <w:rPr>
-          <w:rFonts w:ascii="Times New Roman" w:eastAsia="Calibri" w:hAnsi="Times New Roman" w:cs="Times New Roman"/>
-          <w:sz w:val="24"/>
-          <w:szCs w:val="24"/>
-          <w:shd w:val="clear" w:color="auto" w:fill="FFFFFF"/>
-        </w:rPr>
-        <w:t>]</w:t>
+        <w:t>[14]</w:t>
       </w:r>
       <w:r>
         <w:rPr>
@@ -15643,18 +13817,7 @@
           <w:szCs w:val="24"/>
           <w:shd w:val="clear" w:color="auto" w:fill="FFFFFF"/>
         </w:rPr>
-        <w:t xml:space="preserve"> </w:t>
-      </w:r>
-      <w:r>
-        <w:rPr>
-          <w:rFonts w:ascii="Times New Roman" w:eastAsia="Calibri" w:hAnsi="Times New Roman" w:cs="Times New Roman"/>
-          <w:b/>
-          <w:bCs/>
-          <w:sz w:val="24"/>
-          <w:szCs w:val="24"/>
-          <w:shd w:val="clear" w:color="auto" w:fill="FFFFFF"/>
-        </w:rPr>
-        <w:t>Awoyemi, I. D</w:t>
+        <w:t xml:space="preserve"> Awoyemi, I. D</w:t>
       </w:r>
       <w:r>
         <w:rPr>
@@ -15801,18 +13964,7 @@
           <w:szCs w:val="24"/>
           <w:shd w:val="clear" w:color="auto" w:fill="FFFFFF"/>
         </w:rPr>
-        <w:t xml:space="preserve"> </w:t>
-      </w:r>
-      <w:r>
-        <w:rPr>
-          <w:rFonts w:ascii="Times New Roman" w:eastAsia="Calibri" w:hAnsi="Times New Roman" w:cs="Times New Roman"/>
-          <w:b/>
-          <w:bCs/>
-          <w:sz w:val="24"/>
-          <w:szCs w:val="24"/>
-          <w:shd w:val="clear" w:color="auto" w:fill="FFFFFF"/>
-        </w:rPr>
-        <w:t>Awoyemi, I. D</w:t>
+        <w:t xml:space="preserve"> Awoyemi, I. D</w:t>
       </w:r>
       <w:r>
         <w:rPr>
@@ -15882,29 +14034,17 @@
           <w:szCs w:val="24"/>
           <w:shd w:val="clear" w:color="auto" w:fill="FFFFFF"/>
         </w:rPr>
-        <w:t xml:space="preserve"> </w:t>
+        <w:t xml:space="preserve"> Awoyemi, I. D</w:t>
       </w:r>
       <w:r>
         <w:rPr>
           <w:rFonts w:ascii="Times New Roman" w:eastAsia="Calibri" w:hAnsi="Times New Roman" w:cs="Times New Roman"/>
-          <w:b/>
-          <w:bCs/>
           <w:sz w:val="24"/>
           <w:szCs w:val="24"/>
           <w:shd w:val="clear" w:color="auto" w:fill="FFFFFF"/>
         </w:rPr>
-        <w:t>Awoyemi, I. D</w:t>
-      </w:r>
-      <w:r>
-        <w:rPr>
-          <w:rFonts w:ascii="Times New Roman" w:eastAsia="Calibri" w:hAnsi="Times New Roman" w:cs="Times New Roman"/>
-          <w:sz w:val="24"/>
-          <w:szCs w:val="24"/>
-          <w:shd w:val="clear" w:color="auto" w:fill="FFFFFF"/>
-        </w:rPr>
         <w:t xml:space="preserve">., </w:t>
       </w:r>
-      <w:proofErr w:type="spellStart"/>
       <w:r>
         <w:rPr>
           <w:rFonts w:ascii="Times New Roman" w:eastAsia="Calibri" w:hAnsi="Times New Roman" w:cs="Times New Roman"/>
@@ -15914,19 +14054,7 @@
           <w:u w:val="single"/>
           <w:shd w:val="clear" w:color="auto" w:fill="FFFFFF"/>
         </w:rPr>
-        <w:t>Unggi</w:t>
-      </w:r>
-      <w:proofErr w:type="spellEnd"/>
-      <w:r>
-        <w:rPr>
-          <w:rFonts w:ascii="Times New Roman" w:eastAsia="Calibri" w:hAnsi="Times New Roman" w:cs="Times New Roman"/>
-          <w:spacing w:val="7"/>
-          <w:sz w:val="24"/>
-          <w:szCs w:val="24"/>
-          <w:u w:val="single"/>
-          <w:shd w:val="clear" w:color="auto" w:fill="FFFFFF"/>
-        </w:rPr>
-        <w:t xml:space="preserve"> Lee., &amp;</w:t>
+        <w:t>Unggi Lee., &amp;</w:t>
       </w:r>
       <w:r>
         <w:rPr>
@@ -16218,18 +14346,7 @@
           <w:szCs w:val="24"/>
           <w:shd w:val="clear" w:color="auto" w:fill="FFFFFF"/>
         </w:rPr>
-        <w:t xml:space="preserve"> </w:t>
-      </w:r>
-      <w:r>
-        <w:rPr>
-          <w:rFonts w:ascii="Times New Roman" w:eastAsia="Calibri" w:hAnsi="Times New Roman" w:cs="Times New Roman"/>
-          <w:b/>
-          <w:bCs/>
-          <w:sz w:val="24"/>
-          <w:szCs w:val="24"/>
-          <w:shd w:val="clear" w:color="auto" w:fill="FFFFFF"/>
-        </w:rPr>
-        <w:t>Awoyemi, I. D</w:t>
+        <w:t xml:space="preserve"> Awoyemi, I. D</w:t>
       </w:r>
       <w:r>
         <w:rPr>
@@ -16328,7 +14445,6 @@
         </w:rPr>
         <w:t xml:space="preserve"> </w:t>
       </w:r>
-      <w:proofErr w:type="spellStart"/>
       <w:r>
         <w:rPr>
           <w:rFonts w:ascii="Times New Roman" w:eastAsia="Calibri" w:hAnsi="Times New Roman" w:cs="Times New Roman"/>
@@ -16337,18 +14453,7 @@
           <w:bdr w:val="none" w:sz="0" w:space="0" w:color="auto" w:frame="1"/>
           <w:shd w:val="clear" w:color="auto" w:fill="FFFFFF"/>
         </w:rPr>
-        <w:t>Ijeluola</w:t>
-      </w:r>
-      <w:proofErr w:type="spellEnd"/>
-      <w:r>
-        <w:rPr>
-          <w:rFonts w:ascii="Times New Roman" w:eastAsia="Calibri" w:hAnsi="Times New Roman" w:cs="Times New Roman"/>
-          <w:sz w:val="24"/>
-          <w:szCs w:val="24"/>
-          <w:bdr w:val="none" w:sz="0" w:space="0" w:color="auto" w:frame="1"/>
-          <w:shd w:val="clear" w:color="auto" w:fill="FFFFFF"/>
-        </w:rPr>
-        <w:t>, S.</w:t>
+        <w:t>Ijeluola, S.</w:t>
       </w:r>
       <w:r>
         <w:rPr>
@@ -16377,64 +14482,24 @@
           <w:szCs w:val="24"/>
           <w:shd w:val="clear" w:color="auto" w:fill="FFFFFF"/>
         </w:rPr>
-        <w:t xml:space="preserve">, &amp; </w:t>
-      </w:r>
-      <w:proofErr w:type="spellStart"/>
+        <w:t>, &amp; Adefisayo, A. (October 2024</w:t>
+      </w:r>
       <w:r>
         <w:rPr>
           <w:rFonts w:ascii="Times New Roman" w:eastAsia="Calibri" w:hAnsi="Times New Roman" w:cs="Times New Roman"/>
           <w:sz w:val="24"/>
           <w:szCs w:val="24"/>
+        </w:rPr>
+        <w:t>)</w:t>
+      </w:r>
+      <w:r>
+        <w:rPr>
+          <w:rFonts w:ascii="Times New Roman" w:eastAsia="Calibri" w:hAnsi="Times New Roman" w:cs="Times New Roman"/>
+          <w:sz w:val="24"/>
+          <w:szCs w:val="24"/>
           <w:shd w:val="clear" w:color="auto" w:fill="FFFFFF"/>
         </w:rPr>
-        <w:t>Adefisayo</w:t>
-      </w:r>
-      <w:proofErr w:type="spellEnd"/>
-      <w:r>
-        <w:rPr>
-          <w:rFonts w:ascii="Times New Roman" w:eastAsia="Calibri" w:hAnsi="Times New Roman" w:cs="Times New Roman"/>
-          <w:sz w:val="24"/>
-          <w:szCs w:val="24"/>
-          <w:shd w:val="clear" w:color="auto" w:fill="FFFFFF"/>
-        </w:rPr>
-        <w:t>, A. (October 2024</w:t>
-      </w:r>
-      <w:r>
-        <w:rPr>
-          <w:rFonts w:ascii="Times New Roman" w:eastAsia="Calibri" w:hAnsi="Times New Roman" w:cs="Times New Roman"/>
-          <w:sz w:val="24"/>
-          <w:szCs w:val="24"/>
-        </w:rPr>
-        <w:t>)</w:t>
-      </w:r>
-      <w:r>
-        <w:rPr>
-          <w:rFonts w:ascii="Times New Roman" w:eastAsia="Calibri" w:hAnsi="Times New Roman" w:cs="Times New Roman"/>
-          <w:sz w:val="24"/>
-          <w:szCs w:val="24"/>
-          <w:shd w:val="clear" w:color="auto" w:fill="FFFFFF"/>
-        </w:rPr>
-        <w:t>. Leveraging Generative Artificial Intelligence (</w:t>
-      </w:r>
-      <w:proofErr w:type="spellStart"/>
-      <w:r>
-        <w:rPr>
-          <w:rFonts w:ascii="Times New Roman" w:eastAsia="Calibri" w:hAnsi="Times New Roman" w:cs="Times New Roman"/>
-          <w:sz w:val="24"/>
-          <w:szCs w:val="24"/>
-          <w:shd w:val="clear" w:color="auto" w:fill="FFFFFF"/>
-        </w:rPr>
-        <w:t>gAI</w:t>
-      </w:r>
-      <w:proofErr w:type="spellEnd"/>
-      <w:r>
-        <w:rPr>
-          <w:rFonts w:ascii="Times New Roman" w:eastAsia="Calibri" w:hAnsi="Times New Roman" w:cs="Times New Roman"/>
-          <w:sz w:val="24"/>
-          <w:szCs w:val="24"/>
-          <w:shd w:val="clear" w:color="auto" w:fill="FFFFFF"/>
-        </w:rPr>
-        <w:t xml:space="preserve">) in Learning Design: A Mixed-Methods Examination of Instructional Designers’ Experience. </w:t>
+        <w:t xml:space="preserve">. Leveraging Generative Artificial Intelligence (gAI) in Learning Design: A Mixed-Methods Examination of Instructional Designers’ Experience. </w:t>
       </w:r>
       <w:r>
         <w:rPr>
@@ -16481,7 +14546,6 @@
         </w:rPr>
         <w:t xml:space="preserve"> </w:t>
       </w:r>
-      <w:proofErr w:type="spellStart"/>
       <w:r>
         <w:rPr>
           <w:rFonts w:ascii="Times New Roman" w:eastAsia="Calibri" w:hAnsi="Times New Roman" w:cs="Times New Roman"/>
@@ -16490,47 +14554,16 @@
           <w:bdr w:val="none" w:sz="0" w:space="0" w:color="auto" w:frame="1"/>
           <w:shd w:val="clear" w:color="auto" w:fill="FFFFFF"/>
         </w:rPr>
-        <w:t>Ijeluola</w:t>
-      </w:r>
-      <w:proofErr w:type="spellEnd"/>
+        <w:t>Ijeluola, S.</w:t>
+      </w:r>
       <w:r>
         <w:rPr>
           <w:rFonts w:ascii="Times New Roman" w:eastAsia="Calibri" w:hAnsi="Times New Roman" w:cs="Times New Roman"/>
           <w:sz w:val="24"/>
           <w:szCs w:val="24"/>
-          <w:bdr w:val="none" w:sz="0" w:space="0" w:color="auto" w:frame="1"/>
           <w:shd w:val="clear" w:color="auto" w:fill="FFFFFF"/>
         </w:rPr>
-        <w:t>, S.</w:t>
-      </w:r>
-      <w:r>
-        <w:rPr>
-          <w:rFonts w:ascii="Times New Roman" w:eastAsia="Calibri" w:hAnsi="Times New Roman" w:cs="Times New Roman"/>
-          <w:sz w:val="24"/>
-          <w:szCs w:val="24"/>
-          <w:shd w:val="clear" w:color="auto" w:fill="FFFFFF"/>
-        </w:rPr>
-        <w:t xml:space="preserve">, </w:t>
-      </w:r>
-      <w:proofErr w:type="spellStart"/>
-      <w:r>
-        <w:rPr>
-          <w:rFonts w:ascii="Times New Roman" w:eastAsia="Calibri" w:hAnsi="Times New Roman" w:cs="Times New Roman"/>
-          <w:sz w:val="24"/>
-          <w:szCs w:val="24"/>
-          <w:shd w:val="clear" w:color="auto" w:fill="FFFFFF"/>
-        </w:rPr>
-        <w:t>Adefisayo</w:t>
-      </w:r>
-      <w:proofErr w:type="spellEnd"/>
-      <w:r>
-        <w:rPr>
-          <w:rFonts w:ascii="Times New Roman" w:eastAsia="Calibri" w:hAnsi="Times New Roman" w:cs="Times New Roman"/>
-          <w:sz w:val="24"/>
-          <w:szCs w:val="24"/>
-          <w:shd w:val="clear" w:color="auto" w:fill="FFFFFF"/>
-        </w:rPr>
-        <w:t xml:space="preserve">, A., &amp; </w:t>
+        <w:t xml:space="preserve">, Adefisayo, A., &amp; </w:t>
       </w:r>
       <w:r>
         <w:rPr>
@@ -16632,47 +14665,16 @@
           <w:szCs w:val="24"/>
           <w:shd w:val="clear" w:color="auto" w:fill="FFFFFF"/>
         </w:rPr>
-        <w:t xml:space="preserve"> </w:t>
+        <w:t xml:space="preserve"> Awoyemi, I. D</w:t>
       </w:r>
       <w:r>
         <w:rPr>
           <w:rFonts w:ascii="Times New Roman" w:eastAsia="Calibri" w:hAnsi="Times New Roman" w:cs="Times New Roman"/>
-          <w:b/>
-          <w:bCs/>
           <w:sz w:val="24"/>
           <w:szCs w:val="24"/>
           <w:shd w:val="clear" w:color="auto" w:fill="FFFFFF"/>
         </w:rPr>
-        <w:t>Awoyemi, I. D</w:t>
-      </w:r>
-      <w:r>
-        <w:rPr>
-          <w:rFonts w:ascii="Times New Roman" w:eastAsia="Calibri" w:hAnsi="Times New Roman" w:cs="Times New Roman"/>
-          <w:sz w:val="24"/>
-          <w:szCs w:val="24"/>
-          <w:shd w:val="clear" w:color="auto" w:fill="FFFFFF"/>
-        </w:rPr>
-        <w:t>., &amp; Baah-Mintah, R. (</w:t>
-      </w:r>
-      <w:proofErr w:type="gramStart"/>
-      <w:r>
-        <w:rPr>
-          <w:rFonts w:ascii="Times New Roman" w:eastAsia="Calibri" w:hAnsi="Times New Roman" w:cs="Times New Roman"/>
-          <w:sz w:val="24"/>
-          <w:szCs w:val="24"/>
-          <w:shd w:val="clear" w:color="auto" w:fill="FFFFFF"/>
-        </w:rPr>
-        <w:t>October,</w:t>
-      </w:r>
-      <w:proofErr w:type="gramEnd"/>
-      <w:r>
-        <w:rPr>
-          <w:rFonts w:ascii="Times New Roman" w:eastAsia="Calibri" w:hAnsi="Times New Roman" w:cs="Times New Roman"/>
-          <w:sz w:val="24"/>
-          <w:szCs w:val="24"/>
-          <w:shd w:val="clear" w:color="auto" w:fill="FFFFFF"/>
-        </w:rPr>
-        <w:t xml:space="preserve"> 2024)</w:t>
+        <w:t>., &amp; Baah-Mintah, R. (October, 2024)</w:t>
       </w:r>
       <w:r>
         <w:rPr>
@@ -16722,25 +14724,7 @@
           <w:szCs w:val="24"/>
           <w:shd w:val="clear" w:color="auto" w:fill="FFFFFF"/>
         </w:rPr>
-        <w:t>[</w:t>
-      </w:r>
-      <w:r>
-        <w:rPr>
-          <w:rFonts w:ascii="Times New Roman" w:eastAsia="Calibri" w:hAnsi="Times New Roman" w:cs="Times New Roman"/>
-          <w:sz w:val="24"/>
-          <w:szCs w:val="24"/>
-          <w:shd w:val="clear" w:color="auto" w:fill="FFFFFF"/>
-        </w:rPr>
-        <w:t>3</w:t>
-      </w:r>
-      <w:r>
-        <w:rPr>
-          <w:rFonts w:ascii="Times New Roman" w:eastAsia="Calibri" w:hAnsi="Times New Roman" w:cs="Times New Roman"/>
-          <w:sz w:val="24"/>
-          <w:szCs w:val="24"/>
-          <w:shd w:val="clear" w:color="auto" w:fill="FFFFFF"/>
-        </w:rPr>
-        <w:t>]</w:t>
+        <w:t>[3]</w:t>
       </w:r>
       <w:r>
         <w:rPr>
@@ -16753,23 +14737,13 @@
         </w:rPr>
         <w:t xml:space="preserve"> </w:t>
       </w:r>
-      <w:proofErr w:type="spellStart"/>
       <w:r>
         <w:rPr>
           <w:rFonts w:ascii="Times New Roman" w:eastAsia="Calibri" w:hAnsi="Times New Roman" w:cs="Times New Roman"/>
           <w:sz w:val="24"/>
           <w:szCs w:val="24"/>
         </w:rPr>
-        <w:t>Barielnen</w:t>
-      </w:r>
-      <w:proofErr w:type="spellEnd"/>
-      <w:r>
-        <w:rPr>
-          <w:rFonts w:ascii="Times New Roman" w:eastAsia="Calibri" w:hAnsi="Times New Roman" w:cs="Times New Roman"/>
-          <w:sz w:val="24"/>
-          <w:szCs w:val="24"/>
-        </w:rPr>
-        <w:t>, V</w:t>
+        <w:t>Barielnen, V</w:t>
       </w:r>
       <w:r>
         <w:rPr>
@@ -16922,27 +14896,7 @@
           <w:szCs w:val="24"/>
           <w:shd w:val="clear" w:color="auto" w:fill="FFFFFF"/>
         </w:rPr>
-        <w:t>. (</w:t>
-      </w:r>
-      <w:proofErr w:type="gramStart"/>
-      <w:r>
-        <w:rPr>
-          <w:rFonts w:ascii="Times New Roman" w:eastAsia="Calibri" w:hAnsi="Times New Roman" w:cs="Times New Roman"/>
-          <w:sz w:val="24"/>
-          <w:szCs w:val="24"/>
-          <w:shd w:val="clear" w:color="auto" w:fill="FFFFFF"/>
-        </w:rPr>
-        <w:t>April,</w:t>
-      </w:r>
-      <w:proofErr w:type="gramEnd"/>
-      <w:r>
-        <w:rPr>
-          <w:rFonts w:ascii="Times New Roman" w:eastAsia="Calibri" w:hAnsi="Times New Roman" w:cs="Times New Roman"/>
-          <w:sz w:val="24"/>
-          <w:szCs w:val="24"/>
-          <w:shd w:val="clear" w:color="auto" w:fill="FFFFFF"/>
-        </w:rPr>
-        <w:t xml:space="preserve"> 2024). Elementary students’ problem-solving and visual</w:t>
+        <w:t>. (April, 2024). Elementary students’ problem-solving and visual</w:t>
       </w:r>
       <w:r>
         <w:rPr>
@@ -17030,18 +14984,7 @@
           <w:szCs w:val="24"/>
           <w:shd w:val="clear" w:color="auto" w:fill="FFFFFF"/>
         </w:rPr>
-        <w:t xml:space="preserve"> </w:t>
-      </w:r>
-      <w:r>
-        <w:rPr>
-          <w:rFonts w:ascii="Times New Roman" w:eastAsia="Calibri" w:hAnsi="Times New Roman" w:cs="Times New Roman"/>
-          <w:b/>
-          <w:bCs/>
-          <w:sz w:val="24"/>
-          <w:szCs w:val="24"/>
-          <w:shd w:val="clear" w:color="auto" w:fill="FFFFFF"/>
-        </w:rPr>
-        <w:t>Awoyemi, I. D.,</w:t>
+        <w:t xml:space="preserve"> Awoyemi, I. D.,</w:t>
       </w:r>
       <w:r>
         <w:rPr>
@@ -17147,79 +15090,7 @@
           <w:sz w:val="24"/>
           <w:szCs w:val="24"/>
         </w:rPr>
-        <w:t>, </w:t>
-      </w:r>
-      <w:r>
-        <w:rPr>
-          <w:rFonts w:ascii="Times New Roman" w:eastAsia="Times New Roman" w:hAnsi="Times New Roman" w:cs="Times New Roman"/>
-          <w:sz w:val="24"/>
-          <w:szCs w:val="24"/>
-        </w:rPr>
-        <w:t>Enhancing Teacher Problem-Solving and Classroom Management Skills through an Open-Access AI-Powered 3D Simulation Platform. Office for Research and Economic Development CREATE Program, The University of Alabama</w:t>
-      </w:r>
-      <w:r>
-        <w:rPr>
-          <w:rFonts w:ascii="Times New Roman" w:eastAsia="Times New Roman" w:hAnsi="Times New Roman" w:cs="Times New Roman"/>
-          <w:sz w:val="24"/>
-          <w:szCs w:val="24"/>
-        </w:rPr>
-        <w:t xml:space="preserve">. </w:t>
-      </w:r>
-      <w:r>
-        <w:rPr>
-          <w:rFonts w:ascii="Times New Roman" w:eastAsia="Times New Roman" w:hAnsi="Times New Roman" w:cs="Times New Roman"/>
-          <w:sz w:val="24"/>
-          <w:szCs w:val="24"/>
-        </w:rPr>
-        <w:t>Lead PI</w:t>
-      </w:r>
-      <w:r>
-        <w:rPr>
-          <w:rFonts w:ascii="Times New Roman" w:eastAsia="Times New Roman" w:hAnsi="Times New Roman" w:cs="Times New Roman"/>
-          <w:sz w:val="24"/>
-          <w:szCs w:val="24"/>
-        </w:rPr>
-        <w:t>:</w:t>
-      </w:r>
-      <w:r>
-        <w:rPr>
-          <w:rFonts w:ascii="Times New Roman" w:eastAsia="Times New Roman" w:hAnsi="Times New Roman" w:cs="Times New Roman"/>
-          <w:sz w:val="24"/>
-          <w:szCs w:val="24"/>
-        </w:rPr>
-        <w:t xml:space="preserve"> Moon, J. </w:t>
-      </w:r>
-      <w:r>
-        <w:rPr>
-          <w:rFonts w:ascii="Times New Roman" w:eastAsia="Times New Roman" w:hAnsi="Times New Roman" w:cs="Times New Roman"/>
-          <w:sz w:val="24"/>
-          <w:szCs w:val="24"/>
-        </w:rPr>
-        <w:t xml:space="preserve"> </w:t>
-      </w:r>
-      <w:r>
-        <w:rPr>
-          <w:rFonts w:ascii="Times New Roman" w:eastAsia="Times New Roman" w:hAnsi="Times New Roman" w:cs="Times New Roman"/>
-          <w:sz w:val="24"/>
-          <w:szCs w:val="24"/>
-        </w:rPr>
-        <w:t>(</w:t>
-      </w:r>
-      <w:r>
-        <w:rPr>
-          <w:rFonts w:ascii="Times New Roman" w:eastAsia="Times New Roman" w:hAnsi="Times New Roman" w:cs="Times New Roman"/>
-          <w:sz w:val="24"/>
-          <w:szCs w:val="24"/>
-        </w:rPr>
-        <w:t>Total award $4,000, FUNDED</w:t>
-      </w:r>
-      <w:r>
-        <w:rPr>
-          <w:rFonts w:ascii="Times New Roman" w:eastAsia="Times New Roman" w:hAnsi="Times New Roman" w:cs="Times New Roman"/>
-          <w:sz w:val="24"/>
-          <w:szCs w:val="24"/>
-        </w:rPr>
-        <w:t>)</w:t>
+        <w:t>, Enhancing Teacher Problem-Solving and Classroom Management Skills through an Open-Access AI-Powered 3D Simulation Platform. Office for Research and Economic Development CREATE Program, The University of Alabama. Lead PI: Moon, J.  (Total award $4,000, FUNDED)</w:t>
       </w:r>
     </w:p>
     <w:p>
@@ -17256,95 +15127,7 @@
           <w:sz w:val="24"/>
           <w:szCs w:val="24"/>
         </w:rPr>
-        <w:t>, </w:t>
-      </w:r>
-      <w:r>
-        <w:rPr>
-          <w:rFonts w:ascii="Times New Roman" w:eastAsia="Times New Roman" w:hAnsi="Times New Roman" w:cs="Times New Roman"/>
-          <w:sz w:val="24"/>
-          <w:szCs w:val="24"/>
-        </w:rPr>
-        <w:t xml:space="preserve">Examining Preservice Teachers’ Digital Literacy Development and Learning Engagement via Art Integrated Technology-Enhanced Learning. </w:t>
-      </w:r>
-      <w:r>
-        <w:rPr>
-          <w:rFonts w:ascii="Times New Roman" w:eastAsia="Times New Roman" w:hAnsi="Times New Roman" w:cs="Times New Roman"/>
-          <w:sz w:val="24"/>
-          <w:szCs w:val="24"/>
-        </w:rPr>
-        <w:t>The</w:t>
-      </w:r>
-      <w:r>
-        <w:rPr>
-          <w:rFonts w:ascii="Times New Roman" w:eastAsia="Times New Roman" w:hAnsi="Times New Roman" w:cs="Times New Roman"/>
-          <w:sz w:val="24"/>
-          <w:szCs w:val="24"/>
-        </w:rPr>
-        <w:t xml:space="preserve"> Collaborative Arts Research Initiative</w:t>
-      </w:r>
-      <w:r>
-        <w:rPr>
-          <w:rFonts w:ascii="Times New Roman" w:eastAsia="Times New Roman" w:hAnsi="Times New Roman" w:cs="Times New Roman"/>
-          <w:sz w:val="24"/>
-          <w:szCs w:val="24"/>
-        </w:rPr>
-        <w:t xml:space="preserve">. </w:t>
-      </w:r>
-      <w:r>
-        <w:rPr>
-          <w:rFonts w:ascii="Times New Roman" w:eastAsia="Times New Roman" w:hAnsi="Times New Roman" w:cs="Times New Roman"/>
-          <w:sz w:val="24"/>
-          <w:szCs w:val="24"/>
-        </w:rPr>
-        <w:t>Lead PI</w:t>
-      </w:r>
-      <w:r>
-        <w:rPr>
-          <w:rFonts w:ascii="Times New Roman" w:eastAsia="Times New Roman" w:hAnsi="Times New Roman" w:cs="Times New Roman"/>
-          <w:sz w:val="24"/>
-          <w:szCs w:val="24"/>
-        </w:rPr>
-        <w:t>:</w:t>
-      </w:r>
-      <w:r>
-        <w:rPr>
-          <w:rFonts w:ascii="Times New Roman" w:eastAsia="Times New Roman" w:hAnsi="Times New Roman" w:cs="Times New Roman"/>
-          <w:sz w:val="24"/>
-          <w:szCs w:val="24"/>
-        </w:rPr>
-        <w:t xml:space="preserve"> </w:t>
-      </w:r>
-      <w:r>
-        <w:rPr>
-          <w:rFonts w:ascii="Times New Roman" w:eastAsia="Times New Roman" w:hAnsi="Times New Roman" w:cs="Times New Roman"/>
-          <w:sz w:val="24"/>
-          <w:szCs w:val="24"/>
-        </w:rPr>
-        <w:t xml:space="preserve">Moon, J. </w:t>
-      </w:r>
-      <w:r>
-        <w:rPr>
-          <w:rFonts w:ascii="Times New Roman" w:eastAsia="Times New Roman" w:hAnsi="Times New Roman" w:cs="Times New Roman"/>
-          <w:sz w:val="24"/>
-          <w:szCs w:val="24"/>
-        </w:rPr>
-        <w:t>(</w:t>
-      </w:r>
-      <w:r>
-        <w:rPr>
-          <w:rFonts w:ascii="Times New Roman" w:eastAsia="Times New Roman" w:hAnsi="Times New Roman" w:cs="Times New Roman"/>
-          <w:sz w:val="24"/>
-          <w:szCs w:val="24"/>
-        </w:rPr>
-        <w:t>Total award $15,000, FUNDED</w:t>
-      </w:r>
-      <w:r>
-        <w:rPr>
-          <w:rFonts w:ascii="Times New Roman" w:eastAsia="Times New Roman" w:hAnsi="Times New Roman" w:cs="Times New Roman"/>
-          <w:sz w:val="24"/>
-          <w:szCs w:val="24"/>
-        </w:rPr>
-        <w:t>).</w:t>
+        <w:t>, Examining Preservice Teachers’ Digital Literacy Development and Learning Engagement via Art Integrated Technology-Enhanced Learning. The Collaborative Arts Research Initiative. Lead PI: Moon, J. (Total award $15,000, FUNDED).</w:t>
       </w:r>
     </w:p>
     <w:p>
@@ -17373,7 +15156,7 @@
           <w:sz w:val="24"/>
           <w:szCs w:val="24"/>
         </w:rPr>
-        <w:t>Graduate Assistant</w:t>
+        <w:t>Co-Investigator</w:t>
       </w:r>
       <w:r>
         <w:rPr>
@@ -17428,17 +15211,7 @@
           <w:sz w:val="24"/>
           <w:szCs w:val="24"/>
         </w:rPr>
-        <w:t>Graduate Assistant</w:t>
-      </w:r>
-      <w:r>
-        <w:rPr>
-          <w:rFonts w:ascii="Times New Roman" w:eastAsia="Times New Roman" w:hAnsi="Times New Roman" w:cs="Times New Roman"/>
-          <w:b/>
-          <w:bCs/>
-          <w:sz w:val="24"/>
-          <w:szCs w:val="24"/>
-        </w:rPr>
-        <w:t xml:space="preserve">, </w:t>
+        <w:t xml:space="preserve">Graduate Assistant, </w:t>
       </w:r>
       <w:r>
         <w:rPr>
@@ -17464,25 +15237,7 @@
           <w:sz w:val="24"/>
           <w:szCs w:val="24"/>
         </w:rPr>
-        <w:t xml:space="preserve">Innovative Technology Experiences for Students and Teachers (ITEST). Lead PI: Dr. </w:t>
-      </w:r>
-      <w:proofErr w:type="spellStart"/>
-      <w:r>
-        <w:rPr>
-          <w:rFonts w:ascii="Times New Roman" w:eastAsia="Times New Roman" w:hAnsi="Times New Roman" w:cs="Times New Roman"/>
-          <w:sz w:val="24"/>
-          <w:szCs w:val="24"/>
-        </w:rPr>
-        <w:t>Feiya</w:t>
-      </w:r>
-      <w:proofErr w:type="spellEnd"/>
-      <w:r>
-        <w:rPr>
-          <w:rFonts w:ascii="Times New Roman" w:eastAsia="Times New Roman" w:hAnsi="Times New Roman" w:cs="Times New Roman"/>
-          <w:sz w:val="24"/>
-          <w:szCs w:val="24"/>
-        </w:rPr>
-        <w:t xml:space="preserve"> Luo (Resubmission; $ 1,125,666) [Awarded]. </w:t>
+        <w:t xml:space="preserve">Innovative Technology Experiences for Students and Teachers (ITEST). Lead PI: Dr. Feiya Luo (Resubmission; $ 1,125,666) [Awarded]. </w:t>
       </w:r>
     </w:p>
     <w:p>
@@ -17584,18 +15339,7 @@
           <w:sz w:val="24"/>
           <w:szCs w:val="24"/>
         </w:rPr>
-        <w:t>IN</w:t>
-      </w:r>
-      <w:r>
-        <w:rPr>
-          <w:rFonts w:ascii="Times New Roman" w:hAnsi="Times New Roman" w:cs="Times New Roman"/>
-          <w:b/>
-          <w:bCs/>
-          <w:w w:val="90"/>
-          <w:sz w:val="24"/>
-          <w:szCs w:val="24"/>
-        </w:rPr>
-        <w:t>STRUCTIONAL DESIGN EXPERIENCE</w:t>
+        <w:t>INSTRUCTIONAL DESIGN EXPERIENCE</w:t>
       </w:r>
     </w:p>
     <w:tbl>
@@ -18282,25 +16026,7 @@
                 <w:sz w:val="24"/>
                 <w:szCs w:val="24"/>
               </w:rPr>
-              <w:t>8/2023</w:t>
-            </w:r>
-            <w:r>
-              <w:rPr>
-                <w:rFonts w:ascii="Times New Roman" w:hAnsi="Times New Roman" w:cs="Times New Roman"/>
-                <w:w w:val="90"/>
-                <w:sz w:val="24"/>
-                <w:szCs w:val="24"/>
-              </w:rPr>
-              <w:t>-</w:t>
-            </w:r>
-            <w:r>
-              <w:rPr>
-                <w:rFonts w:ascii="Times New Roman" w:hAnsi="Times New Roman" w:cs="Times New Roman"/>
-                <w:w w:val="90"/>
-                <w:sz w:val="24"/>
-                <w:szCs w:val="24"/>
-              </w:rPr>
-              <w:t>12/2023</w:t>
+              <w:t>8/2023-12/2023</w:t>
             </w:r>
           </w:p>
         </w:tc>
@@ -18375,15 +16101,7 @@
                 <w:sz w:val="24"/>
                 <w:szCs w:val="24"/>
               </w:rPr>
-              <w:t>Code-N-Sensor Summer Camp, University of Alabama</w:t>
-            </w:r>
-            <w:r>
-              <w:rPr>
-                <w:rFonts w:ascii="Times New Roman" w:hAnsi="Times New Roman" w:cs="Times New Roman"/>
-                <w:sz w:val="24"/>
-                <w:szCs w:val="24"/>
-              </w:rPr>
-              <w:t xml:space="preserve">, </w:t>
+              <w:t xml:space="preserve">Code-N-Sensor Summer Camp, University of Alabama, </w:t>
             </w:r>
             <w:r>
               <w:rPr>
@@ -18594,55 +16312,7 @@
                 <w:sz w:val="24"/>
                 <w:szCs w:val="24"/>
               </w:rPr>
-              <w:t xml:space="preserve">  </w:t>
-            </w:r>
-            <w:r>
-              <w:rPr>
-                <w:rFonts w:ascii="Times New Roman" w:hAnsi="Times New Roman" w:cs="Times New Roman"/>
-                <w:b/>
-                <w:bCs/>
-                <w:spacing w:val="-2"/>
-                <w:w w:val="90"/>
-                <w:sz w:val="24"/>
-                <w:szCs w:val="24"/>
-              </w:rPr>
-              <w:t xml:space="preserve">LEADERSHIP </w:t>
-            </w:r>
-            <w:r>
-              <w:rPr>
-                <w:rFonts w:ascii="Times New Roman" w:hAnsi="Times New Roman" w:cs="Times New Roman"/>
-                <w:b/>
-                <w:bCs/>
-                <w:spacing w:val="-2"/>
-                <w:w w:val="90"/>
-                <w:sz w:val="24"/>
-                <w:szCs w:val="24"/>
-              </w:rPr>
-              <w:t xml:space="preserve">ROLE </w:t>
-            </w:r>
-            <w:r>
-              <w:rPr>
-                <w:rFonts w:ascii="Times New Roman" w:hAnsi="Times New Roman" w:cs="Times New Roman"/>
-                <w:b/>
-                <w:bCs/>
-                <w:spacing w:val="-2"/>
-                <w:w w:val="90"/>
-                <w:sz w:val="24"/>
-                <w:szCs w:val="24"/>
-              </w:rPr>
-              <w:t>AND SERVICE</w:t>
-            </w:r>
-            <w:r>
-              <w:rPr>
-                <w:rFonts w:ascii="Times New Roman" w:hAnsi="Times New Roman" w:cs="Times New Roman"/>
-                <w:b/>
-                <w:bCs/>
-                <w:spacing w:val="-2"/>
-                <w:w w:val="90"/>
-                <w:sz w:val="24"/>
-                <w:szCs w:val="24"/>
-              </w:rPr>
-              <w:t>S</w:t>
+              <w:t xml:space="preserve">  LEADERSHIP ROLE AND SERVICES</w:t>
             </w:r>
           </w:p>
         </w:tc>
@@ -18693,19 +16363,7 @@
                 <w:sz w:val="24"/>
                 <w:szCs w:val="24"/>
               </w:rPr>
-              <w:t xml:space="preserve"> </w:t>
-            </w:r>
-            <w:r>
-              <w:rPr>
-                <w:rFonts w:ascii="Times New Roman" w:hAnsi="Times New Roman" w:cs="Times New Roman"/>
-                <w:b/>
-                <w:bCs/>
-                <w:spacing w:val="-2"/>
-                <w:w w:val="90"/>
-                <w:sz w:val="24"/>
-                <w:szCs w:val="24"/>
-              </w:rPr>
-              <w:t>Senator, Student Government Association</w:t>
+              <w:t xml:space="preserve"> Senator, Student Government Association</w:t>
             </w:r>
           </w:p>
           <w:p>
@@ -18724,15 +16382,7 @@
                 <w:sz w:val="24"/>
                 <w:szCs w:val="24"/>
               </w:rPr>
-              <w:t xml:space="preserve"> </w:t>
-            </w:r>
-            <w:r>
-              <w:rPr>
-                <w:rFonts w:ascii="Times New Roman" w:hAnsi="Times New Roman" w:cs="Times New Roman"/>
-                <w:sz w:val="24"/>
-                <w:szCs w:val="24"/>
-              </w:rPr>
-              <w:t xml:space="preserve">The University of Alabama </w:t>
+              <w:t xml:space="preserve"> The University of Alabama </w:t>
             </w:r>
           </w:p>
           <w:p>
@@ -19780,16 +17430,7 @@
                 <w:sz w:val="24"/>
                 <w:szCs w:val="24"/>
               </w:rPr>
-              <w:t xml:space="preserve">  </w:t>
-            </w:r>
-            <w:r>
-              <w:rPr>
-                <w:rFonts w:ascii="Times New Roman" w:hAnsi="Times New Roman" w:cs="Times New Roman"/>
-                <w:w w:val="85"/>
-                <w:sz w:val="24"/>
-                <w:szCs w:val="24"/>
-              </w:rPr>
-              <w:t>04/2024</w:t>
+              <w:t xml:space="preserve">  04/2024</w:t>
             </w:r>
             <w:r>
               <w:rPr>
@@ -19907,16 +17548,7 @@
                 <w:sz w:val="24"/>
                 <w:szCs w:val="24"/>
               </w:rPr>
-              <w:t>The University of Alabama</w:t>
-            </w:r>
-            <w:r>
-              <w:rPr>
-                <w:rFonts w:ascii="Times New Roman" w:hAnsi="Times New Roman" w:cs="Times New Roman"/>
-                <w:position w:val="1"/>
-                <w:sz w:val="24"/>
-                <w:szCs w:val="24"/>
-              </w:rPr>
-              <w:t>, Tuscaloosa</w:t>
+              <w:t>The University of Alabama, Tuscaloosa</w:t>
             </w:r>
           </w:p>
           <w:p>
@@ -20489,23 +18121,7 @@
                 <w:sz w:val="24"/>
                 <w:szCs w:val="24"/>
               </w:rPr>
-              <w:t>8/13/2025</w:t>
-            </w:r>
-            <w:r>
-              <w:rPr>
-                <w:rFonts w:ascii="Times New Roman" w:eastAsia="Times New Roman" w:hAnsi="Times New Roman" w:cs="Times New Roman"/>
-                <w:sz w:val="24"/>
-                <w:szCs w:val="24"/>
-              </w:rPr>
-              <w:t>-</w:t>
-            </w:r>
-            <w:r>
-              <w:rPr>
-                <w:rFonts w:ascii="Times New Roman" w:eastAsia="Times New Roman" w:hAnsi="Times New Roman" w:cs="Times New Roman"/>
-                <w:sz w:val="24"/>
-                <w:szCs w:val="24"/>
-              </w:rPr>
-              <w:t>8/14/2025</w:t>
+              <w:t>8/13/2025-8/14/2025</w:t>
             </w:r>
           </w:p>
         </w:tc>
@@ -20542,17 +18158,7 @@
                 <w:sz w:val="24"/>
                 <w:szCs w:val="24"/>
               </w:rPr>
-              <w:t xml:space="preserve">    </w:t>
-            </w:r>
-            <w:r>
-              <w:rPr>
-                <w:rFonts w:ascii="Times New Roman" w:eastAsia="Times New Roman" w:hAnsi="Times New Roman" w:cs="Times New Roman"/>
-                <w:b/>
-                <w:bCs/>
-                <w:sz w:val="24"/>
-                <w:szCs w:val="24"/>
-              </w:rPr>
-              <w:t xml:space="preserve">Media and Digital Specialist, </w:t>
+              <w:t xml:space="preserve">    Media and Digital Specialist, </w:t>
             </w:r>
             <w:r>
               <w:rPr>
@@ -20715,15 +18321,7 @@
                 <w:sz w:val="24"/>
                 <w:szCs w:val="24"/>
               </w:rPr>
-              <w:t>Trained and mentored media team members, promoting creativity, technical excellence, and teamwork</w:t>
-            </w:r>
-            <w:r>
-              <w:rPr>
-                <w:rFonts w:ascii="Times New Roman" w:eastAsia="Times New Roman" w:hAnsi="Times New Roman" w:cs="Times New Roman"/>
-                <w:sz w:val="24"/>
-                <w:szCs w:val="24"/>
-              </w:rPr>
-              <w:t>.</w:t>
+              <w:t>Trained and mentored media team members, promoting creativity, technical excellence, and teamwork.</w:t>
             </w:r>
           </w:p>
         </w:tc>
@@ -20798,19 +18396,7 @@
                 <w:sz w:val="24"/>
                 <w:szCs w:val="24"/>
               </w:rPr>
-              <w:t>Graduate Student Ambassador</w:t>
-            </w:r>
-            <w:r>
-              <w:rPr>
-                <w:rFonts w:ascii="Times New Roman" w:hAnsi="Times New Roman" w:cs="Times New Roman"/>
-                <w:b/>
-                <w:bCs/>
-                <w:spacing w:val="-2"/>
-                <w:w w:val="90"/>
-                <w:sz w:val="24"/>
-                <w:szCs w:val="24"/>
-              </w:rPr>
-              <w:t xml:space="preserve">, </w:t>
+              <w:t xml:space="preserve">Graduate Student Ambassador, </w:t>
             </w:r>
             <w:r>
               <w:rPr>
@@ -21651,17 +19237,7 @@
                 <w:sz w:val="24"/>
                 <w:szCs w:val="24"/>
               </w:rPr>
-              <w:t>Vice President</w:t>
-            </w:r>
-            <w:r>
-              <w:rPr>
-                <w:rFonts w:ascii="Times New Roman" w:hAnsi="Times New Roman" w:cs="Times New Roman"/>
-                <w:b/>
-                <w:bCs/>
-                <w:sz w:val="24"/>
-                <w:szCs w:val="24"/>
-              </w:rPr>
-              <w:t xml:space="preserve">, </w:t>
+              <w:t xml:space="preserve">Vice President, </w:t>
             </w:r>
             <w:r>
               <w:rPr>
@@ -21846,33 +19422,15 @@
                 <w:sz w:val="24"/>
                 <w:szCs w:val="24"/>
               </w:rPr>
-              <w:t>Class Governor</w:t>
-            </w:r>
-            <w:r>
-              <w:rPr>
-                <w:rFonts w:ascii="Times New Roman" w:hAnsi="Times New Roman" w:cs="Times New Roman"/>
-                <w:b/>
-                <w:bCs/>
-                <w:sz w:val="24"/>
-                <w:szCs w:val="24"/>
-              </w:rPr>
-              <w:t>,</w:t>
-            </w:r>
-            <w:r>
-              <w:rPr>
-                <w:rFonts w:ascii="Times New Roman" w:hAnsi="Times New Roman" w:cs="Times New Roman"/>
-                <w:sz w:val="24"/>
-                <w:szCs w:val="24"/>
-              </w:rPr>
-              <w:t xml:space="preserve"> </w:t>
-            </w:r>
-            <w:r>
-              <w:rPr>
-                <w:rFonts w:ascii="Times New Roman" w:hAnsi="Times New Roman" w:cs="Times New Roman"/>
-                <w:sz w:val="24"/>
-                <w:szCs w:val="24"/>
-              </w:rPr>
-              <w:t>Science Education (2015 Class), The Federal University of Technology</w:t>
+              <w:t>Class Governor,</w:t>
+            </w:r>
+            <w:r>
+              <w:rPr>
+                <w:rFonts w:ascii="Times New Roman" w:hAnsi="Times New Roman" w:cs="Times New Roman"/>
+                <w:sz w:val="24"/>
+                <w:szCs w:val="24"/>
+              </w:rPr>
+              <w:t xml:space="preserve"> Science Education (2015 Class), The Federal University of Technology</w:t>
             </w:r>
           </w:p>
           <w:p>
@@ -21970,24 +19528,14 @@
               </w:rPr>
               <w:t xml:space="preserve"> </w:t>
             </w:r>
-            <w:proofErr w:type="gramStart"/>
-            <w:r>
-              <w:rPr>
-                <w:rFonts w:ascii="Times New Roman" w:hAnsi="Times New Roman" w:cs="Times New Roman"/>
-                <w:position w:val="1"/>
-                <w:sz w:val="24"/>
-                <w:szCs w:val="24"/>
-              </w:rPr>
-              <w:t>faculty</w:t>
-            </w:r>
-            <w:r>
-              <w:rPr>
-                <w:rFonts w:ascii="Times New Roman" w:hAnsi="Times New Roman" w:cs="Times New Roman"/>
-                <w:position w:val="1"/>
-                <w:sz w:val="24"/>
-                <w:szCs w:val="24"/>
-              </w:rPr>
-              <w:t>,</w:t>
+            <w:r>
+              <w:rPr>
+                <w:rFonts w:ascii="Times New Roman" w:hAnsi="Times New Roman" w:cs="Times New Roman"/>
+                <w:position w:val="1"/>
+                <w:sz w:val="24"/>
+                <w:szCs w:val="24"/>
+              </w:rPr>
+              <w:t>faculty,</w:t>
             </w:r>
             <w:r>
               <w:rPr>
@@ -22008,7 +19556,6 @@
               </w:rPr>
               <w:t>and</w:t>
             </w:r>
-            <w:proofErr w:type="gramEnd"/>
             <w:r>
               <w:rPr>
                 <w:rFonts w:ascii="Times New Roman" w:hAnsi="Times New Roman" w:cs="Times New Roman"/>
@@ -22523,16 +20070,7 @@
                 <w:sz w:val="24"/>
                 <w:szCs w:val="24"/>
               </w:rPr>
-              <w:t>Christian Student Fellowship, Federal University of Technology</w:t>
-            </w:r>
-            <w:r>
-              <w:rPr>
-                <w:rFonts w:ascii="Times New Roman" w:hAnsi="Times New Roman" w:cs="Times New Roman"/>
-                <w:spacing w:val="-2"/>
-                <w:sz w:val="24"/>
-                <w:szCs w:val="24"/>
-              </w:rPr>
-              <w:t>, Nigeria</w:t>
+              <w:t>Christian Student Fellowship, Federal University of Technology, Nigeria</w:t>
             </w:r>
           </w:p>
           <w:p>
@@ -23634,19 +21172,7 @@
           <w:szCs w:val="24"/>
           <w:lang w:eastAsia="ja-JP"/>
         </w:rPr>
-        <w:t>P</w:t>
-      </w:r>
-      <w:r>
-        <w:rPr>
-          <w:rFonts w:ascii="Times New Roman" w:eastAsia="SimSun" w:hAnsi="Times New Roman" w:cs="Times New Roman"/>
-          <w:b/>
-          <w:bCs/>
-          <w:kern w:val="20"/>
-          <w:sz w:val="24"/>
-          <w:szCs w:val="24"/>
-          <w:lang w:eastAsia="ja-JP"/>
-        </w:rPr>
-        <w:t>ROFESSIONAL AND COMMUNITY SERVICE</w:t>
+        <w:t>PROFESSIONAL AND COMMUNITY SERVICE</w:t>
       </w:r>
     </w:p>
     <w:tbl>
@@ -23703,31 +21229,7 @@
                 <w:szCs w:val="24"/>
                 <w:lang w:eastAsia="ja-JP"/>
               </w:rPr>
-              <w:t xml:space="preserve">Journal </w:t>
-            </w:r>
-            <w:r>
-              <w:rPr>
-                <w:rFonts w:ascii="Times New Roman" w:eastAsia="SimSun" w:hAnsi="Times New Roman" w:cs="Times New Roman"/>
-                <w:b/>
-                <w:bCs/>
-                <w:kern w:val="20"/>
-                <w:sz w:val="24"/>
-                <w:szCs w:val="24"/>
-                <w:lang w:eastAsia="ja-JP"/>
-              </w:rPr>
-              <w:t>Review</w:t>
-            </w:r>
-            <w:r>
-              <w:rPr>
-                <w:rFonts w:ascii="Times New Roman" w:eastAsia="SimSun" w:hAnsi="Times New Roman" w:cs="Times New Roman"/>
-                <w:b/>
-                <w:bCs/>
-                <w:kern w:val="20"/>
-                <w:sz w:val="24"/>
-                <w:szCs w:val="24"/>
-                <w:lang w:eastAsia="ja-JP"/>
-              </w:rPr>
-              <w:t>s</w:t>
+              <w:t>Journal Reviews</w:t>
             </w:r>
           </w:p>
         </w:tc>
@@ -23788,7 +21290,7 @@
                 <w:shd w:val="clear" w:color="auto" w:fill="FFFFFF"/>
                 <w:lang w:eastAsia="zh-CN"/>
               </w:rPr>
-              <w:t>The Journal of Computer-Assisted Learning</w:t>
+              <w:t>The Journal of Computers in Human Behavior Reports</w:t>
             </w:r>
             <w:r>
               <w:rPr>
@@ -23850,47 +21352,7 @@
                 <w:shd w:val="clear" w:color="auto" w:fill="FFFFFF"/>
                 <w:lang w:eastAsia="zh-CN"/>
               </w:rPr>
-              <w:t xml:space="preserve">      </w:t>
-            </w:r>
-            <w:r>
-              <w:rPr>
-                <w:rFonts w:ascii="Times New Roman" w:eastAsia="SimSun" w:hAnsi="Times New Roman" w:cs="Times New Roman"/>
-                <w:sz w:val="24"/>
-                <w:szCs w:val="24"/>
-                <w:shd w:val="clear" w:color="auto" w:fill="FFFFFF"/>
-                <w:lang w:eastAsia="zh-CN"/>
-              </w:rPr>
-              <w:t>202</w:t>
-            </w:r>
-            <w:r>
-              <w:rPr>
-                <w:rFonts w:ascii="Times New Roman" w:eastAsia="SimSun" w:hAnsi="Times New Roman" w:cs="Times New Roman"/>
-                <w:sz w:val="24"/>
-                <w:szCs w:val="24"/>
-                <w:shd w:val="clear" w:color="auto" w:fill="FFFFFF"/>
-                <w:lang w:eastAsia="zh-CN"/>
-              </w:rPr>
-              <w:t>6</w:t>
-            </w:r>
-            <w:r>
-              <w:rPr>
-                <w:rFonts w:ascii="Times New Roman" w:eastAsia="SimSun" w:hAnsi="Times New Roman" w:cs="Times New Roman"/>
-                <w:sz w:val="24"/>
-                <w:szCs w:val="24"/>
-                <w:shd w:val="clear" w:color="auto" w:fill="FFFFFF"/>
-                <w:lang w:eastAsia="zh-CN"/>
-              </w:rPr>
-              <w:t xml:space="preserve"> - Present</w:t>
-            </w:r>
-            <w:r>
-              <w:rPr>
-                <w:rFonts w:ascii="Times New Roman" w:eastAsia="SimSun" w:hAnsi="Times New Roman" w:cs="Times New Roman"/>
-                <w:sz w:val="24"/>
-                <w:szCs w:val="24"/>
-                <w:shd w:val="clear" w:color="auto" w:fill="FFFFFF"/>
-                <w:lang w:eastAsia="zh-CN"/>
-              </w:rPr>
-              <w:t xml:space="preserve"> </w:t>
+              <w:t xml:space="preserve">      2026 - Present </w:t>
             </w:r>
           </w:p>
         </w:tc>
@@ -23991,27 +21453,7 @@
                 <w:shd w:val="clear" w:color="auto" w:fill="FFFFFF"/>
                 <w:lang w:eastAsia="zh-CN"/>
               </w:rPr>
-              <w:t xml:space="preserve"> </w:t>
-            </w:r>
-            <w:r>
-              <w:rPr>
-                <w:rFonts w:ascii="Times New Roman" w:eastAsia="SimSun" w:hAnsi="Times New Roman" w:cs="Times New Roman"/>
-                <w:sz w:val="24"/>
-                <w:szCs w:val="24"/>
-                <w:shd w:val="clear" w:color="auto" w:fill="FFFFFF"/>
-                <w:lang w:eastAsia="zh-CN"/>
-              </w:rPr>
-              <w:t>2023 - Present</w:t>
-            </w:r>
-            <w:r>
-              <w:rPr>
-                <w:rFonts w:ascii="Times New Roman" w:eastAsia="SimSun" w:hAnsi="Times New Roman" w:cs="Times New Roman"/>
-                <w:sz w:val="24"/>
-                <w:szCs w:val="24"/>
-                <w:shd w:val="clear" w:color="auto" w:fill="FFFFFF"/>
-                <w:lang w:eastAsia="zh-CN"/>
-              </w:rPr>
-              <w:t xml:space="preserve"> </w:t>
+              <w:t xml:space="preserve"> 2023 - Present </w:t>
             </w:r>
           </w:p>
         </w:tc>
@@ -24039,7 +21481,6 @@
                 <w:lang w:eastAsia="zh-CN"/>
               </w:rPr>
             </w:pPr>
-            <w:proofErr w:type="spellStart"/>
             <w:r>
               <w:rPr>
                 <w:rFonts w:ascii="Times New Roman" w:eastAsia="SimSun" w:hAnsi="Times New Roman" w:cs="Times New Roman"/>
@@ -24048,18 +21489,7 @@
                 <w:shd w:val="clear" w:color="auto" w:fill="FFFFFF"/>
                 <w:lang w:eastAsia="zh-CN"/>
               </w:rPr>
-              <w:t>Behaviour</w:t>
-            </w:r>
-            <w:proofErr w:type="spellEnd"/>
-            <w:r>
-              <w:rPr>
-                <w:rFonts w:ascii="Times New Roman" w:eastAsia="SimSun" w:hAnsi="Times New Roman" w:cs="Times New Roman"/>
-                <w:sz w:val="24"/>
-                <w:szCs w:val="24"/>
-                <w:shd w:val="clear" w:color="auto" w:fill="FFFFFF"/>
-                <w:lang w:eastAsia="zh-CN"/>
-              </w:rPr>
-              <w:t xml:space="preserve"> &amp; Information Technology</w:t>
+              <w:t>Behaviour &amp; Information Technology</w:t>
             </w:r>
           </w:p>
         </w:tc>
@@ -24374,147 +21804,6 @@
                 <w:lang w:eastAsia="zh-CN"/>
               </w:rPr>
               <w:t>2025 - Present</w:t>
-            </w:r>
-          </w:p>
-        </w:tc>
-      </w:tr>
-      <w:tr>
-        <w:trPr>
-          <w:trHeight w:val="269"/>
-        </w:trPr>
-        <w:tc>
-          <w:tcPr>
-            <w:tcW w:w="8910" w:type="dxa"/>
-          </w:tcPr>
-          <w:p>
-            <w:pPr>
-              <w:widowControl/>
-              <w:autoSpaceDE/>
-              <w:autoSpaceDN/>
-              <w:ind w:left="-18" w:right="-1080" w:hanging="18"/>
-              <w:contextualSpacing/>
-              <w:rPr>
-                <w:rFonts w:ascii="Times New Roman" w:eastAsia="SimSun" w:hAnsi="Times New Roman" w:cs="Times New Roman"/>
-                <w:sz w:val="24"/>
-                <w:szCs w:val="24"/>
-                <w:shd w:val="clear" w:color="auto" w:fill="FFFFFF"/>
-                <w:lang w:eastAsia="zh-CN"/>
-              </w:rPr>
-            </w:pPr>
-            <w:r>
-              <w:rPr>
-                <w:rFonts w:ascii="Times New Roman" w:eastAsia="SimSun" w:hAnsi="Times New Roman" w:cs="Times New Roman"/>
-                <w:sz w:val="24"/>
-                <w:szCs w:val="24"/>
-                <w:shd w:val="clear" w:color="auto" w:fill="FFFFFF"/>
-                <w:lang w:eastAsia="zh-CN"/>
-              </w:rPr>
-              <w:t xml:space="preserve">The Journal of </w:t>
-            </w:r>
-            <w:r>
-              <w:rPr>
-                <w:rFonts w:ascii="Times New Roman" w:eastAsia="SimSun" w:hAnsi="Times New Roman" w:cs="Times New Roman"/>
-                <w:sz w:val="24"/>
-                <w:szCs w:val="24"/>
-                <w:shd w:val="clear" w:color="auto" w:fill="FFFFFF"/>
-                <w:lang w:eastAsia="zh-CN"/>
-              </w:rPr>
-              <w:t>Computers in Human Behavior Reports</w:t>
-            </w:r>
-            <w:r>
-              <w:rPr>
-                <w:rFonts w:ascii="Times New Roman" w:eastAsia="SimSun" w:hAnsi="Times New Roman" w:cs="Times New Roman"/>
-                <w:sz w:val="24"/>
-                <w:szCs w:val="24"/>
-                <w:shd w:val="clear" w:color="auto" w:fill="FFFFFF"/>
-                <w:lang w:eastAsia="zh-CN"/>
-              </w:rPr>
-              <w:tab/>
-            </w:r>
-            <w:r>
-              <w:rPr>
-                <w:rFonts w:ascii="Times New Roman" w:eastAsia="SimSun" w:hAnsi="Times New Roman" w:cs="Times New Roman"/>
-                <w:sz w:val="24"/>
-                <w:szCs w:val="24"/>
-                <w:shd w:val="clear" w:color="auto" w:fill="FFFFFF"/>
-                <w:lang w:eastAsia="zh-CN"/>
-              </w:rPr>
-              <w:tab/>
-              <w:t xml:space="preserve">                             </w:t>
-            </w:r>
-          </w:p>
-        </w:tc>
-        <w:tc>
-          <w:tcPr>
-            <w:tcW w:w="1980" w:type="dxa"/>
-          </w:tcPr>
-          <w:p>
-            <w:pPr>
-              <w:widowControl/>
-              <w:tabs>
-                <w:tab w:val="left" w:pos="1170"/>
-              </w:tabs>
-              <w:autoSpaceDE/>
-              <w:autoSpaceDN/>
-              <w:contextualSpacing/>
-              <w:jc w:val="right"/>
-              <w:rPr>
-                <w:rFonts w:ascii="Times New Roman" w:eastAsia="SimSun" w:hAnsi="Times New Roman" w:cs="Times New Roman"/>
-                <w:sz w:val="24"/>
-                <w:szCs w:val="24"/>
-                <w:shd w:val="clear" w:color="auto" w:fill="FFFFFF"/>
-                <w:lang w:eastAsia="zh-CN"/>
-              </w:rPr>
-            </w:pPr>
-            <w:r>
-              <w:rPr>
-                <w:rFonts w:ascii="Times New Roman" w:eastAsia="SimSun" w:hAnsi="Times New Roman" w:cs="Times New Roman"/>
-                <w:sz w:val="24"/>
-                <w:szCs w:val="24"/>
-                <w:shd w:val="clear" w:color="auto" w:fill="FFFFFF"/>
-                <w:lang w:eastAsia="zh-CN"/>
-              </w:rPr>
-              <w:t xml:space="preserve"> </w:t>
-            </w:r>
-            <w:r>
-              <w:rPr>
-                <w:rFonts w:ascii="Times New Roman" w:eastAsia="SimSun" w:hAnsi="Times New Roman" w:cs="Times New Roman"/>
-                <w:sz w:val="24"/>
-                <w:szCs w:val="24"/>
-                <w:shd w:val="clear" w:color="auto" w:fill="FFFFFF"/>
-                <w:lang w:eastAsia="zh-CN"/>
-              </w:rPr>
-              <w:t>202</w:t>
-            </w:r>
-            <w:r>
-              <w:rPr>
-                <w:rFonts w:ascii="Times New Roman" w:eastAsia="SimSun" w:hAnsi="Times New Roman" w:cs="Times New Roman"/>
-                <w:sz w:val="24"/>
-                <w:szCs w:val="24"/>
-                <w:shd w:val="clear" w:color="auto" w:fill="FFFFFF"/>
-                <w:lang w:eastAsia="zh-CN"/>
-              </w:rPr>
-              <w:t>6</w:t>
-            </w:r>
-            <w:r>
-              <w:rPr>
-                <w:rFonts w:ascii="Times New Roman" w:eastAsia="SimSun" w:hAnsi="Times New Roman" w:cs="Times New Roman"/>
-                <w:sz w:val="24"/>
-                <w:szCs w:val="24"/>
-                <w:shd w:val="clear" w:color="auto" w:fill="FFFFFF"/>
-                <w:lang w:eastAsia="zh-CN"/>
-              </w:rPr>
-              <w:t xml:space="preserve"> </w:t>
-            </w:r>
-            <w:r>
-              <w:rPr>
-                <w:rFonts w:ascii="Times New Roman" w:eastAsia="SimSun" w:hAnsi="Times New Roman" w:cs="Times New Roman"/>
-                <w:sz w:val="24"/>
-                <w:szCs w:val="24"/>
-                <w:shd w:val="clear" w:color="auto" w:fill="FFFFFF"/>
-                <w:lang w:eastAsia="zh-CN"/>
-              </w:rPr>
-              <w:t xml:space="preserve"> </w:t>
             </w:r>
           </w:p>
         </w:tc>
@@ -24608,19 +21897,7 @@
                 <w:szCs w:val="24"/>
                 <w:lang w:eastAsia="ja-JP"/>
               </w:rPr>
-              <w:t xml:space="preserve">Conference </w:t>
-            </w:r>
-            <w:r>
-              <w:rPr>
-                <w:rFonts w:ascii="Times New Roman" w:eastAsia="SimSun" w:hAnsi="Times New Roman" w:cs="Times New Roman"/>
-                <w:b/>
-                <w:bCs/>
-                <w:kern w:val="20"/>
-                <w:sz w:val="24"/>
-                <w:szCs w:val="24"/>
-                <w:lang w:eastAsia="ja-JP"/>
-              </w:rPr>
-              <w:t>Chair and Discussant</w:t>
+              <w:t>Conference Chair and Discussant</w:t>
             </w:r>
           </w:p>
         </w:tc>
@@ -24753,17 +22030,7 @@
                 <w:szCs w:val="24"/>
                 <w:lang w:eastAsia="zh-CN"/>
               </w:rPr>
-              <w:t>Association of Educational and Communication Technology (</w:t>
-            </w:r>
-            <w:proofErr w:type="gramStart"/>
-            <w:r>
-              <w:rPr>
-                <w:rFonts w:ascii="Times New Roman" w:eastAsia="SimSun" w:hAnsi="Times New Roman" w:cs="Times New Roman"/>
-                <w:sz w:val="24"/>
-                <w:szCs w:val="24"/>
-                <w:lang w:eastAsia="zh-CN"/>
-              </w:rPr>
-              <w:t>AECT)</w:t>
+              <w:t>Association of Educational and Communication Technology (AECT)</w:t>
             </w:r>
             <w:r>
               <w:rPr>
@@ -24773,18 +22040,7 @@
                 <w:bdr w:val="none" w:sz="0" w:space="0" w:color="auto" w:frame="1"/>
                 <w:lang w:eastAsia="zh-CN"/>
               </w:rPr>
-              <w:t xml:space="preserve">   </w:t>
-            </w:r>
-            <w:proofErr w:type="gramEnd"/>
-            <w:r>
-              <w:rPr>
-                <w:rFonts w:ascii="Times New Roman" w:eastAsia="Times New Roman" w:hAnsi="Times New Roman" w:cs="Times New Roman"/>
-                <w:sz w:val="24"/>
-                <w:szCs w:val="24"/>
-                <w:bdr w:val="none" w:sz="0" w:space="0" w:color="auto" w:frame="1"/>
-                <w:lang w:eastAsia="zh-CN"/>
-              </w:rPr>
-              <w:t xml:space="preserve">      </w:t>
+              <w:t xml:space="preserve">         </w:t>
             </w:r>
           </w:p>
         </w:tc>
@@ -25049,27 +22305,7 @@
                 <w:szCs w:val="24"/>
                 <w:lang w:eastAsia="zh-CN"/>
               </w:rPr>
-              <w:t>Special Interest Group on Computer Science Education (</w:t>
-            </w:r>
-            <w:proofErr w:type="gramStart"/>
-            <w:r>
-              <w:rPr>
-                <w:rFonts w:ascii="Times New Roman" w:eastAsia="SimSun" w:hAnsi="Times New Roman" w:cs="Times New Roman"/>
-                <w:sz w:val="24"/>
-                <w:szCs w:val="24"/>
-                <w:lang w:eastAsia="zh-CN"/>
-              </w:rPr>
-              <w:t xml:space="preserve">SIGCSE)   </w:t>
-            </w:r>
-            <w:proofErr w:type="gramEnd"/>
-            <w:r>
-              <w:rPr>
-                <w:rFonts w:ascii="Times New Roman" w:eastAsia="SimSun" w:hAnsi="Times New Roman" w:cs="Times New Roman"/>
-                <w:sz w:val="24"/>
-                <w:szCs w:val="24"/>
-                <w:lang w:eastAsia="zh-CN"/>
-              </w:rPr>
-              <w:t xml:space="preserve">                       </w:t>
+              <w:t xml:space="preserve">Special Interest Group on Computer Science Education (SIGCSE)                          </w:t>
             </w:r>
           </w:p>
         </w:tc>
@@ -25132,17 +22368,7 @@
                 <w:szCs w:val="24"/>
                 <w:lang w:eastAsia="zh-CN"/>
               </w:rPr>
-              <w:t>Association of Educational and Communication Technology (</w:t>
-            </w:r>
-            <w:proofErr w:type="gramStart"/>
-            <w:r>
-              <w:rPr>
-                <w:rFonts w:ascii="Times New Roman" w:eastAsia="SimSun" w:hAnsi="Times New Roman" w:cs="Times New Roman"/>
-                <w:sz w:val="24"/>
-                <w:szCs w:val="24"/>
-                <w:lang w:eastAsia="zh-CN"/>
-              </w:rPr>
-              <w:t>AECT)</w:t>
+              <w:t>Association of Educational and Communication Technology (AECT)</w:t>
             </w:r>
             <w:r>
               <w:rPr>
@@ -25152,18 +22378,7 @@
                 <w:bdr w:val="none" w:sz="0" w:space="0" w:color="auto" w:frame="1"/>
                 <w:lang w:eastAsia="zh-CN"/>
               </w:rPr>
-              <w:t xml:space="preserve">   </w:t>
-            </w:r>
-            <w:proofErr w:type="gramEnd"/>
-            <w:r>
-              <w:rPr>
-                <w:rFonts w:ascii="Times New Roman" w:eastAsia="Times New Roman" w:hAnsi="Times New Roman" w:cs="Times New Roman"/>
-                <w:sz w:val="24"/>
-                <w:szCs w:val="24"/>
-                <w:bdr w:val="none" w:sz="0" w:space="0" w:color="auto" w:frame="1"/>
-                <w:lang w:eastAsia="zh-CN"/>
-              </w:rPr>
-              <w:t xml:space="preserve">      </w:t>
+              <w:t xml:space="preserve">         </w:t>
             </w:r>
           </w:p>
         </w:tc>
@@ -25429,15 +22644,7 @@
                 <w:sz w:val="24"/>
                 <w:szCs w:val="24"/>
               </w:rPr>
-              <w:t xml:space="preserve">   </w:t>
-            </w:r>
-            <w:r>
-              <w:rPr>
-                <w:rFonts w:ascii="Times New Roman" w:hAnsi="Times New Roman" w:cs="Times New Roman"/>
-                <w:sz w:val="24"/>
-                <w:szCs w:val="24"/>
-              </w:rPr>
-              <w:t>08/2023- 5/2024</w:t>
+              <w:t xml:space="preserve">   08/2023- 5/2024</w:t>
             </w:r>
           </w:p>
           <w:p>
@@ -25530,23 +22737,7 @@
                 <w:sz w:val="24"/>
                 <w:szCs w:val="24"/>
               </w:rPr>
-              <w:t xml:space="preserve">Served as a judge for </w:t>
-            </w:r>
-            <w:r>
-              <w:rPr>
-                <w:rFonts w:ascii="Times New Roman" w:hAnsi="Times New Roman" w:cs="Times New Roman"/>
-                <w:sz w:val="24"/>
-                <w:szCs w:val="24"/>
-              </w:rPr>
-              <w:t xml:space="preserve">the </w:t>
-            </w:r>
-            <w:r>
-              <w:rPr>
-                <w:rFonts w:ascii="Times New Roman" w:hAnsi="Times New Roman" w:cs="Times New Roman"/>
-                <w:sz w:val="24"/>
-                <w:szCs w:val="24"/>
-              </w:rPr>
-              <w:t xml:space="preserve">undergraduate campus-wide presentation </w:t>
+              <w:t xml:space="preserve">Served as a judge for the undergraduate campus-wide presentation </w:t>
             </w:r>
           </w:p>
         </w:tc>
@@ -26265,15 +23456,7 @@
                 <w:sz w:val="24"/>
                 <w:szCs w:val="24"/>
               </w:rPr>
-              <w:t xml:space="preserve">  </w:t>
-            </w:r>
-            <w:r>
-              <w:rPr>
-                <w:rFonts w:ascii="Times New Roman" w:hAnsi="Times New Roman" w:cs="Times New Roman"/>
-                <w:sz w:val="24"/>
-                <w:szCs w:val="24"/>
-              </w:rPr>
-              <w:t>2023, 2024</w:t>
+              <w:t xml:space="preserve">  2023, 2024</w:t>
             </w:r>
           </w:p>
         </w:tc>
@@ -26499,8 +23682,6 @@
               <w:spacing w:before="132"/>
               <w:rPr>
                 <w:rFonts w:ascii="Times New Roman" w:hAnsi="Times New Roman" w:cs="Times New Roman"/>
-                <w:b/>
-                <w:bCs/>
                 <w:spacing w:val="-4"/>
                 <w:sz w:val="24"/>
                 <w:szCs w:val="24"/>
@@ -26509,120 +23690,20 @@
             <w:r>
               <w:rPr>
                 <w:rFonts w:ascii="Times New Roman" w:hAnsi="Times New Roman" w:cs="Times New Roman"/>
-                <w:w w:val="90"/>
-                <w:sz w:val="24"/>
-                <w:szCs w:val="24"/>
-              </w:rPr>
-              <w:t>College</w:t>
-            </w:r>
-            <w:r>
-              <w:rPr>
-                <w:rFonts w:ascii="Times New Roman" w:hAnsi="Times New Roman" w:cs="Times New Roman"/>
-                <w:spacing w:val="2"/>
-                <w:sz w:val="24"/>
-                <w:szCs w:val="24"/>
-              </w:rPr>
-              <w:t xml:space="preserve"> </w:t>
-            </w:r>
-            <w:r>
-              <w:rPr>
-                <w:rFonts w:ascii="Times New Roman" w:hAnsi="Times New Roman" w:cs="Times New Roman"/>
-                <w:w w:val="90"/>
-                <w:sz w:val="24"/>
-                <w:szCs w:val="24"/>
-              </w:rPr>
-              <w:t>of</w:t>
-            </w:r>
-            <w:r>
-              <w:rPr>
-                <w:rFonts w:ascii="Times New Roman" w:hAnsi="Times New Roman" w:cs="Times New Roman"/>
-                <w:spacing w:val="2"/>
-                <w:sz w:val="24"/>
-                <w:szCs w:val="24"/>
-              </w:rPr>
-              <w:t xml:space="preserve"> </w:t>
-            </w:r>
-            <w:r>
-              <w:rPr>
-                <w:rFonts w:ascii="Times New Roman" w:hAnsi="Times New Roman" w:cs="Times New Roman"/>
-                <w:w w:val="90"/>
-                <w:sz w:val="24"/>
-                <w:szCs w:val="24"/>
-              </w:rPr>
-              <w:t>Education</w:t>
-            </w:r>
-            <w:r>
-              <w:rPr>
-                <w:rFonts w:ascii="Times New Roman" w:hAnsi="Times New Roman" w:cs="Times New Roman"/>
-                <w:spacing w:val="2"/>
-                <w:sz w:val="24"/>
-                <w:szCs w:val="24"/>
-              </w:rPr>
-              <w:t xml:space="preserve"> </w:t>
-            </w:r>
-            <w:r>
-              <w:rPr>
-                <w:rFonts w:ascii="Times New Roman" w:hAnsi="Times New Roman" w:cs="Times New Roman"/>
-                <w:w w:val="90"/>
-                <w:sz w:val="24"/>
-                <w:szCs w:val="24"/>
-              </w:rPr>
-              <w:t>Research</w:t>
-            </w:r>
-            <w:r>
-              <w:rPr>
-                <w:rFonts w:ascii="Times New Roman" w:hAnsi="Times New Roman" w:cs="Times New Roman"/>
-                <w:spacing w:val="2"/>
-                <w:sz w:val="24"/>
-                <w:szCs w:val="24"/>
-              </w:rPr>
-              <w:t xml:space="preserve"> </w:t>
-            </w:r>
-            <w:r>
-              <w:rPr>
-                <w:rFonts w:ascii="Times New Roman" w:hAnsi="Times New Roman" w:cs="Times New Roman"/>
-                <w:w w:val="90"/>
-                <w:sz w:val="24"/>
-                <w:szCs w:val="24"/>
-              </w:rPr>
-              <w:t>Assistant</w:t>
-            </w:r>
-            <w:r>
-              <w:rPr>
-                <w:rFonts w:ascii="Times New Roman" w:hAnsi="Times New Roman" w:cs="Times New Roman"/>
-                <w:spacing w:val="2"/>
-                <w:sz w:val="24"/>
-                <w:szCs w:val="24"/>
-              </w:rPr>
-              <w:t xml:space="preserve"> </w:t>
-            </w:r>
-            <w:r>
-              <w:rPr>
-                <w:rFonts w:ascii="Times New Roman" w:hAnsi="Times New Roman" w:cs="Times New Roman"/>
-                <w:w w:val="90"/>
-                <w:sz w:val="24"/>
-                <w:szCs w:val="24"/>
-              </w:rPr>
-              <w:t>Award</w:t>
-            </w:r>
-            <w:r>
-              <w:rPr>
-                <w:rFonts w:ascii="Times New Roman" w:hAnsi="Times New Roman" w:cs="Times New Roman"/>
-                <w:spacing w:val="2"/>
-                <w:sz w:val="24"/>
-                <w:szCs w:val="24"/>
-              </w:rPr>
-              <w:t xml:space="preserve"> </w:t>
-            </w:r>
-            <w:r>
-              <w:rPr>
-                <w:rFonts w:ascii="Times New Roman" w:hAnsi="Times New Roman" w:cs="Times New Roman"/>
-                <w:spacing w:val="-2"/>
-                <w:w w:val="90"/>
-                <w:sz w:val="24"/>
-                <w:szCs w:val="24"/>
-              </w:rPr>
-              <w:t>($4500)</w:t>
+                <w:spacing w:val="-4"/>
+                <w:sz w:val="24"/>
+                <w:szCs w:val="24"/>
+              </w:rPr>
+              <w:t>Dissertation Fellowship</w:t>
+            </w:r>
+            <w:r>
+              <w:rPr>
+                <w:rFonts w:ascii="Times New Roman" w:hAnsi="Times New Roman" w:cs="Times New Roman"/>
+                <w:spacing w:val="-4"/>
+                <w:sz w:val="24"/>
+                <w:szCs w:val="24"/>
+              </w:rPr>
+              <w:t xml:space="preserve"> ($20160)</w:t>
             </w:r>
           </w:p>
         </w:tc>
@@ -26643,32 +23724,186 @@
             <w:r>
               <w:rPr>
                 <w:rFonts w:ascii="Times New Roman" w:hAnsi="Times New Roman" w:cs="Times New Roman"/>
+                <w:sz w:val="24"/>
+                <w:szCs w:val="24"/>
+              </w:rPr>
+              <w:t xml:space="preserve">   </w:t>
+            </w:r>
+            <w:r>
+              <w:rPr>
+                <w:rFonts w:ascii="Times New Roman" w:hAnsi="Times New Roman" w:cs="Times New Roman"/>
+                <w:sz w:val="24"/>
+                <w:szCs w:val="24"/>
+              </w:rPr>
+              <w:t xml:space="preserve">            2026</w:t>
+            </w:r>
+          </w:p>
+        </w:tc>
+      </w:tr>
+      <w:tr>
+        <w:trPr>
+          <w:trHeight w:val="496"/>
+        </w:trPr>
+        <w:tc>
+          <w:tcPr>
+            <w:tcW w:w="9450" w:type="dxa"/>
+          </w:tcPr>
+          <w:p>
+            <w:pPr>
+              <w:pStyle w:val="TableParagraph"/>
+              <w:spacing w:before="132"/>
+              <w:rPr>
+                <w:rFonts w:ascii="Times New Roman" w:hAnsi="Times New Roman" w:cs="Times New Roman"/>
+                <w:b/>
+                <w:bCs/>
+                <w:spacing w:val="-4"/>
+                <w:sz w:val="24"/>
+                <w:szCs w:val="24"/>
+              </w:rPr>
+            </w:pPr>
+            <w:r>
+              <w:rPr>
+                <w:rFonts w:ascii="Times New Roman" w:hAnsi="Times New Roman" w:cs="Times New Roman"/>
+                <w:w w:val="90"/>
+                <w:sz w:val="24"/>
+                <w:szCs w:val="24"/>
+              </w:rPr>
+              <w:t>College</w:t>
+            </w:r>
+            <w:r>
+              <w:rPr>
+                <w:rFonts w:ascii="Times New Roman" w:hAnsi="Times New Roman" w:cs="Times New Roman"/>
+                <w:spacing w:val="2"/>
+                <w:sz w:val="24"/>
+                <w:szCs w:val="24"/>
+              </w:rPr>
+              <w:t xml:space="preserve"> </w:t>
+            </w:r>
+            <w:r>
+              <w:rPr>
+                <w:rFonts w:ascii="Times New Roman" w:hAnsi="Times New Roman" w:cs="Times New Roman"/>
+                <w:w w:val="90"/>
+                <w:sz w:val="24"/>
+                <w:szCs w:val="24"/>
+              </w:rPr>
+              <w:t>of</w:t>
+            </w:r>
+            <w:r>
+              <w:rPr>
+                <w:rFonts w:ascii="Times New Roman" w:hAnsi="Times New Roman" w:cs="Times New Roman"/>
+                <w:spacing w:val="2"/>
+                <w:sz w:val="24"/>
+                <w:szCs w:val="24"/>
+              </w:rPr>
+              <w:t xml:space="preserve"> </w:t>
+            </w:r>
+            <w:r>
+              <w:rPr>
+                <w:rFonts w:ascii="Times New Roman" w:hAnsi="Times New Roman" w:cs="Times New Roman"/>
+                <w:w w:val="90"/>
+                <w:sz w:val="24"/>
+                <w:szCs w:val="24"/>
+              </w:rPr>
+              <w:t>Education</w:t>
+            </w:r>
+            <w:r>
+              <w:rPr>
+                <w:rFonts w:ascii="Times New Roman" w:hAnsi="Times New Roman" w:cs="Times New Roman"/>
+                <w:spacing w:val="2"/>
+                <w:sz w:val="24"/>
+                <w:szCs w:val="24"/>
+              </w:rPr>
+              <w:t xml:space="preserve"> </w:t>
+            </w:r>
+            <w:r>
+              <w:rPr>
+                <w:rFonts w:ascii="Times New Roman" w:hAnsi="Times New Roman" w:cs="Times New Roman"/>
+                <w:w w:val="90"/>
+                <w:sz w:val="24"/>
+                <w:szCs w:val="24"/>
+              </w:rPr>
+              <w:t>Research</w:t>
+            </w:r>
+            <w:r>
+              <w:rPr>
+                <w:rFonts w:ascii="Times New Roman" w:hAnsi="Times New Roman" w:cs="Times New Roman"/>
+                <w:spacing w:val="2"/>
+                <w:sz w:val="24"/>
+                <w:szCs w:val="24"/>
+              </w:rPr>
+              <w:t xml:space="preserve"> </w:t>
+            </w:r>
+            <w:r>
+              <w:rPr>
+                <w:rFonts w:ascii="Times New Roman" w:hAnsi="Times New Roman" w:cs="Times New Roman"/>
+                <w:w w:val="90"/>
+                <w:sz w:val="24"/>
+                <w:szCs w:val="24"/>
+              </w:rPr>
+              <w:t>Assistant</w:t>
+            </w:r>
+            <w:r>
+              <w:rPr>
+                <w:rFonts w:ascii="Times New Roman" w:hAnsi="Times New Roman" w:cs="Times New Roman"/>
+                <w:spacing w:val="2"/>
+                <w:sz w:val="24"/>
+                <w:szCs w:val="24"/>
+              </w:rPr>
+              <w:t xml:space="preserve"> </w:t>
+            </w:r>
+            <w:r>
+              <w:rPr>
+                <w:rFonts w:ascii="Times New Roman" w:hAnsi="Times New Roman" w:cs="Times New Roman"/>
+                <w:w w:val="90"/>
+                <w:sz w:val="24"/>
+                <w:szCs w:val="24"/>
+              </w:rPr>
+              <w:t>Award</w:t>
+            </w:r>
+            <w:r>
+              <w:rPr>
+                <w:rFonts w:ascii="Times New Roman" w:hAnsi="Times New Roman" w:cs="Times New Roman"/>
+                <w:spacing w:val="2"/>
+                <w:sz w:val="24"/>
+                <w:szCs w:val="24"/>
+              </w:rPr>
+              <w:t xml:space="preserve"> </w:t>
+            </w:r>
+            <w:r>
+              <w:rPr>
+                <w:rFonts w:ascii="Times New Roman" w:hAnsi="Times New Roman" w:cs="Times New Roman"/>
+                <w:spacing w:val="-2"/>
+                <w:w w:val="90"/>
+                <w:sz w:val="24"/>
+                <w:szCs w:val="24"/>
+              </w:rPr>
+              <w:t>($4500)</w:t>
+            </w:r>
+          </w:p>
+        </w:tc>
+        <w:tc>
+          <w:tcPr>
+            <w:tcW w:w="1440" w:type="dxa"/>
+          </w:tcPr>
+          <w:p>
+            <w:pPr>
+              <w:pStyle w:val="TableParagraph"/>
+              <w:ind w:left="0"/>
+              <w:rPr>
+                <w:rFonts w:ascii="Times New Roman" w:hAnsi="Times New Roman" w:cs="Times New Roman"/>
+                <w:sz w:val="24"/>
+                <w:szCs w:val="24"/>
+              </w:rPr>
+            </w:pPr>
+            <w:r>
+              <w:rPr>
+                <w:rFonts w:ascii="Times New Roman" w:hAnsi="Times New Roman" w:cs="Times New Roman"/>
                 <w:spacing w:val="-2"/>
                 <w:w w:val="95"/>
                 <w:sz w:val="24"/>
                 <w:szCs w:val="24"/>
               </w:rPr>
-              <w:t xml:space="preserve">                  </w:t>
-            </w:r>
-            <w:r>
-              <w:rPr>
-                <w:rFonts w:ascii="Times New Roman" w:hAnsi="Times New Roman" w:cs="Times New Roman"/>
-                <w:spacing w:val="-2"/>
-                <w:w w:val="95"/>
-                <w:sz w:val="24"/>
-                <w:szCs w:val="24"/>
-              </w:rPr>
-              <w:t>202</w:t>
-            </w:r>
-            <w:r>
-              <w:rPr>
-                <w:rFonts w:ascii="Times New Roman" w:hAnsi="Times New Roman" w:cs="Times New Roman"/>
-                <w:spacing w:val="-2"/>
-                <w:w w:val="95"/>
-                <w:sz w:val="24"/>
-                <w:szCs w:val="24"/>
-              </w:rPr>
-              <w:t>6</w:t>
+              <w:t xml:space="preserve">                  2026</w:t>
             </w:r>
           </w:p>
         </w:tc>
@@ -26876,7 +24111,6 @@
                 <w:szCs w:val="24"/>
               </w:rPr>
             </w:pPr>
-            <w:proofErr w:type="spellStart"/>
             <w:r>
               <w:rPr>
                 <w:rFonts w:ascii="Times New Roman" w:hAnsi="Times New Roman" w:cs="Times New Roman"/>
@@ -26884,44 +24118,7 @@
                 <w:sz w:val="24"/>
                 <w:szCs w:val="24"/>
               </w:rPr>
-              <w:t>McJulien</w:t>
-            </w:r>
-            <w:proofErr w:type="spellEnd"/>
-            <w:r>
-              <w:rPr>
-                <w:rFonts w:ascii="Times New Roman" w:hAnsi="Times New Roman" w:cs="Times New Roman"/>
-                <w:w w:val="90"/>
-                <w:sz w:val="24"/>
-                <w:szCs w:val="24"/>
-              </w:rPr>
-              <w:t xml:space="preserve"> Graduate Student Scholarship Award</w:t>
-            </w:r>
-            <w:r>
-              <w:rPr>
-                <w:rFonts w:ascii="Times New Roman" w:hAnsi="Times New Roman" w:cs="Times New Roman"/>
-                <w:w w:val="90"/>
-                <w:sz w:val="24"/>
-                <w:szCs w:val="24"/>
-              </w:rPr>
-              <w:t xml:space="preserve"> (</w:t>
-            </w:r>
-            <w:r>
-              <w:rPr>
-                <w:rFonts w:ascii="Times New Roman" w:hAnsi="Times New Roman" w:cs="Times New Roman"/>
-                <w:w w:val="90"/>
-                <w:sz w:val="24"/>
-                <w:szCs w:val="24"/>
-              </w:rPr>
-              <w:t>$500</w:t>
-            </w:r>
-            <w:r>
-              <w:rPr>
-                <w:rFonts w:ascii="Times New Roman" w:hAnsi="Times New Roman" w:cs="Times New Roman"/>
-                <w:w w:val="90"/>
-                <w:sz w:val="24"/>
-                <w:szCs w:val="24"/>
-              </w:rPr>
-              <w:t>)</w:t>
+              <w:t>McJulien Graduate Student Scholarship Award ($500)</w:t>
             </w:r>
           </w:p>
         </w:tc>
@@ -27070,17 +24267,7 @@
                 <w:sz w:val="24"/>
                 <w:szCs w:val="24"/>
               </w:rPr>
-              <w:t>Award</w:t>
-            </w:r>
-            <w:r>
-              <w:rPr>
-                <w:rFonts w:ascii="Times New Roman" w:hAnsi="Times New Roman" w:cs="Times New Roman"/>
-                <w:spacing w:val="-2"/>
-                <w:w w:val="90"/>
-                <w:sz w:val="24"/>
-                <w:szCs w:val="24"/>
-              </w:rPr>
-              <w:t xml:space="preserve"> ($3000)</w:t>
+              <w:t>Award ($3000)</w:t>
             </w:r>
           </w:p>
         </w:tc>
@@ -27246,17 +24433,7 @@
                 <w:sz w:val="24"/>
                 <w:szCs w:val="24"/>
               </w:rPr>
-              <w:t>Award</w:t>
-            </w:r>
-            <w:r>
-              <w:rPr>
-                <w:rFonts w:ascii="Times New Roman" w:hAnsi="Times New Roman" w:cs="Times New Roman"/>
-                <w:spacing w:val="-2"/>
-                <w:w w:val="90"/>
-                <w:sz w:val="24"/>
-                <w:szCs w:val="24"/>
-              </w:rPr>
-              <w:t xml:space="preserve"> ($1000)</w:t>
+              <w:t>Award ($1000)</w:t>
             </w:r>
           </w:p>
         </w:tc>
@@ -27569,7 +24746,6 @@
                 <w:szCs w:val="24"/>
               </w:rPr>
             </w:pPr>
-            <w:proofErr w:type="gramStart"/>
             <w:r>
               <w:rPr>
                 <w:rFonts w:ascii="Times New Roman" w:hAnsi="Times New Roman" w:cs="Times New Roman"/>
@@ -27597,7 +24773,6 @@
               </w:rPr>
               <w:t>Together</w:t>
             </w:r>
-            <w:proofErr w:type="gramEnd"/>
             <w:r>
               <w:rPr>
                 <w:rFonts w:ascii="Times New Roman" w:hAnsi="Times New Roman" w:cs="Times New Roman"/>
@@ -28184,17 +25359,7 @@
                 <w:sz w:val="24"/>
                 <w:szCs w:val="24"/>
               </w:rPr>
-              <w:t>2023</w:t>
-            </w:r>
-            <w:r>
-              <w:rPr>
-                <w:rFonts w:ascii="Times New Roman" w:hAnsi="Times New Roman" w:cs="Times New Roman"/>
-                <w:spacing w:val="-2"/>
-                <w:w w:val="95"/>
-                <w:sz w:val="24"/>
-                <w:szCs w:val="24"/>
-              </w:rPr>
-              <w:t>,2024</w:t>
+              <w:t>2023,2024</w:t>
             </w:r>
           </w:p>
         </w:tc>
@@ -28544,27 +25709,7 @@
                 <w:sz w:val="24"/>
                 <w:szCs w:val="24"/>
               </w:rPr>
-              <w:t>(</w:t>
-            </w:r>
-            <w:proofErr w:type="spellStart"/>
-            <w:r>
-              <w:rPr>
-                <w:rFonts w:ascii="Times New Roman" w:hAnsi="Times New Roman" w:cs="Times New Roman"/>
-                <w:spacing w:val="-2"/>
-                <w:sz w:val="24"/>
-                <w:szCs w:val="24"/>
-              </w:rPr>
-              <w:t>iLRN</w:t>
-            </w:r>
-            <w:proofErr w:type="spellEnd"/>
-            <w:r>
-              <w:rPr>
-                <w:rFonts w:ascii="Times New Roman" w:hAnsi="Times New Roman" w:cs="Times New Roman"/>
-                <w:spacing w:val="-2"/>
-                <w:sz w:val="24"/>
-                <w:szCs w:val="24"/>
-              </w:rPr>
-              <w:t>)</w:t>
+              <w:t>(iLRN)</w:t>
             </w:r>
           </w:p>
         </w:tc>
@@ -28661,47 +25806,7 @@
                 <w:sz w:val="24"/>
                 <w:szCs w:val="24"/>
               </w:rPr>
-              <w:t>Grant</w:t>
-            </w:r>
-            <w:r>
-              <w:rPr>
-                <w:rFonts w:ascii="Times New Roman" w:hAnsi="Times New Roman" w:cs="Times New Roman"/>
-                <w:spacing w:val="-2"/>
-                <w:w w:val="90"/>
-                <w:sz w:val="24"/>
-                <w:szCs w:val="24"/>
-              </w:rPr>
-              <w:t xml:space="preserve"> </w:t>
-            </w:r>
-            <w:r>
-              <w:rPr>
-                <w:rFonts w:ascii="Times New Roman" w:hAnsi="Times New Roman" w:cs="Times New Roman"/>
-                <w:spacing w:val="-2"/>
-                <w:w w:val="90"/>
-                <w:sz w:val="24"/>
-                <w:szCs w:val="24"/>
-              </w:rPr>
-              <w:t>($</w:t>
-            </w:r>
-            <w:r>
-              <w:rPr>
-                <w:rFonts w:ascii="Times New Roman" w:hAnsi="Times New Roman" w:cs="Times New Roman"/>
-                <w:spacing w:val="-2"/>
-                <w:w w:val="90"/>
-                <w:sz w:val="24"/>
-                <w:szCs w:val="24"/>
-              </w:rPr>
-              <w:t>250</w:t>
-            </w:r>
-            <w:r>
-              <w:rPr>
-                <w:rFonts w:ascii="Times New Roman" w:hAnsi="Times New Roman" w:cs="Times New Roman"/>
-                <w:spacing w:val="-2"/>
-                <w:w w:val="90"/>
-                <w:sz w:val="24"/>
-                <w:szCs w:val="24"/>
-              </w:rPr>
-              <w:t>)</w:t>
+              <w:t>Grant ($250)</w:t>
             </w:r>
           </w:p>
         </w:tc>
@@ -28956,7 +26061,6 @@
               <w:spacing w:before="56"/>
               <w:rPr>
                 <w:rFonts w:ascii="Times New Roman" w:hAnsi="Times New Roman" w:cs="Times New Roman"/>
-                <w:spacing w:val="-2"/>
                 <w:w w:val="90"/>
                 <w:sz w:val="24"/>
                 <w:szCs w:val="24"/>
@@ -28969,144 +26073,7 @@
                 <w:sz w:val="24"/>
                 <w:szCs w:val="24"/>
               </w:rPr>
-              <w:t>Creating</w:t>
-            </w:r>
-            <w:r>
-              <w:rPr>
-                <w:rFonts w:ascii="Times New Roman" w:hAnsi="Times New Roman" w:cs="Times New Roman"/>
-                <w:spacing w:val="-3"/>
-                <w:w w:val="90"/>
-                <w:sz w:val="24"/>
-                <w:szCs w:val="24"/>
-              </w:rPr>
-              <w:t xml:space="preserve"> </w:t>
-            </w:r>
-            <w:r>
-              <w:rPr>
-                <w:rFonts w:ascii="Times New Roman" w:hAnsi="Times New Roman" w:cs="Times New Roman"/>
-                <w:w w:val="90"/>
-                <w:sz w:val="24"/>
-                <w:szCs w:val="24"/>
-              </w:rPr>
-              <w:t>Accessible</w:t>
-            </w:r>
-            <w:r>
-              <w:rPr>
-                <w:rFonts w:ascii="Times New Roman" w:hAnsi="Times New Roman" w:cs="Times New Roman"/>
-                <w:spacing w:val="-2"/>
-                <w:w w:val="90"/>
-                <w:sz w:val="24"/>
-                <w:szCs w:val="24"/>
-              </w:rPr>
-              <w:t xml:space="preserve"> </w:t>
-            </w:r>
-            <w:r>
-              <w:rPr>
-                <w:rFonts w:ascii="Times New Roman" w:hAnsi="Times New Roman" w:cs="Times New Roman"/>
-                <w:w w:val="90"/>
-                <w:sz w:val="24"/>
-                <w:szCs w:val="24"/>
-              </w:rPr>
-              <w:t>Electronic</w:t>
-            </w:r>
-            <w:r>
-              <w:rPr>
-                <w:rFonts w:ascii="Times New Roman" w:hAnsi="Times New Roman" w:cs="Times New Roman"/>
-                <w:spacing w:val="-3"/>
-                <w:w w:val="90"/>
-                <w:sz w:val="24"/>
-                <w:szCs w:val="24"/>
-              </w:rPr>
-              <w:t xml:space="preserve"> </w:t>
-            </w:r>
-            <w:r>
-              <w:rPr>
-                <w:rFonts w:ascii="Times New Roman" w:hAnsi="Times New Roman" w:cs="Times New Roman"/>
-                <w:w w:val="90"/>
-                <w:sz w:val="24"/>
-                <w:szCs w:val="24"/>
-              </w:rPr>
-              <w:t>Materials</w:t>
-            </w:r>
-            <w:r>
-              <w:rPr>
-                <w:rFonts w:ascii="Times New Roman" w:hAnsi="Times New Roman" w:cs="Times New Roman"/>
-                <w:spacing w:val="-2"/>
-                <w:w w:val="90"/>
-                <w:sz w:val="24"/>
-                <w:szCs w:val="24"/>
-              </w:rPr>
-              <w:t xml:space="preserve"> </w:t>
-            </w:r>
-            <w:r>
-              <w:rPr>
-                <w:rFonts w:ascii="Times New Roman" w:hAnsi="Times New Roman" w:cs="Times New Roman"/>
-                <w:w w:val="90"/>
-                <w:sz w:val="24"/>
-                <w:szCs w:val="24"/>
-              </w:rPr>
-              <w:t>with</w:t>
-            </w:r>
-            <w:r>
-              <w:rPr>
-                <w:rFonts w:ascii="Times New Roman" w:hAnsi="Times New Roman" w:cs="Times New Roman"/>
-                <w:spacing w:val="-3"/>
-                <w:w w:val="90"/>
-                <w:sz w:val="24"/>
-                <w:szCs w:val="24"/>
-              </w:rPr>
-              <w:t xml:space="preserve"> </w:t>
-            </w:r>
-            <w:r>
-              <w:rPr>
-                <w:rFonts w:ascii="Times New Roman" w:hAnsi="Times New Roman" w:cs="Times New Roman"/>
-                <w:w w:val="90"/>
-                <w:sz w:val="24"/>
-                <w:szCs w:val="24"/>
-              </w:rPr>
-              <w:t>AI</w:t>
-            </w:r>
-            <w:r>
-              <w:rPr>
-                <w:rFonts w:ascii="Times New Roman" w:hAnsi="Times New Roman" w:cs="Times New Roman"/>
-                <w:spacing w:val="-2"/>
-                <w:w w:val="90"/>
-                <w:sz w:val="24"/>
-                <w:szCs w:val="24"/>
-              </w:rPr>
-              <w:t xml:space="preserve"> Tools</w:t>
-            </w:r>
-            <w:r>
-              <w:rPr>
-                <w:rFonts w:ascii="Times New Roman" w:hAnsi="Times New Roman" w:cs="Times New Roman"/>
-                <w:b/>
-                <w:bCs/>
-                <w:spacing w:val="-2"/>
-                <w:w w:val="90"/>
-                <w:sz w:val="24"/>
-                <w:szCs w:val="24"/>
-              </w:rPr>
-              <w:t xml:space="preserve"> </w:t>
-            </w:r>
-            <w:r>
-              <w:rPr>
-                <w:rFonts w:ascii="Times New Roman" w:hAnsi="Times New Roman" w:cs="Times New Roman"/>
-                <w:spacing w:val="-2"/>
-                <w:w w:val="90"/>
-                <w:sz w:val="24"/>
-                <w:szCs w:val="24"/>
-              </w:rPr>
-              <w:t xml:space="preserve">— </w:t>
-            </w:r>
-            <w:r>
-              <w:rPr>
-                <w:rFonts w:ascii="Times New Roman" w:hAnsi="Times New Roman" w:cs="Times New Roman"/>
-                <w:spacing w:val="-2"/>
-                <w:w w:val="90"/>
-                <w:sz w:val="24"/>
-                <w:szCs w:val="24"/>
-              </w:rPr>
-              <w:t>AECT Division of Distance Learning</w:t>
+              <w:t>AI and Me: Navigating Generative AI for Higher Education Faculty, University of Tennessee, Knoxville (Teaching &amp; Learning Innovation, College of Education, Health &amp; Human Sciences)</w:t>
             </w:r>
           </w:p>
         </w:tc>
@@ -29134,8 +26101,163 @@
                 <w:sz w:val="24"/>
                 <w:szCs w:val="24"/>
               </w:rPr>
-              <w:t xml:space="preserve">         </w:t>
-            </w:r>
+              <w:t xml:space="preserve">         Mar 2026</w:t>
+            </w:r>
+          </w:p>
+        </w:tc>
+      </w:tr>
+      <w:tr>
+        <w:trPr>
+          <w:trHeight w:val="385"/>
+        </w:trPr>
+        <w:tc>
+          <w:tcPr>
+            <w:tcW w:w="9450" w:type="dxa"/>
+          </w:tcPr>
+          <w:p>
+            <w:pPr>
+              <w:pStyle w:val="TableParagraph"/>
+              <w:spacing w:before="56"/>
+              <w:rPr>
+                <w:rFonts w:ascii="Times New Roman" w:hAnsi="Times New Roman" w:cs="Times New Roman"/>
+                <w:spacing w:val="-2"/>
+                <w:w w:val="90"/>
+                <w:sz w:val="24"/>
+                <w:szCs w:val="24"/>
+              </w:rPr>
+            </w:pPr>
+            <w:r>
+              <w:rPr>
+                <w:rFonts w:ascii="Times New Roman" w:hAnsi="Times New Roman" w:cs="Times New Roman"/>
+                <w:w w:val="90"/>
+                <w:sz w:val="24"/>
+                <w:szCs w:val="24"/>
+              </w:rPr>
+              <w:t>Creating</w:t>
+            </w:r>
+            <w:r>
+              <w:rPr>
+                <w:rFonts w:ascii="Times New Roman" w:hAnsi="Times New Roman" w:cs="Times New Roman"/>
+                <w:spacing w:val="-3"/>
+                <w:w w:val="90"/>
+                <w:sz w:val="24"/>
+                <w:szCs w:val="24"/>
+              </w:rPr>
+              <w:t xml:space="preserve"> </w:t>
+            </w:r>
+            <w:r>
+              <w:rPr>
+                <w:rFonts w:ascii="Times New Roman" w:hAnsi="Times New Roman" w:cs="Times New Roman"/>
+                <w:w w:val="90"/>
+                <w:sz w:val="24"/>
+                <w:szCs w:val="24"/>
+              </w:rPr>
+              <w:t>Accessible</w:t>
+            </w:r>
+            <w:r>
+              <w:rPr>
+                <w:rFonts w:ascii="Times New Roman" w:hAnsi="Times New Roman" w:cs="Times New Roman"/>
+                <w:spacing w:val="-2"/>
+                <w:w w:val="90"/>
+                <w:sz w:val="24"/>
+                <w:szCs w:val="24"/>
+              </w:rPr>
+              <w:t xml:space="preserve"> </w:t>
+            </w:r>
+            <w:r>
+              <w:rPr>
+                <w:rFonts w:ascii="Times New Roman" w:hAnsi="Times New Roman" w:cs="Times New Roman"/>
+                <w:w w:val="90"/>
+                <w:sz w:val="24"/>
+                <w:szCs w:val="24"/>
+              </w:rPr>
+              <w:t>Electronic</w:t>
+            </w:r>
+            <w:r>
+              <w:rPr>
+                <w:rFonts w:ascii="Times New Roman" w:hAnsi="Times New Roman" w:cs="Times New Roman"/>
+                <w:spacing w:val="-3"/>
+                <w:w w:val="90"/>
+                <w:sz w:val="24"/>
+                <w:szCs w:val="24"/>
+              </w:rPr>
+              <w:t xml:space="preserve"> </w:t>
+            </w:r>
+            <w:r>
+              <w:rPr>
+                <w:rFonts w:ascii="Times New Roman" w:hAnsi="Times New Roman" w:cs="Times New Roman"/>
+                <w:w w:val="90"/>
+                <w:sz w:val="24"/>
+                <w:szCs w:val="24"/>
+              </w:rPr>
+              <w:t>Materials</w:t>
+            </w:r>
+            <w:r>
+              <w:rPr>
+                <w:rFonts w:ascii="Times New Roman" w:hAnsi="Times New Roman" w:cs="Times New Roman"/>
+                <w:spacing w:val="-2"/>
+                <w:w w:val="90"/>
+                <w:sz w:val="24"/>
+                <w:szCs w:val="24"/>
+              </w:rPr>
+              <w:t xml:space="preserve"> </w:t>
+            </w:r>
+            <w:r>
+              <w:rPr>
+                <w:rFonts w:ascii="Times New Roman" w:hAnsi="Times New Roman" w:cs="Times New Roman"/>
+                <w:w w:val="90"/>
+                <w:sz w:val="24"/>
+                <w:szCs w:val="24"/>
+              </w:rPr>
+              <w:t>with</w:t>
+            </w:r>
+            <w:r>
+              <w:rPr>
+                <w:rFonts w:ascii="Times New Roman" w:hAnsi="Times New Roman" w:cs="Times New Roman"/>
+                <w:spacing w:val="-3"/>
+                <w:w w:val="90"/>
+                <w:sz w:val="24"/>
+                <w:szCs w:val="24"/>
+              </w:rPr>
+              <w:t xml:space="preserve"> </w:t>
+            </w:r>
+            <w:r>
+              <w:rPr>
+                <w:rFonts w:ascii="Times New Roman" w:hAnsi="Times New Roman" w:cs="Times New Roman"/>
+                <w:w w:val="90"/>
+                <w:sz w:val="24"/>
+                <w:szCs w:val="24"/>
+              </w:rPr>
+              <w:t>AI</w:t>
+            </w:r>
+            <w:r>
+              <w:rPr>
+                <w:rFonts w:ascii="Times New Roman" w:hAnsi="Times New Roman" w:cs="Times New Roman"/>
+                <w:spacing w:val="-2"/>
+                <w:w w:val="90"/>
+                <w:sz w:val="24"/>
+                <w:szCs w:val="24"/>
+              </w:rPr>
+              <w:t xml:space="preserve"> Tools, AECT Division of Distance Learning</w:t>
+            </w:r>
+          </w:p>
+        </w:tc>
+        <w:tc>
+          <w:tcPr>
+            <w:tcW w:w="1440" w:type="dxa"/>
+          </w:tcPr>
+          <w:p>
+            <w:pPr>
+              <w:pStyle w:val="TableParagraph"/>
+              <w:spacing w:before="78" w:line="287" w:lineRule="exact"/>
+              <w:ind w:left="0" w:right="47"/>
+              <w:jc w:val="right"/>
+              <w:rPr>
+                <w:rFonts w:ascii="Times New Roman" w:hAnsi="Times New Roman" w:cs="Times New Roman"/>
+                <w:sz w:val="24"/>
+                <w:szCs w:val="24"/>
+              </w:rPr>
+            </w:pPr>
             <w:r>
               <w:rPr>
                 <w:rFonts w:ascii="Times New Roman" w:hAnsi="Times New Roman" w:cs="Times New Roman"/>
@@ -29144,27 +26266,7 @@
                 <w:sz w:val="24"/>
                 <w:szCs w:val="24"/>
               </w:rPr>
-              <w:t>Apr</w:t>
-            </w:r>
-            <w:r>
-              <w:rPr>
-                <w:rFonts w:ascii="Times New Roman" w:hAnsi="Times New Roman" w:cs="Times New Roman"/>
-                <w:spacing w:val="-2"/>
-                <w:w w:val="95"/>
-                <w:sz w:val="24"/>
-                <w:szCs w:val="24"/>
-              </w:rPr>
-              <w:t xml:space="preserve"> </w:t>
-            </w:r>
-            <w:r>
-              <w:rPr>
-                <w:rFonts w:ascii="Times New Roman" w:hAnsi="Times New Roman" w:cs="Times New Roman"/>
-                <w:spacing w:val="-2"/>
-                <w:w w:val="95"/>
-                <w:sz w:val="24"/>
-                <w:szCs w:val="24"/>
-              </w:rPr>
-              <w:t>2025</w:t>
+              <w:t xml:space="preserve">         Apr 2025</w:t>
             </w:r>
           </w:p>
         </w:tc>
@@ -29303,37 +26405,7 @@
                 <w:sz w:val="24"/>
                 <w:szCs w:val="24"/>
               </w:rPr>
-              <w:t>Programs</w:t>
-            </w:r>
-            <w:r>
-              <w:rPr>
-                <w:rFonts w:ascii="Times New Roman" w:hAnsi="Times New Roman" w:cs="Times New Roman"/>
-                <w:spacing w:val="-2"/>
-                <w:w w:val="90"/>
-                <w:sz w:val="24"/>
-                <w:szCs w:val="24"/>
-              </w:rPr>
-              <w:t xml:space="preserve"> </w:t>
-            </w:r>
-            <w:r>
-              <w:rPr>
-                <w:rFonts w:ascii="Times New Roman" w:hAnsi="Times New Roman" w:cs="Times New Roman"/>
-                <w:spacing w:val="-2"/>
-                <w:w w:val="90"/>
-                <w:sz w:val="24"/>
-                <w:szCs w:val="24"/>
-              </w:rPr>
-              <w:t>— LinkedIn Learn</w:t>
-            </w:r>
-            <w:r>
-              <w:rPr>
-                <w:rFonts w:ascii="Times New Roman" w:hAnsi="Times New Roman" w:cs="Times New Roman"/>
-                <w:spacing w:val="-2"/>
-                <w:w w:val="90"/>
-                <w:sz w:val="24"/>
-                <w:szCs w:val="24"/>
-              </w:rPr>
-              <w:t>ing</w:t>
+              <w:t>Programs, LinkedIn Learning</w:t>
             </w:r>
           </w:p>
         </w:tc>
@@ -29361,27 +26433,7 @@
                 <w:sz w:val="24"/>
                 <w:szCs w:val="24"/>
               </w:rPr>
-              <w:t>Ju</w:t>
-            </w:r>
-            <w:r>
-              <w:rPr>
-                <w:rFonts w:ascii="Times New Roman" w:hAnsi="Times New Roman" w:cs="Times New Roman"/>
-                <w:spacing w:val="-2"/>
-                <w:w w:val="95"/>
-                <w:sz w:val="24"/>
-                <w:szCs w:val="24"/>
-              </w:rPr>
-              <w:t xml:space="preserve">l </w:t>
-            </w:r>
-            <w:r>
-              <w:rPr>
-                <w:rFonts w:ascii="Times New Roman" w:hAnsi="Times New Roman" w:cs="Times New Roman"/>
-                <w:spacing w:val="-2"/>
-                <w:w w:val="95"/>
-                <w:sz w:val="24"/>
-                <w:szCs w:val="24"/>
-              </w:rPr>
-              <w:t>2023</w:t>
+              <w:t>Jul 2023</w:t>
             </w:r>
           </w:p>
         </w:tc>
@@ -29469,47 +26521,7 @@
                 <w:sz w:val="24"/>
                 <w:szCs w:val="24"/>
               </w:rPr>
-              <w:t>Training</w:t>
-            </w:r>
-            <w:r>
-              <w:rPr>
-                <w:rFonts w:ascii="Times New Roman" w:hAnsi="Times New Roman" w:cs="Times New Roman"/>
-                <w:spacing w:val="-2"/>
-                <w:w w:val="90"/>
-                <w:sz w:val="24"/>
-                <w:szCs w:val="24"/>
-              </w:rPr>
-              <w:t xml:space="preserve"> </w:t>
-            </w:r>
-            <w:r>
-              <w:rPr>
-                <w:rFonts w:ascii="Times New Roman" w:hAnsi="Times New Roman" w:cs="Times New Roman"/>
-                <w:spacing w:val="-2"/>
-                <w:w w:val="90"/>
-                <w:sz w:val="24"/>
-                <w:szCs w:val="24"/>
-              </w:rPr>
-              <w:t>—</w:t>
-            </w:r>
-            <w:r>
-              <w:rPr>
-                <w:rFonts w:ascii="Times New Roman" w:hAnsi="Times New Roman" w:cs="Times New Roman"/>
-                <w:spacing w:val="-2"/>
-                <w:w w:val="90"/>
-                <w:sz w:val="24"/>
-                <w:szCs w:val="24"/>
-              </w:rPr>
-              <w:t xml:space="preserve"> LinkedIn Learn</w:t>
-            </w:r>
-            <w:r>
-              <w:rPr>
-                <w:rFonts w:ascii="Times New Roman" w:hAnsi="Times New Roman" w:cs="Times New Roman"/>
-                <w:spacing w:val="-2"/>
-                <w:w w:val="90"/>
-                <w:sz w:val="24"/>
-                <w:szCs w:val="24"/>
-              </w:rPr>
-              <w:t>ing</w:t>
+              <w:t>Training, LinkedIn Learning</w:t>
             </w:r>
           </w:p>
         </w:tc>
@@ -29537,17 +26549,7 @@
                 <w:sz w:val="24"/>
                 <w:szCs w:val="24"/>
               </w:rPr>
-              <w:t xml:space="preserve">Dec </w:t>
-            </w:r>
-            <w:r>
-              <w:rPr>
-                <w:rFonts w:ascii="Times New Roman" w:hAnsi="Times New Roman" w:cs="Times New Roman"/>
-                <w:spacing w:val="-2"/>
-                <w:w w:val="95"/>
-                <w:sz w:val="24"/>
-                <w:szCs w:val="24"/>
-              </w:rPr>
-              <w:t>2023</w:t>
+              <w:t>Dec 2023</w:t>
             </w:r>
           </w:p>
         </w:tc>
@@ -29655,32 +26657,12 @@
             <w:r>
               <w:rPr>
                 <w:rFonts w:ascii="Times New Roman" w:hAnsi="Times New Roman" w:cs="Times New Roman"/>
-                <w:spacing w:val="-4"/>
-                <w:w w:val="90"/>
-                <w:sz w:val="24"/>
-                <w:szCs w:val="24"/>
-              </w:rPr>
-              <w:t xml:space="preserve"> </w:t>
-            </w:r>
-            <w:r>
-              <w:rPr>
-                <w:rFonts w:ascii="Times New Roman" w:hAnsi="Times New Roman" w:cs="Times New Roman"/>
                 <w:spacing w:val="-2"/>
                 <w:w w:val="90"/>
                 <w:sz w:val="24"/>
                 <w:szCs w:val="24"/>
               </w:rPr>
-              <w:t>— LinkedIn Learn</w:t>
-            </w:r>
-            <w:r>
-              <w:rPr>
-                <w:rFonts w:ascii="Times New Roman" w:hAnsi="Times New Roman" w:cs="Times New Roman"/>
-                <w:spacing w:val="-2"/>
-                <w:w w:val="90"/>
-                <w:sz w:val="24"/>
-                <w:szCs w:val="24"/>
-              </w:rPr>
-              <w:t>ing</w:t>
+              <w:t>, LinkedIn Learning</w:t>
             </w:r>
           </w:p>
         </w:tc>
@@ -29708,27 +26690,7 @@
                 <w:sz w:val="24"/>
                 <w:szCs w:val="24"/>
               </w:rPr>
-              <w:t>De</w:t>
-            </w:r>
-            <w:r>
-              <w:rPr>
-                <w:rFonts w:ascii="Times New Roman" w:hAnsi="Times New Roman" w:cs="Times New Roman"/>
-                <w:spacing w:val="-2"/>
-                <w:w w:val="95"/>
-                <w:sz w:val="24"/>
-                <w:szCs w:val="24"/>
-              </w:rPr>
-              <w:t xml:space="preserve">c </w:t>
-            </w:r>
-            <w:r>
-              <w:rPr>
-                <w:rFonts w:ascii="Times New Roman" w:hAnsi="Times New Roman" w:cs="Times New Roman"/>
-                <w:spacing w:val="-2"/>
-                <w:w w:val="95"/>
-                <w:sz w:val="24"/>
-                <w:szCs w:val="24"/>
-              </w:rPr>
-              <w:t>2023</w:t>
+              <w:t>Dec 2023</w:t>
             </w:r>
           </w:p>
         </w:tc>
@@ -29849,49 +26811,7 @@
                 <w:sz w:val="24"/>
                 <w:szCs w:val="24"/>
               </w:rPr>
-              <w:t>(</w:t>
-            </w:r>
-            <w:proofErr w:type="gramStart"/>
-            <w:r>
-              <w:rPr>
-                <w:rFonts w:ascii="Times New Roman" w:hAnsi="Times New Roman" w:cs="Times New Roman"/>
-                <w:spacing w:val="-2"/>
-                <w:w w:val="90"/>
-                <w:sz w:val="24"/>
-                <w:szCs w:val="24"/>
-              </w:rPr>
-              <w:t>LMS)</w:t>
-            </w:r>
-            <w:r>
-              <w:rPr>
-                <w:rFonts w:ascii="Times New Roman" w:hAnsi="Times New Roman" w:cs="Times New Roman"/>
-                <w:spacing w:val="-2"/>
-                <w:w w:val="90"/>
-                <w:sz w:val="24"/>
-                <w:szCs w:val="24"/>
-              </w:rPr>
-              <w:t>—</w:t>
-            </w:r>
-            <w:proofErr w:type="gramEnd"/>
-            <w:r>
-              <w:rPr>
-                <w:rFonts w:ascii="Times New Roman" w:hAnsi="Times New Roman" w:cs="Times New Roman"/>
-                <w:spacing w:val="-2"/>
-                <w:w w:val="90"/>
-                <w:sz w:val="24"/>
-                <w:szCs w:val="24"/>
-              </w:rPr>
-              <w:t xml:space="preserve"> LinkedIn </w:t>
-            </w:r>
-            <w:r>
-              <w:rPr>
-                <w:rFonts w:ascii="Times New Roman" w:hAnsi="Times New Roman" w:cs="Times New Roman"/>
-                <w:spacing w:val="-2"/>
-                <w:w w:val="90"/>
-                <w:sz w:val="24"/>
-                <w:szCs w:val="24"/>
-              </w:rPr>
-              <w:t>Learning</w:t>
+              <w:t>(LMS), LinkedIn Learning</w:t>
             </w:r>
           </w:p>
         </w:tc>
@@ -29919,17 +26839,7 @@
                 <w:sz w:val="24"/>
                 <w:szCs w:val="24"/>
               </w:rPr>
-              <w:t xml:space="preserve">Dec </w:t>
-            </w:r>
-            <w:r>
-              <w:rPr>
-                <w:rFonts w:ascii="Times New Roman" w:hAnsi="Times New Roman" w:cs="Times New Roman"/>
-                <w:spacing w:val="-2"/>
-                <w:w w:val="95"/>
-                <w:sz w:val="24"/>
-                <w:szCs w:val="24"/>
-              </w:rPr>
-              <w:t>2023</w:t>
+              <w:t>Dec 2023</w:t>
             </w:r>
           </w:p>
         </w:tc>
@@ -30014,27 +26924,7 @@
                 <w:sz w:val="24"/>
                 <w:szCs w:val="24"/>
               </w:rPr>
-              <w:t>Analysis</w:t>
-            </w:r>
-            <w:r>
-              <w:rPr>
-                <w:rFonts w:ascii="Times New Roman" w:hAnsi="Times New Roman" w:cs="Times New Roman"/>
-                <w:spacing w:val="-2"/>
-                <w:w w:val="90"/>
-                <w:sz w:val="24"/>
-                <w:szCs w:val="24"/>
-              </w:rPr>
-              <w:t>— LinkedIn Learn</w:t>
-            </w:r>
-            <w:r>
-              <w:rPr>
-                <w:rFonts w:ascii="Times New Roman" w:hAnsi="Times New Roman" w:cs="Times New Roman"/>
-                <w:spacing w:val="-2"/>
-                <w:w w:val="90"/>
-                <w:sz w:val="24"/>
-                <w:szCs w:val="24"/>
-              </w:rPr>
-              <w:t>ing</w:t>
+              <w:t>Analysis, LinkedIn Learning</w:t>
             </w:r>
           </w:p>
         </w:tc>
@@ -30062,17 +26952,7 @@
                 <w:sz w:val="24"/>
                 <w:szCs w:val="24"/>
               </w:rPr>
-              <w:t xml:space="preserve">Nov </w:t>
-            </w:r>
-            <w:r>
-              <w:rPr>
-                <w:rFonts w:ascii="Times New Roman" w:hAnsi="Times New Roman" w:cs="Times New Roman"/>
-                <w:spacing w:val="-2"/>
-                <w:w w:val="95"/>
-                <w:sz w:val="24"/>
-                <w:szCs w:val="24"/>
-              </w:rPr>
-              <w:t>2023</w:t>
+              <w:t>Nov 2023</w:t>
             </w:r>
           </w:p>
         </w:tc>
@@ -30179,27 +27059,7 @@
                 <w:sz w:val="24"/>
                 <w:szCs w:val="24"/>
               </w:rPr>
-              <w:t>Management</w:t>
-            </w:r>
-            <w:r>
-              <w:rPr>
-                <w:rFonts w:ascii="Times New Roman" w:hAnsi="Times New Roman" w:cs="Times New Roman"/>
-                <w:spacing w:val="-2"/>
-                <w:w w:val="90"/>
-                <w:sz w:val="24"/>
-                <w:szCs w:val="24"/>
-              </w:rPr>
-              <w:t xml:space="preserve">— </w:t>
-            </w:r>
-            <w:r>
-              <w:rPr>
-                <w:rFonts w:ascii="Times New Roman" w:hAnsi="Times New Roman" w:cs="Times New Roman"/>
-                <w:spacing w:val="-2"/>
-                <w:w w:val="90"/>
-                <w:sz w:val="24"/>
-                <w:szCs w:val="24"/>
-              </w:rPr>
-              <w:t>Classic Systems Infotech Ltd (in affiliation with Computer Resource Center, Federal University of Technology, Akure, Nigeria)</w:t>
+              <w:t>Management, Classic Systems Infotech Ltd (in affiliation with Computer Resource Center, Federal University of Technology, Akure, Nigeria)</w:t>
             </w:r>
           </w:p>
         </w:tc>
@@ -30227,17 +27087,7 @@
                 <w:sz w:val="24"/>
                 <w:szCs w:val="24"/>
               </w:rPr>
-              <w:t xml:space="preserve">Nov </w:t>
-            </w:r>
-            <w:r>
-              <w:rPr>
-                <w:rFonts w:ascii="Times New Roman" w:hAnsi="Times New Roman" w:cs="Times New Roman"/>
-                <w:spacing w:val="-2"/>
-                <w:w w:val="90"/>
-                <w:sz w:val="24"/>
-                <w:szCs w:val="24"/>
-              </w:rPr>
-              <w:t>2016</w:t>
+              <w:t>Nov 2016</w:t>
             </w:r>
           </w:p>
         </w:tc>
@@ -30339,27 +27189,7 @@
                 <w:sz w:val="24"/>
                 <w:szCs w:val="24"/>
               </w:rPr>
-              <w:t>Processing</w:t>
-            </w:r>
-            <w:r>
-              <w:rPr>
-                <w:rFonts w:ascii="Times New Roman" w:hAnsi="Times New Roman" w:cs="Times New Roman"/>
-                <w:spacing w:val="-2"/>
-                <w:w w:val="90"/>
-                <w:sz w:val="24"/>
-                <w:szCs w:val="24"/>
-              </w:rPr>
-              <w:t xml:space="preserve">— </w:t>
-            </w:r>
-            <w:r>
-              <w:rPr>
-                <w:rFonts w:ascii="Times New Roman" w:hAnsi="Times New Roman" w:cs="Times New Roman"/>
-                <w:spacing w:val="-2"/>
-                <w:w w:val="90"/>
-                <w:sz w:val="24"/>
-                <w:szCs w:val="24"/>
-              </w:rPr>
-              <w:t>Classic Systems Infotech Ltd (in affiliation with Computer Resource Center, Federal University of Technology, Akure, Nigeria)</w:t>
+              <w:t>Processing, Classic Systems Infotech Ltd (in affiliation with Computer Resource Center, Federal University of Technology, Akure, Nigeria)</w:t>
             </w:r>
           </w:p>
         </w:tc>
@@ -30387,17 +27217,7 @@
                 <w:sz w:val="24"/>
                 <w:szCs w:val="24"/>
               </w:rPr>
-              <w:t xml:space="preserve">May </w:t>
-            </w:r>
-            <w:r>
-              <w:rPr>
-                <w:rFonts w:ascii="Times New Roman" w:hAnsi="Times New Roman" w:cs="Times New Roman"/>
-                <w:spacing w:val="-2"/>
-                <w:w w:val="90"/>
-                <w:sz w:val="24"/>
-                <w:szCs w:val="24"/>
-              </w:rPr>
-              <w:t>2016</w:t>
+              <w:t>May 2016</w:t>
             </w:r>
           </w:p>
         </w:tc>
@@ -31080,19 +27900,11 @@
           <w:sz w:val="24"/>
           <w:szCs w:val="24"/>
         </w:rPr>
-        <w:t>Availabl</w:t>
-      </w:r>
-      <w:r>
-        <w:rPr>
-          <w:rFonts w:ascii="Times New Roman" w:hAnsi="Times New Roman" w:cs="Times New Roman"/>
-          <w:sz w:val="24"/>
-          <w:szCs w:val="24"/>
-        </w:rPr>
-        <w:t>e upon request</w:t>
+        <w:t>Available upon request</w:t>
       </w:r>
     </w:p>
     <w:sectPr>
-      <w:footerReference w:type="default" r:id="rId15"/>
+      <w:footerReference w:type="default" r:id="rId16"/>
       <w:pgSz w:w="12240" w:h="15840"/>
       <w:pgMar w:top="720" w:right="720" w:bottom="720" w:left="720" w:header="720" w:footer="0" w:gutter="0"/>
       <w:cols w:space="720"/>
@@ -31282,6 +28094,119 @@
 <file path=word/numbering.xml><?xml version="1.0" encoding="utf-8"?>
 <w:numbering xmlns:wpc="http://schemas.microsoft.com/office/word/2010/wordprocessingCanvas" xmlns:cx="http://schemas.microsoft.com/office/drawing/2014/chartex" xmlns:cx1="http://schemas.microsoft.com/office/drawing/2015/9/8/chartex" xmlns:cx2="http://schemas.microsoft.com/office/drawing/2015/10/21/chartex" xmlns:cx3="http://schemas.microsoft.com/office/drawing/2016/5/9/chartex" xmlns:cx4="http://schemas.microsoft.com/office/drawing/2016/5/10/chartex" xmlns:cx5="http://schemas.microsoft.com/office/drawing/2016/5/11/chartex" xmlns:cx6="http://schemas.microsoft.com/office/drawing/2016/5/12/chartex" xmlns:cx7="http://schemas.microsoft.com/office/drawing/2016/5/13/chartex" xmlns:cx8="http://schemas.microsoft.com/office/drawing/2016/5/14/chartex" xmlns:mc="http://schemas.openxmlformats.org/markup-compatibility/2006" xmlns:aink="http://schemas.microsoft.com/office/drawing/2016/ink" xmlns:am3d="http://schemas.microsoft.com/office/drawing/2017/model3d" xmlns:o="urn:schemas-microsoft-com:office:office" xmlns:oel="http://schemas.microsoft.com/office/2019/extlst" xmlns:r="http://schemas.openxmlformats.org/officeDocument/2006/relationships" xmlns:m="http://schemas.openxmlformats.org/officeDocument/2006/math" xmlns:v="urn:schemas-microsoft-com:vml" xmlns:wp14="http://schemas.microsoft.com/office/word/2010/wordprocessingDrawing" xmlns:wp="http://schemas.openxmlformats.org/drawingml/2006/wordprocessingDrawing" xmlns:w10="urn:schemas-microsoft-com:office:word" xmlns:w="http://schemas.openxmlformats.org/wordprocessingml/2006/main" xmlns:w14="http://schemas.microsoft.com/office/word/2010/wordml" xmlns:w15="http://schemas.microsoft.com/office/word/2012/wordml" xmlns:w16cex="http://schemas.microsoft.com/office/word/2018/wordml/cex" xmlns:w16cid="http://schemas.microsoft.com/office/word/2016/wordml/cid" xmlns:w16="http://schemas.microsoft.com/office/word/2018/wordml" xmlns:w16du="http://schemas.microsoft.com/office/word/2023/wordml/word16du" xmlns:w16sdtdh="http://schemas.microsoft.com/office/word/2020/wordml/sdtdatahash" xmlns:w16sdtfl="http://schemas.microsoft.com/office/word/2024/wordml/sdtformatlock" xmlns:w16se="http://schemas.microsoft.com/office/word/2015/wordml/symex" xmlns:wpg="http://schemas.microsoft.com/office/word/2010/wordprocessingGroup" xmlns:wpi="http://schemas.microsoft.com/office/word/2010/wordprocessingInk" xmlns:wne="http://schemas.microsoft.com/office/word/2006/wordml" xmlns:wps="http://schemas.microsoft.com/office/word/2010/wordprocessingShape" mc:Ignorable="w14 w15 w16se w16cid w16 w16cex w16sdtdh w16sdtfl w16du wp14">
   <w:abstractNum w:abstractNumId="0" w15:restartNumberingAfterBreak="0">
+    <w:nsid w:val="0397741F"/>
+    <w:multiLevelType w:val="hybridMultilevel"/>
+    <w:tmpl w:val="0F626C7C"/>
+    <w:lvl w:ilvl="0" w:tplc="04090001">
+      <w:start w:val="1"/>
+      <w:numFmt w:val="bullet"/>
+      <w:lvlText w:val=""/>
+      <w:lvlJc w:val="left"/>
+      <w:pPr>
+        <w:ind w:left="810" w:hanging="360"/>
+      </w:pPr>
+      <w:rPr>
+        <w:rFonts w:ascii="Symbol" w:hAnsi="Symbol" w:hint="default"/>
+      </w:rPr>
+    </w:lvl>
+    <w:lvl w:ilvl="1" w:tplc="04090003" w:tentative="1">
+      <w:start w:val="1"/>
+      <w:numFmt w:val="bullet"/>
+      <w:lvlText w:val="o"/>
+      <w:lvlJc w:val="left"/>
+      <w:pPr>
+        <w:ind w:left="1530" w:hanging="360"/>
+      </w:pPr>
+      <w:rPr>
+        <w:rFonts w:ascii="Courier New" w:hAnsi="Courier New" w:cs="Courier New" w:hint="default"/>
+      </w:rPr>
+    </w:lvl>
+    <w:lvl w:ilvl="2" w:tplc="04090005" w:tentative="1">
+      <w:start w:val="1"/>
+      <w:numFmt w:val="bullet"/>
+      <w:lvlText w:val=""/>
+      <w:lvlJc w:val="left"/>
+      <w:pPr>
+        <w:ind w:left="2250" w:hanging="360"/>
+      </w:pPr>
+      <w:rPr>
+        <w:rFonts w:ascii="Wingdings" w:hAnsi="Wingdings" w:hint="default"/>
+      </w:rPr>
+    </w:lvl>
+    <w:lvl w:ilvl="3" w:tplc="04090001" w:tentative="1">
+      <w:start w:val="1"/>
+      <w:numFmt w:val="bullet"/>
+      <w:lvlText w:val=""/>
+      <w:lvlJc w:val="left"/>
+      <w:pPr>
+        <w:ind w:left="2970" w:hanging="360"/>
+      </w:pPr>
+      <w:rPr>
+        <w:rFonts w:ascii="Symbol" w:hAnsi="Symbol" w:hint="default"/>
+      </w:rPr>
+    </w:lvl>
+    <w:lvl w:ilvl="4" w:tplc="04090003" w:tentative="1">
+      <w:start w:val="1"/>
+      <w:numFmt w:val="bullet"/>
+      <w:lvlText w:val="o"/>
+      <w:lvlJc w:val="left"/>
+      <w:pPr>
+        <w:ind w:left="3690" w:hanging="360"/>
+      </w:pPr>
+      <w:rPr>
+        <w:rFonts w:ascii="Courier New" w:hAnsi="Courier New" w:cs="Courier New" w:hint="default"/>
+      </w:rPr>
+    </w:lvl>
+    <w:lvl w:ilvl="5" w:tplc="04090005" w:tentative="1">
+      <w:start w:val="1"/>
+      <w:numFmt w:val="bullet"/>
+      <w:lvlText w:val=""/>
+      <w:lvlJc w:val="left"/>
+      <w:pPr>
+        <w:ind w:left="4410" w:hanging="360"/>
+      </w:pPr>
+      <w:rPr>
+        <w:rFonts w:ascii="Wingdings" w:hAnsi="Wingdings" w:hint="default"/>
+      </w:rPr>
+    </w:lvl>
+    <w:lvl w:ilvl="6" w:tplc="04090001" w:tentative="1">
+      <w:start w:val="1"/>
+      <w:numFmt w:val="bullet"/>
+      <w:lvlText w:val=""/>
+      <w:lvlJc w:val="left"/>
+      <w:pPr>
+        <w:ind w:left="5130" w:hanging="360"/>
+      </w:pPr>
+      <w:rPr>
+        <w:rFonts w:ascii="Symbol" w:hAnsi="Symbol" w:hint="default"/>
+      </w:rPr>
+    </w:lvl>
+    <w:lvl w:ilvl="7" w:tplc="04090003" w:tentative="1">
+      <w:start w:val="1"/>
+      <w:numFmt w:val="bullet"/>
+      <w:lvlText w:val="o"/>
+      <w:lvlJc w:val="left"/>
+      <w:pPr>
+        <w:ind w:left="5850" w:hanging="360"/>
+      </w:pPr>
+      <w:rPr>
+        <w:rFonts w:ascii="Courier New" w:hAnsi="Courier New" w:cs="Courier New" w:hint="default"/>
+      </w:rPr>
+    </w:lvl>
+    <w:lvl w:ilvl="8" w:tplc="04090005" w:tentative="1">
+      <w:start w:val="1"/>
+      <w:numFmt w:val="bullet"/>
+      <w:lvlText w:val=""/>
+      <w:lvlJc w:val="left"/>
+      <w:pPr>
+        <w:ind w:left="6570" w:hanging="360"/>
+      </w:pPr>
+      <w:rPr>
+        <w:rFonts w:ascii="Wingdings" w:hAnsi="Wingdings" w:hint="default"/>
+      </w:rPr>
+    </w:lvl>
+  </w:abstractNum>
+  <w:abstractNum w:abstractNumId="1" w15:restartNumberingAfterBreak="0">
     <w:nsid w:val="04137349"/>
     <w:multiLevelType w:val="hybridMultilevel"/>
     <w:tmpl w:val="1214D65C"/>
@@ -31394,7 +28319,7 @@
       </w:rPr>
     </w:lvl>
   </w:abstractNum>
-  <w:abstractNum w:abstractNumId="1" w15:restartNumberingAfterBreak="0">
+  <w:abstractNum w:abstractNumId="2" w15:restartNumberingAfterBreak="0">
     <w:nsid w:val="055705B5"/>
     <w:multiLevelType w:val="hybridMultilevel"/>
     <w:tmpl w:val="58E23E6E"/>
@@ -31507,7 +28432,7 @@
       </w:rPr>
     </w:lvl>
   </w:abstractNum>
-  <w:abstractNum w:abstractNumId="2" w15:restartNumberingAfterBreak="0">
+  <w:abstractNum w:abstractNumId="3" w15:restartNumberingAfterBreak="0">
     <w:nsid w:val="05F71482"/>
     <w:multiLevelType w:val="hybridMultilevel"/>
     <w:tmpl w:val="C5028B7A"/>
@@ -31620,7 +28545,7 @@
       </w:rPr>
     </w:lvl>
   </w:abstractNum>
-  <w:abstractNum w:abstractNumId="3" w15:restartNumberingAfterBreak="0">
+  <w:abstractNum w:abstractNumId="4" w15:restartNumberingAfterBreak="0">
     <w:nsid w:val="09DF4E3F"/>
     <w:multiLevelType w:val="hybridMultilevel"/>
     <w:tmpl w:val="8A183C3E"/>
@@ -31710,7 +28635,7 @@
       </w:pPr>
     </w:lvl>
   </w:abstractNum>
-  <w:abstractNum w:abstractNumId="4" w15:restartNumberingAfterBreak="0">
+  <w:abstractNum w:abstractNumId="5" w15:restartNumberingAfterBreak="0">
     <w:nsid w:val="0B560525"/>
     <w:multiLevelType w:val="hybridMultilevel"/>
     <w:tmpl w:val="0DD05356"/>
@@ -31823,7 +28748,7 @@
       </w:rPr>
     </w:lvl>
   </w:abstractNum>
-  <w:abstractNum w:abstractNumId="5" w15:restartNumberingAfterBreak="0">
+  <w:abstractNum w:abstractNumId="6" w15:restartNumberingAfterBreak="0">
     <w:nsid w:val="0DF179BD"/>
     <w:multiLevelType w:val="hybridMultilevel"/>
     <w:tmpl w:val="10B8C2CE"/>
@@ -31936,7 +28861,119 @@
       </w:rPr>
     </w:lvl>
   </w:abstractNum>
-  <w:abstractNum w:abstractNumId="6" w15:restartNumberingAfterBreak="0">
+  <w:abstractNum w:abstractNumId="7" w15:restartNumberingAfterBreak="0">
+    <w:nsid w:val="140239D7"/>
+    <w:multiLevelType w:val="hybridMultilevel"/>
+    <w:tmpl w:val="D542ED76"/>
+    <w:lvl w:ilvl="0" w:tplc="2A5A4552">
+      <w:numFmt w:val="bullet"/>
+      <w:lvlText w:val="•"/>
+      <w:lvlJc w:val="left"/>
+      <w:pPr>
+        <w:ind w:left="450" w:hanging="360"/>
+      </w:pPr>
+      <w:rPr>
+        <w:rFonts w:ascii="Times New Roman" w:eastAsia="Lucida Sans Unicode" w:hAnsi="Times New Roman" w:cs="Times New Roman" w:hint="default"/>
+      </w:rPr>
+    </w:lvl>
+    <w:lvl w:ilvl="1" w:tplc="04090003" w:tentative="1">
+      <w:start w:val="1"/>
+      <w:numFmt w:val="bullet"/>
+      <w:lvlText w:val="o"/>
+      <w:lvlJc w:val="left"/>
+      <w:pPr>
+        <w:ind w:left="1170" w:hanging="360"/>
+      </w:pPr>
+      <w:rPr>
+        <w:rFonts w:ascii="Courier New" w:hAnsi="Courier New" w:cs="Courier New" w:hint="default"/>
+      </w:rPr>
+    </w:lvl>
+    <w:lvl w:ilvl="2" w:tplc="04090005" w:tentative="1">
+      <w:start w:val="1"/>
+      <w:numFmt w:val="bullet"/>
+      <w:lvlText w:val=""/>
+      <w:lvlJc w:val="left"/>
+      <w:pPr>
+        <w:ind w:left="1890" w:hanging="360"/>
+      </w:pPr>
+      <w:rPr>
+        <w:rFonts w:ascii="Wingdings" w:hAnsi="Wingdings" w:hint="default"/>
+      </w:rPr>
+    </w:lvl>
+    <w:lvl w:ilvl="3" w:tplc="04090001" w:tentative="1">
+      <w:start w:val="1"/>
+      <w:numFmt w:val="bullet"/>
+      <w:lvlText w:val=""/>
+      <w:lvlJc w:val="left"/>
+      <w:pPr>
+        <w:ind w:left="2610" w:hanging="360"/>
+      </w:pPr>
+      <w:rPr>
+        <w:rFonts w:ascii="Symbol" w:hAnsi="Symbol" w:hint="default"/>
+      </w:rPr>
+    </w:lvl>
+    <w:lvl w:ilvl="4" w:tplc="04090003" w:tentative="1">
+      <w:start w:val="1"/>
+      <w:numFmt w:val="bullet"/>
+      <w:lvlText w:val="o"/>
+      <w:lvlJc w:val="left"/>
+      <w:pPr>
+        <w:ind w:left="3330" w:hanging="360"/>
+      </w:pPr>
+      <w:rPr>
+        <w:rFonts w:ascii="Courier New" w:hAnsi="Courier New" w:cs="Courier New" w:hint="default"/>
+      </w:rPr>
+    </w:lvl>
+    <w:lvl w:ilvl="5" w:tplc="04090005" w:tentative="1">
+      <w:start w:val="1"/>
+      <w:numFmt w:val="bullet"/>
+      <w:lvlText w:val=""/>
+      <w:lvlJc w:val="left"/>
+      <w:pPr>
+        <w:ind w:left="4050" w:hanging="360"/>
+      </w:pPr>
+      <w:rPr>
+        <w:rFonts w:ascii="Wingdings" w:hAnsi="Wingdings" w:hint="default"/>
+      </w:rPr>
+    </w:lvl>
+    <w:lvl w:ilvl="6" w:tplc="04090001" w:tentative="1">
+      <w:start w:val="1"/>
+      <w:numFmt w:val="bullet"/>
+      <w:lvlText w:val=""/>
+      <w:lvlJc w:val="left"/>
+      <w:pPr>
+        <w:ind w:left="4770" w:hanging="360"/>
+      </w:pPr>
+      <w:rPr>
+        <w:rFonts w:ascii="Symbol" w:hAnsi="Symbol" w:hint="default"/>
+      </w:rPr>
+    </w:lvl>
+    <w:lvl w:ilvl="7" w:tplc="04090003" w:tentative="1">
+      <w:start w:val="1"/>
+      <w:numFmt w:val="bullet"/>
+      <w:lvlText w:val="o"/>
+      <w:lvlJc w:val="left"/>
+      <w:pPr>
+        <w:ind w:left="5490" w:hanging="360"/>
+      </w:pPr>
+      <w:rPr>
+        <w:rFonts w:ascii="Courier New" w:hAnsi="Courier New" w:cs="Courier New" w:hint="default"/>
+      </w:rPr>
+    </w:lvl>
+    <w:lvl w:ilvl="8" w:tplc="04090005" w:tentative="1">
+      <w:start w:val="1"/>
+      <w:numFmt w:val="bullet"/>
+      <w:lvlText w:val=""/>
+      <w:lvlJc w:val="left"/>
+      <w:pPr>
+        <w:ind w:left="6210" w:hanging="360"/>
+      </w:pPr>
+      <w:rPr>
+        <w:rFonts w:ascii="Wingdings" w:hAnsi="Wingdings" w:hint="default"/>
+      </w:rPr>
+    </w:lvl>
+  </w:abstractNum>
+  <w:abstractNum w:abstractNumId="8" w15:restartNumberingAfterBreak="0">
     <w:nsid w:val="159656D8"/>
     <w:multiLevelType w:val="hybridMultilevel"/>
     <w:tmpl w:val="D8745BE6"/>
@@ -32057,7 +29094,119 @@
       </w:rPr>
     </w:lvl>
   </w:abstractNum>
-  <w:abstractNum w:abstractNumId="7" w15:restartNumberingAfterBreak="0">
+  <w:abstractNum w:abstractNumId="9" w15:restartNumberingAfterBreak="0">
+    <w:nsid w:val="17170381"/>
+    <w:multiLevelType w:val="hybridMultilevel"/>
+    <w:tmpl w:val="437EC918"/>
+    <w:lvl w:ilvl="0" w:tplc="2A5A4552">
+      <w:numFmt w:val="bullet"/>
+      <w:lvlText w:val="•"/>
+      <w:lvlJc w:val="left"/>
+      <w:pPr>
+        <w:ind w:left="540" w:hanging="360"/>
+      </w:pPr>
+      <w:rPr>
+        <w:rFonts w:ascii="Times New Roman" w:eastAsia="Lucida Sans Unicode" w:hAnsi="Times New Roman" w:cs="Times New Roman" w:hint="default"/>
+      </w:rPr>
+    </w:lvl>
+    <w:lvl w:ilvl="1" w:tplc="04090003" w:tentative="1">
+      <w:start w:val="1"/>
+      <w:numFmt w:val="bullet"/>
+      <w:lvlText w:val="o"/>
+      <w:lvlJc w:val="left"/>
+      <w:pPr>
+        <w:ind w:left="1530" w:hanging="360"/>
+      </w:pPr>
+      <w:rPr>
+        <w:rFonts w:ascii="Courier New" w:hAnsi="Courier New" w:cs="Courier New" w:hint="default"/>
+      </w:rPr>
+    </w:lvl>
+    <w:lvl w:ilvl="2" w:tplc="04090005" w:tentative="1">
+      <w:start w:val="1"/>
+      <w:numFmt w:val="bullet"/>
+      <w:lvlText w:val=""/>
+      <w:lvlJc w:val="left"/>
+      <w:pPr>
+        <w:ind w:left="2250" w:hanging="360"/>
+      </w:pPr>
+      <w:rPr>
+        <w:rFonts w:ascii="Wingdings" w:hAnsi="Wingdings" w:hint="default"/>
+      </w:rPr>
+    </w:lvl>
+    <w:lvl w:ilvl="3" w:tplc="04090001" w:tentative="1">
+      <w:start w:val="1"/>
+      <w:numFmt w:val="bullet"/>
+      <w:lvlText w:val=""/>
+      <w:lvlJc w:val="left"/>
+      <w:pPr>
+        <w:ind w:left="2970" w:hanging="360"/>
+      </w:pPr>
+      <w:rPr>
+        <w:rFonts w:ascii="Symbol" w:hAnsi="Symbol" w:hint="default"/>
+      </w:rPr>
+    </w:lvl>
+    <w:lvl w:ilvl="4" w:tplc="04090003" w:tentative="1">
+      <w:start w:val="1"/>
+      <w:numFmt w:val="bullet"/>
+      <w:lvlText w:val="o"/>
+      <w:lvlJc w:val="left"/>
+      <w:pPr>
+        <w:ind w:left="3690" w:hanging="360"/>
+      </w:pPr>
+      <w:rPr>
+        <w:rFonts w:ascii="Courier New" w:hAnsi="Courier New" w:cs="Courier New" w:hint="default"/>
+      </w:rPr>
+    </w:lvl>
+    <w:lvl w:ilvl="5" w:tplc="04090005" w:tentative="1">
+      <w:start w:val="1"/>
+      <w:numFmt w:val="bullet"/>
+      <w:lvlText w:val=""/>
+      <w:lvlJc w:val="left"/>
+      <w:pPr>
+        <w:ind w:left="4410" w:hanging="360"/>
+      </w:pPr>
+      <w:rPr>
+        <w:rFonts w:ascii="Wingdings" w:hAnsi="Wingdings" w:hint="default"/>
+      </w:rPr>
+    </w:lvl>
+    <w:lvl w:ilvl="6" w:tplc="04090001" w:tentative="1">
+      <w:start w:val="1"/>
+      <w:numFmt w:val="bullet"/>
+      <w:lvlText w:val=""/>
+      <w:lvlJc w:val="left"/>
+      <w:pPr>
+        <w:ind w:left="5130" w:hanging="360"/>
+      </w:pPr>
+      <w:rPr>
+        <w:rFonts w:ascii="Symbol" w:hAnsi="Symbol" w:hint="default"/>
+      </w:rPr>
+    </w:lvl>
+    <w:lvl w:ilvl="7" w:tplc="04090003" w:tentative="1">
+      <w:start w:val="1"/>
+      <w:numFmt w:val="bullet"/>
+      <w:lvlText w:val="o"/>
+      <w:lvlJc w:val="left"/>
+      <w:pPr>
+        <w:ind w:left="5850" w:hanging="360"/>
+      </w:pPr>
+      <w:rPr>
+        <w:rFonts w:ascii="Courier New" w:hAnsi="Courier New" w:cs="Courier New" w:hint="default"/>
+      </w:rPr>
+    </w:lvl>
+    <w:lvl w:ilvl="8" w:tplc="04090005" w:tentative="1">
+      <w:start w:val="1"/>
+      <w:numFmt w:val="bullet"/>
+      <w:lvlText w:val=""/>
+      <w:lvlJc w:val="left"/>
+      <w:pPr>
+        <w:ind w:left="6570" w:hanging="360"/>
+      </w:pPr>
+      <w:rPr>
+        <w:rFonts w:ascii="Wingdings" w:hAnsi="Wingdings" w:hint="default"/>
+      </w:rPr>
+    </w:lvl>
+  </w:abstractNum>
+  <w:abstractNum w:abstractNumId="10" w15:restartNumberingAfterBreak="0">
     <w:nsid w:val="1757223B"/>
     <w:multiLevelType w:val="hybridMultilevel"/>
     <w:tmpl w:val="DFAC84E4"/>
@@ -32170,7 +29319,119 @@
       </w:rPr>
     </w:lvl>
   </w:abstractNum>
-  <w:abstractNum w:abstractNumId="8" w15:restartNumberingAfterBreak="0">
+  <w:abstractNum w:abstractNumId="11" w15:restartNumberingAfterBreak="0">
+    <w:nsid w:val="1D42221C"/>
+    <w:multiLevelType w:val="hybridMultilevel"/>
+    <w:tmpl w:val="820C87BC"/>
+    <w:lvl w:ilvl="0" w:tplc="2A5A4552">
+      <w:numFmt w:val="bullet"/>
+      <w:lvlText w:val="•"/>
+      <w:lvlJc w:val="left"/>
+      <w:pPr>
+        <w:ind w:left="540" w:hanging="360"/>
+      </w:pPr>
+      <w:rPr>
+        <w:rFonts w:ascii="Times New Roman" w:eastAsia="Lucida Sans Unicode" w:hAnsi="Times New Roman" w:cs="Times New Roman" w:hint="default"/>
+      </w:rPr>
+    </w:lvl>
+    <w:lvl w:ilvl="1" w:tplc="04090003" w:tentative="1">
+      <w:start w:val="1"/>
+      <w:numFmt w:val="bullet"/>
+      <w:lvlText w:val="o"/>
+      <w:lvlJc w:val="left"/>
+      <w:pPr>
+        <w:ind w:left="1530" w:hanging="360"/>
+      </w:pPr>
+      <w:rPr>
+        <w:rFonts w:ascii="Courier New" w:hAnsi="Courier New" w:cs="Courier New" w:hint="default"/>
+      </w:rPr>
+    </w:lvl>
+    <w:lvl w:ilvl="2" w:tplc="04090005" w:tentative="1">
+      <w:start w:val="1"/>
+      <w:numFmt w:val="bullet"/>
+      <w:lvlText w:val=""/>
+      <w:lvlJc w:val="left"/>
+      <w:pPr>
+        <w:ind w:left="2250" w:hanging="360"/>
+      </w:pPr>
+      <w:rPr>
+        <w:rFonts w:ascii="Wingdings" w:hAnsi="Wingdings" w:hint="default"/>
+      </w:rPr>
+    </w:lvl>
+    <w:lvl w:ilvl="3" w:tplc="04090001" w:tentative="1">
+      <w:start w:val="1"/>
+      <w:numFmt w:val="bullet"/>
+      <w:lvlText w:val=""/>
+      <w:lvlJc w:val="left"/>
+      <w:pPr>
+        <w:ind w:left="2970" w:hanging="360"/>
+      </w:pPr>
+      <w:rPr>
+        <w:rFonts w:ascii="Symbol" w:hAnsi="Symbol" w:hint="default"/>
+      </w:rPr>
+    </w:lvl>
+    <w:lvl w:ilvl="4" w:tplc="04090003" w:tentative="1">
+      <w:start w:val="1"/>
+      <w:numFmt w:val="bullet"/>
+      <w:lvlText w:val="o"/>
+      <w:lvlJc w:val="left"/>
+      <w:pPr>
+        <w:ind w:left="3690" w:hanging="360"/>
+      </w:pPr>
+      <w:rPr>
+        <w:rFonts w:ascii="Courier New" w:hAnsi="Courier New" w:cs="Courier New" w:hint="default"/>
+      </w:rPr>
+    </w:lvl>
+    <w:lvl w:ilvl="5" w:tplc="04090005" w:tentative="1">
+      <w:start w:val="1"/>
+      <w:numFmt w:val="bullet"/>
+      <w:lvlText w:val=""/>
+      <w:lvlJc w:val="left"/>
+      <w:pPr>
+        <w:ind w:left="4410" w:hanging="360"/>
+      </w:pPr>
+      <w:rPr>
+        <w:rFonts w:ascii="Wingdings" w:hAnsi="Wingdings" w:hint="default"/>
+      </w:rPr>
+    </w:lvl>
+    <w:lvl w:ilvl="6" w:tplc="04090001" w:tentative="1">
+      <w:start w:val="1"/>
+      <w:numFmt w:val="bullet"/>
+      <w:lvlText w:val=""/>
+      <w:lvlJc w:val="left"/>
+      <w:pPr>
+        <w:ind w:left="5130" w:hanging="360"/>
+      </w:pPr>
+      <w:rPr>
+        <w:rFonts w:ascii="Symbol" w:hAnsi="Symbol" w:hint="default"/>
+      </w:rPr>
+    </w:lvl>
+    <w:lvl w:ilvl="7" w:tplc="04090003" w:tentative="1">
+      <w:start w:val="1"/>
+      <w:numFmt w:val="bullet"/>
+      <w:lvlText w:val="o"/>
+      <w:lvlJc w:val="left"/>
+      <w:pPr>
+        <w:ind w:left="5850" w:hanging="360"/>
+      </w:pPr>
+      <w:rPr>
+        <w:rFonts w:ascii="Courier New" w:hAnsi="Courier New" w:cs="Courier New" w:hint="default"/>
+      </w:rPr>
+    </w:lvl>
+    <w:lvl w:ilvl="8" w:tplc="04090005" w:tentative="1">
+      <w:start w:val="1"/>
+      <w:numFmt w:val="bullet"/>
+      <w:lvlText w:val=""/>
+      <w:lvlJc w:val="left"/>
+      <w:pPr>
+        <w:ind w:left="6570" w:hanging="360"/>
+      </w:pPr>
+      <w:rPr>
+        <w:rFonts w:ascii="Wingdings" w:hAnsi="Wingdings" w:hint="default"/>
+      </w:rPr>
+    </w:lvl>
+  </w:abstractNum>
+  <w:abstractNum w:abstractNumId="12" w15:restartNumberingAfterBreak="0">
     <w:nsid w:val="1E3C1CBF"/>
     <w:multiLevelType w:val="hybridMultilevel"/>
     <w:tmpl w:val="E6CA9A38"/>
@@ -32291,7 +29552,231 @@
       </w:rPr>
     </w:lvl>
   </w:abstractNum>
-  <w:abstractNum w:abstractNumId="9" w15:restartNumberingAfterBreak="0">
+  <w:abstractNum w:abstractNumId="13" w15:restartNumberingAfterBreak="0">
+    <w:nsid w:val="22943817"/>
+    <w:multiLevelType w:val="hybridMultilevel"/>
+    <w:tmpl w:val="0396D62E"/>
+    <w:lvl w:ilvl="0" w:tplc="2A5A4552">
+      <w:numFmt w:val="bullet"/>
+      <w:lvlText w:val="•"/>
+      <w:lvlJc w:val="left"/>
+      <w:pPr>
+        <w:ind w:left="540" w:hanging="360"/>
+      </w:pPr>
+      <w:rPr>
+        <w:rFonts w:ascii="Times New Roman" w:eastAsia="Lucida Sans Unicode" w:hAnsi="Times New Roman" w:cs="Times New Roman" w:hint="default"/>
+      </w:rPr>
+    </w:lvl>
+    <w:lvl w:ilvl="1" w:tplc="04090003" w:tentative="1">
+      <w:start w:val="1"/>
+      <w:numFmt w:val="bullet"/>
+      <w:lvlText w:val="o"/>
+      <w:lvlJc w:val="left"/>
+      <w:pPr>
+        <w:ind w:left="1530" w:hanging="360"/>
+      </w:pPr>
+      <w:rPr>
+        <w:rFonts w:ascii="Courier New" w:hAnsi="Courier New" w:cs="Courier New" w:hint="default"/>
+      </w:rPr>
+    </w:lvl>
+    <w:lvl w:ilvl="2" w:tplc="04090005" w:tentative="1">
+      <w:start w:val="1"/>
+      <w:numFmt w:val="bullet"/>
+      <w:lvlText w:val=""/>
+      <w:lvlJc w:val="left"/>
+      <w:pPr>
+        <w:ind w:left="2250" w:hanging="360"/>
+      </w:pPr>
+      <w:rPr>
+        <w:rFonts w:ascii="Wingdings" w:hAnsi="Wingdings" w:hint="default"/>
+      </w:rPr>
+    </w:lvl>
+    <w:lvl w:ilvl="3" w:tplc="04090001" w:tentative="1">
+      <w:start w:val="1"/>
+      <w:numFmt w:val="bullet"/>
+      <w:lvlText w:val=""/>
+      <w:lvlJc w:val="left"/>
+      <w:pPr>
+        <w:ind w:left="2970" w:hanging="360"/>
+      </w:pPr>
+      <w:rPr>
+        <w:rFonts w:ascii="Symbol" w:hAnsi="Symbol" w:hint="default"/>
+      </w:rPr>
+    </w:lvl>
+    <w:lvl w:ilvl="4" w:tplc="04090003" w:tentative="1">
+      <w:start w:val="1"/>
+      <w:numFmt w:val="bullet"/>
+      <w:lvlText w:val="o"/>
+      <w:lvlJc w:val="left"/>
+      <w:pPr>
+        <w:ind w:left="3690" w:hanging="360"/>
+      </w:pPr>
+      <w:rPr>
+        <w:rFonts w:ascii="Courier New" w:hAnsi="Courier New" w:cs="Courier New" w:hint="default"/>
+      </w:rPr>
+    </w:lvl>
+    <w:lvl w:ilvl="5" w:tplc="04090005" w:tentative="1">
+      <w:start w:val="1"/>
+      <w:numFmt w:val="bullet"/>
+      <w:lvlText w:val=""/>
+      <w:lvlJc w:val="left"/>
+      <w:pPr>
+        <w:ind w:left="4410" w:hanging="360"/>
+      </w:pPr>
+      <w:rPr>
+        <w:rFonts w:ascii="Wingdings" w:hAnsi="Wingdings" w:hint="default"/>
+      </w:rPr>
+    </w:lvl>
+    <w:lvl w:ilvl="6" w:tplc="04090001" w:tentative="1">
+      <w:start w:val="1"/>
+      <w:numFmt w:val="bullet"/>
+      <w:lvlText w:val=""/>
+      <w:lvlJc w:val="left"/>
+      <w:pPr>
+        <w:ind w:left="5130" w:hanging="360"/>
+      </w:pPr>
+      <w:rPr>
+        <w:rFonts w:ascii="Symbol" w:hAnsi="Symbol" w:hint="default"/>
+      </w:rPr>
+    </w:lvl>
+    <w:lvl w:ilvl="7" w:tplc="04090003" w:tentative="1">
+      <w:start w:val="1"/>
+      <w:numFmt w:val="bullet"/>
+      <w:lvlText w:val="o"/>
+      <w:lvlJc w:val="left"/>
+      <w:pPr>
+        <w:ind w:left="5850" w:hanging="360"/>
+      </w:pPr>
+      <w:rPr>
+        <w:rFonts w:ascii="Courier New" w:hAnsi="Courier New" w:cs="Courier New" w:hint="default"/>
+      </w:rPr>
+    </w:lvl>
+    <w:lvl w:ilvl="8" w:tplc="04090005" w:tentative="1">
+      <w:start w:val="1"/>
+      <w:numFmt w:val="bullet"/>
+      <w:lvlText w:val=""/>
+      <w:lvlJc w:val="left"/>
+      <w:pPr>
+        <w:ind w:left="6570" w:hanging="360"/>
+      </w:pPr>
+      <w:rPr>
+        <w:rFonts w:ascii="Wingdings" w:hAnsi="Wingdings" w:hint="default"/>
+      </w:rPr>
+    </w:lvl>
+  </w:abstractNum>
+  <w:abstractNum w:abstractNumId="14" w15:restartNumberingAfterBreak="0">
+    <w:nsid w:val="23996AFA"/>
+    <w:multiLevelType w:val="hybridMultilevel"/>
+    <w:tmpl w:val="9D58D494"/>
+    <w:lvl w:ilvl="0" w:tplc="2A5A4552">
+      <w:numFmt w:val="bullet"/>
+      <w:lvlText w:val="•"/>
+      <w:lvlJc w:val="left"/>
+      <w:pPr>
+        <w:ind w:left="540" w:hanging="360"/>
+      </w:pPr>
+      <w:rPr>
+        <w:rFonts w:ascii="Times New Roman" w:eastAsia="Lucida Sans Unicode" w:hAnsi="Times New Roman" w:cs="Times New Roman" w:hint="default"/>
+      </w:rPr>
+    </w:lvl>
+    <w:lvl w:ilvl="1" w:tplc="04090003" w:tentative="1">
+      <w:start w:val="1"/>
+      <w:numFmt w:val="bullet"/>
+      <w:lvlText w:val="o"/>
+      <w:lvlJc w:val="left"/>
+      <w:pPr>
+        <w:ind w:left="1530" w:hanging="360"/>
+      </w:pPr>
+      <w:rPr>
+        <w:rFonts w:ascii="Courier New" w:hAnsi="Courier New" w:cs="Courier New" w:hint="default"/>
+      </w:rPr>
+    </w:lvl>
+    <w:lvl w:ilvl="2" w:tplc="04090005" w:tentative="1">
+      <w:start w:val="1"/>
+      <w:numFmt w:val="bullet"/>
+      <w:lvlText w:val=""/>
+      <w:lvlJc w:val="left"/>
+      <w:pPr>
+        <w:ind w:left="2250" w:hanging="360"/>
+      </w:pPr>
+      <w:rPr>
+        <w:rFonts w:ascii="Wingdings" w:hAnsi="Wingdings" w:hint="default"/>
+      </w:rPr>
+    </w:lvl>
+    <w:lvl w:ilvl="3" w:tplc="04090001" w:tentative="1">
+      <w:start w:val="1"/>
+      <w:numFmt w:val="bullet"/>
+      <w:lvlText w:val=""/>
+      <w:lvlJc w:val="left"/>
+      <w:pPr>
+        <w:ind w:left="2970" w:hanging="360"/>
+      </w:pPr>
+      <w:rPr>
+        <w:rFonts w:ascii="Symbol" w:hAnsi="Symbol" w:hint="default"/>
+      </w:rPr>
+    </w:lvl>
+    <w:lvl w:ilvl="4" w:tplc="04090003" w:tentative="1">
+      <w:start w:val="1"/>
+      <w:numFmt w:val="bullet"/>
+      <w:lvlText w:val="o"/>
+      <w:lvlJc w:val="left"/>
+      <w:pPr>
+        <w:ind w:left="3690" w:hanging="360"/>
+      </w:pPr>
+      <w:rPr>
+        <w:rFonts w:ascii="Courier New" w:hAnsi="Courier New" w:cs="Courier New" w:hint="default"/>
+      </w:rPr>
+    </w:lvl>
+    <w:lvl w:ilvl="5" w:tplc="04090005" w:tentative="1">
+      <w:start w:val="1"/>
+      <w:numFmt w:val="bullet"/>
+      <w:lvlText w:val=""/>
+      <w:lvlJc w:val="left"/>
+      <w:pPr>
+        <w:ind w:left="4410" w:hanging="360"/>
+      </w:pPr>
+      <w:rPr>
+        <w:rFonts w:ascii="Wingdings" w:hAnsi="Wingdings" w:hint="default"/>
+      </w:rPr>
+    </w:lvl>
+    <w:lvl w:ilvl="6" w:tplc="04090001" w:tentative="1">
+      <w:start w:val="1"/>
+      <w:numFmt w:val="bullet"/>
+      <w:lvlText w:val=""/>
+      <w:lvlJc w:val="left"/>
+      <w:pPr>
+        <w:ind w:left="5130" w:hanging="360"/>
+      </w:pPr>
+      <w:rPr>
+        <w:rFonts w:ascii="Symbol" w:hAnsi="Symbol" w:hint="default"/>
+      </w:rPr>
+    </w:lvl>
+    <w:lvl w:ilvl="7" w:tplc="04090003" w:tentative="1">
+      <w:start w:val="1"/>
+      <w:numFmt w:val="bullet"/>
+      <w:lvlText w:val="o"/>
+      <w:lvlJc w:val="left"/>
+      <w:pPr>
+        <w:ind w:left="5850" w:hanging="360"/>
+      </w:pPr>
+      <w:rPr>
+        <w:rFonts w:ascii="Courier New" w:hAnsi="Courier New" w:cs="Courier New" w:hint="default"/>
+      </w:rPr>
+    </w:lvl>
+    <w:lvl w:ilvl="8" w:tplc="04090005" w:tentative="1">
+      <w:start w:val="1"/>
+      <w:numFmt w:val="bullet"/>
+      <w:lvlText w:val=""/>
+      <w:lvlJc w:val="left"/>
+      <w:pPr>
+        <w:ind w:left="6570" w:hanging="360"/>
+      </w:pPr>
+      <w:rPr>
+        <w:rFonts w:ascii="Wingdings" w:hAnsi="Wingdings" w:hint="default"/>
+      </w:rPr>
+    </w:lvl>
+  </w:abstractNum>
+  <w:abstractNum w:abstractNumId="15" w15:restartNumberingAfterBreak="0">
     <w:nsid w:val="24161819"/>
     <w:multiLevelType w:val="hybridMultilevel"/>
     <w:tmpl w:val="613CC088"/>
@@ -32404,7 +29889,7 @@
       </w:rPr>
     </w:lvl>
   </w:abstractNum>
-  <w:abstractNum w:abstractNumId="10" w15:restartNumberingAfterBreak="0">
+  <w:abstractNum w:abstractNumId="16" w15:restartNumberingAfterBreak="0">
     <w:nsid w:val="289516B7"/>
     <w:multiLevelType w:val="hybridMultilevel"/>
     <w:tmpl w:val="58EA8DD6"/>
@@ -32517,7 +30002,7 @@
       </w:rPr>
     </w:lvl>
   </w:abstractNum>
-  <w:abstractNum w:abstractNumId="11" w15:restartNumberingAfterBreak="0">
+  <w:abstractNum w:abstractNumId="17" w15:restartNumberingAfterBreak="0">
     <w:nsid w:val="2915375E"/>
     <w:multiLevelType w:val="hybridMultilevel"/>
     <w:tmpl w:val="92900DC4"/>
@@ -32630,7 +30115,7 @@
       </w:rPr>
     </w:lvl>
   </w:abstractNum>
-  <w:abstractNum w:abstractNumId="12" w15:restartNumberingAfterBreak="0">
+  <w:abstractNum w:abstractNumId="18" w15:restartNumberingAfterBreak="0">
     <w:nsid w:val="2A7E6570"/>
     <w:multiLevelType w:val="hybridMultilevel"/>
     <w:tmpl w:val="903CEA80"/>
@@ -32743,7 +30228,7 @@
       </w:rPr>
     </w:lvl>
   </w:abstractNum>
-  <w:abstractNum w:abstractNumId="13" w15:restartNumberingAfterBreak="0">
+  <w:abstractNum w:abstractNumId="19" w15:restartNumberingAfterBreak="0">
     <w:nsid w:val="2B6E5E41"/>
     <w:multiLevelType w:val="hybridMultilevel"/>
     <w:tmpl w:val="F6501610"/>
@@ -32856,7 +30341,7 @@
       </w:rPr>
     </w:lvl>
   </w:abstractNum>
-  <w:abstractNum w:abstractNumId="14" w15:restartNumberingAfterBreak="0">
+  <w:abstractNum w:abstractNumId="20" w15:restartNumberingAfterBreak="0">
     <w:nsid w:val="2DC05E6B"/>
     <w:multiLevelType w:val="hybridMultilevel"/>
     <w:tmpl w:val="F7B80B0A"/>
@@ -32969,7 +30454,7 @@
       </w:rPr>
     </w:lvl>
   </w:abstractNum>
-  <w:abstractNum w:abstractNumId="15" w15:restartNumberingAfterBreak="0">
+  <w:abstractNum w:abstractNumId="21" w15:restartNumberingAfterBreak="0">
     <w:nsid w:val="3291320D"/>
     <w:multiLevelType w:val="hybridMultilevel"/>
     <w:tmpl w:val="D09A5B12"/>
@@ -33082,7 +30567,7 @@
       </w:rPr>
     </w:lvl>
   </w:abstractNum>
-  <w:abstractNum w:abstractNumId="16" w15:restartNumberingAfterBreak="0">
+  <w:abstractNum w:abstractNumId="22" w15:restartNumberingAfterBreak="0">
     <w:nsid w:val="335F13F9"/>
     <w:multiLevelType w:val="hybridMultilevel"/>
     <w:tmpl w:val="9598931A"/>
@@ -33195,7 +30680,7 @@
       </w:rPr>
     </w:lvl>
   </w:abstractNum>
-  <w:abstractNum w:abstractNumId="17" w15:restartNumberingAfterBreak="0">
+  <w:abstractNum w:abstractNumId="23" w15:restartNumberingAfterBreak="0">
     <w:nsid w:val="3547320E"/>
     <w:multiLevelType w:val="hybridMultilevel"/>
     <w:tmpl w:val="17208CB2"/>
@@ -33285,7 +30770,7 @@
       </w:pPr>
     </w:lvl>
   </w:abstractNum>
-  <w:abstractNum w:abstractNumId="18" w15:restartNumberingAfterBreak="0">
+  <w:abstractNum w:abstractNumId="24" w15:restartNumberingAfterBreak="0">
     <w:nsid w:val="375D2AEF"/>
     <w:multiLevelType w:val="hybridMultilevel"/>
     <w:tmpl w:val="B90216C2"/>
@@ -33398,7 +30883,7 @@
       </w:rPr>
     </w:lvl>
   </w:abstractNum>
-  <w:abstractNum w:abstractNumId="19" w15:restartNumberingAfterBreak="0">
+  <w:abstractNum w:abstractNumId="25" w15:restartNumberingAfterBreak="0">
     <w:nsid w:val="3940016B"/>
     <w:multiLevelType w:val="hybridMultilevel"/>
     <w:tmpl w:val="421A6526"/>
@@ -33511,7 +30996,7 @@
       </w:rPr>
     </w:lvl>
   </w:abstractNum>
-  <w:abstractNum w:abstractNumId="20" w15:restartNumberingAfterBreak="0">
+  <w:abstractNum w:abstractNumId="26" w15:restartNumberingAfterBreak="0">
     <w:nsid w:val="3D9120DB"/>
     <w:multiLevelType w:val="hybridMultilevel"/>
     <w:tmpl w:val="356024D0"/>
@@ -33624,7 +31109,7 @@
       </w:rPr>
     </w:lvl>
   </w:abstractNum>
-  <w:abstractNum w:abstractNumId="21" w15:restartNumberingAfterBreak="0">
+  <w:abstractNum w:abstractNumId="27" w15:restartNumberingAfterBreak="0">
     <w:nsid w:val="438B67BE"/>
     <w:multiLevelType w:val="hybridMultilevel"/>
     <w:tmpl w:val="6A8AAC86"/>
@@ -33737,7 +31222,7 @@
       </w:rPr>
     </w:lvl>
   </w:abstractNum>
-  <w:abstractNum w:abstractNumId="22" w15:restartNumberingAfterBreak="0">
+  <w:abstractNum w:abstractNumId="28" w15:restartNumberingAfterBreak="0">
     <w:nsid w:val="43C821B3"/>
     <w:multiLevelType w:val="hybridMultilevel"/>
     <w:tmpl w:val="3702AD8C"/>
@@ -33850,7 +31335,7 @@
       </w:rPr>
     </w:lvl>
   </w:abstractNum>
-  <w:abstractNum w:abstractNumId="23" w15:restartNumberingAfterBreak="0">
+  <w:abstractNum w:abstractNumId="29" w15:restartNumberingAfterBreak="0">
     <w:nsid w:val="43C942FF"/>
     <w:multiLevelType w:val="hybridMultilevel"/>
     <w:tmpl w:val="D37A6D82"/>
@@ -33963,7 +31448,7 @@
       </w:rPr>
     </w:lvl>
   </w:abstractNum>
-  <w:abstractNum w:abstractNumId="24" w15:restartNumberingAfterBreak="0">
+  <w:abstractNum w:abstractNumId="30" w15:restartNumberingAfterBreak="0">
     <w:nsid w:val="44B92CB4"/>
     <w:multiLevelType w:val="multilevel"/>
     <w:tmpl w:val="87600F10"/>
@@ -34112,7 +31597,7 @@
       </w:rPr>
     </w:lvl>
   </w:abstractNum>
-  <w:abstractNum w:abstractNumId="25" w15:restartNumberingAfterBreak="0">
+  <w:abstractNum w:abstractNumId="31" w15:restartNumberingAfterBreak="0">
     <w:nsid w:val="45754A78"/>
     <w:multiLevelType w:val="hybridMultilevel"/>
     <w:tmpl w:val="0186B0A0"/>
@@ -34225,7 +31710,7 @@
       </w:rPr>
     </w:lvl>
   </w:abstractNum>
-  <w:abstractNum w:abstractNumId="26" w15:restartNumberingAfterBreak="0">
+  <w:abstractNum w:abstractNumId="32" w15:restartNumberingAfterBreak="0">
     <w:nsid w:val="47CE6059"/>
     <w:multiLevelType w:val="hybridMultilevel"/>
     <w:tmpl w:val="0202578A"/>
@@ -34338,7 +31823,7 @@
       </w:rPr>
     </w:lvl>
   </w:abstractNum>
-  <w:abstractNum w:abstractNumId="27" w15:restartNumberingAfterBreak="0">
+  <w:abstractNum w:abstractNumId="33" w15:restartNumberingAfterBreak="0">
     <w:nsid w:val="489A1014"/>
     <w:multiLevelType w:val="hybridMultilevel"/>
     <w:tmpl w:val="F544FA42"/>
@@ -34451,7 +31936,7 @@
       </w:rPr>
     </w:lvl>
   </w:abstractNum>
-  <w:abstractNum w:abstractNumId="28" w15:restartNumberingAfterBreak="0">
+  <w:abstractNum w:abstractNumId="34" w15:restartNumberingAfterBreak="0">
     <w:nsid w:val="49F45A13"/>
     <w:multiLevelType w:val="hybridMultilevel"/>
     <w:tmpl w:val="91366300"/>
@@ -34541,7 +32026,7 @@
       </w:pPr>
     </w:lvl>
   </w:abstractNum>
-  <w:abstractNum w:abstractNumId="29" w15:restartNumberingAfterBreak="0">
+  <w:abstractNum w:abstractNumId="35" w15:restartNumberingAfterBreak="0">
     <w:nsid w:val="4A9A3698"/>
     <w:multiLevelType w:val="hybridMultilevel"/>
     <w:tmpl w:val="5F2CA008"/>
@@ -34654,7 +32139,7 @@
       </w:rPr>
     </w:lvl>
   </w:abstractNum>
-  <w:abstractNum w:abstractNumId="30" w15:restartNumberingAfterBreak="0">
+  <w:abstractNum w:abstractNumId="36" w15:restartNumberingAfterBreak="0">
     <w:nsid w:val="4FFF367F"/>
     <w:multiLevelType w:val="hybridMultilevel"/>
     <w:tmpl w:val="D66454AA"/>
@@ -34767,7 +32252,7 @@
       </w:rPr>
     </w:lvl>
   </w:abstractNum>
-  <w:abstractNum w:abstractNumId="31" w15:restartNumberingAfterBreak="0">
+  <w:abstractNum w:abstractNumId="37" w15:restartNumberingAfterBreak="0">
     <w:nsid w:val="51CA09C5"/>
     <w:multiLevelType w:val="multilevel"/>
     <w:tmpl w:val="DEB0A1CC"/>
@@ -34916,7 +32401,7 @@
       </w:rPr>
     </w:lvl>
   </w:abstractNum>
-  <w:abstractNum w:abstractNumId="32" w15:restartNumberingAfterBreak="0">
+  <w:abstractNum w:abstractNumId="38" w15:restartNumberingAfterBreak="0">
     <w:nsid w:val="51DE6562"/>
     <w:multiLevelType w:val="hybridMultilevel"/>
     <w:tmpl w:val="6DDAAAC0"/>
@@ -35029,7 +32514,7 @@
       </w:rPr>
     </w:lvl>
   </w:abstractNum>
-  <w:abstractNum w:abstractNumId="33" w15:restartNumberingAfterBreak="0">
+  <w:abstractNum w:abstractNumId="39" w15:restartNumberingAfterBreak="0">
     <w:nsid w:val="5341195E"/>
     <w:multiLevelType w:val="hybridMultilevel"/>
     <w:tmpl w:val="DB6C6094"/>
@@ -35142,7 +32627,7 @@
       </w:rPr>
     </w:lvl>
   </w:abstractNum>
-  <w:abstractNum w:abstractNumId="34" w15:restartNumberingAfterBreak="0">
+  <w:abstractNum w:abstractNumId="40" w15:restartNumberingAfterBreak="0">
     <w:nsid w:val="589B7D85"/>
     <w:multiLevelType w:val="hybridMultilevel"/>
     <w:tmpl w:val="32182508"/>
@@ -35255,7 +32740,7 @@
       </w:rPr>
     </w:lvl>
   </w:abstractNum>
-  <w:abstractNum w:abstractNumId="35" w15:restartNumberingAfterBreak="0">
+  <w:abstractNum w:abstractNumId="41" w15:restartNumberingAfterBreak="0">
     <w:nsid w:val="618B66F9"/>
     <w:multiLevelType w:val="hybridMultilevel"/>
     <w:tmpl w:val="430ECAA6"/>
@@ -35368,7 +32853,7 @@
       </w:rPr>
     </w:lvl>
   </w:abstractNum>
-  <w:abstractNum w:abstractNumId="36" w15:restartNumberingAfterBreak="0">
+  <w:abstractNum w:abstractNumId="42" w15:restartNumberingAfterBreak="0">
     <w:nsid w:val="6BF863B6"/>
     <w:multiLevelType w:val="hybridMultilevel"/>
     <w:tmpl w:val="6D7494B6"/>
@@ -35481,7 +32966,7 @@
       </w:rPr>
     </w:lvl>
   </w:abstractNum>
-  <w:abstractNum w:abstractNumId="37" w15:restartNumberingAfterBreak="0">
+  <w:abstractNum w:abstractNumId="43" w15:restartNumberingAfterBreak="0">
     <w:nsid w:val="6D342D08"/>
     <w:multiLevelType w:val="hybridMultilevel"/>
     <w:tmpl w:val="778CA808"/>
@@ -35594,7 +33079,7 @@
       </w:rPr>
     </w:lvl>
   </w:abstractNum>
-  <w:abstractNum w:abstractNumId="38" w15:restartNumberingAfterBreak="0">
+  <w:abstractNum w:abstractNumId="44" w15:restartNumberingAfterBreak="0">
     <w:nsid w:val="721B3C4C"/>
     <w:multiLevelType w:val="hybridMultilevel"/>
     <w:tmpl w:val="F0300AB2"/>
@@ -35707,7 +33192,7 @@
       </w:rPr>
     </w:lvl>
   </w:abstractNum>
-  <w:abstractNum w:abstractNumId="39" w15:restartNumberingAfterBreak="0">
+  <w:abstractNum w:abstractNumId="45" w15:restartNumberingAfterBreak="0">
     <w:nsid w:val="73D1606B"/>
     <w:multiLevelType w:val="hybridMultilevel"/>
     <w:tmpl w:val="358ED5AA"/>
@@ -35820,7 +33305,7 @@
       </w:rPr>
     </w:lvl>
   </w:abstractNum>
-  <w:abstractNum w:abstractNumId="40" w15:restartNumberingAfterBreak="0">
+  <w:abstractNum w:abstractNumId="46" w15:restartNumberingAfterBreak="0">
     <w:nsid w:val="74083301"/>
     <w:multiLevelType w:val="hybridMultilevel"/>
     <w:tmpl w:val="B798DF40"/>
@@ -35933,7 +33418,120 @@
       </w:rPr>
     </w:lvl>
   </w:abstractNum>
-  <w:abstractNum w:abstractNumId="41" w15:restartNumberingAfterBreak="0">
+  <w:abstractNum w:abstractNumId="47" w15:restartNumberingAfterBreak="0">
+    <w:nsid w:val="78344624"/>
+    <w:multiLevelType w:val="hybridMultilevel"/>
+    <w:tmpl w:val="2B165C0A"/>
+    <w:lvl w:ilvl="0" w:tplc="04090001">
+      <w:start w:val="1"/>
+      <w:numFmt w:val="bullet"/>
+      <w:lvlText w:val=""/>
+      <w:lvlJc w:val="left"/>
+      <w:pPr>
+        <w:ind w:left="810" w:hanging="360"/>
+      </w:pPr>
+      <w:rPr>
+        <w:rFonts w:ascii="Symbol" w:hAnsi="Symbol" w:hint="default"/>
+      </w:rPr>
+    </w:lvl>
+    <w:lvl w:ilvl="1" w:tplc="04090003" w:tentative="1">
+      <w:start w:val="1"/>
+      <w:numFmt w:val="bullet"/>
+      <w:lvlText w:val="o"/>
+      <w:lvlJc w:val="left"/>
+      <w:pPr>
+        <w:ind w:left="1530" w:hanging="360"/>
+      </w:pPr>
+      <w:rPr>
+        <w:rFonts w:ascii="Courier New" w:hAnsi="Courier New" w:cs="Courier New" w:hint="default"/>
+      </w:rPr>
+    </w:lvl>
+    <w:lvl w:ilvl="2" w:tplc="04090005" w:tentative="1">
+      <w:start w:val="1"/>
+      <w:numFmt w:val="bullet"/>
+      <w:lvlText w:val=""/>
+      <w:lvlJc w:val="left"/>
+      <w:pPr>
+        <w:ind w:left="2250" w:hanging="360"/>
+      </w:pPr>
+      <w:rPr>
+        <w:rFonts w:ascii="Wingdings" w:hAnsi="Wingdings" w:hint="default"/>
+      </w:rPr>
+    </w:lvl>
+    <w:lvl w:ilvl="3" w:tplc="04090001" w:tentative="1">
+      <w:start w:val="1"/>
+      <w:numFmt w:val="bullet"/>
+      <w:lvlText w:val=""/>
+      <w:lvlJc w:val="left"/>
+      <w:pPr>
+        <w:ind w:left="2970" w:hanging="360"/>
+      </w:pPr>
+      <w:rPr>
+        <w:rFonts w:ascii="Symbol" w:hAnsi="Symbol" w:hint="default"/>
+      </w:rPr>
+    </w:lvl>
+    <w:lvl w:ilvl="4" w:tplc="04090003" w:tentative="1">
+      <w:start w:val="1"/>
+      <w:numFmt w:val="bullet"/>
+      <w:lvlText w:val="o"/>
+      <w:lvlJc w:val="left"/>
+      <w:pPr>
+        <w:ind w:left="3690" w:hanging="360"/>
+      </w:pPr>
+      <w:rPr>
+        <w:rFonts w:ascii="Courier New" w:hAnsi="Courier New" w:cs="Courier New" w:hint="default"/>
+      </w:rPr>
+    </w:lvl>
+    <w:lvl w:ilvl="5" w:tplc="04090005" w:tentative="1">
+      <w:start w:val="1"/>
+      <w:numFmt w:val="bullet"/>
+      <w:lvlText w:val=""/>
+      <w:lvlJc w:val="left"/>
+      <w:pPr>
+        <w:ind w:left="4410" w:hanging="360"/>
+      </w:pPr>
+      <w:rPr>
+        <w:rFonts w:ascii="Wingdings" w:hAnsi="Wingdings" w:hint="default"/>
+      </w:rPr>
+    </w:lvl>
+    <w:lvl w:ilvl="6" w:tplc="04090001" w:tentative="1">
+      <w:start w:val="1"/>
+      <w:numFmt w:val="bullet"/>
+      <w:lvlText w:val=""/>
+      <w:lvlJc w:val="left"/>
+      <w:pPr>
+        <w:ind w:left="5130" w:hanging="360"/>
+      </w:pPr>
+      <w:rPr>
+        <w:rFonts w:ascii="Symbol" w:hAnsi="Symbol" w:hint="default"/>
+      </w:rPr>
+    </w:lvl>
+    <w:lvl w:ilvl="7" w:tplc="04090003" w:tentative="1">
+      <w:start w:val="1"/>
+      <w:numFmt w:val="bullet"/>
+      <w:lvlText w:val="o"/>
+      <w:lvlJc w:val="left"/>
+      <w:pPr>
+        <w:ind w:left="5850" w:hanging="360"/>
+      </w:pPr>
+      <w:rPr>
+        <w:rFonts w:ascii="Courier New" w:hAnsi="Courier New" w:cs="Courier New" w:hint="default"/>
+      </w:rPr>
+    </w:lvl>
+    <w:lvl w:ilvl="8" w:tplc="04090005" w:tentative="1">
+      <w:start w:val="1"/>
+      <w:numFmt w:val="bullet"/>
+      <w:lvlText w:val=""/>
+      <w:lvlJc w:val="left"/>
+      <w:pPr>
+        <w:ind w:left="6570" w:hanging="360"/>
+      </w:pPr>
+      <w:rPr>
+        <w:rFonts w:ascii="Wingdings" w:hAnsi="Wingdings" w:hint="default"/>
+      </w:rPr>
+    </w:lvl>
+  </w:abstractNum>
+  <w:abstractNum w:abstractNumId="48" w15:restartNumberingAfterBreak="0">
     <w:nsid w:val="7EAF588B"/>
     <w:multiLevelType w:val="hybridMultilevel"/>
     <w:tmpl w:val="2B54C4B2"/>
@@ -36046,7 +33644,7 @@
       </w:rPr>
     </w:lvl>
   </w:abstractNum>
-  <w:abstractNum w:abstractNumId="42" w15:restartNumberingAfterBreak="0">
+  <w:abstractNum w:abstractNumId="49" w15:restartNumberingAfterBreak="0">
     <w:nsid w:val="7F7C0C76"/>
     <w:multiLevelType w:val="hybridMultilevel"/>
     <w:tmpl w:val="811C8C1E"/>
@@ -36160,133 +33758,154 @@
     </w:lvl>
   </w:abstractNum>
   <w:num w:numId="1" w16cid:durableId="728964032">
+    <w:abstractNumId w:val="8"/>
+  </w:num>
+  <w:num w:numId="2" w16cid:durableId="1376390632">
+    <w:abstractNumId w:val="12"/>
+  </w:num>
+  <w:num w:numId="3" w16cid:durableId="1009720148">
+    <w:abstractNumId w:val="5"/>
+  </w:num>
+  <w:num w:numId="4" w16cid:durableId="1286036309">
     <w:abstractNumId w:val="6"/>
   </w:num>
-  <w:num w:numId="2" w16cid:durableId="1376390632">
-    <w:abstractNumId w:val="8"/>
+  <w:num w:numId="5" w16cid:durableId="1099568869">
+    <w:abstractNumId w:val="49"/>
   </w:num>
-  <w:num w:numId="3" w16cid:durableId="1009720148">
+  <w:num w:numId="6" w16cid:durableId="1718356036">
+    <w:abstractNumId w:val="39"/>
+  </w:num>
+  <w:num w:numId="7" w16cid:durableId="408432621">
+    <w:abstractNumId w:val="38"/>
+  </w:num>
+  <w:num w:numId="8" w16cid:durableId="1842817530">
+    <w:abstractNumId w:val="3"/>
+  </w:num>
+  <w:num w:numId="9" w16cid:durableId="601766943">
+    <w:abstractNumId w:val="25"/>
+  </w:num>
+  <w:num w:numId="10" w16cid:durableId="592858166">
+    <w:abstractNumId w:val="1"/>
+  </w:num>
+  <w:num w:numId="11" w16cid:durableId="433936902">
+    <w:abstractNumId w:val="43"/>
+  </w:num>
+  <w:num w:numId="12" w16cid:durableId="1357389806">
+    <w:abstractNumId w:val="20"/>
+  </w:num>
+  <w:num w:numId="13" w16cid:durableId="201790811">
+    <w:abstractNumId w:val="46"/>
+  </w:num>
+  <w:num w:numId="14" w16cid:durableId="2098164171">
+    <w:abstractNumId w:val="28"/>
+  </w:num>
+  <w:num w:numId="15" w16cid:durableId="504633810">
+    <w:abstractNumId w:val="27"/>
+  </w:num>
+  <w:num w:numId="16" w16cid:durableId="144131290">
+    <w:abstractNumId w:val="17"/>
+  </w:num>
+  <w:num w:numId="17" w16cid:durableId="1631400517">
+    <w:abstractNumId w:val="22"/>
+  </w:num>
+  <w:num w:numId="18" w16cid:durableId="1719041538">
+    <w:abstractNumId w:val="40"/>
+  </w:num>
+  <w:num w:numId="19" w16cid:durableId="2062290605">
+    <w:abstractNumId w:val="26"/>
+  </w:num>
+  <w:num w:numId="20" w16cid:durableId="1842700853">
+    <w:abstractNumId w:val="32"/>
+  </w:num>
+  <w:num w:numId="21" w16cid:durableId="296187178">
+    <w:abstractNumId w:val="15"/>
+  </w:num>
+  <w:num w:numId="22" w16cid:durableId="1469205521">
+    <w:abstractNumId w:val="48"/>
+  </w:num>
+  <w:num w:numId="23" w16cid:durableId="1464543275">
+    <w:abstractNumId w:val="31"/>
+  </w:num>
+  <w:num w:numId="24" w16cid:durableId="200869598">
+    <w:abstractNumId w:val="19"/>
+  </w:num>
+  <w:num w:numId="25" w16cid:durableId="524947379">
+    <w:abstractNumId w:val="30"/>
+  </w:num>
+  <w:num w:numId="26" w16cid:durableId="2089694368">
+    <w:abstractNumId w:val="16"/>
+  </w:num>
+  <w:num w:numId="27" w16cid:durableId="984243787">
+    <w:abstractNumId w:val="18"/>
+  </w:num>
+  <w:num w:numId="28" w16cid:durableId="508446488">
+    <w:abstractNumId w:val="10"/>
+  </w:num>
+  <w:num w:numId="29" w16cid:durableId="1607230904">
+    <w:abstractNumId w:val="37"/>
+  </w:num>
+  <w:num w:numId="30" w16cid:durableId="982194171">
+    <w:abstractNumId w:val="21"/>
+  </w:num>
+  <w:num w:numId="31" w16cid:durableId="1246955959">
+    <w:abstractNumId w:val="44"/>
+  </w:num>
+  <w:num w:numId="32" w16cid:durableId="1908295012">
+    <w:abstractNumId w:val="29"/>
+  </w:num>
+  <w:num w:numId="33" w16cid:durableId="551843199">
+    <w:abstractNumId w:val="35"/>
+  </w:num>
+  <w:num w:numId="34" w16cid:durableId="896622089">
+    <w:abstractNumId w:val="36"/>
+  </w:num>
+  <w:num w:numId="35" w16cid:durableId="593780948">
+    <w:abstractNumId w:val="45"/>
+  </w:num>
+  <w:num w:numId="36" w16cid:durableId="1035351637">
     <w:abstractNumId w:val="4"/>
   </w:num>
-  <w:num w:numId="4" w16cid:durableId="1286036309">
-    <w:abstractNumId w:val="5"/>
+  <w:num w:numId="37" w16cid:durableId="1455444812">
+    <w:abstractNumId w:val="34"/>
   </w:num>
-  <w:num w:numId="5" w16cid:durableId="1099568869">
+  <w:num w:numId="38" w16cid:durableId="1947957994">
+    <w:abstractNumId w:val="23"/>
+  </w:num>
+  <w:num w:numId="39" w16cid:durableId="863134055">
+    <w:abstractNumId w:val="2"/>
+  </w:num>
+  <w:num w:numId="40" w16cid:durableId="227695063">
+    <w:abstractNumId w:val="41"/>
+  </w:num>
+  <w:num w:numId="41" w16cid:durableId="897133578">
+    <w:abstractNumId w:val="33"/>
+  </w:num>
+  <w:num w:numId="42" w16cid:durableId="200752690">
+    <w:abstractNumId w:val="24"/>
+  </w:num>
+  <w:num w:numId="43" w16cid:durableId="328023156">
     <w:abstractNumId w:val="42"/>
   </w:num>
-  <w:num w:numId="6" w16cid:durableId="1718356036">
-    <w:abstractNumId w:val="33"/>
+  <w:num w:numId="44" w16cid:durableId="858397677">
+    <w:abstractNumId w:val="47"/>
   </w:num>
-  <w:num w:numId="7" w16cid:durableId="408432621">
-    <w:abstractNumId w:val="32"/>
+  <w:num w:numId="45" w16cid:durableId="155925661">
+    <w:abstractNumId w:val="7"/>
   </w:num>
-  <w:num w:numId="8" w16cid:durableId="1842817530">
-    <w:abstractNumId w:val="2"/>
-  </w:num>
-  <w:num w:numId="9" w16cid:durableId="601766943">
-    <w:abstractNumId w:val="19"/>
-  </w:num>
-  <w:num w:numId="10" w16cid:durableId="592858166">
-    <w:abstractNumId w:val="0"/>
-  </w:num>
-  <w:num w:numId="11" w16cid:durableId="433936902">
-    <w:abstractNumId w:val="37"/>
-  </w:num>
-  <w:num w:numId="12" w16cid:durableId="1357389806">
+  <w:num w:numId="46" w16cid:durableId="1450933840">
     <w:abstractNumId w:val="14"/>
   </w:num>
-  <w:num w:numId="13" w16cid:durableId="201790811">
-    <w:abstractNumId w:val="40"/>
+  <w:num w:numId="47" w16cid:durableId="1396973309">
+    <w:abstractNumId w:val="9"/>
   </w:num>
-  <w:num w:numId="14" w16cid:durableId="2098164171">
-    <w:abstractNumId w:val="22"/>
+  <w:num w:numId="48" w16cid:durableId="862284340">
+    <w:abstractNumId w:val="13"/>
   </w:num>
-  <w:num w:numId="15" w16cid:durableId="504633810">
-    <w:abstractNumId w:val="21"/>
-  </w:num>
-  <w:num w:numId="16" w16cid:durableId="144131290">
+  <w:num w:numId="49" w16cid:durableId="400953074">
     <w:abstractNumId w:val="11"/>
   </w:num>
-  <w:num w:numId="17" w16cid:durableId="1631400517">
-    <w:abstractNumId w:val="16"/>
-  </w:num>
-  <w:num w:numId="18" w16cid:durableId="1719041538">
-    <w:abstractNumId w:val="34"/>
-  </w:num>
-  <w:num w:numId="19" w16cid:durableId="2062290605">
-    <w:abstractNumId w:val="20"/>
-  </w:num>
-  <w:num w:numId="20" w16cid:durableId="1842700853">
-    <w:abstractNumId w:val="26"/>
-  </w:num>
-  <w:num w:numId="21" w16cid:durableId="296187178">
-    <w:abstractNumId w:val="9"/>
-  </w:num>
-  <w:num w:numId="22" w16cid:durableId="1469205521">
-    <w:abstractNumId w:val="41"/>
-  </w:num>
-  <w:num w:numId="23" w16cid:durableId="1464543275">
-    <w:abstractNumId w:val="25"/>
-  </w:num>
-  <w:num w:numId="24" w16cid:durableId="200869598">
-    <w:abstractNumId w:val="13"/>
-  </w:num>
-  <w:num w:numId="25" w16cid:durableId="524947379">
-    <w:abstractNumId w:val="24"/>
-  </w:num>
-  <w:num w:numId="26" w16cid:durableId="2089694368">
-    <w:abstractNumId w:val="10"/>
-  </w:num>
-  <w:num w:numId="27" w16cid:durableId="984243787">
-    <w:abstractNumId w:val="12"/>
-  </w:num>
-  <w:num w:numId="28" w16cid:durableId="508446488">
-    <w:abstractNumId w:val="7"/>
-  </w:num>
-  <w:num w:numId="29" w16cid:durableId="1607230904">
-    <w:abstractNumId w:val="31"/>
-  </w:num>
-  <w:num w:numId="30" w16cid:durableId="982194171">
-    <w:abstractNumId w:val="15"/>
-  </w:num>
-  <w:num w:numId="31" w16cid:durableId="1246955959">
-    <w:abstractNumId w:val="38"/>
-  </w:num>
-  <w:num w:numId="32" w16cid:durableId="1908295012">
-    <w:abstractNumId w:val="23"/>
-  </w:num>
-  <w:num w:numId="33" w16cid:durableId="551843199">
-    <w:abstractNumId w:val="29"/>
-  </w:num>
-  <w:num w:numId="34" w16cid:durableId="896622089">
-    <w:abstractNumId w:val="30"/>
-  </w:num>
-  <w:num w:numId="35" w16cid:durableId="593780948">
-    <w:abstractNumId w:val="39"/>
-  </w:num>
-  <w:num w:numId="36" w16cid:durableId="1035351637">
-    <w:abstractNumId w:val="3"/>
-  </w:num>
-  <w:num w:numId="37" w16cid:durableId="1455444812">
-    <w:abstractNumId w:val="28"/>
-  </w:num>
-  <w:num w:numId="38" w16cid:durableId="1947957994">
-    <w:abstractNumId w:val="17"/>
-  </w:num>
-  <w:num w:numId="39" w16cid:durableId="863134055">
-    <w:abstractNumId w:val="1"/>
-  </w:num>
-  <w:num w:numId="40" w16cid:durableId="227695063">
-    <w:abstractNumId w:val="35"/>
-  </w:num>
-  <w:num w:numId="41" w16cid:durableId="897133578">
-    <w:abstractNumId w:val="27"/>
-  </w:num>
-  <w:num w:numId="42" w16cid:durableId="200752690">
-    <w:abstractNumId w:val="18"/>
-  </w:num>
-  <w:num w:numId="43" w16cid:durableId="328023156">
-    <w:abstractNumId w:val="36"/>
+  <w:num w:numId="50" w16cid:durableId="1127090809">
+    <w:abstractNumId w:val="0"/>
   </w:num>
 </w:numbering>
 </file>
@@ -36699,6 +34318,7 @@
   <w:style w:type="character" w:default="1" w:styleId="DefaultParagraphFont">
     <w:name w:val="Default Paragraph Font"/>
     <w:uiPriority w:val="1"/>
+    <w:semiHidden/>
     <w:unhideWhenUsed/>
   </w:style>
   <w:style w:type="table" w:default="1" w:styleId="TableNormal">

--- a/CV_David.docx
+++ b/CV_David.docx
@@ -10406,16 +10406,7 @@
           <w:szCs w:val="24"/>
           <w:shd w:val="clear" w:color="auto" w:fill="FFFFFF"/>
         </w:rPr>
-        <w:t>[</w:t>
-      </w:r>
-      <w:r>
-        <w:rPr>
-          <w:rFonts w:ascii="Times New Roman" w:eastAsia="Calibri" w:hAnsi="Times New Roman" w:cs="Times New Roman"/>
-          <w:sz w:val="24"/>
-          <w:szCs w:val="24"/>
-          <w:shd w:val="clear" w:color="auto" w:fill="FFFFFF"/>
-        </w:rPr>
-        <w:t>2</w:t>
+        <w:t>[2</w:t>
       </w:r>
       <w:r>
         <w:rPr>
@@ -15311,7 +15302,15 @@
           <w:sz w:val="24"/>
           <w:szCs w:val="24"/>
         </w:rPr>
-        <w:t xml:space="preserve"> – Applicant, Spencer Foundation, 2025. Proposal submitted for dissertation research on development.</w:t>
+        <w:t>, Spencer Foundation, 2025. Proposal submitted for dissertation research on development</w:t>
+      </w:r>
+      <w:r>
+        <w:rPr>
+          <w:rFonts w:ascii="Times New Roman" w:eastAsia="Times New Roman" w:hAnsi="Times New Roman" w:cs="Times New Roman"/>
+          <w:sz w:val="24"/>
+          <w:szCs w:val="24"/>
+        </w:rPr>
+        <w:t xml:space="preserve"> [Not Awarded]</w:t>
       </w:r>
     </w:p>
     <w:p>

--- a/CV_David.docx
+++ b/CV_David.docx
@@ -1,6 +1,6 @@
 
 <file path=word/document.xml><?xml version="1.0" encoding="utf-8"?>
-<w:document xmlns:wpc="http://schemas.microsoft.com/office/word/2010/wordprocessingCanvas" xmlns:cx="http://schemas.microsoft.com/office/drawing/2014/chartex" xmlns:cx1="http://schemas.microsoft.com/office/drawing/2015/9/8/chartex" xmlns:cx2="http://schemas.microsoft.com/office/drawing/2015/10/21/chartex" xmlns:cx3="http://schemas.microsoft.com/office/drawing/2016/5/9/chartex" xmlns:cx4="http://schemas.microsoft.com/office/drawing/2016/5/10/chartex" xmlns:cx5="http://schemas.microsoft.com/office/drawing/2016/5/11/chartex" xmlns:cx6="http://schemas.microsoft.com/office/drawing/2016/5/12/chartex" xmlns:cx7="http://schemas.microsoft.com/office/drawing/2016/5/13/chartex" xmlns:cx8="http://schemas.microsoft.com/office/drawing/2016/5/14/chartex" xmlns:mc="http://schemas.openxmlformats.org/markup-compatibility/2006" xmlns:aink="http://schemas.microsoft.com/office/drawing/2016/ink" xmlns:am3d="http://schemas.microsoft.com/office/drawing/2017/model3d" xmlns:o="urn:schemas-microsoft-com:office:office" xmlns:oel="http://schemas.microsoft.com/office/2019/extlst" xmlns:r="http://schemas.openxmlformats.org/officeDocument/2006/relationships" xmlns:m="http://schemas.openxmlformats.org/officeDocument/2006/math" xmlns:v="urn:schemas-microsoft-com:vml" xmlns:wp14="http://schemas.microsoft.com/office/word/2010/wordprocessingDrawing" xmlns:wp="http://schemas.openxmlformats.org/drawingml/2006/wordprocessingDrawing" xmlns:w10="urn:schemas-microsoft-com:office:word" xmlns:w="http://schemas.openxmlformats.org/wordprocessingml/2006/main" xmlns:w14="http://schemas.microsoft.com/office/word/2010/wordml" xmlns:w15="http://schemas.microsoft.com/office/word/2012/wordml" xmlns:w16cex="http://schemas.microsoft.com/office/word/2018/wordml/cex" xmlns:w16cid="http://schemas.microsoft.com/office/word/2016/wordml/cid" xmlns:w16="http://schemas.microsoft.com/office/word/2018/wordml" xmlns:w16du="http://schemas.microsoft.com/office/word/2023/wordml/word16du" xmlns:w16sdtdh="http://schemas.microsoft.com/office/word/2020/wordml/sdtdatahash" xmlns:w16sdtfl="http://schemas.microsoft.com/office/word/2024/wordml/sdtformatlock" xmlns:w16se="http://schemas.microsoft.com/office/word/2015/wordml/symex" xmlns:wpg="http://schemas.microsoft.com/office/word/2010/wordprocessingGroup" xmlns:wpi="http://schemas.microsoft.com/office/word/2010/wordprocessingInk" xmlns:wne="http://schemas.microsoft.com/office/word/2006/wordml" xmlns:wps="http://schemas.microsoft.com/office/word/2010/wordprocessingShape" mc:Ignorable="w14 w15 w16se w16cid w16 w16cex w16sdtdh w16sdtfl w16du wp14">
+<w:document xmlns:wpc="http://schemas.microsoft.com/office/word/2010/wordprocessingCanvas" xmlns:cx="http://schemas.microsoft.com/office/drawing/2014/chartex" xmlns:cx1="http://schemas.microsoft.com/office/drawing/2015/9/8/chartex" xmlns:cx2="http://schemas.microsoft.com/office/drawing/2015/10/21/chartex" xmlns:cx3="http://schemas.microsoft.com/office/drawing/2016/5/9/chartex" xmlns:cx4="http://schemas.microsoft.com/office/drawing/2016/5/10/chartex" xmlns:cx5="http://schemas.microsoft.com/office/drawing/2016/5/11/chartex" xmlns:cx6="http://schemas.microsoft.com/office/drawing/2016/5/12/chartex" xmlns:cx7="http://schemas.microsoft.com/office/drawing/2016/5/13/chartex" xmlns:cx8="http://schemas.microsoft.com/office/drawing/2016/5/14/chartex" xmlns:mc="http://schemas.openxmlformats.org/markup-compatibility/2006" xmlns:aink="http://schemas.microsoft.com/office/drawing/2016/ink" xmlns:am3d="http://schemas.microsoft.com/office/drawing/2017/model3d" xmlns:o="urn:schemas-microsoft-com:office:office" xmlns:oel="http://schemas.microsoft.com/office/2019/extlst" xmlns:r="http://schemas.openxmlformats.org/officeDocument/2006/relationships" xmlns:m="http://schemas.openxmlformats.org/officeDocument/2006/math" xmlns:v="urn:schemas-microsoft-com:vml" xmlns:wp14="http://schemas.microsoft.com/office/word/2010/wordprocessingDrawing" xmlns:wp="http://schemas.openxmlformats.org/drawingml/2006/wordprocessingDrawing" xmlns:w10="urn:schemas-microsoft-com:office:word" xmlns:w="http://schemas.openxmlformats.org/wordprocessingml/2006/main" xmlns:w14="http://schemas.microsoft.com/office/word/2010/wordml" xmlns:w15="http://schemas.microsoft.com/office/word/2012/wordml" xmlns:w16cei="http://schemas.microsoft.com/office/word/2026/wordml/cei" xmlns:w16cex="http://schemas.microsoft.com/office/word/2018/wordml/cex" xmlns:w16cid="http://schemas.microsoft.com/office/word/2016/wordml/cid" xmlns:w16="http://schemas.microsoft.com/office/word/2018/wordml" xmlns:w16du="http://schemas.microsoft.com/office/word/2023/wordml/word16du" xmlns:w16sdtdh="http://schemas.microsoft.com/office/word/2020/wordml/sdtdatahash" xmlns:w16sdtfl="http://schemas.microsoft.com/office/word/2024/wordml/sdtformatlock" xmlns:w16se="http://schemas.microsoft.com/office/word/2015/wordml/symex" xmlns:wpg="http://schemas.microsoft.com/office/word/2010/wordprocessingGroup" xmlns:wpi="http://schemas.microsoft.com/office/word/2010/wordprocessingInk" xmlns:wne="http://schemas.microsoft.com/office/word/2006/wordml" xmlns:wps="http://schemas.microsoft.com/office/word/2010/wordprocessingShape" mc:Ignorable="w14 w15 w16se w16cid w16 w16cex w16sdtdh w16sdtfl w16du wp14">
   <w:body>
     <w:p>
       <w:pPr>
@@ -123,6 +123,26 @@
           <w:t>idawoyemi@crimson.ua.edu</w:t>
         </w:r>
       </w:hyperlink>
+      <w:r>
+        <w:rPr>
+          <w:rFonts w:ascii="Times New Roman" w:hAnsi="Times New Roman" w:cs="Times New Roman"/>
+        </w:rPr>
+        <w:t>; Personal website:</w:t>
+      </w:r>
+      <w:r>
+        <w:t xml:space="preserve"> </w:t>
+      </w:r>
+      <w:hyperlink r:id="rId9" w:history="1">
+        <w:r>
+          <w:rPr>
+            <w:rStyle w:val="Hyperlink"/>
+          </w:rPr>
+          <w:t>www.davidawoyemi.net</w:t>
+        </w:r>
+      </w:hyperlink>
+      <w:r>
+        <w:t xml:space="preserve"> </w:t>
+      </w:r>
     </w:p>
     <w:p>
       <w:pPr>
@@ -524,6 +544,20 @@
                 <w:szCs w:val="24"/>
               </w:rPr>
             </w:pPr>
+          </w:p>
+          <w:p>
+            <w:pPr>
+              <w:pStyle w:val="BodyText"/>
+              <w:ind w:left="0" w:firstLine="0"/>
+              <w:rPr>
+                <w:rFonts w:ascii="Times New Roman" w:hAnsi="Times New Roman" w:cs="Times New Roman"/>
+                <w:b/>
+                <w:bCs/>
+                <w:w w:val="90"/>
+                <w:sz w:val="24"/>
+                <w:szCs w:val="24"/>
+              </w:rPr>
+            </w:pPr>
             <w:r>
               <w:rPr>
                 <w:rFonts w:ascii="Times New Roman" w:hAnsi="Times New Roman" w:cs="Times New Roman"/>
@@ -597,6 +631,20 @@
                 <w:rFonts w:ascii="Times New Roman" w:hAnsi="Times New Roman" w:cs="Times New Roman"/>
                 <w:b/>
                 <w:bCs/>
+                <w:w w:val="90"/>
+                <w:sz w:val="24"/>
+                <w:szCs w:val="24"/>
+              </w:rPr>
+            </w:pPr>
+          </w:p>
+          <w:p>
+            <w:pPr>
+              <w:pStyle w:val="BodyText"/>
+              <w:ind w:left="0" w:firstLine="0"/>
+              <w:rPr>
+                <w:rFonts w:ascii="Times New Roman" w:hAnsi="Times New Roman" w:cs="Times New Roman"/>
+                <w:b/>
+                <w:bCs/>
                 <w:spacing w:val="-2"/>
                 <w:w w:val="90"/>
                 <w:sz w:val="24"/>
@@ -848,6 +896,19 @@
           <w:tcPr>
             <w:tcW w:w="9115" w:type="dxa"/>
           </w:tcPr>
+          <w:p>
+            <w:pPr>
+              <w:spacing w:line="286" w:lineRule="exact"/>
+              <w:rPr>
+                <w:rFonts w:ascii="Times New Roman" w:hAnsi="Times New Roman" w:cs="Times New Roman"/>
+                <w:b/>
+                <w:bCs/>
+                <w:w w:val="90"/>
+                <w:sz w:val="24"/>
+                <w:szCs w:val="24"/>
+              </w:rPr>
+            </w:pPr>
+          </w:p>
           <w:p>
             <w:pPr>
               <w:spacing w:line="286" w:lineRule="exact"/>
@@ -2964,6 +3025,7 @@
                 <w:sz w:val="24"/>
                 <w:szCs w:val="24"/>
               </w:rPr>
+              <w:lastRenderedPageBreak/>
               <w:t>Research</w:t>
             </w:r>
             <w:r>
@@ -3301,7 +3363,6 @@
                 <w:sz w:val="24"/>
                 <w:szCs w:val="24"/>
               </w:rPr>
-              <w:lastRenderedPageBreak/>
               <w:t>Research</w:t>
             </w:r>
             <w:r>
@@ -10415,16 +10476,7 @@
           <w:szCs w:val="24"/>
           <w:shd w:val="clear" w:color="auto" w:fill="FFFFFF"/>
         </w:rPr>
-        <w:t>1</w:t>
-      </w:r>
-      <w:r>
-        <w:rPr>
-          <w:rFonts w:ascii="Times New Roman" w:eastAsia="Calibri" w:hAnsi="Times New Roman" w:cs="Times New Roman"/>
-          <w:sz w:val="24"/>
-          <w:szCs w:val="24"/>
-          <w:shd w:val="clear" w:color="auto" w:fill="FFFFFF"/>
-        </w:rPr>
-        <w:t>b</w:t>
+        <w:t>0</w:t>
       </w:r>
       <w:r>
         <w:rPr>
@@ -10453,47 +10505,7 @@
           <w:szCs w:val="24"/>
           <w:shd w:val="clear" w:color="auto" w:fill="FFFFFF"/>
         </w:rPr>
-        <w:t xml:space="preserve"> Moon, J., Aldemir, T., </w:t>
-      </w:r>
-      <w:proofErr w:type="spellStart"/>
-      <w:r>
-        <w:rPr>
-          <w:rFonts w:ascii="Times New Roman" w:eastAsia="Times New Roman" w:hAnsi="Times New Roman" w:cs="Times New Roman"/>
-          <w:sz w:val="24"/>
-          <w:szCs w:val="24"/>
-          <w:shd w:val="clear" w:color="auto" w:fill="FFFFFF"/>
-        </w:rPr>
-        <w:t>Ghooreian</w:t>
-      </w:r>
-      <w:proofErr w:type="spellEnd"/>
-      <w:r>
-        <w:rPr>
-          <w:rFonts w:ascii="Times New Roman" w:eastAsia="Times New Roman" w:hAnsi="Times New Roman" w:cs="Times New Roman"/>
-          <w:sz w:val="24"/>
-          <w:szCs w:val="24"/>
-          <w:shd w:val="clear" w:color="auto" w:fill="FFFFFF"/>
-        </w:rPr>
-        <w:t xml:space="preserve">, A., &amp; </w:t>
-      </w:r>
-      <w:proofErr w:type="spellStart"/>
-      <w:r>
-        <w:rPr>
-          <w:rFonts w:ascii="Times New Roman" w:eastAsia="Times New Roman" w:hAnsi="Times New Roman" w:cs="Times New Roman"/>
-          <w:sz w:val="24"/>
-          <w:szCs w:val="24"/>
-          <w:shd w:val="clear" w:color="auto" w:fill="FFFFFF"/>
-        </w:rPr>
-        <w:t>Sabanwar</w:t>
-      </w:r>
-      <w:proofErr w:type="spellEnd"/>
-      <w:r>
-        <w:rPr>
-          <w:rFonts w:ascii="Times New Roman" w:eastAsia="Times New Roman" w:hAnsi="Times New Roman" w:cs="Times New Roman"/>
-          <w:sz w:val="24"/>
-          <w:szCs w:val="24"/>
-          <w:shd w:val="clear" w:color="auto" w:fill="FFFFFF"/>
-        </w:rPr>
-        <w:t>, V. (Under review). A Systematic Review of Empirical Research on AI in K-12 STEM Education (2020-2025) through a Sociotechnical Lens (Manuscript Number: ETRD-D-26-01416)</w:t>
+        <w:t xml:space="preserve"> Moon, J., Aldemir, T., Ghooreian, A., &amp; Sabanwar, V. (Under review). A Systematic Review of Empirical Research on AI in K-12 STEM Education (2020-2025) through a Sociotechnical Lens (Manuscript Number: ETRD-D-26-01416)</w:t>
       </w:r>
     </w:p>
     <w:p>
@@ -10526,7 +10538,16 @@
           <w:szCs w:val="24"/>
           <w:shd w:val="clear" w:color="auto" w:fill="FFFFFF"/>
         </w:rPr>
-        <w:t>20</w:t>
+        <w:t>2</w:t>
+      </w:r>
+      <w:r>
+        <w:rPr>
+          <w:rFonts w:ascii="Times New Roman" w:eastAsia="Calibri" w:hAnsi="Times New Roman" w:cs="Times New Roman"/>
+          <w:sz w:val="24"/>
+          <w:szCs w:val="24"/>
+          <w:shd w:val="clear" w:color="auto" w:fill="FFFFFF"/>
+        </w:rPr>
+        <w:t>9</w:t>
       </w:r>
       <w:r>
         <w:rPr>
@@ -10555,7 +10576,25 @@
           <w:szCs w:val="24"/>
           <w:shd w:val="clear" w:color="auto" w:fill="FFFFFF"/>
         </w:rPr>
-        <w:t xml:space="preserve"> Moon, J., Abu, S., &amp; Siyuan, S. (Revision). From experience to action: sequential dynamics of experiential learning in immersive virtual reality-supported safety training (Manuscript Number: 264134817)</w:t>
+        <w:t xml:space="preserve"> Moon, J., Abu, S., &amp; Siyuan, S. (</w:t>
+      </w:r>
+      <w:r>
+        <w:rPr>
+          <w:rFonts w:ascii="Times New Roman" w:eastAsia="Times New Roman" w:hAnsi="Times New Roman" w:cs="Times New Roman"/>
+          <w:sz w:val="24"/>
+          <w:szCs w:val="24"/>
+          <w:shd w:val="clear" w:color="auto" w:fill="FFFFFF"/>
+        </w:rPr>
+        <w:t>Accepted</w:t>
+      </w:r>
+      <w:r>
+        <w:rPr>
+          <w:rFonts w:ascii="Times New Roman" w:eastAsia="Times New Roman" w:hAnsi="Times New Roman" w:cs="Times New Roman"/>
+          <w:sz w:val="24"/>
+          <w:szCs w:val="24"/>
+          <w:shd w:val="clear" w:color="auto" w:fill="FFFFFF"/>
+        </w:rPr>
+        <w:t>). From experience to action: sequential dynamics of experiential learning in immersive virtual reality-supported safety training (Manuscript Number: 264134817)</w:t>
       </w:r>
     </w:p>
     <w:p>
@@ -10579,7 +10618,25 @@
           <w:szCs w:val="24"/>
           <w:shd w:val="clear" w:color="auto" w:fill="FFFFFF"/>
         </w:rPr>
-        <w:t xml:space="preserve">[19] </w:t>
+        <w:t>[1</w:t>
+      </w:r>
+      <w:r>
+        <w:rPr>
+          <w:rFonts w:ascii="Times New Roman" w:eastAsia="Calibri" w:hAnsi="Times New Roman" w:cs="Times New Roman"/>
+          <w:sz w:val="24"/>
+          <w:szCs w:val="24"/>
+          <w:shd w:val="clear" w:color="auto" w:fill="FFFFFF"/>
+        </w:rPr>
+        <w:t>8</w:t>
+      </w:r>
+      <w:r>
+        <w:rPr>
+          <w:rFonts w:ascii="Times New Roman" w:eastAsia="Calibri" w:hAnsi="Times New Roman" w:cs="Times New Roman"/>
+          <w:sz w:val="24"/>
+          <w:szCs w:val="24"/>
+          <w:shd w:val="clear" w:color="auto" w:fill="FFFFFF"/>
+        </w:rPr>
+        <w:t xml:space="preserve">] </w:t>
       </w:r>
       <w:r>
         <w:rPr>
@@ -10637,7 +10694,6 @@
         </w:rPr>
         <w:t xml:space="preserve">, &amp; </w:t>
       </w:r>
-      <w:proofErr w:type="spellStart"/>
       <w:r>
         <w:rPr>
           <w:rFonts w:ascii="Times New Roman" w:eastAsia="Times New Roman" w:hAnsi="Times New Roman" w:cs="Times New Roman"/>
@@ -10645,17 +10701,7 @@
           <w:szCs w:val="24"/>
           <w:shd w:val="clear" w:color="auto" w:fill="FFFFFF"/>
         </w:rPr>
-        <w:t>Ghooreian</w:t>
-      </w:r>
-      <w:proofErr w:type="spellEnd"/>
-      <w:r>
-        <w:rPr>
-          <w:rFonts w:ascii="Times New Roman" w:eastAsia="Times New Roman" w:hAnsi="Times New Roman" w:cs="Times New Roman"/>
-          <w:sz w:val="24"/>
-          <w:szCs w:val="24"/>
-          <w:shd w:val="clear" w:color="auto" w:fill="FFFFFF"/>
-        </w:rPr>
-        <w:t>, A</w:t>
+        <w:t>Ghooreian, A</w:t>
       </w:r>
       <w:r>
         <w:rPr>
@@ -10739,35 +10785,25 @@
           <w:sz w:val="24"/>
           <w:szCs w:val="24"/>
         </w:rPr>
-        <w:t>-</w:t>
-      </w:r>
-      <w:proofErr w:type="gramStart"/>
+        <w:t>-003</w:t>
+      </w:r>
       <w:r>
         <w:rPr>
           <w:rFonts w:ascii="Times New Roman" w:eastAsia="Times New Roman" w:hAnsi="Times New Roman" w:cs="Times New Roman"/>
           <w:sz w:val="24"/>
           <w:szCs w:val="24"/>
         </w:rPr>
-        <w:t>003</w:t>
+        <w:t>61</w:t>
       </w:r>
       <w:r>
         <w:rPr>
           <w:rFonts w:ascii="Times New Roman" w:eastAsia="Times New Roman" w:hAnsi="Times New Roman" w:cs="Times New Roman"/>
           <w:sz w:val="24"/>
           <w:szCs w:val="24"/>
-        </w:rPr>
-        <w:t>61</w:t>
-      </w:r>
-      <w:r>
-        <w:rPr>
-          <w:rFonts w:ascii="Times New Roman" w:eastAsia="Times New Roman" w:hAnsi="Times New Roman" w:cs="Times New Roman"/>
-          <w:sz w:val="24"/>
-          <w:szCs w:val="24"/>
           <w:shd w:val="clear" w:color="auto" w:fill="FFFFFF"/>
         </w:rPr>
         <w:t xml:space="preserve"> )</w:t>
       </w:r>
-      <w:proofErr w:type="gramEnd"/>
     </w:p>
     <w:p>
       <w:pPr>
@@ -10808,7 +10844,7 @@
           <w:szCs w:val="24"/>
           <w:shd w:val="clear" w:color="auto" w:fill="FFFFFF"/>
         </w:rPr>
-        <w:t>8</w:t>
+        <w:t>7</w:t>
       </w:r>
       <w:r>
         <w:rPr>
@@ -10846,29 +10882,9 @@
           <w:szCs w:val="24"/>
           <w:shd w:val="clear" w:color="auto" w:fill="FFFFFF"/>
         </w:rPr>
-        <w:t xml:space="preserve">., Baah-Mintah, R., &amp; </w:t>
-      </w:r>
-      <w:proofErr w:type="spellStart"/>
-      <w:r>
-        <w:rPr>
-          <w:rFonts w:ascii="Times New Roman" w:eastAsia="Times New Roman" w:hAnsi="Times New Roman" w:cs="Times New Roman"/>
-          <w:sz w:val="24"/>
-          <w:szCs w:val="24"/>
-          <w:shd w:val="clear" w:color="auto" w:fill="FFFFFF"/>
-        </w:rPr>
-        <w:t>Ghooreian</w:t>
-      </w:r>
-      <w:proofErr w:type="spellEnd"/>
-      <w:r>
-        <w:rPr>
-          <w:rFonts w:ascii="Times New Roman" w:eastAsia="Times New Roman" w:hAnsi="Times New Roman" w:cs="Times New Roman"/>
-          <w:sz w:val="24"/>
-          <w:szCs w:val="24"/>
-          <w:shd w:val="clear" w:color="auto" w:fill="FFFFFF"/>
-        </w:rPr>
-        <w:t xml:space="preserve">, A. (2026). Human-centered generative AI in education: ethical challenges and equity-driven solutions. Ethics &amp; Behavior, 1–27. </w:t>
-      </w:r>
-      <w:hyperlink r:id="rId9" w:history="1">
+        <w:t xml:space="preserve">., Baah-Mintah, R., &amp; Ghooreian, A. (2026). Human-centered generative AI in education: ethical challenges and equity-driven solutions. Ethics &amp; Behavior, 1–27. </w:t>
+      </w:r>
+      <w:hyperlink r:id="rId10" w:history="1">
         <w:r>
           <w:rPr>
             <w:rStyle w:val="Hyperlink"/>
@@ -10911,7 +10927,25 @@
           <w:szCs w:val="24"/>
           <w:shd w:val="clear" w:color="auto" w:fill="FFFFFF"/>
         </w:rPr>
-        <w:t xml:space="preserve">[17] McNeill, L., Uddin, M. M., Abu, S., Pei, M., </w:t>
+        <w:t>[1</w:t>
+      </w:r>
+      <w:r>
+        <w:rPr>
+          <w:rFonts w:ascii="Times New Roman" w:eastAsia="Times New Roman" w:hAnsi="Times New Roman" w:cs="Times New Roman"/>
+          <w:sz w:val="24"/>
+          <w:szCs w:val="24"/>
+          <w:shd w:val="clear" w:color="auto" w:fill="FFFFFF"/>
+        </w:rPr>
+        <w:t>6</w:t>
+      </w:r>
+      <w:r>
+        <w:rPr>
+          <w:rFonts w:ascii="Times New Roman" w:eastAsia="Times New Roman" w:hAnsi="Times New Roman" w:cs="Times New Roman"/>
+          <w:sz w:val="24"/>
+          <w:szCs w:val="24"/>
+          <w:shd w:val="clear" w:color="auto" w:fill="FFFFFF"/>
+        </w:rPr>
+        <w:t xml:space="preserve">] McNeill, L., Uddin, M. M., Abu, S., Pei, M., </w:t>
       </w:r>
       <w:r>
         <w:rPr>
@@ -10955,7 +10989,25 @@
           <w:szCs w:val="24"/>
           <w:shd w:val="clear" w:color="auto" w:fill="FFFFFF"/>
         </w:rPr>
-        <w:t xml:space="preserve">[16] </w:t>
+        <w:t>[1</w:t>
+      </w:r>
+      <w:r>
+        <w:rPr>
+          <w:rFonts w:ascii="Times New Roman" w:eastAsia="Calibri" w:hAnsi="Times New Roman" w:cs="Times New Roman"/>
+          <w:sz w:val="24"/>
+          <w:szCs w:val="24"/>
+          <w:shd w:val="clear" w:color="auto" w:fill="FFFFFF"/>
+        </w:rPr>
+        <w:t>5</w:t>
+      </w:r>
+      <w:r>
+        <w:rPr>
+          <w:rFonts w:ascii="Times New Roman" w:eastAsia="Calibri" w:hAnsi="Times New Roman" w:cs="Times New Roman"/>
+          <w:sz w:val="24"/>
+          <w:szCs w:val="24"/>
+          <w:shd w:val="clear" w:color="auto" w:fill="FFFFFF"/>
+        </w:rPr>
+        <w:t>]</w:t>
       </w:r>
       <w:r>
         <w:rPr>
@@ -10964,35 +11016,66 @@
           <w:szCs w:val="24"/>
           <w:shd w:val="clear" w:color="auto" w:fill="FFFFFF"/>
         </w:rPr>
-        <w:t xml:space="preserve">F Luo, J Amayou, F Nasrin, P Abedini, V Mousavi, </w:t>
+        <w:t xml:space="preserve"> </w:t>
       </w:r>
       <w:r>
         <w:rPr>
           <w:rFonts w:ascii="Times New Roman" w:eastAsia="Times New Roman" w:hAnsi="Times New Roman" w:cs="Times New Roman"/>
-          <w:b/>
-          <w:bCs/>
           <w:sz w:val="24"/>
           <w:szCs w:val="24"/>
           <w:shd w:val="clear" w:color="auto" w:fill="FFFFFF"/>
         </w:rPr>
-        <w:t>ID Awoyemi</w:t>
+        <w:t xml:space="preserve">Luo, F., Amayou, J., Nasrin, F., Abedini, P., Mousavi, V., Awoyemi, I. D., ... &amp; Crawford, C. (2026). Promoting elementary students’ computer science conceptual knowledge and coding performance: a mixed methods case study. </w:t>
       </w:r>
       <w:r>
         <w:rPr>
           <w:rFonts w:ascii="Times New Roman" w:eastAsia="Times New Roman" w:hAnsi="Times New Roman" w:cs="Times New Roman"/>
+          <w:i/>
+          <w:iCs/>
           <w:sz w:val="24"/>
           <w:szCs w:val="24"/>
           <w:shd w:val="clear" w:color="auto" w:fill="FFFFFF"/>
         </w:rPr>
-        <w:t xml:space="preserve">, A Hutchison, C Cao, C Crawford. </w:t>
+        <w:t>Journal of Research on Technology in Education,</w:t>
       </w:r>
       <w:r>
         <w:rPr>
           <w:rFonts w:ascii="Times New Roman" w:eastAsia="Times New Roman" w:hAnsi="Times New Roman" w:cs="Times New Roman"/>
           <w:sz w:val="24"/>
           <w:szCs w:val="24"/>
-        </w:rPr>
-        <w:t>​​Promoting elementary students’ computer science conceptual knowledge and coding performance: A mixed methods case study (Manuscript Number: UJRT-2025-1006.R2)</w:t>
+          <w:shd w:val="clear" w:color="auto" w:fill="FFFFFF"/>
+        </w:rPr>
+        <w:t xml:space="preserve"> 1-21. </w:t>
+      </w:r>
+      <w:hyperlink r:id="rId11" w:history="1">
+        <w:r>
+          <w:rPr>
+            <w:rStyle w:val="Hyperlink"/>
+            <w:rFonts w:ascii="Times New Roman" w:eastAsia="Times New Roman" w:hAnsi="Times New Roman" w:cs="Times New Roman"/>
+            <w:sz w:val="24"/>
+            <w:szCs w:val="24"/>
+            <w:shd w:val="clear" w:color="auto" w:fill="FFFFFF"/>
+          </w:rPr>
+          <w:t>https://doi.org/10.1080/15391523.2026.2661645</w:t>
+        </w:r>
+      </w:hyperlink>
+      <w:r>
+        <w:rPr>
+          <w:rFonts w:ascii="Times New Roman" w:eastAsia="Times New Roman" w:hAnsi="Times New Roman" w:cs="Times New Roman"/>
+          <w:sz w:val="24"/>
+          <w:szCs w:val="24"/>
+          <w:shd w:val="clear" w:color="auto" w:fill="FFFFFF"/>
+        </w:rPr>
+        <w:t xml:space="preserve"> </w:t>
+      </w:r>
+      <w:r>
+        <w:rPr>
+          <w:rFonts w:ascii="Times New Roman" w:eastAsia="Times New Roman" w:hAnsi="Times New Roman" w:cs="Times New Roman"/>
+          <w:sz w:val="24"/>
+          <w:szCs w:val="24"/>
+          <w:shd w:val="clear" w:color="auto" w:fill="FFFFFF"/>
+        </w:rPr>
+        <w:t xml:space="preserve"> </w:t>
       </w:r>
     </w:p>
     <w:p>
@@ -11016,7 +11099,25 @@
           <w:szCs w:val="24"/>
           <w:shd w:val="clear" w:color="auto" w:fill="FFFFFF"/>
         </w:rPr>
-        <w:t xml:space="preserve">[15] Moon, J., </w:t>
+        <w:t>[1</w:t>
+      </w:r>
+      <w:r>
+        <w:rPr>
+          <w:rFonts w:ascii="Times New Roman" w:eastAsia="Calibri" w:hAnsi="Times New Roman" w:cs="Times New Roman"/>
+          <w:sz w:val="24"/>
+          <w:szCs w:val="24"/>
+          <w:shd w:val="clear" w:color="auto" w:fill="FFFFFF"/>
+        </w:rPr>
+        <w:t>4</w:t>
+      </w:r>
+      <w:r>
+        <w:rPr>
+          <w:rFonts w:ascii="Times New Roman" w:eastAsia="Calibri" w:hAnsi="Times New Roman" w:cs="Times New Roman"/>
+          <w:sz w:val="24"/>
+          <w:szCs w:val="24"/>
+          <w:shd w:val="clear" w:color="auto" w:fill="FFFFFF"/>
+        </w:rPr>
+        <w:t xml:space="preserve">] Moon, J., </w:t>
       </w:r>
       <w:r>
         <w:rPr>
@@ -11084,7 +11185,25 @@
           <w:szCs w:val="24"/>
           <w:shd w:val="clear" w:color="auto" w:fill="FFFFFF"/>
         </w:rPr>
-        <w:t xml:space="preserve">[14] </w:t>
+        <w:t>[1</w:t>
+      </w:r>
+      <w:r>
+        <w:rPr>
+          <w:rFonts w:ascii="Times New Roman" w:eastAsia="Calibri" w:hAnsi="Times New Roman" w:cs="Times New Roman"/>
+          <w:sz w:val="24"/>
+          <w:szCs w:val="24"/>
+          <w:shd w:val="clear" w:color="auto" w:fill="FFFFFF"/>
+        </w:rPr>
+        <w:t>3</w:t>
+      </w:r>
+      <w:r>
+        <w:rPr>
+          <w:rFonts w:ascii="Times New Roman" w:eastAsia="Calibri" w:hAnsi="Times New Roman" w:cs="Times New Roman"/>
+          <w:sz w:val="24"/>
+          <w:szCs w:val="24"/>
+          <w:shd w:val="clear" w:color="auto" w:fill="FFFFFF"/>
+        </w:rPr>
+        <w:t xml:space="preserve">] </w:t>
       </w:r>
       <w:r>
         <w:rPr>
@@ -11169,7 +11288,34 @@
           <w:szCs w:val="24"/>
           <w:shd w:val="clear" w:color="auto" w:fill="FFFFFF"/>
         </w:rPr>
-        <w:t xml:space="preserve">13] </w:t>
+        <w:t>[</w:t>
+      </w:r>
+      <w:r>
+        <w:rPr>
+          <w:rFonts w:ascii="Times New Roman" w:eastAsia="Calibri" w:hAnsi="Times New Roman" w:cs="Times New Roman"/>
+          <w:sz w:val="24"/>
+          <w:szCs w:val="24"/>
+          <w:shd w:val="clear" w:color="auto" w:fill="FFFFFF"/>
+        </w:rPr>
+        <w:t>1</w:t>
+      </w:r>
+      <w:r>
+        <w:rPr>
+          <w:rFonts w:ascii="Times New Roman" w:eastAsia="Calibri" w:hAnsi="Times New Roman" w:cs="Times New Roman"/>
+          <w:sz w:val="24"/>
+          <w:szCs w:val="24"/>
+          <w:shd w:val="clear" w:color="auto" w:fill="FFFFFF"/>
+        </w:rPr>
+        <w:t>2</w:t>
+      </w:r>
+      <w:r>
+        <w:rPr>
+          <w:rFonts w:ascii="Times New Roman" w:eastAsia="Calibri" w:hAnsi="Times New Roman" w:cs="Times New Roman"/>
+          <w:sz w:val="24"/>
+          <w:szCs w:val="24"/>
+          <w:shd w:val="clear" w:color="auto" w:fill="FFFFFF"/>
+        </w:rPr>
+        <w:t xml:space="preserve">] </w:t>
       </w:r>
       <w:r>
         <w:rPr>
@@ -11273,7 +11419,25 @@
           <w:szCs w:val="24"/>
           <w:shd w:val="clear" w:color="auto" w:fill="FFFFFF"/>
         </w:rPr>
-        <w:t xml:space="preserve">[12] </w:t>
+        <w:t>[1</w:t>
+      </w:r>
+      <w:r>
+        <w:rPr>
+          <w:rFonts w:ascii="Times New Roman" w:eastAsia="Calibri" w:hAnsi="Times New Roman" w:cs="Times New Roman"/>
+          <w:sz w:val="24"/>
+          <w:szCs w:val="24"/>
+          <w:shd w:val="clear" w:color="auto" w:fill="FFFFFF"/>
+        </w:rPr>
+        <w:t>1</w:t>
+      </w:r>
+      <w:r>
+        <w:rPr>
+          <w:rFonts w:ascii="Times New Roman" w:eastAsia="Calibri" w:hAnsi="Times New Roman" w:cs="Times New Roman"/>
+          <w:sz w:val="24"/>
+          <w:szCs w:val="24"/>
+          <w:shd w:val="clear" w:color="auto" w:fill="FFFFFF"/>
+        </w:rPr>
+        <w:t xml:space="preserve">] </w:t>
       </w:r>
       <w:r>
         <w:rPr>
@@ -11324,7 +11488,7 @@
         </w:rPr>
         <w:t xml:space="preserve"> 1-30.  </w:t>
       </w:r>
-      <w:hyperlink r:id="rId10" w:history="1">
+      <w:hyperlink r:id="rId12" w:history="1">
         <w:r>
           <w:rPr>
             <w:rStyle w:val="Hyperlink"/>
@@ -11367,7 +11531,25 @@
           <w:szCs w:val="24"/>
           <w:shd w:val="clear" w:color="auto" w:fill="FFFFFF"/>
         </w:rPr>
-        <w:t xml:space="preserve">[11] </w:t>
+        <w:t>[1</w:t>
+      </w:r>
+      <w:r>
+        <w:rPr>
+          <w:rFonts w:ascii="Times New Roman" w:eastAsia="Calibri" w:hAnsi="Times New Roman" w:cs="Times New Roman"/>
+          <w:sz w:val="24"/>
+          <w:szCs w:val="24"/>
+          <w:shd w:val="clear" w:color="auto" w:fill="FFFFFF"/>
+        </w:rPr>
+        <w:t>0</w:t>
+      </w:r>
+      <w:r>
+        <w:rPr>
+          <w:rFonts w:ascii="Times New Roman" w:eastAsia="Calibri" w:hAnsi="Times New Roman" w:cs="Times New Roman"/>
+          <w:sz w:val="24"/>
+          <w:szCs w:val="24"/>
+          <w:shd w:val="clear" w:color="auto" w:fill="FFFFFF"/>
+        </w:rPr>
+        <w:t xml:space="preserve">] </w:t>
       </w:r>
       <w:r>
         <w:rPr>
@@ -11462,7 +11644,7 @@
         </w:rPr>
         <w:t xml:space="preserve">), 295-318. </w:t>
       </w:r>
-      <w:hyperlink r:id="rId11" w:history="1">
+      <w:hyperlink r:id="rId13" w:history="1">
         <w:r>
           <w:rPr>
             <w:rFonts w:ascii="Times New Roman" w:eastAsia="Times New Roman" w:hAnsi="Times New Roman" w:cs="Times New Roman"/>
@@ -11513,7 +11695,25 @@
           <w:szCs w:val="24"/>
           <w:shd w:val="clear" w:color="auto" w:fill="FFFFFF"/>
         </w:rPr>
-        <w:t xml:space="preserve">[10] </w:t>
+        <w:t>[</w:t>
+      </w:r>
+      <w:r>
+        <w:rPr>
+          <w:rFonts w:ascii="Times New Roman" w:eastAsia="Calibri" w:hAnsi="Times New Roman" w:cs="Times New Roman"/>
+          <w:sz w:val="24"/>
+          <w:szCs w:val="24"/>
+          <w:shd w:val="clear" w:color="auto" w:fill="FFFFFF"/>
+        </w:rPr>
+        <w:t>9</w:t>
+      </w:r>
+      <w:r>
+        <w:rPr>
+          <w:rFonts w:ascii="Times New Roman" w:eastAsia="Calibri" w:hAnsi="Times New Roman" w:cs="Times New Roman"/>
+          <w:sz w:val="24"/>
+          <w:szCs w:val="24"/>
+          <w:shd w:val="clear" w:color="auto" w:fill="FFFFFF"/>
+        </w:rPr>
+        <w:t xml:space="preserve">] </w:t>
       </w:r>
       <w:r>
         <w:rPr>
@@ -11584,7 +11784,7 @@
         </w:rPr>
         <w:t xml:space="preserve">(8), 997. </w:t>
       </w:r>
-      <w:hyperlink r:id="rId12" w:history="1">
+      <w:hyperlink r:id="rId14" w:history="1">
         <w:r>
           <w:rPr>
             <w:rFonts w:ascii="Times New Roman" w:eastAsia="Times New Roman" w:hAnsi="Times New Roman" w:cs="Times New Roman"/>
@@ -11628,7 +11828,25 @@
           <w:szCs w:val="24"/>
           <w:shd w:val="clear" w:color="auto" w:fill="FFFFFF"/>
         </w:rPr>
-        <w:t xml:space="preserve">[9] </w:t>
+        <w:t>[</w:t>
+      </w:r>
+      <w:r>
+        <w:rPr>
+          <w:rFonts w:ascii="Times New Roman" w:eastAsia="Calibri" w:hAnsi="Times New Roman" w:cs="Times New Roman"/>
+          <w:sz w:val="24"/>
+          <w:szCs w:val="24"/>
+          <w:shd w:val="clear" w:color="auto" w:fill="FFFFFF"/>
+        </w:rPr>
+        <w:t>8</w:t>
+      </w:r>
+      <w:r>
+        <w:rPr>
+          <w:rFonts w:ascii="Times New Roman" w:eastAsia="Calibri" w:hAnsi="Times New Roman" w:cs="Times New Roman"/>
+          <w:sz w:val="24"/>
+          <w:szCs w:val="24"/>
+          <w:shd w:val="clear" w:color="auto" w:fill="FFFFFF"/>
+        </w:rPr>
+        <w:t xml:space="preserve">] </w:t>
       </w:r>
       <w:r>
         <w:rPr>
@@ -11699,7 +11917,7 @@
         </w:rPr>
         <w:t xml:space="preserve">(5), e70074. </w:t>
       </w:r>
-      <w:hyperlink r:id="rId13" w:history="1">
+      <w:hyperlink r:id="rId15" w:history="1">
         <w:r>
           <w:rPr>
             <w:rFonts w:ascii="Times New Roman" w:eastAsia="Times New Roman" w:hAnsi="Times New Roman" w:cs="Times New Roman"/>
@@ -11743,7 +11961,25 @@
           <w:szCs w:val="24"/>
           <w:shd w:val="clear" w:color="auto" w:fill="FFFFFF"/>
         </w:rPr>
-        <w:t xml:space="preserve">[8] </w:t>
+        <w:t>[</w:t>
+      </w:r>
+      <w:r>
+        <w:rPr>
+          <w:rFonts w:ascii="Times New Roman" w:eastAsia="Calibri" w:hAnsi="Times New Roman" w:cs="Times New Roman"/>
+          <w:sz w:val="24"/>
+          <w:szCs w:val="24"/>
+          <w:shd w:val="clear" w:color="auto" w:fill="FFFFFF"/>
+        </w:rPr>
+        <w:t>7</w:t>
+      </w:r>
+      <w:r>
+        <w:rPr>
+          <w:rFonts w:ascii="Times New Roman" w:eastAsia="Calibri" w:hAnsi="Times New Roman" w:cs="Times New Roman"/>
+          <w:sz w:val="24"/>
+          <w:szCs w:val="24"/>
+          <w:shd w:val="clear" w:color="auto" w:fill="FFFFFF"/>
+        </w:rPr>
+        <w:t xml:space="preserve">] </w:t>
       </w:r>
       <w:r>
         <w:rPr>
@@ -11814,7 +12050,7 @@
         </w:rPr>
         <w:t xml:space="preserve">(7), 848. </w:t>
       </w:r>
-      <w:hyperlink r:id="rId14" w:history="1">
+      <w:hyperlink r:id="rId16" w:history="1">
         <w:r>
           <w:rPr>
             <w:rFonts w:ascii="Times New Roman" w:eastAsia="Times New Roman" w:hAnsi="Times New Roman" w:cs="Times New Roman"/>
@@ -11858,7 +12094,25 @@
           <w:szCs w:val="24"/>
           <w:shd w:val="clear" w:color="auto" w:fill="FFFFFF"/>
         </w:rPr>
-        <w:t xml:space="preserve">[7] </w:t>
+        <w:t>[</w:t>
+      </w:r>
+      <w:r>
+        <w:rPr>
+          <w:rFonts w:ascii="Times New Roman" w:eastAsia="Calibri" w:hAnsi="Times New Roman" w:cs="Times New Roman"/>
+          <w:sz w:val="24"/>
+          <w:szCs w:val="24"/>
+          <w:shd w:val="clear" w:color="auto" w:fill="FFFFFF"/>
+        </w:rPr>
+        <w:t>6</w:t>
+      </w:r>
+      <w:r>
+        <w:rPr>
+          <w:rFonts w:ascii="Times New Roman" w:eastAsia="Calibri" w:hAnsi="Times New Roman" w:cs="Times New Roman"/>
+          <w:sz w:val="24"/>
+          <w:szCs w:val="24"/>
+          <w:shd w:val="clear" w:color="auto" w:fill="FFFFFF"/>
+        </w:rPr>
+        <w:t xml:space="preserve">] </w:t>
       </w:r>
       <w:r>
         <w:rPr>
@@ -11889,7 +12143,7 @@
         </w:rPr>
         <w:t xml:space="preserve">., .... &amp; Feyijimi, T. (2025). Artificial intelligence in higher education: a systematic review of contributions to SDG 4 (quality education) and SDG 10 (reduced inequality). International Journal of Educational Management, 1-18. </w:t>
       </w:r>
-      <w:hyperlink r:id="rId15" w:history="1">
+      <w:hyperlink r:id="rId17" w:history="1">
         <w:r>
           <w:rPr>
             <w:rFonts w:ascii="Times New Roman" w:eastAsia="Times New Roman" w:hAnsi="Times New Roman" w:cs="Times New Roman"/>
@@ -11910,79 +12164,6 @@
           <w:shd w:val="clear" w:color="auto" w:fill="FFFFFF"/>
         </w:rPr>
         <w:t xml:space="preserve"> </w:t>
-      </w:r>
-    </w:p>
-    <w:p>
-      <w:pPr>
-        <w:widowControl/>
-        <w:shd w:val="clear" w:color="auto" w:fill="FFFFFF"/>
-        <w:autoSpaceDE/>
-        <w:autoSpaceDN/>
-        <w:ind w:left="720" w:hanging="630"/>
-        <w:rPr>
-          <w:rFonts w:ascii="Times New Roman" w:eastAsia="Times New Roman" w:hAnsi="Times New Roman" w:cs="Times New Roman"/>
-          <w:sz w:val="24"/>
-          <w:szCs w:val="24"/>
-          <w:shd w:val="clear" w:color="auto" w:fill="FFFFFF"/>
-        </w:rPr>
-      </w:pPr>
-      <w:r>
-        <w:rPr>
-          <w:rFonts w:ascii="Times New Roman" w:eastAsia="Calibri" w:hAnsi="Times New Roman" w:cs="Times New Roman"/>
-          <w:sz w:val="24"/>
-          <w:szCs w:val="24"/>
-          <w:shd w:val="clear" w:color="auto" w:fill="FFFFFF"/>
-        </w:rPr>
-        <w:t xml:space="preserve">[6] </w:t>
-      </w:r>
-      <w:r>
-        <w:rPr>
-          <w:rFonts w:ascii="Times New Roman" w:eastAsia="Times New Roman" w:hAnsi="Times New Roman" w:cs="Times New Roman"/>
-          <w:sz w:val="24"/>
-          <w:szCs w:val="24"/>
-          <w:shd w:val="clear" w:color="auto" w:fill="FFFFFF"/>
-        </w:rPr>
-        <w:t xml:space="preserve">Luo, F., Amayou, J., Nasrin, F., Abedini, P., </w:t>
-      </w:r>
-      <w:r>
-        <w:rPr>
-          <w:rFonts w:ascii="Times New Roman" w:eastAsia="Times New Roman" w:hAnsi="Times New Roman" w:cs="Times New Roman"/>
-          <w:b/>
-          <w:bCs/>
-          <w:sz w:val="24"/>
-          <w:szCs w:val="24"/>
-          <w:shd w:val="clear" w:color="auto" w:fill="FFFFFF"/>
-        </w:rPr>
-        <w:t>Awoyemi, I. D.</w:t>
-      </w:r>
-      <w:r>
-        <w:rPr>
-          <w:rFonts w:ascii="Times New Roman" w:eastAsia="Times New Roman" w:hAnsi="Times New Roman" w:cs="Times New Roman"/>
-          <w:sz w:val="24"/>
-          <w:szCs w:val="24"/>
-          <w:shd w:val="clear" w:color="auto" w:fill="FFFFFF"/>
-        </w:rPr>
-        <w:t xml:space="preserve"> (Revision</w:t>
-      </w:r>
-      <w:r>
-        <w:rPr>
-          <w:rFonts w:ascii="Times New Roman" w:eastAsia="Times New Roman" w:hAnsi="Times New Roman" w:cs="Times New Roman"/>
-          <w:b/>
-          <w:bCs/>
-          <w:sz w:val="24"/>
-          <w:szCs w:val="24"/>
-          <w:shd w:val="clear" w:color="auto" w:fill="FFFFFF"/>
-        </w:rPr>
-        <w:t xml:space="preserve">). </w:t>
-      </w:r>
-      <w:r>
-        <w:rPr>
-          <w:rFonts w:ascii="Times New Roman" w:eastAsia="Times New Roman" w:hAnsi="Times New Roman" w:cs="Times New Roman"/>
-          <w:sz w:val="24"/>
-          <w:szCs w:val="24"/>
-          <w:shd w:val="clear" w:color="auto" w:fill="FFFFFF"/>
-        </w:rPr>
-        <w:t>Promoting elementary students’ computer science conceptual knowledge and coding performance: A mixed methods case study (Manuscript ID is UJRT-2025-1006.R1).</w:t>
       </w:r>
     </w:p>
     <w:p>
@@ -17833,6 +18014,7 @@
               </w:tabs>
               <w:spacing w:before="240" w:line="314" w:lineRule="exact"/>
               <w:ind w:left="140"/>
+              <w:jc w:val="right"/>
               <w:rPr>
                 <w:rFonts w:ascii="Times New Roman" w:hAnsi="Times New Roman" w:cs="Times New Roman"/>
                 <w:spacing w:val="-2"/>
@@ -17842,6 +18024,16 @@
                 <w:szCs w:val="24"/>
               </w:rPr>
             </w:pPr>
+            <w:r>
+              <w:rPr>
+                <w:rFonts w:ascii="Times New Roman" w:hAnsi="Times New Roman" w:cs="Times New Roman"/>
+                <w:w w:val="85"/>
+                <w:position w:val="1"/>
+                <w:sz w:val="24"/>
+                <w:szCs w:val="24"/>
+              </w:rPr>
+              <w:t xml:space="preserve">       </w:t>
+            </w:r>
             <w:r>
               <w:rPr>
                 <w:rFonts w:ascii="Times New Roman" w:hAnsi="Times New Roman" w:cs="Times New Roman"/>
@@ -19206,7 +19398,7 @@
       </w:tr>
       <w:tr>
         <w:trPr>
-          <w:trHeight w:val="1845"/>
+          <w:trHeight w:val="810"/>
         </w:trPr>
         <w:tc>
           <w:tcPr>
@@ -19353,7 +19545,13 @@
               <w:ind w:left="360" w:hanging="270"/>
             </w:pPr>
             <w:r>
-              <w:t>Ensured smooth communication and collaboration among departmental units and the general membership.</w:t>
+              <w:t>Ensured smooth communication and collaboration among departmental units and the</w:t>
+            </w:r>
+            <w:r>
+              <w:t xml:space="preserve"> </w:t>
+            </w:r>
+            <w:r>
+              <w:t>general membership.</w:t>
             </w:r>
           </w:p>
         </w:tc>
@@ -19404,7 +19602,7 @@
                 <w:tab w:val="left" w:pos="10672"/>
               </w:tabs>
               <w:spacing w:line="230" w:lineRule="auto"/>
-              <w:ind w:left="140" w:right="-90"/>
+              <w:ind w:right="-90"/>
               <w:rPr>
                 <w:rFonts w:ascii="Times New Roman" w:hAnsi="Times New Roman" w:cs="Times New Roman"/>
                 <w:w w:val="75"/>
@@ -23533,32 +23731,6 @@
         </w:rPr>
       </w:pPr>
     </w:p>
-    <w:p>
-      <w:pPr>
-        <w:widowControl/>
-        <w:adjustRightInd w:val="0"/>
-        <w:ind w:right="-270"/>
-        <w:rPr>
-          <w:rFonts w:ascii="Times New Roman" w:eastAsia="Calibri" w:hAnsi="Times New Roman" w:cs="Times New Roman"/>
-          <w:bCs/>
-          <w:sz w:val="24"/>
-          <w:szCs w:val="24"/>
-        </w:rPr>
-      </w:pPr>
-    </w:p>
-    <w:p>
-      <w:pPr>
-        <w:widowControl/>
-        <w:adjustRightInd w:val="0"/>
-        <w:ind w:right="-270"/>
-        <w:rPr>
-          <w:rFonts w:ascii="Times New Roman" w:eastAsia="Calibri" w:hAnsi="Times New Roman" w:cs="Times New Roman"/>
-          <w:bCs/>
-          <w:sz w:val="24"/>
-          <w:szCs w:val="24"/>
-        </w:rPr>
-      </w:pPr>
-    </w:p>
     <w:tbl>
       <w:tblPr>
         <w:tblW w:w="10890" w:type="dxa"/>
@@ -27903,7 +28075,7 @@
       </w:r>
     </w:p>
     <w:sectPr>
-      <w:footerReference w:type="default" r:id="rId16"/>
+      <w:footerReference w:type="default" r:id="rId18"/>
       <w:pgSz w:w="12240" w:h="15840"/>
       <w:pgMar w:top="720" w:right="720" w:bottom="720" w:left="720" w:header="720" w:footer="0" w:gutter="0"/>
       <w:cols w:space="720"/>
@@ -27914,7 +28086,7 @@
 </file>
 
 <file path=word/endnotes.xml><?xml version="1.0" encoding="utf-8"?>
-<w:endnotes xmlns:wpc="http://schemas.microsoft.com/office/word/2010/wordprocessingCanvas" xmlns:cx="http://schemas.microsoft.com/office/drawing/2014/chartex" xmlns:cx1="http://schemas.microsoft.com/office/drawing/2015/9/8/chartex" xmlns:cx2="http://schemas.microsoft.com/office/drawing/2015/10/21/chartex" xmlns:cx3="http://schemas.microsoft.com/office/drawing/2016/5/9/chartex" xmlns:cx4="http://schemas.microsoft.com/office/drawing/2016/5/10/chartex" xmlns:cx5="http://schemas.microsoft.com/office/drawing/2016/5/11/chartex" xmlns:cx6="http://schemas.microsoft.com/office/drawing/2016/5/12/chartex" xmlns:cx7="http://schemas.microsoft.com/office/drawing/2016/5/13/chartex" xmlns:cx8="http://schemas.microsoft.com/office/drawing/2016/5/14/chartex" xmlns:mc="http://schemas.openxmlformats.org/markup-compatibility/2006" xmlns:aink="http://schemas.microsoft.com/office/drawing/2016/ink" xmlns:am3d="http://schemas.microsoft.com/office/drawing/2017/model3d" xmlns:o="urn:schemas-microsoft-com:office:office" xmlns:oel="http://schemas.microsoft.com/office/2019/extlst" xmlns:r="http://schemas.openxmlformats.org/officeDocument/2006/relationships" xmlns:m="http://schemas.openxmlformats.org/officeDocument/2006/math" xmlns:v="urn:schemas-microsoft-com:vml" xmlns:wp14="http://schemas.microsoft.com/office/word/2010/wordprocessingDrawing" xmlns:wp="http://schemas.openxmlformats.org/drawingml/2006/wordprocessingDrawing" xmlns:w10="urn:schemas-microsoft-com:office:word" xmlns:w="http://schemas.openxmlformats.org/wordprocessingml/2006/main" xmlns:w14="http://schemas.microsoft.com/office/word/2010/wordml" xmlns:w15="http://schemas.microsoft.com/office/word/2012/wordml" xmlns:w16cex="http://schemas.microsoft.com/office/word/2018/wordml/cex" xmlns:w16cid="http://schemas.microsoft.com/office/word/2016/wordml/cid" xmlns:w16="http://schemas.microsoft.com/office/word/2018/wordml" xmlns:w16du="http://schemas.microsoft.com/office/word/2023/wordml/word16du" xmlns:w16sdtdh="http://schemas.microsoft.com/office/word/2020/wordml/sdtdatahash" xmlns:w16sdtfl="http://schemas.microsoft.com/office/word/2024/wordml/sdtformatlock" xmlns:w16se="http://schemas.microsoft.com/office/word/2015/wordml/symex" xmlns:wpg="http://schemas.microsoft.com/office/word/2010/wordprocessingGroup" xmlns:wpi="http://schemas.microsoft.com/office/word/2010/wordprocessingInk" xmlns:wne="http://schemas.microsoft.com/office/word/2006/wordml" xmlns:wps="http://schemas.microsoft.com/office/word/2010/wordprocessingShape" mc:Ignorable="w14 w15 w16se w16cid w16 w16cex w16sdtdh w16sdtfl w16du wp14">
+<w:endnotes xmlns:wpc="http://schemas.microsoft.com/office/word/2010/wordprocessingCanvas" xmlns:cx="http://schemas.microsoft.com/office/drawing/2014/chartex" xmlns:cx1="http://schemas.microsoft.com/office/drawing/2015/9/8/chartex" xmlns:cx2="http://schemas.microsoft.com/office/drawing/2015/10/21/chartex" xmlns:cx3="http://schemas.microsoft.com/office/drawing/2016/5/9/chartex" xmlns:cx4="http://schemas.microsoft.com/office/drawing/2016/5/10/chartex" xmlns:cx5="http://schemas.microsoft.com/office/drawing/2016/5/11/chartex" xmlns:cx6="http://schemas.microsoft.com/office/drawing/2016/5/12/chartex" xmlns:cx7="http://schemas.microsoft.com/office/drawing/2016/5/13/chartex" xmlns:cx8="http://schemas.microsoft.com/office/drawing/2016/5/14/chartex" xmlns:mc="http://schemas.openxmlformats.org/markup-compatibility/2006" xmlns:aink="http://schemas.microsoft.com/office/drawing/2016/ink" xmlns:am3d="http://schemas.microsoft.com/office/drawing/2017/model3d" xmlns:o="urn:schemas-microsoft-com:office:office" xmlns:oel="http://schemas.microsoft.com/office/2019/extlst" xmlns:r="http://schemas.openxmlformats.org/officeDocument/2006/relationships" xmlns:m="http://schemas.openxmlformats.org/officeDocument/2006/math" xmlns:v="urn:schemas-microsoft-com:vml" xmlns:wp14="http://schemas.microsoft.com/office/word/2010/wordprocessingDrawing" xmlns:wp="http://schemas.openxmlformats.org/drawingml/2006/wordprocessingDrawing" xmlns:w10="urn:schemas-microsoft-com:office:word" xmlns:w="http://schemas.openxmlformats.org/wordprocessingml/2006/main" xmlns:w14="http://schemas.microsoft.com/office/word/2010/wordml" xmlns:w15="http://schemas.microsoft.com/office/word/2012/wordml" xmlns:w16cei="http://schemas.microsoft.com/office/word/2026/wordml/cei" xmlns:w16cex="http://schemas.microsoft.com/office/word/2018/wordml/cex" xmlns:w16cid="http://schemas.microsoft.com/office/word/2016/wordml/cid" xmlns:w16="http://schemas.microsoft.com/office/word/2018/wordml" xmlns:w16du="http://schemas.microsoft.com/office/word/2023/wordml/word16du" xmlns:w16sdtdh="http://schemas.microsoft.com/office/word/2020/wordml/sdtdatahash" xmlns:w16sdtfl="http://schemas.microsoft.com/office/word/2024/wordml/sdtformatlock" xmlns:w16se="http://schemas.microsoft.com/office/word/2015/wordml/symex" xmlns:wpg="http://schemas.microsoft.com/office/word/2010/wordprocessingGroup" xmlns:wpi="http://schemas.microsoft.com/office/word/2010/wordprocessingInk" xmlns:wne="http://schemas.microsoft.com/office/word/2006/wordml" xmlns:wps="http://schemas.microsoft.com/office/word/2010/wordprocessingShape" mc:Ignorable="w14 w15 w16se w16cid w16 w16cex w16sdtdh w16sdtfl w16du wp14">
   <w:endnote w:type="separator" w:id="-1">
     <w:p>
       <w:r>
@@ -27933,7 +28105,7 @@
 </file>
 
 <file path=word/footer1.xml><?xml version="1.0" encoding="utf-8"?>
-<w:ftr xmlns:wpc="http://schemas.microsoft.com/office/word/2010/wordprocessingCanvas" xmlns:cx="http://schemas.microsoft.com/office/drawing/2014/chartex" xmlns:cx1="http://schemas.microsoft.com/office/drawing/2015/9/8/chartex" xmlns:cx2="http://schemas.microsoft.com/office/drawing/2015/10/21/chartex" xmlns:cx3="http://schemas.microsoft.com/office/drawing/2016/5/9/chartex" xmlns:cx4="http://schemas.microsoft.com/office/drawing/2016/5/10/chartex" xmlns:cx5="http://schemas.microsoft.com/office/drawing/2016/5/11/chartex" xmlns:cx6="http://schemas.microsoft.com/office/drawing/2016/5/12/chartex" xmlns:cx7="http://schemas.microsoft.com/office/drawing/2016/5/13/chartex" xmlns:cx8="http://schemas.microsoft.com/office/drawing/2016/5/14/chartex" xmlns:mc="http://schemas.openxmlformats.org/markup-compatibility/2006" xmlns:aink="http://schemas.microsoft.com/office/drawing/2016/ink" xmlns:am3d="http://schemas.microsoft.com/office/drawing/2017/model3d" xmlns:o="urn:schemas-microsoft-com:office:office" xmlns:oel="http://schemas.microsoft.com/office/2019/extlst" xmlns:r="http://schemas.openxmlformats.org/officeDocument/2006/relationships" xmlns:m="http://schemas.openxmlformats.org/officeDocument/2006/math" xmlns:v="urn:schemas-microsoft-com:vml" xmlns:wp14="http://schemas.microsoft.com/office/word/2010/wordprocessingDrawing" xmlns:wp="http://schemas.openxmlformats.org/drawingml/2006/wordprocessingDrawing" xmlns:w10="urn:schemas-microsoft-com:office:word" xmlns:w="http://schemas.openxmlformats.org/wordprocessingml/2006/main" xmlns:w14="http://schemas.microsoft.com/office/word/2010/wordml" xmlns:w15="http://schemas.microsoft.com/office/word/2012/wordml" xmlns:w16cex="http://schemas.microsoft.com/office/word/2018/wordml/cex" xmlns:w16cid="http://schemas.microsoft.com/office/word/2016/wordml/cid" xmlns:w16="http://schemas.microsoft.com/office/word/2018/wordml" xmlns:w16du="http://schemas.microsoft.com/office/word/2023/wordml/word16du" xmlns:w16sdtdh="http://schemas.microsoft.com/office/word/2020/wordml/sdtdatahash" xmlns:w16sdtfl="http://schemas.microsoft.com/office/word/2024/wordml/sdtformatlock" xmlns:w16se="http://schemas.microsoft.com/office/word/2015/wordml/symex" xmlns:wpg="http://schemas.microsoft.com/office/word/2010/wordprocessingGroup" xmlns:wpi="http://schemas.microsoft.com/office/word/2010/wordprocessingInk" xmlns:wne="http://schemas.microsoft.com/office/word/2006/wordml" xmlns:wps="http://schemas.microsoft.com/office/word/2010/wordprocessingShape" mc:Ignorable="w14 w15 w16se w16cid w16 w16cex w16sdtdh w16sdtfl w16du wp14">
+<w:ftr xmlns:wpc="http://schemas.microsoft.com/office/word/2010/wordprocessingCanvas" xmlns:cx="http://schemas.microsoft.com/office/drawing/2014/chartex" xmlns:cx1="http://schemas.microsoft.com/office/drawing/2015/9/8/chartex" xmlns:cx2="http://schemas.microsoft.com/office/drawing/2015/10/21/chartex" xmlns:cx3="http://schemas.microsoft.com/office/drawing/2016/5/9/chartex" xmlns:cx4="http://schemas.microsoft.com/office/drawing/2016/5/10/chartex" xmlns:cx5="http://schemas.microsoft.com/office/drawing/2016/5/11/chartex" xmlns:cx6="http://schemas.microsoft.com/office/drawing/2016/5/12/chartex" xmlns:cx7="http://schemas.microsoft.com/office/drawing/2016/5/13/chartex" xmlns:cx8="http://schemas.microsoft.com/office/drawing/2016/5/14/chartex" xmlns:mc="http://schemas.openxmlformats.org/markup-compatibility/2006" xmlns:aink="http://schemas.microsoft.com/office/drawing/2016/ink" xmlns:am3d="http://schemas.microsoft.com/office/drawing/2017/model3d" xmlns:o="urn:schemas-microsoft-com:office:office" xmlns:oel="http://schemas.microsoft.com/office/2019/extlst" xmlns:r="http://schemas.openxmlformats.org/officeDocument/2006/relationships" xmlns:m="http://schemas.openxmlformats.org/officeDocument/2006/math" xmlns:v="urn:schemas-microsoft-com:vml" xmlns:wp14="http://schemas.microsoft.com/office/word/2010/wordprocessingDrawing" xmlns:wp="http://schemas.openxmlformats.org/drawingml/2006/wordprocessingDrawing" xmlns:w10="urn:schemas-microsoft-com:office:word" xmlns:w="http://schemas.openxmlformats.org/wordprocessingml/2006/main" xmlns:w14="http://schemas.microsoft.com/office/word/2010/wordml" xmlns:w15="http://schemas.microsoft.com/office/word/2012/wordml" xmlns:w16cei="http://schemas.microsoft.com/office/word/2026/wordml/cei" xmlns:w16cex="http://schemas.microsoft.com/office/word/2018/wordml/cex" xmlns:w16cid="http://schemas.microsoft.com/office/word/2016/wordml/cid" xmlns:w16="http://schemas.microsoft.com/office/word/2018/wordml" xmlns:w16du="http://schemas.microsoft.com/office/word/2023/wordml/word16du" xmlns:w16sdtdh="http://schemas.microsoft.com/office/word/2020/wordml/sdtdatahash" xmlns:w16sdtfl="http://schemas.microsoft.com/office/word/2024/wordml/sdtformatlock" xmlns:w16se="http://schemas.microsoft.com/office/word/2015/wordml/symex" xmlns:wpg="http://schemas.microsoft.com/office/word/2010/wordprocessingGroup" xmlns:wpi="http://schemas.microsoft.com/office/word/2010/wordprocessingInk" xmlns:wne="http://schemas.microsoft.com/office/word/2006/wordml" xmlns:wps="http://schemas.microsoft.com/office/word/2010/wordprocessingShape" mc:Ignorable="w14 w15 w16se w16cid w16 w16cex w16sdtdh w16sdtfl w16du wp14">
   <w:sdt>
     <w:sdtPr>
       <w:id w:val="387538800"/>
@@ -28072,7 +28244,7 @@
 </file>
 
 <file path=word/footnotes.xml><?xml version="1.0" encoding="utf-8"?>
-<w:footnotes xmlns:wpc="http://schemas.microsoft.com/office/word/2010/wordprocessingCanvas" xmlns:cx="http://schemas.microsoft.com/office/drawing/2014/chartex" xmlns:cx1="http://schemas.microsoft.com/office/drawing/2015/9/8/chartex" xmlns:cx2="http://schemas.microsoft.com/office/drawing/2015/10/21/chartex" xmlns:cx3="http://schemas.microsoft.com/office/drawing/2016/5/9/chartex" xmlns:cx4="http://schemas.microsoft.com/office/drawing/2016/5/10/chartex" xmlns:cx5="http://schemas.microsoft.com/office/drawing/2016/5/11/chartex" xmlns:cx6="http://schemas.microsoft.com/office/drawing/2016/5/12/chartex" xmlns:cx7="http://schemas.microsoft.com/office/drawing/2016/5/13/chartex" xmlns:cx8="http://schemas.microsoft.com/office/drawing/2016/5/14/chartex" xmlns:mc="http://schemas.openxmlformats.org/markup-compatibility/2006" xmlns:aink="http://schemas.microsoft.com/office/drawing/2016/ink" xmlns:am3d="http://schemas.microsoft.com/office/drawing/2017/model3d" xmlns:o="urn:schemas-microsoft-com:office:office" xmlns:oel="http://schemas.microsoft.com/office/2019/extlst" xmlns:r="http://schemas.openxmlformats.org/officeDocument/2006/relationships" xmlns:m="http://schemas.openxmlformats.org/officeDocument/2006/math" xmlns:v="urn:schemas-microsoft-com:vml" xmlns:wp14="http://schemas.microsoft.com/office/word/2010/wordprocessingDrawing" xmlns:wp="http://schemas.openxmlformats.org/drawingml/2006/wordprocessingDrawing" xmlns:w10="urn:schemas-microsoft-com:office:word" xmlns:w="http://schemas.openxmlformats.org/wordprocessingml/2006/main" xmlns:w14="http://schemas.microsoft.com/office/word/2010/wordml" xmlns:w15="http://schemas.microsoft.com/office/word/2012/wordml" xmlns:w16cex="http://schemas.microsoft.com/office/word/2018/wordml/cex" xmlns:w16cid="http://schemas.microsoft.com/office/word/2016/wordml/cid" xmlns:w16="http://schemas.microsoft.com/office/word/2018/wordml" xmlns:w16du="http://schemas.microsoft.com/office/word/2023/wordml/word16du" xmlns:w16sdtdh="http://schemas.microsoft.com/office/word/2020/wordml/sdtdatahash" xmlns:w16sdtfl="http://schemas.microsoft.com/office/word/2024/wordml/sdtformatlock" xmlns:w16se="http://schemas.microsoft.com/office/word/2015/wordml/symex" xmlns:wpg="http://schemas.microsoft.com/office/word/2010/wordprocessingGroup" xmlns:wpi="http://schemas.microsoft.com/office/word/2010/wordprocessingInk" xmlns:wne="http://schemas.microsoft.com/office/word/2006/wordml" xmlns:wps="http://schemas.microsoft.com/office/word/2010/wordprocessingShape" mc:Ignorable="w14 w15 w16se w16cid w16 w16cex w16sdtdh w16sdtfl w16du wp14">
+<w:footnotes xmlns:wpc="http://schemas.microsoft.com/office/word/2010/wordprocessingCanvas" xmlns:cx="http://schemas.microsoft.com/office/drawing/2014/chartex" xmlns:cx1="http://schemas.microsoft.com/office/drawing/2015/9/8/chartex" xmlns:cx2="http://schemas.microsoft.com/office/drawing/2015/10/21/chartex" xmlns:cx3="http://schemas.microsoft.com/office/drawing/2016/5/9/chartex" xmlns:cx4="http://schemas.microsoft.com/office/drawing/2016/5/10/chartex" xmlns:cx5="http://schemas.microsoft.com/office/drawing/2016/5/11/chartex" xmlns:cx6="http://schemas.microsoft.com/office/drawing/2016/5/12/chartex" xmlns:cx7="http://schemas.microsoft.com/office/drawing/2016/5/13/chartex" xmlns:cx8="http://schemas.microsoft.com/office/drawing/2016/5/14/chartex" xmlns:mc="http://schemas.openxmlformats.org/markup-compatibility/2006" xmlns:aink="http://schemas.microsoft.com/office/drawing/2016/ink" xmlns:am3d="http://schemas.microsoft.com/office/drawing/2017/model3d" xmlns:o="urn:schemas-microsoft-com:office:office" xmlns:oel="http://schemas.microsoft.com/office/2019/extlst" xmlns:r="http://schemas.openxmlformats.org/officeDocument/2006/relationships" xmlns:m="http://schemas.openxmlformats.org/officeDocument/2006/math" xmlns:v="urn:schemas-microsoft-com:vml" xmlns:wp14="http://schemas.microsoft.com/office/word/2010/wordprocessingDrawing" xmlns:wp="http://schemas.openxmlformats.org/drawingml/2006/wordprocessingDrawing" xmlns:w10="urn:schemas-microsoft-com:office:word" xmlns:w="http://schemas.openxmlformats.org/wordprocessingml/2006/main" xmlns:w14="http://schemas.microsoft.com/office/word/2010/wordml" xmlns:w15="http://schemas.microsoft.com/office/word/2012/wordml" xmlns:w16cei="http://schemas.microsoft.com/office/word/2026/wordml/cei" xmlns:w16cex="http://schemas.microsoft.com/office/word/2018/wordml/cex" xmlns:w16cid="http://schemas.microsoft.com/office/word/2016/wordml/cid" xmlns:w16="http://schemas.microsoft.com/office/word/2018/wordml" xmlns:w16du="http://schemas.microsoft.com/office/word/2023/wordml/word16du" xmlns:w16sdtdh="http://schemas.microsoft.com/office/word/2020/wordml/sdtdatahash" xmlns:w16sdtfl="http://schemas.microsoft.com/office/word/2024/wordml/sdtformatlock" xmlns:w16se="http://schemas.microsoft.com/office/word/2015/wordml/symex" xmlns:wpg="http://schemas.microsoft.com/office/word/2010/wordprocessingGroup" xmlns:wpi="http://schemas.microsoft.com/office/word/2010/wordprocessingInk" xmlns:wne="http://schemas.microsoft.com/office/word/2006/wordml" xmlns:wps="http://schemas.microsoft.com/office/word/2010/wordprocessingShape" mc:Ignorable="w14 w15 w16se w16cid w16 w16cex w16sdtdh w16sdtfl w16du wp14">
   <w:footnote w:type="separator" w:id="-1">
     <w:p>
       <w:r>
@@ -28091,7 +28263,7 @@
 </file>
 
 <file path=word/numbering.xml><?xml version="1.0" encoding="utf-8"?>
-<w:numbering xmlns:wpc="http://schemas.microsoft.com/office/word/2010/wordprocessingCanvas" xmlns:cx="http://schemas.microsoft.com/office/drawing/2014/chartex" xmlns:cx1="http://schemas.microsoft.com/office/drawing/2015/9/8/chartex" xmlns:cx2="http://schemas.microsoft.com/office/drawing/2015/10/21/chartex" xmlns:cx3="http://schemas.microsoft.com/office/drawing/2016/5/9/chartex" xmlns:cx4="http://schemas.microsoft.com/office/drawing/2016/5/10/chartex" xmlns:cx5="http://schemas.microsoft.com/office/drawing/2016/5/11/chartex" xmlns:cx6="http://schemas.microsoft.com/office/drawing/2016/5/12/chartex" xmlns:cx7="http://schemas.microsoft.com/office/drawing/2016/5/13/chartex" xmlns:cx8="http://schemas.microsoft.com/office/drawing/2016/5/14/chartex" xmlns:mc="http://schemas.openxmlformats.org/markup-compatibility/2006" xmlns:aink="http://schemas.microsoft.com/office/drawing/2016/ink" xmlns:am3d="http://schemas.microsoft.com/office/drawing/2017/model3d" xmlns:o="urn:schemas-microsoft-com:office:office" xmlns:oel="http://schemas.microsoft.com/office/2019/extlst" xmlns:r="http://schemas.openxmlformats.org/officeDocument/2006/relationships" xmlns:m="http://schemas.openxmlformats.org/officeDocument/2006/math" xmlns:v="urn:schemas-microsoft-com:vml" xmlns:wp14="http://schemas.microsoft.com/office/word/2010/wordprocessingDrawing" xmlns:wp="http://schemas.openxmlformats.org/drawingml/2006/wordprocessingDrawing" xmlns:w10="urn:schemas-microsoft-com:office:word" xmlns:w="http://schemas.openxmlformats.org/wordprocessingml/2006/main" xmlns:w14="http://schemas.microsoft.com/office/word/2010/wordml" xmlns:w15="http://schemas.microsoft.com/office/word/2012/wordml" xmlns:w16cex="http://schemas.microsoft.com/office/word/2018/wordml/cex" xmlns:w16cid="http://schemas.microsoft.com/office/word/2016/wordml/cid" xmlns:w16="http://schemas.microsoft.com/office/word/2018/wordml" xmlns:w16du="http://schemas.microsoft.com/office/word/2023/wordml/word16du" xmlns:w16sdtdh="http://schemas.microsoft.com/office/word/2020/wordml/sdtdatahash" xmlns:w16sdtfl="http://schemas.microsoft.com/office/word/2024/wordml/sdtformatlock" xmlns:w16se="http://schemas.microsoft.com/office/word/2015/wordml/symex" xmlns:wpg="http://schemas.microsoft.com/office/word/2010/wordprocessingGroup" xmlns:wpi="http://schemas.microsoft.com/office/word/2010/wordprocessingInk" xmlns:wne="http://schemas.microsoft.com/office/word/2006/wordml" xmlns:wps="http://schemas.microsoft.com/office/word/2010/wordprocessingShape" mc:Ignorable="w14 w15 w16se w16cid w16 w16cex w16sdtdh w16sdtfl w16du wp14">
+<w:numbering xmlns:wpc="http://schemas.microsoft.com/office/word/2010/wordprocessingCanvas" xmlns:cx="http://schemas.microsoft.com/office/drawing/2014/chartex" xmlns:cx1="http://schemas.microsoft.com/office/drawing/2015/9/8/chartex" xmlns:cx2="http://schemas.microsoft.com/office/drawing/2015/10/21/chartex" xmlns:cx3="http://schemas.microsoft.com/office/drawing/2016/5/9/chartex" xmlns:cx4="http://schemas.microsoft.com/office/drawing/2016/5/10/chartex" xmlns:cx5="http://schemas.microsoft.com/office/drawing/2016/5/11/chartex" xmlns:cx6="http://schemas.microsoft.com/office/drawing/2016/5/12/chartex" xmlns:cx7="http://schemas.microsoft.com/office/drawing/2016/5/13/chartex" xmlns:cx8="http://schemas.microsoft.com/office/drawing/2016/5/14/chartex" xmlns:mc="http://schemas.openxmlformats.org/markup-compatibility/2006" xmlns:aink="http://schemas.microsoft.com/office/drawing/2016/ink" xmlns:am3d="http://schemas.microsoft.com/office/drawing/2017/model3d" xmlns:o="urn:schemas-microsoft-com:office:office" xmlns:oel="http://schemas.microsoft.com/office/2019/extlst" xmlns:r="http://schemas.openxmlformats.org/officeDocument/2006/relationships" xmlns:m="http://schemas.openxmlformats.org/officeDocument/2006/math" xmlns:v="urn:schemas-microsoft-com:vml" xmlns:wp14="http://schemas.microsoft.com/office/word/2010/wordprocessingDrawing" xmlns:wp="http://schemas.openxmlformats.org/drawingml/2006/wordprocessingDrawing" xmlns:w10="urn:schemas-microsoft-com:office:word" xmlns:w="http://schemas.openxmlformats.org/wordprocessingml/2006/main" xmlns:w14="http://schemas.microsoft.com/office/word/2010/wordml" xmlns:w15="http://schemas.microsoft.com/office/word/2012/wordml" xmlns:w16cei="http://schemas.microsoft.com/office/word/2026/wordml/cei" xmlns:w16cex="http://schemas.microsoft.com/office/word/2018/wordml/cex" xmlns:w16cid="http://schemas.microsoft.com/office/word/2016/wordml/cid" xmlns:w16="http://schemas.microsoft.com/office/word/2018/wordml" xmlns:w16du="http://schemas.microsoft.com/office/word/2023/wordml/word16du" xmlns:w16sdtdh="http://schemas.microsoft.com/office/word/2020/wordml/sdtdatahash" xmlns:w16sdtfl="http://schemas.microsoft.com/office/word/2024/wordml/sdtformatlock" xmlns:w16se="http://schemas.microsoft.com/office/word/2015/wordml/symex" xmlns:wpg="http://schemas.microsoft.com/office/word/2010/wordprocessingGroup" xmlns:wpi="http://schemas.microsoft.com/office/word/2010/wordprocessingInk" xmlns:wne="http://schemas.microsoft.com/office/word/2006/wordml" xmlns:wps="http://schemas.microsoft.com/office/word/2010/wordprocessingShape" mc:Ignorable="w14 w15 w16se w16cid w16 w16cex w16sdtdh w16sdtfl w16du wp14">
   <w:abstractNum w:abstractNumId="0" w15:restartNumberingAfterBreak="0">
     <w:nsid w:val="0397741F"/>
     <w:multiLevelType w:val="hybridMultilevel"/>

--- a/CV_David.docx
+++ b/CV_David.docx
@@ -6908,7 +6908,25 @@
                 <w:sz w:val="24"/>
                 <w:szCs w:val="24"/>
               </w:rPr>
-              <w:t xml:space="preserve"> Introduction to Immersive Virtual Reality (IVR) in Facilitating Multimedia Learning. Invited to present an overview of IVR applications in educational contexts, emphasizing cognitive and experiential learning principles. Behavioral and Microgenetic Analysis. Designed and led an interactive workshop exploring methods for analyzing learning processes over time, with a focus on applied research.        </w:t>
+              <w:t xml:space="preserve"> Introduction to Immersive Virtual Reality (IVR) in Facilitating Multimedia Learning. Invited to present an overview of IVR applications in educational contexts, emphasizing cognitive and experiential learning principles. Behavioral and </w:t>
+            </w:r>
+            <w:proofErr w:type="spellStart"/>
+            <w:r>
+              <w:rPr>
+                <w:rFonts w:ascii="Times New Roman" w:eastAsia="Times New Roman" w:hAnsi="Times New Roman" w:cs="Times New Roman"/>
+                <w:sz w:val="24"/>
+                <w:szCs w:val="24"/>
+              </w:rPr>
+              <w:t>Microgenetic</w:t>
+            </w:r>
+            <w:proofErr w:type="spellEnd"/>
+            <w:r>
+              <w:rPr>
+                <w:rFonts w:ascii="Times New Roman" w:eastAsia="Times New Roman" w:hAnsi="Times New Roman" w:cs="Times New Roman"/>
+                <w:sz w:val="24"/>
+                <w:szCs w:val="24"/>
+              </w:rPr>
+              <w:t xml:space="preserve"> Analysis. Designed and led an interactive workshop exploring methods for analyzing learning processes over time, with a focus on applied research.        </w:t>
             </w:r>
           </w:p>
         </w:tc>
@@ -7203,7 +7221,25 @@
                 <w:szCs w:val="24"/>
               </w:rPr>
               <w:tab/>
-              <w:t xml:space="preserve">                                                                 Introduction to Immersive Virtual Reality (IVR) in Facilitating Multimedia Learning. Invited to present an overview of IVR applications in educational contexts, emphasizing cognitive and experiential learning principles. Behavioral and Microgenetic Analysis. Designed and led an interactive workshop exploring methods for analyzing learning processes over time, with a focus on applied research techniques.    </w:t>
+              <w:t xml:space="preserve">                                                                 Introduction to Immersive Virtual Reality (IVR) in Facilitating Multimedia Learning. Invited to present an overview of IVR applications in educational contexts, emphasizing cognitive and experiential learning principles. Behavioral and </w:t>
+            </w:r>
+            <w:proofErr w:type="spellStart"/>
+            <w:r>
+              <w:rPr>
+                <w:rFonts w:ascii="Times New Roman" w:eastAsia="Times New Roman" w:hAnsi="Times New Roman" w:cs="Times New Roman"/>
+                <w:sz w:val="24"/>
+                <w:szCs w:val="24"/>
+              </w:rPr>
+              <w:t>Microgenetic</w:t>
+            </w:r>
+            <w:proofErr w:type="spellEnd"/>
+            <w:r>
+              <w:rPr>
+                <w:rFonts w:ascii="Times New Roman" w:eastAsia="Times New Roman" w:hAnsi="Times New Roman" w:cs="Times New Roman"/>
+                <w:sz w:val="24"/>
+                <w:szCs w:val="24"/>
+              </w:rPr>
+              <w:t xml:space="preserve"> Analysis. Designed and led an interactive workshop exploring methods for analyzing learning processes over time, with a focus on applied research techniques.    </w:t>
             </w:r>
           </w:p>
         </w:tc>
@@ -8438,6 +8474,7 @@
               </w:rPr>
               <w:t xml:space="preserve"> </w:t>
             </w:r>
+            <w:proofErr w:type="gramStart"/>
             <w:r>
               <w:rPr>
                 <w:rFonts w:ascii="Times New Roman" w:hAnsi="Times New Roman" w:cs="Times New Roman"/>
@@ -8466,6 +8503,7 @@
               </w:rPr>
               <w:t>of</w:t>
             </w:r>
+            <w:proofErr w:type="gramEnd"/>
             <w:r>
               <w:rPr>
                 <w:rFonts w:ascii="Times New Roman" w:hAnsi="Times New Roman" w:cs="Times New Roman"/>
@@ -9379,6 +9417,7 @@
                 <w:szCs w:val="24"/>
               </w:rPr>
             </w:pPr>
+            <w:proofErr w:type="spellStart"/>
             <w:r>
               <w:rPr>
                 <w:rFonts w:ascii="Times New Roman" w:hAnsi="Times New Roman" w:cs="Times New Roman"/>
@@ -9388,6 +9427,7 @@
               </w:rPr>
               <w:t>Abarikpo</w:t>
             </w:r>
+            <w:proofErr w:type="spellEnd"/>
             <w:r>
               <w:rPr>
                 <w:rFonts w:ascii="Times New Roman" w:hAnsi="Times New Roman" w:cs="Times New Roman"/>
@@ -9454,6 +9494,7 @@
               </w:rPr>
               <w:t xml:space="preserve">, </w:t>
             </w:r>
+            <w:proofErr w:type="spellStart"/>
             <w:r>
               <w:rPr>
                 <w:rFonts w:ascii="Times New Roman" w:hAnsi="Times New Roman" w:cs="Times New Roman"/>
@@ -9462,7 +9503,18 @@
                 <w:sz w:val="24"/>
                 <w:szCs w:val="24"/>
               </w:rPr>
-              <w:t xml:space="preserve">Ahoada, </w:t>
+              <w:t>Ahoada</w:t>
+            </w:r>
+            <w:proofErr w:type="spellEnd"/>
+            <w:r>
+              <w:rPr>
+                <w:rFonts w:ascii="Times New Roman" w:hAnsi="Times New Roman" w:cs="Times New Roman"/>
+                <w:spacing w:val="-7"/>
+                <w:position w:val="1"/>
+                <w:sz w:val="24"/>
+                <w:szCs w:val="24"/>
+              </w:rPr>
+              <w:t xml:space="preserve">, </w:t>
             </w:r>
             <w:r>
               <w:rPr>
@@ -10505,7 +10557,47 @@
           <w:szCs w:val="24"/>
           <w:shd w:val="clear" w:color="auto" w:fill="FFFFFF"/>
         </w:rPr>
-        <w:t xml:space="preserve"> Moon, J., Aldemir, T., Ghooreian, A., &amp; Sabanwar, V. (Under review). A Systematic Review of Empirical Research on AI in K-12 STEM Education (2020-2025) through a Sociotechnical Lens (Manuscript Number: ETRD-D-26-01416)</w:t>
+        <w:t xml:space="preserve"> Moon, J., Aldemir, T., </w:t>
+      </w:r>
+      <w:proofErr w:type="spellStart"/>
+      <w:r>
+        <w:rPr>
+          <w:rFonts w:ascii="Times New Roman" w:eastAsia="Times New Roman" w:hAnsi="Times New Roman" w:cs="Times New Roman"/>
+          <w:sz w:val="24"/>
+          <w:szCs w:val="24"/>
+          <w:shd w:val="clear" w:color="auto" w:fill="FFFFFF"/>
+        </w:rPr>
+        <w:t>Ghooreian</w:t>
+      </w:r>
+      <w:proofErr w:type="spellEnd"/>
+      <w:r>
+        <w:rPr>
+          <w:rFonts w:ascii="Times New Roman" w:eastAsia="Times New Roman" w:hAnsi="Times New Roman" w:cs="Times New Roman"/>
+          <w:sz w:val="24"/>
+          <w:szCs w:val="24"/>
+          <w:shd w:val="clear" w:color="auto" w:fill="FFFFFF"/>
+        </w:rPr>
+        <w:t xml:space="preserve">, A., &amp; </w:t>
+      </w:r>
+      <w:proofErr w:type="spellStart"/>
+      <w:r>
+        <w:rPr>
+          <w:rFonts w:ascii="Times New Roman" w:eastAsia="Times New Roman" w:hAnsi="Times New Roman" w:cs="Times New Roman"/>
+          <w:sz w:val="24"/>
+          <w:szCs w:val="24"/>
+          <w:shd w:val="clear" w:color="auto" w:fill="FFFFFF"/>
+        </w:rPr>
+        <w:t>Sabanwar</w:t>
+      </w:r>
+      <w:proofErr w:type="spellEnd"/>
+      <w:r>
+        <w:rPr>
+          <w:rFonts w:ascii="Times New Roman" w:eastAsia="Times New Roman" w:hAnsi="Times New Roman" w:cs="Times New Roman"/>
+          <w:sz w:val="24"/>
+          <w:szCs w:val="24"/>
+          <w:shd w:val="clear" w:color="auto" w:fill="FFFFFF"/>
+        </w:rPr>
+        <w:t>, V. (Under review). A Systematic Review of Empirical Research on AI in K-12 STEM Education (2020-2025) through a Sociotechnical Lens (Manuscript Number: ETRD-D-26-01416)</w:t>
       </w:r>
     </w:p>
     <w:p>
@@ -10694,6 +10786,7 @@
         </w:rPr>
         <w:t xml:space="preserve">, &amp; </w:t>
       </w:r>
+      <w:proofErr w:type="spellStart"/>
       <w:r>
         <w:rPr>
           <w:rFonts w:ascii="Times New Roman" w:eastAsia="Times New Roman" w:hAnsi="Times New Roman" w:cs="Times New Roman"/>
@@ -10701,8 +10794,9 @@
           <w:szCs w:val="24"/>
           <w:shd w:val="clear" w:color="auto" w:fill="FFFFFF"/>
         </w:rPr>
-        <w:t>Ghooreian, A</w:t>
-      </w:r>
+        <w:t>Ghooreian</w:t>
+      </w:r>
+      <w:proofErr w:type="spellEnd"/>
       <w:r>
         <w:rPr>
           <w:rFonts w:ascii="Times New Roman" w:eastAsia="Times New Roman" w:hAnsi="Times New Roman" w:cs="Times New Roman"/>
@@ -10710,6 +10804,15 @@
           <w:szCs w:val="24"/>
           <w:shd w:val="clear" w:color="auto" w:fill="FFFFFF"/>
         </w:rPr>
+        <w:t>, A</w:t>
+      </w:r>
+      <w:r>
+        <w:rPr>
+          <w:rFonts w:ascii="Times New Roman" w:eastAsia="Times New Roman" w:hAnsi="Times New Roman" w:cs="Times New Roman"/>
+          <w:sz w:val="24"/>
+          <w:szCs w:val="24"/>
+          <w:shd w:val="clear" w:color="auto" w:fill="FFFFFF"/>
+        </w:rPr>
         <w:t xml:space="preserve">. (Under review). </w:t>
       </w:r>
       <w:r>
@@ -10719,7 +10822,25 @@
           <w:szCs w:val="24"/>
           <w:shd w:val="clear" w:color="auto" w:fill="FFFFFF"/>
         </w:rPr>
-        <w:t>Embodied Arts-Integrated Al Literacy: A Nested Mixed-Methods Study</w:t>
+        <w:t>Embodied Arts-Integrated A</w:t>
+      </w:r>
+      <w:r>
+        <w:rPr>
+          <w:rFonts w:ascii="Times New Roman" w:eastAsia="Times New Roman" w:hAnsi="Times New Roman" w:cs="Times New Roman"/>
+          <w:sz w:val="24"/>
+          <w:szCs w:val="24"/>
+          <w:shd w:val="clear" w:color="auto" w:fill="FFFFFF"/>
+        </w:rPr>
+        <w:t>I</w:t>
+      </w:r>
+      <w:r>
+        <w:rPr>
+          <w:rFonts w:ascii="Times New Roman" w:eastAsia="Times New Roman" w:hAnsi="Times New Roman" w:cs="Times New Roman"/>
+          <w:sz w:val="24"/>
+          <w:szCs w:val="24"/>
+          <w:shd w:val="clear" w:color="auto" w:fill="FFFFFF"/>
+        </w:rPr>
+        <w:t xml:space="preserve"> Literacy: A Nested Mixed-Methods Study</w:t>
       </w:r>
     </w:p>
     <w:p>
@@ -10785,14 +10906,23 @@
           <w:sz w:val="24"/>
           <w:szCs w:val="24"/>
         </w:rPr>
-        <w:t>-003</w:t>
-      </w:r>
+        <w:t>-</w:t>
+      </w:r>
+      <w:proofErr w:type="gramStart"/>
       <w:r>
         <w:rPr>
           <w:rFonts w:ascii="Times New Roman" w:eastAsia="Times New Roman" w:hAnsi="Times New Roman" w:cs="Times New Roman"/>
           <w:sz w:val="24"/>
           <w:szCs w:val="24"/>
         </w:rPr>
+        <w:t>003</w:t>
+      </w:r>
+      <w:r>
+        <w:rPr>
+          <w:rFonts w:ascii="Times New Roman" w:eastAsia="Times New Roman" w:hAnsi="Times New Roman" w:cs="Times New Roman"/>
+          <w:sz w:val="24"/>
+          <w:szCs w:val="24"/>
+        </w:rPr>
         <w:t>61</w:t>
       </w:r>
       <w:r>
@@ -10804,6 +10934,7 @@
         </w:rPr>
         <w:t xml:space="preserve"> )</w:t>
       </w:r>
+      <w:proofErr w:type="gramEnd"/>
     </w:p>
     <w:p>
       <w:pPr>
@@ -10882,7 +11013,27 @@
           <w:szCs w:val="24"/>
           <w:shd w:val="clear" w:color="auto" w:fill="FFFFFF"/>
         </w:rPr>
-        <w:t xml:space="preserve">., Baah-Mintah, R., &amp; Ghooreian, A. (2026). Human-centered generative AI in education: ethical challenges and equity-driven solutions. Ethics &amp; Behavior, 1–27. </w:t>
+        <w:t xml:space="preserve">., Baah-Mintah, R., &amp; </w:t>
+      </w:r>
+      <w:proofErr w:type="spellStart"/>
+      <w:r>
+        <w:rPr>
+          <w:rFonts w:ascii="Times New Roman" w:eastAsia="Times New Roman" w:hAnsi="Times New Roman" w:cs="Times New Roman"/>
+          <w:sz w:val="24"/>
+          <w:szCs w:val="24"/>
+          <w:shd w:val="clear" w:color="auto" w:fill="FFFFFF"/>
+        </w:rPr>
+        <w:t>Ghooreian</w:t>
+      </w:r>
+      <w:proofErr w:type="spellEnd"/>
+      <w:r>
+        <w:rPr>
+          <w:rFonts w:ascii="Times New Roman" w:eastAsia="Times New Roman" w:hAnsi="Times New Roman" w:cs="Times New Roman"/>
+          <w:sz w:val="24"/>
+          <w:szCs w:val="24"/>
+          <w:shd w:val="clear" w:color="auto" w:fill="FFFFFF"/>
+        </w:rPr>
+        <w:t xml:space="preserve">, A. (2026). Human-centered generative AI in education: ethical challenges and equity-driven solutions. Ethics &amp; Behavior, 1–27. </w:t>
       </w:r>
       <w:hyperlink r:id="rId10" w:history="1">
         <w:r>
@@ -11025,7 +11176,27 @@
           <w:szCs w:val="24"/>
           <w:shd w:val="clear" w:color="auto" w:fill="FFFFFF"/>
         </w:rPr>
-        <w:t xml:space="preserve">Luo, F., Amayou, J., Nasrin, F., Abedini, P., Mousavi, V., Awoyemi, I. D., ... &amp; Crawford, C. (2026). Promoting elementary students’ computer science conceptual knowledge and coding performance: a mixed methods case study. </w:t>
+        <w:t xml:space="preserve">Luo, F., </w:t>
+      </w:r>
+      <w:proofErr w:type="spellStart"/>
+      <w:r>
+        <w:rPr>
+          <w:rFonts w:ascii="Times New Roman" w:eastAsia="Times New Roman" w:hAnsi="Times New Roman" w:cs="Times New Roman"/>
+          <w:sz w:val="24"/>
+          <w:szCs w:val="24"/>
+          <w:shd w:val="clear" w:color="auto" w:fill="FFFFFF"/>
+        </w:rPr>
+        <w:t>Amayou</w:t>
+      </w:r>
+      <w:proofErr w:type="spellEnd"/>
+      <w:r>
+        <w:rPr>
+          <w:rFonts w:ascii="Times New Roman" w:eastAsia="Times New Roman" w:hAnsi="Times New Roman" w:cs="Times New Roman"/>
+          <w:sz w:val="24"/>
+          <w:szCs w:val="24"/>
+          <w:shd w:val="clear" w:color="auto" w:fill="FFFFFF"/>
+        </w:rPr>
+        <w:t xml:space="preserve">, J., Nasrin, F., Abedini, P., Mousavi, V., Awoyemi, I. D., ... &amp; Crawford, C. (2026). Promoting elementary students’ computer science conceptual knowledge and coding performance: a mixed methods case study. </w:t>
       </w:r>
       <w:r>
         <w:rPr>
@@ -11343,13 +11514,31 @@
           <w:sz w:val="24"/>
           <w:szCs w:val="24"/>
         </w:rPr>
-        <w:t xml:space="preserve">Abu S., Yuvaraja H. K., Patiballa S. K., </w:t>
-      </w:r>
+        <w:t xml:space="preserve">Abu S., Yuvaraja H. K., </w:t>
+      </w:r>
+      <w:proofErr w:type="spellStart"/>
       <w:r>
         <w:rPr>
           <w:rFonts w:ascii="Times New Roman" w:eastAsia="Times New Roman" w:hAnsi="Times New Roman" w:cs="Times New Roman"/>
           <w:sz w:val="24"/>
           <w:szCs w:val="24"/>
+        </w:rPr>
+        <w:t>Patiballa</w:t>
+      </w:r>
+      <w:proofErr w:type="spellEnd"/>
+      <w:r>
+        <w:rPr>
+          <w:rFonts w:ascii="Times New Roman" w:eastAsia="Times New Roman" w:hAnsi="Times New Roman" w:cs="Times New Roman"/>
+          <w:sz w:val="24"/>
+          <w:szCs w:val="24"/>
+        </w:rPr>
+        <w:t xml:space="preserve"> S. K., </w:t>
+      </w:r>
+      <w:r>
+        <w:rPr>
+          <w:rFonts w:ascii="Times New Roman" w:eastAsia="Times New Roman" w:hAnsi="Times New Roman" w:cs="Times New Roman"/>
+          <w:sz w:val="24"/>
+          <w:szCs w:val="24"/>
           <w:shd w:val="clear" w:color="auto" w:fill="FFFFFF"/>
         </w:rPr>
         <w:t xml:space="preserve">&amp; Moon, J. (Under review). </w:t>
@@ -11371,6 +11560,7 @@
         </w:rPr>
         <w:t xml:space="preserve">. </w:t>
       </w:r>
+      <w:proofErr w:type="spellStart"/>
       <w:r>
         <w:rPr>
           <w:rFonts w:ascii="Times New Roman" w:eastAsia="Times New Roman" w:hAnsi="Times New Roman" w:cs="Times New Roman"/>
@@ -11379,6 +11569,7 @@
         </w:rPr>
         <w:t>TechTrends</w:t>
       </w:r>
+      <w:proofErr w:type="spellEnd"/>
       <w:r>
         <w:rPr>
           <w:rFonts w:ascii="Times New Roman" w:eastAsia="Times New Roman" w:hAnsi="Times New Roman" w:cs="Times New Roman"/>
@@ -11466,8 +11657,69 @@
           <w:szCs w:val="24"/>
           <w:shd w:val="clear" w:color="auto" w:fill="FFFFFF"/>
         </w:rPr>
-        <w:t xml:space="preserve">., &amp; Abu S. (2026). Decoding learning states in vr safety training: a bayesian cognitive diagnostic approach to microgenetic behavioral analytics. </w:t>
-      </w:r>
+        <w:t xml:space="preserve">., &amp; Abu S. (2026). Decoding learning states in </w:t>
+      </w:r>
+      <w:proofErr w:type="spellStart"/>
+      <w:r>
+        <w:rPr>
+          <w:rFonts w:ascii="Times New Roman" w:eastAsia="Times New Roman" w:hAnsi="Times New Roman" w:cs="Times New Roman"/>
+          <w:sz w:val="24"/>
+          <w:szCs w:val="24"/>
+          <w:shd w:val="clear" w:color="auto" w:fill="FFFFFF"/>
+        </w:rPr>
+        <w:t>vr</w:t>
+      </w:r>
+      <w:proofErr w:type="spellEnd"/>
+      <w:r>
+        <w:rPr>
+          <w:rFonts w:ascii="Times New Roman" w:eastAsia="Times New Roman" w:hAnsi="Times New Roman" w:cs="Times New Roman"/>
+          <w:sz w:val="24"/>
+          <w:szCs w:val="24"/>
+          <w:shd w:val="clear" w:color="auto" w:fill="FFFFFF"/>
+        </w:rPr>
+        <w:t xml:space="preserve"> safety training: a </w:t>
+      </w:r>
+      <w:proofErr w:type="spellStart"/>
+      <w:r>
+        <w:rPr>
+          <w:rFonts w:ascii="Times New Roman" w:eastAsia="Times New Roman" w:hAnsi="Times New Roman" w:cs="Times New Roman"/>
+          <w:sz w:val="24"/>
+          <w:szCs w:val="24"/>
+          <w:shd w:val="clear" w:color="auto" w:fill="FFFFFF"/>
+        </w:rPr>
+        <w:t>bayesian</w:t>
+      </w:r>
+      <w:proofErr w:type="spellEnd"/>
+      <w:r>
+        <w:rPr>
+          <w:rFonts w:ascii="Times New Roman" w:eastAsia="Times New Roman" w:hAnsi="Times New Roman" w:cs="Times New Roman"/>
+          <w:sz w:val="24"/>
+          <w:szCs w:val="24"/>
+          <w:shd w:val="clear" w:color="auto" w:fill="FFFFFF"/>
+        </w:rPr>
+        <w:t xml:space="preserve"> cognitive diagnostic approach to </w:t>
+      </w:r>
+      <w:proofErr w:type="spellStart"/>
+      <w:r>
+        <w:rPr>
+          <w:rFonts w:ascii="Times New Roman" w:eastAsia="Times New Roman" w:hAnsi="Times New Roman" w:cs="Times New Roman"/>
+          <w:sz w:val="24"/>
+          <w:szCs w:val="24"/>
+          <w:shd w:val="clear" w:color="auto" w:fill="FFFFFF"/>
+        </w:rPr>
+        <w:t>microgenetic</w:t>
+      </w:r>
+      <w:proofErr w:type="spellEnd"/>
+      <w:r>
+        <w:rPr>
+          <w:rFonts w:ascii="Times New Roman" w:eastAsia="Times New Roman" w:hAnsi="Times New Roman" w:cs="Times New Roman"/>
+          <w:sz w:val="24"/>
+          <w:szCs w:val="24"/>
+          <w:shd w:val="clear" w:color="auto" w:fill="FFFFFF"/>
+        </w:rPr>
+        <w:t xml:space="preserve"> behavioral analytics. </w:t>
+      </w:r>
+      <w:proofErr w:type="spellStart"/>
       <w:r>
         <w:rPr>
           <w:rFonts w:ascii="Times New Roman" w:eastAsia="Times New Roman" w:hAnsi="Times New Roman" w:cs="Times New Roman"/>
@@ -11477,7 +11729,19 @@
           <w:szCs w:val="24"/>
           <w:shd w:val="clear" w:color="auto" w:fill="FFFFFF"/>
         </w:rPr>
-        <w:t>Behaviourmetrika.</w:t>
+        <w:t>Behaviourmetrika</w:t>
+      </w:r>
+      <w:proofErr w:type="spellEnd"/>
+      <w:r>
+        <w:rPr>
+          <w:rFonts w:ascii="Times New Roman" w:eastAsia="Times New Roman" w:hAnsi="Times New Roman" w:cs="Times New Roman"/>
+          <w:i/>
+          <w:iCs/>
+          <w:sz w:val="24"/>
+          <w:szCs w:val="24"/>
+          <w:shd w:val="clear" w:color="auto" w:fill="FFFFFF"/>
+        </w:rPr>
+        <w:t>.</w:t>
       </w:r>
       <w:r>
         <w:rPr>
@@ -11875,7 +12139,47 @@
           <w:szCs w:val="24"/>
           <w:shd w:val="clear" w:color="auto" w:fill="FFFFFF"/>
         </w:rPr>
-        <w:t>., Ghooreian, A., &amp; Ramenzapour, E. (2025). A Systematic Review of Technology‐Enhanced Learning Approaches to Foster Construction Engineering and Management Competencies. </w:t>
+        <w:t xml:space="preserve">., </w:t>
+      </w:r>
+      <w:proofErr w:type="spellStart"/>
+      <w:r>
+        <w:rPr>
+          <w:rFonts w:ascii="Times New Roman" w:eastAsia="Times New Roman" w:hAnsi="Times New Roman" w:cs="Times New Roman"/>
+          <w:sz w:val="24"/>
+          <w:szCs w:val="24"/>
+          <w:shd w:val="clear" w:color="auto" w:fill="FFFFFF"/>
+        </w:rPr>
+        <w:t>Ghooreian</w:t>
+      </w:r>
+      <w:proofErr w:type="spellEnd"/>
+      <w:r>
+        <w:rPr>
+          <w:rFonts w:ascii="Times New Roman" w:eastAsia="Times New Roman" w:hAnsi="Times New Roman" w:cs="Times New Roman"/>
+          <w:sz w:val="24"/>
+          <w:szCs w:val="24"/>
+          <w:shd w:val="clear" w:color="auto" w:fill="FFFFFF"/>
+        </w:rPr>
+        <w:t xml:space="preserve">, A., &amp; </w:t>
+      </w:r>
+      <w:proofErr w:type="spellStart"/>
+      <w:r>
+        <w:rPr>
+          <w:rFonts w:ascii="Times New Roman" w:eastAsia="Times New Roman" w:hAnsi="Times New Roman" w:cs="Times New Roman"/>
+          <w:sz w:val="24"/>
+          <w:szCs w:val="24"/>
+          <w:shd w:val="clear" w:color="auto" w:fill="FFFFFF"/>
+        </w:rPr>
+        <w:t>Ramenzapour</w:t>
+      </w:r>
+      <w:proofErr w:type="spellEnd"/>
+      <w:r>
+        <w:rPr>
+          <w:rFonts w:ascii="Times New Roman" w:eastAsia="Times New Roman" w:hAnsi="Times New Roman" w:cs="Times New Roman"/>
+          <w:sz w:val="24"/>
+          <w:szCs w:val="24"/>
+          <w:shd w:val="clear" w:color="auto" w:fill="FFFFFF"/>
+        </w:rPr>
+        <w:t>, E. (2025). A Systematic Review of Technology‐Enhanced Learning Approaches to Foster Construction Engineering and Management Competencies. </w:t>
       </w:r>
       <w:r>
         <w:rPr>
@@ -12206,7 +12510,47 @@
           <w:szCs w:val="24"/>
           <w:shd w:val="clear" w:color="auto" w:fill="FFFFFF"/>
         </w:rPr>
-        <w:t>., Gwandu, Z. L., Isah, S., &amp; Murtala, A. (2024). Effect of parental socio-economic background on secondary school students career choice in kebbi state, nigeria.</w:t>
+        <w:t xml:space="preserve">., Gwandu, Z. L., Isah, S., &amp; Murtala, A. (2024). Effect of parental socio-economic background on secondary school students career choice in </w:t>
+      </w:r>
+      <w:proofErr w:type="spellStart"/>
+      <w:r>
+        <w:rPr>
+          <w:rFonts w:ascii="Times New Roman" w:eastAsia="Calibri" w:hAnsi="Times New Roman" w:cs="Times New Roman"/>
+          <w:sz w:val="24"/>
+          <w:szCs w:val="24"/>
+          <w:shd w:val="clear" w:color="auto" w:fill="FFFFFF"/>
+        </w:rPr>
+        <w:t>kebbi</w:t>
+      </w:r>
+      <w:proofErr w:type="spellEnd"/>
+      <w:r>
+        <w:rPr>
+          <w:rFonts w:ascii="Times New Roman" w:eastAsia="Calibri" w:hAnsi="Times New Roman" w:cs="Times New Roman"/>
+          <w:sz w:val="24"/>
+          <w:szCs w:val="24"/>
+          <w:shd w:val="clear" w:color="auto" w:fill="FFFFFF"/>
+        </w:rPr>
+        <w:t xml:space="preserve"> state, </w:t>
+      </w:r>
+      <w:proofErr w:type="spellStart"/>
+      <w:r>
+        <w:rPr>
+          <w:rFonts w:ascii="Times New Roman" w:eastAsia="Calibri" w:hAnsi="Times New Roman" w:cs="Times New Roman"/>
+          <w:sz w:val="24"/>
+          <w:szCs w:val="24"/>
+          <w:shd w:val="clear" w:color="auto" w:fill="FFFFFF"/>
+        </w:rPr>
+        <w:t>nigeria</w:t>
+      </w:r>
+      <w:proofErr w:type="spellEnd"/>
+      <w:r>
+        <w:rPr>
+          <w:rFonts w:ascii="Times New Roman" w:eastAsia="Calibri" w:hAnsi="Times New Roman" w:cs="Times New Roman"/>
+          <w:sz w:val="24"/>
+          <w:szCs w:val="24"/>
+          <w:shd w:val="clear" w:color="auto" w:fill="FFFFFF"/>
+        </w:rPr>
+        <w:t>.</w:t>
       </w:r>
       <w:r>
         <w:rPr>
@@ -12250,6 +12594,7 @@
         </w:rPr>
         <w:t xml:space="preserve">[4] </w:t>
       </w:r>
+      <w:proofErr w:type="spellStart"/>
       <w:r>
         <w:rPr>
           <w:rFonts w:ascii="Times New Roman" w:eastAsia="Calibri" w:hAnsi="Times New Roman" w:cs="Times New Roman"/>
@@ -12257,7 +12602,37 @@
           <w:sz w:val="24"/>
           <w:szCs w:val="24"/>
         </w:rPr>
-        <w:t xml:space="preserve">Falode, O.C.; Ilufoye, T. O.; </w:t>
+        <w:t>Falode</w:t>
+      </w:r>
+      <w:proofErr w:type="spellEnd"/>
+      <w:r>
+        <w:rPr>
+          <w:rFonts w:ascii="Times New Roman" w:eastAsia="Calibri" w:hAnsi="Times New Roman" w:cs="Times New Roman"/>
+          <w:bCs/>
+          <w:sz w:val="24"/>
+          <w:szCs w:val="24"/>
+        </w:rPr>
+        <w:t xml:space="preserve">, O.C.; </w:t>
+      </w:r>
+      <w:proofErr w:type="spellStart"/>
+      <w:r>
+        <w:rPr>
+          <w:rFonts w:ascii="Times New Roman" w:eastAsia="Calibri" w:hAnsi="Times New Roman" w:cs="Times New Roman"/>
+          <w:bCs/>
+          <w:sz w:val="24"/>
+          <w:szCs w:val="24"/>
+        </w:rPr>
+        <w:t>Ilufoye</w:t>
+      </w:r>
+      <w:proofErr w:type="spellEnd"/>
+      <w:r>
+        <w:rPr>
+          <w:rFonts w:ascii="Times New Roman" w:eastAsia="Calibri" w:hAnsi="Times New Roman" w:cs="Times New Roman"/>
+          <w:bCs/>
+          <w:sz w:val="24"/>
+          <w:szCs w:val="24"/>
+        </w:rPr>
+        <w:t xml:space="preserve">, T. O.; </w:t>
       </w:r>
       <w:r>
         <w:rPr>
@@ -12320,6 +12695,7 @@
         </w:rPr>
         <w:t xml:space="preserve">[3] </w:t>
       </w:r>
+      <w:proofErr w:type="spellStart"/>
       <w:r>
         <w:rPr>
           <w:rFonts w:ascii="Times New Roman" w:eastAsia="Calibri" w:hAnsi="Times New Roman" w:cs="Times New Roman"/>
@@ -12327,7 +12703,17 @@
           <w:sz w:val="24"/>
           <w:szCs w:val="24"/>
         </w:rPr>
-        <w:t xml:space="preserve">Falode, O.C.; </w:t>
+        <w:t>Falode</w:t>
+      </w:r>
+      <w:proofErr w:type="spellEnd"/>
+      <w:r>
+        <w:rPr>
+          <w:rFonts w:ascii="Times New Roman" w:eastAsia="Calibri" w:hAnsi="Times New Roman" w:cs="Times New Roman"/>
+          <w:bCs/>
+          <w:sz w:val="24"/>
+          <w:szCs w:val="24"/>
+        </w:rPr>
+        <w:t xml:space="preserve">, O.C.; </w:t>
       </w:r>
       <w:r>
         <w:rPr>
@@ -12339,6 +12725,7 @@
         </w:rPr>
         <w:t xml:space="preserve">Awoyemi, I. D.; </w:t>
       </w:r>
+      <w:proofErr w:type="spellStart"/>
       <w:r>
         <w:rPr>
           <w:rFonts w:ascii="Times New Roman" w:eastAsia="Calibri" w:hAnsi="Times New Roman" w:cs="Times New Roman"/>
@@ -12346,7 +12733,17 @@
           <w:sz w:val="24"/>
           <w:szCs w:val="24"/>
         </w:rPr>
-        <w:t>Ilufoye, T. O.</w:t>
+        <w:t>Ilufoye</w:t>
+      </w:r>
+      <w:proofErr w:type="spellEnd"/>
+      <w:r>
+        <w:rPr>
+          <w:rFonts w:ascii="Times New Roman" w:eastAsia="Calibri" w:hAnsi="Times New Roman" w:cs="Times New Roman"/>
+          <w:bCs/>
+          <w:sz w:val="24"/>
+          <w:szCs w:val="24"/>
+        </w:rPr>
+        <w:t>, T. O.</w:t>
       </w:r>
       <w:r>
         <w:rPr>
@@ -12376,7 +12773,31 @@
           <w:sz w:val="24"/>
           <w:szCs w:val="24"/>
         </w:rPr>
-        <w:t>Al-Himah Journal of Education, 2(</w:t>
+        <w:t>Al-</w:t>
+      </w:r>
+      <w:proofErr w:type="spellStart"/>
+      <w:r>
+        <w:rPr>
+          <w:rFonts w:ascii="Times New Roman" w:eastAsia="Calibri" w:hAnsi="Times New Roman" w:cs="Times New Roman"/>
+          <w:bCs/>
+          <w:i/>
+          <w:iCs/>
+          <w:sz w:val="24"/>
+          <w:szCs w:val="24"/>
+        </w:rPr>
+        <w:t>Himah</w:t>
+      </w:r>
+      <w:proofErr w:type="spellEnd"/>
+      <w:r>
+        <w:rPr>
+          <w:rFonts w:ascii="Times New Roman" w:eastAsia="Calibri" w:hAnsi="Times New Roman" w:cs="Times New Roman"/>
+          <w:bCs/>
+          <w:i/>
+          <w:iCs/>
+          <w:sz w:val="24"/>
+          <w:szCs w:val="24"/>
+        </w:rPr>
+        <w:t xml:space="preserve"> Journal of Education, 2(</w:t>
       </w:r>
       <w:r>
         <w:rPr>
@@ -12410,6 +12831,7 @@
         </w:rPr>
         <w:t xml:space="preserve">[2] </w:t>
       </w:r>
+      <w:proofErr w:type="spellStart"/>
       <w:r>
         <w:rPr>
           <w:rFonts w:ascii="Times New Roman" w:eastAsia="Calibri" w:hAnsi="Times New Roman" w:cs="Times New Roman"/>
@@ -12417,7 +12839,37 @@
           <w:sz w:val="24"/>
           <w:szCs w:val="24"/>
         </w:rPr>
-        <w:t xml:space="preserve">Falode, O.C.; Gambari, A.I.; Shittu, T.; Gimba, R.W.; Falode, M.E. &amp; </w:t>
+        <w:t>Falode</w:t>
+      </w:r>
+      <w:proofErr w:type="spellEnd"/>
+      <w:r>
+        <w:rPr>
+          <w:rFonts w:ascii="Times New Roman" w:eastAsia="Calibri" w:hAnsi="Times New Roman" w:cs="Times New Roman"/>
+          <w:bCs/>
+          <w:sz w:val="24"/>
+          <w:szCs w:val="24"/>
+        </w:rPr>
+        <w:t xml:space="preserve">, O.C.; Gambari, A.I.; Shittu, T.; Gimba, R.W.; </w:t>
+      </w:r>
+      <w:proofErr w:type="spellStart"/>
+      <w:r>
+        <w:rPr>
+          <w:rFonts w:ascii="Times New Roman" w:eastAsia="Calibri" w:hAnsi="Times New Roman" w:cs="Times New Roman"/>
+          <w:bCs/>
+          <w:sz w:val="24"/>
+          <w:szCs w:val="24"/>
+        </w:rPr>
+        <w:t>Falode</w:t>
+      </w:r>
+      <w:proofErr w:type="spellEnd"/>
+      <w:r>
+        <w:rPr>
+          <w:rFonts w:ascii="Times New Roman" w:eastAsia="Calibri" w:hAnsi="Times New Roman" w:cs="Times New Roman"/>
+          <w:bCs/>
+          <w:sz w:val="24"/>
+          <w:szCs w:val="24"/>
+        </w:rPr>
+        <w:t xml:space="preserve">, M.E. &amp; </w:t>
       </w:r>
       <w:r>
         <w:rPr>
@@ -12436,7 +12888,27 @@
           <w:sz w:val="24"/>
           <w:szCs w:val="24"/>
         </w:rPr>
-        <w:t xml:space="preserve">  (2015). Effectiveness of virtual classroom in teaching and learning of senior secondary school mathematics concepts in minna. </w:t>
+        <w:t xml:space="preserve">  (2015). Effectiveness of virtual classroom in teaching and learning of senior secondary school mathematics concepts in </w:t>
+      </w:r>
+      <w:proofErr w:type="spellStart"/>
+      <w:r>
+        <w:rPr>
+          <w:rFonts w:ascii="Times New Roman" w:eastAsia="Calibri" w:hAnsi="Times New Roman" w:cs="Times New Roman"/>
+          <w:bCs/>
+          <w:sz w:val="24"/>
+          <w:szCs w:val="24"/>
+        </w:rPr>
+        <w:t>minna</w:t>
+      </w:r>
+      <w:proofErr w:type="spellEnd"/>
+      <w:r>
+        <w:rPr>
+          <w:rFonts w:ascii="Times New Roman" w:eastAsia="Calibri" w:hAnsi="Times New Roman" w:cs="Times New Roman"/>
+          <w:bCs/>
+          <w:sz w:val="24"/>
+          <w:szCs w:val="24"/>
+        </w:rPr>
+        <w:t xml:space="preserve">. </w:t>
       </w:r>
       <w:r>
         <w:rPr>
@@ -12478,6 +12950,7 @@
         </w:rPr>
         <w:t xml:space="preserve">[1] </w:t>
       </w:r>
+      <w:proofErr w:type="spellStart"/>
       <w:r>
         <w:rPr>
           <w:rFonts w:ascii="Times New Roman" w:eastAsia="Calibri" w:hAnsi="Times New Roman" w:cs="Times New Roman"/>
@@ -12485,7 +12958,37 @@
           <w:sz w:val="24"/>
           <w:szCs w:val="24"/>
         </w:rPr>
-        <w:t xml:space="preserve">Falode, O.C.; Usman, Z.N.; Ilufoye, T. O.  &amp; </w:t>
+        <w:t>Falode</w:t>
+      </w:r>
+      <w:proofErr w:type="spellEnd"/>
+      <w:r>
+        <w:rPr>
+          <w:rFonts w:ascii="Times New Roman" w:eastAsia="Calibri" w:hAnsi="Times New Roman" w:cs="Times New Roman"/>
+          <w:bCs/>
+          <w:sz w:val="24"/>
+          <w:szCs w:val="24"/>
+        </w:rPr>
+        <w:t xml:space="preserve">, O.C.; Usman, Z.N.; </w:t>
+      </w:r>
+      <w:proofErr w:type="spellStart"/>
+      <w:r>
+        <w:rPr>
+          <w:rFonts w:ascii="Times New Roman" w:eastAsia="Calibri" w:hAnsi="Times New Roman" w:cs="Times New Roman"/>
+          <w:bCs/>
+          <w:sz w:val="24"/>
+          <w:szCs w:val="24"/>
+        </w:rPr>
+        <w:t>Ilufoye</w:t>
+      </w:r>
+      <w:proofErr w:type="spellEnd"/>
+      <w:r>
+        <w:rPr>
+          <w:rFonts w:ascii="Times New Roman" w:eastAsia="Calibri" w:hAnsi="Times New Roman" w:cs="Times New Roman"/>
+          <w:bCs/>
+          <w:sz w:val="24"/>
+          <w:szCs w:val="24"/>
+        </w:rPr>
+        <w:t xml:space="preserve">, T. O.  &amp; </w:t>
       </w:r>
       <w:r>
         <w:rPr>
@@ -12916,7 +13419,47 @@
           <w:szCs w:val="24"/>
           <w:shd w:val="clear" w:color="auto" w:fill="FFFFFF"/>
         </w:rPr>
-        <w:t xml:space="preserve">Abu, S., Ghooreian, A., Ogunniran, M., </w:t>
+        <w:t xml:space="preserve">Abu, S., </w:t>
+      </w:r>
+      <w:proofErr w:type="spellStart"/>
+      <w:r>
+        <w:rPr>
+          <w:rFonts w:ascii="Times New Roman" w:eastAsia="Times New Roman" w:hAnsi="Times New Roman" w:cs="Times New Roman"/>
+          <w:sz w:val="24"/>
+          <w:szCs w:val="24"/>
+          <w:shd w:val="clear" w:color="auto" w:fill="FFFFFF"/>
+        </w:rPr>
+        <w:t>Ghooreian</w:t>
+      </w:r>
+      <w:proofErr w:type="spellEnd"/>
+      <w:r>
+        <w:rPr>
+          <w:rFonts w:ascii="Times New Roman" w:eastAsia="Times New Roman" w:hAnsi="Times New Roman" w:cs="Times New Roman"/>
+          <w:sz w:val="24"/>
+          <w:szCs w:val="24"/>
+          <w:shd w:val="clear" w:color="auto" w:fill="FFFFFF"/>
+        </w:rPr>
+        <w:t xml:space="preserve">, A., </w:t>
+      </w:r>
+      <w:proofErr w:type="spellStart"/>
+      <w:r>
+        <w:rPr>
+          <w:rFonts w:ascii="Times New Roman" w:eastAsia="Times New Roman" w:hAnsi="Times New Roman" w:cs="Times New Roman"/>
+          <w:sz w:val="24"/>
+          <w:szCs w:val="24"/>
+          <w:shd w:val="clear" w:color="auto" w:fill="FFFFFF"/>
+        </w:rPr>
+        <w:t>Ogunniran</w:t>
+      </w:r>
+      <w:proofErr w:type="spellEnd"/>
+      <w:r>
+        <w:rPr>
+          <w:rFonts w:ascii="Times New Roman" w:eastAsia="Times New Roman" w:hAnsi="Times New Roman" w:cs="Times New Roman"/>
+          <w:sz w:val="24"/>
+          <w:szCs w:val="24"/>
+          <w:shd w:val="clear" w:color="auto" w:fill="FFFFFF"/>
+        </w:rPr>
+        <w:t xml:space="preserve">, M., </w:t>
       </w:r>
       <w:r>
         <w:rPr>
@@ -12980,7 +13523,67 @@
           <w:szCs w:val="24"/>
           <w:shd w:val="clear" w:color="auto" w:fill="FFFFFF"/>
         </w:rPr>
-        <w:t xml:space="preserve">., &amp; Ilufoye, T. O. (2020). Maximizing virtual classroom for effective teaching. In O. C. Falode (Ed.), Novel practices in education (pp. 96 -115). Novel Education Research Group. </w:t>
+        <w:t xml:space="preserve">., &amp; </w:t>
+      </w:r>
+      <w:proofErr w:type="spellStart"/>
+      <w:r>
+        <w:rPr>
+          <w:rFonts w:ascii="Times New Roman" w:eastAsia="Times New Roman" w:hAnsi="Times New Roman" w:cs="Times New Roman"/>
+          <w:sz w:val="24"/>
+          <w:szCs w:val="24"/>
+          <w:shd w:val="clear" w:color="auto" w:fill="FFFFFF"/>
+        </w:rPr>
+        <w:t>Ilufoye</w:t>
+      </w:r>
+      <w:proofErr w:type="spellEnd"/>
+      <w:r>
+        <w:rPr>
+          <w:rFonts w:ascii="Times New Roman" w:eastAsia="Times New Roman" w:hAnsi="Times New Roman" w:cs="Times New Roman"/>
+          <w:sz w:val="24"/>
+          <w:szCs w:val="24"/>
+          <w:shd w:val="clear" w:color="auto" w:fill="FFFFFF"/>
+        </w:rPr>
+        <w:t xml:space="preserve">, T. O. (2020). Maximizing virtual </w:t>
+      </w:r>
+      <w:proofErr w:type="gramStart"/>
+      <w:r>
+        <w:rPr>
+          <w:rFonts w:ascii="Times New Roman" w:eastAsia="Times New Roman" w:hAnsi="Times New Roman" w:cs="Times New Roman"/>
+          <w:sz w:val="24"/>
+          <w:szCs w:val="24"/>
+          <w:shd w:val="clear" w:color="auto" w:fill="FFFFFF"/>
+        </w:rPr>
+        <w:t>classroom</w:t>
+      </w:r>
+      <w:proofErr w:type="gramEnd"/>
+      <w:r>
+        <w:rPr>
+          <w:rFonts w:ascii="Times New Roman" w:eastAsia="Times New Roman" w:hAnsi="Times New Roman" w:cs="Times New Roman"/>
+          <w:sz w:val="24"/>
+          <w:szCs w:val="24"/>
+          <w:shd w:val="clear" w:color="auto" w:fill="FFFFFF"/>
+        </w:rPr>
+        <w:t xml:space="preserve"> for effective teaching. In O. C. </w:t>
+      </w:r>
+      <w:proofErr w:type="spellStart"/>
+      <w:r>
+        <w:rPr>
+          <w:rFonts w:ascii="Times New Roman" w:eastAsia="Times New Roman" w:hAnsi="Times New Roman" w:cs="Times New Roman"/>
+          <w:sz w:val="24"/>
+          <w:szCs w:val="24"/>
+          <w:shd w:val="clear" w:color="auto" w:fill="FFFFFF"/>
+        </w:rPr>
+        <w:t>Falode</w:t>
+      </w:r>
+      <w:proofErr w:type="spellEnd"/>
+      <w:r>
+        <w:rPr>
+          <w:rFonts w:ascii="Times New Roman" w:eastAsia="Times New Roman" w:hAnsi="Times New Roman" w:cs="Times New Roman"/>
+          <w:sz w:val="24"/>
+          <w:szCs w:val="24"/>
+          <w:shd w:val="clear" w:color="auto" w:fill="FFFFFF"/>
+        </w:rPr>
+        <w:t xml:space="preserve"> (Ed.), Novel practices in education (pp. 96 -115). Novel Education Research Group. </w:t>
       </w:r>
     </w:p>
     <w:p>
@@ -13089,7 +13692,29 @@
           <w:sz w:val="24"/>
           <w:szCs w:val="24"/>
         </w:rPr>
-        <w:t>Unpacking in-VR learning dynamics for heat stress training: A microgenetic and sequential behavior analysis</w:t>
+        <w:t xml:space="preserve">Unpacking in-VR learning dynamics for heat stress training: A </w:t>
+      </w:r>
+      <w:proofErr w:type="spellStart"/>
+      <w:r>
+        <w:rPr>
+          <w:rFonts w:ascii="Times New Roman" w:eastAsia="Times New Roman" w:hAnsi="Times New Roman" w:cs="Times New Roman"/>
+          <w:i/>
+          <w:iCs/>
+          <w:sz w:val="24"/>
+          <w:szCs w:val="24"/>
+        </w:rPr>
+        <w:t>microgenetic</w:t>
+      </w:r>
+      <w:proofErr w:type="spellEnd"/>
+      <w:r>
+        <w:rPr>
+          <w:rFonts w:ascii="Times New Roman" w:eastAsia="Times New Roman" w:hAnsi="Times New Roman" w:cs="Times New Roman"/>
+          <w:i/>
+          <w:iCs/>
+          <w:sz w:val="24"/>
+          <w:szCs w:val="24"/>
+        </w:rPr>
+        <w:t xml:space="preserve"> and sequential behavior analysis</w:t>
       </w:r>
       <w:r>
         <w:rPr>
@@ -13365,7 +13990,25 @@
           <w:sz w:val="24"/>
           <w:szCs w:val="24"/>
         </w:rPr>
-        <w:t xml:space="preserve">Nasrin, F., Amayou, J., </w:t>
+        <w:t xml:space="preserve">Nasrin, F., </w:t>
+      </w:r>
+      <w:proofErr w:type="spellStart"/>
+      <w:r>
+        <w:rPr>
+          <w:rFonts w:ascii="Times New Roman" w:eastAsia="Times New Roman" w:hAnsi="Times New Roman" w:cs="Times New Roman"/>
+          <w:sz w:val="24"/>
+          <w:szCs w:val="24"/>
+        </w:rPr>
+        <w:t>Amayou</w:t>
+      </w:r>
+      <w:proofErr w:type="spellEnd"/>
+      <w:r>
+        <w:rPr>
+          <w:rFonts w:ascii="Times New Roman" w:eastAsia="Times New Roman" w:hAnsi="Times New Roman" w:cs="Times New Roman"/>
+          <w:sz w:val="24"/>
+          <w:szCs w:val="24"/>
+        </w:rPr>
+        <w:t xml:space="preserve">, J., </w:t>
       </w:r>
       <w:r>
         <w:rPr>
@@ -13443,7 +14086,25 @@
           <w:sz w:val="24"/>
           <w:szCs w:val="24"/>
         </w:rPr>
-        <w:t xml:space="preserve">Abu, S., Ghooreian, A., </w:t>
+        <w:t xml:space="preserve">Abu, S., </w:t>
+      </w:r>
+      <w:proofErr w:type="spellStart"/>
+      <w:r>
+        <w:rPr>
+          <w:rFonts w:ascii="Times New Roman" w:eastAsia="Times New Roman" w:hAnsi="Times New Roman" w:cs="Times New Roman"/>
+          <w:sz w:val="24"/>
+          <w:szCs w:val="24"/>
+        </w:rPr>
+        <w:t>Ghooreian</w:t>
+      </w:r>
+      <w:proofErr w:type="spellEnd"/>
+      <w:r>
+        <w:rPr>
+          <w:rFonts w:ascii="Times New Roman" w:eastAsia="Times New Roman" w:hAnsi="Times New Roman" w:cs="Times New Roman"/>
+          <w:sz w:val="24"/>
+          <w:szCs w:val="24"/>
+        </w:rPr>
+        <w:t xml:space="preserve">, A., </w:t>
       </w:r>
       <w:r>
         <w:rPr>
@@ -13819,7 +14480,7 @@
           <w:sz w:val="24"/>
           <w:szCs w:val="24"/>
         </w:rPr>
-        <w:t>. D, &amp; Moon, J. (AECT, 2025 October). Preliminary Design and Development of Al-Enhanced VR Spring Dynamics Simulations to Foster Metacognitive Regulation in Engineering Education. Poster Presentation.</w:t>
+        <w:t>. D, &amp; Moon, J. (AECT, 2025 October). Preliminary Design and Development of AI-Enhanced VR Spring Dynamics Simulations to Foster Metacognitive Regulation in Engineering Education. Poster Presentation.</w:t>
       </w:r>
     </w:p>
     <w:p>
@@ -13870,7 +14531,25 @@
           <w:sz w:val="24"/>
           <w:szCs w:val="24"/>
         </w:rPr>
-        <w:t>. D, Abu, S., Yuvaraja, H., Moon, J., Patiballa, S. (AECT, 2025 October). Exploring fidelity dimensions in extended reality technologies for mechanical engineering education: A systematic review, Concurrent Session, (Paper Presentation).</w:t>
+        <w:t xml:space="preserve">. D, Abu, S., Yuvaraja, H., Moon, J., </w:t>
+      </w:r>
+      <w:proofErr w:type="spellStart"/>
+      <w:r>
+        <w:rPr>
+          <w:rFonts w:ascii="Times New Roman" w:eastAsia="Calibri" w:hAnsi="Times New Roman" w:cs="Times New Roman"/>
+          <w:sz w:val="24"/>
+          <w:szCs w:val="24"/>
+        </w:rPr>
+        <w:t>Patiballa</w:t>
+      </w:r>
+      <w:proofErr w:type="spellEnd"/>
+      <w:r>
+        <w:rPr>
+          <w:rFonts w:ascii="Times New Roman" w:eastAsia="Calibri" w:hAnsi="Times New Roman" w:cs="Times New Roman"/>
+          <w:sz w:val="24"/>
+          <w:szCs w:val="24"/>
+        </w:rPr>
+        <w:t>, S. (AECT, 2025 October). Exploring fidelity dimensions in extended reality technologies for mechanical engineering education: A systematic review, Concurrent Session, (Paper Presentation).</w:t>
       </w:r>
     </w:p>
     <w:p>
@@ -13945,7 +14624,31 @@
           <w:szCs w:val="24"/>
           <w:shd w:val="clear" w:color="auto" w:fill="FFFFFF"/>
         </w:rPr>
-        <w:t>Teaching and Learning with AI: A Sharing Conference Between Educational Practitioners</w:t>
+        <w:t xml:space="preserve">Teaching and </w:t>
+      </w:r>
+      <w:proofErr w:type="gramStart"/>
+      <w:r>
+        <w:rPr>
+          <w:rFonts w:ascii="Times New Roman" w:eastAsia="Times New Roman" w:hAnsi="Times New Roman" w:cs="Times New Roman"/>
+          <w:i/>
+          <w:iCs/>
+          <w:sz w:val="24"/>
+          <w:szCs w:val="24"/>
+          <w:shd w:val="clear" w:color="auto" w:fill="FFFFFF"/>
+        </w:rPr>
+        <w:t>Learning</w:t>
+      </w:r>
+      <w:proofErr w:type="gramEnd"/>
+      <w:r>
+        <w:rPr>
+          <w:rFonts w:ascii="Times New Roman" w:eastAsia="Times New Roman" w:hAnsi="Times New Roman" w:cs="Times New Roman"/>
+          <w:i/>
+          <w:iCs/>
+          <w:sz w:val="24"/>
+          <w:szCs w:val="24"/>
+          <w:shd w:val="clear" w:color="auto" w:fill="FFFFFF"/>
+        </w:rPr>
+        <w:t xml:space="preserve"> with AI: A Sharing Conference Between Educational Practitioners</w:t>
       </w:r>
       <w:r>
         <w:rPr>
@@ -14217,6 +14920,7 @@
         </w:rPr>
         <w:t xml:space="preserve">., </w:t>
       </w:r>
+      <w:proofErr w:type="spellStart"/>
       <w:r>
         <w:rPr>
           <w:rFonts w:ascii="Times New Roman" w:eastAsia="Calibri" w:hAnsi="Times New Roman" w:cs="Times New Roman"/>
@@ -14226,7 +14930,19 @@
           <w:u w:val="single"/>
           <w:shd w:val="clear" w:color="auto" w:fill="FFFFFF"/>
         </w:rPr>
-        <w:t>Unggi Lee., &amp;</w:t>
+        <w:t>Unggi</w:t>
+      </w:r>
+      <w:proofErr w:type="spellEnd"/>
+      <w:r>
+        <w:rPr>
+          <w:rFonts w:ascii="Times New Roman" w:eastAsia="Calibri" w:hAnsi="Times New Roman" w:cs="Times New Roman"/>
+          <w:spacing w:val="7"/>
+          <w:sz w:val="24"/>
+          <w:szCs w:val="24"/>
+          <w:u w:val="single"/>
+          <w:shd w:val="clear" w:color="auto" w:fill="FFFFFF"/>
+        </w:rPr>
+        <w:t xml:space="preserve"> Lee., &amp;</w:t>
       </w:r>
       <w:r>
         <w:rPr>
@@ -14617,6 +15333,7 @@
         </w:rPr>
         <w:t xml:space="preserve"> </w:t>
       </w:r>
+      <w:proofErr w:type="spellStart"/>
       <w:r>
         <w:rPr>
           <w:rFonts w:ascii="Times New Roman" w:eastAsia="Calibri" w:hAnsi="Times New Roman" w:cs="Times New Roman"/>
@@ -14625,7 +15342,18 @@
           <w:bdr w:val="none" w:sz="0" w:space="0" w:color="auto" w:frame="1"/>
           <w:shd w:val="clear" w:color="auto" w:fill="FFFFFF"/>
         </w:rPr>
-        <w:t>Ijeluola, S.</w:t>
+        <w:t>Ijeluola</w:t>
+      </w:r>
+      <w:proofErr w:type="spellEnd"/>
+      <w:r>
+        <w:rPr>
+          <w:rFonts w:ascii="Times New Roman" w:eastAsia="Calibri" w:hAnsi="Times New Roman" w:cs="Times New Roman"/>
+          <w:sz w:val="24"/>
+          <w:szCs w:val="24"/>
+          <w:bdr w:val="none" w:sz="0" w:space="0" w:color="auto" w:frame="1"/>
+          <w:shd w:val="clear" w:color="auto" w:fill="FFFFFF"/>
+        </w:rPr>
+        <w:t>, S.</w:t>
       </w:r>
       <w:r>
         <w:rPr>
@@ -14654,13 +15382,33 @@
           <w:szCs w:val="24"/>
           <w:shd w:val="clear" w:color="auto" w:fill="FFFFFF"/>
         </w:rPr>
-        <w:t>, &amp; Adefisayo, A. (October 2024</w:t>
-      </w:r>
+        <w:t xml:space="preserve">, &amp; </w:t>
+      </w:r>
+      <w:proofErr w:type="spellStart"/>
       <w:r>
         <w:rPr>
           <w:rFonts w:ascii="Times New Roman" w:eastAsia="Calibri" w:hAnsi="Times New Roman" w:cs="Times New Roman"/>
           <w:sz w:val="24"/>
           <w:szCs w:val="24"/>
+          <w:shd w:val="clear" w:color="auto" w:fill="FFFFFF"/>
+        </w:rPr>
+        <w:t>Adefisayo</w:t>
+      </w:r>
+      <w:proofErr w:type="spellEnd"/>
+      <w:r>
+        <w:rPr>
+          <w:rFonts w:ascii="Times New Roman" w:eastAsia="Calibri" w:hAnsi="Times New Roman" w:cs="Times New Roman"/>
+          <w:sz w:val="24"/>
+          <w:szCs w:val="24"/>
+          <w:shd w:val="clear" w:color="auto" w:fill="FFFFFF"/>
+        </w:rPr>
+        <w:t>, A. (October 2024</w:t>
+      </w:r>
+      <w:r>
+        <w:rPr>
+          <w:rFonts w:ascii="Times New Roman" w:eastAsia="Calibri" w:hAnsi="Times New Roman" w:cs="Times New Roman"/>
+          <w:sz w:val="24"/>
+          <w:szCs w:val="24"/>
         </w:rPr>
         <w:t>)</w:t>
       </w:r>
@@ -14671,7 +15419,27 @@
           <w:szCs w:val="24"/>
           <w:shd w:val="clear" w:color="auto" w:fill="FFFFFF"/>
         </w:rPr>
-        <w:t xml:space="preserve">. Leveraging Generative Artificial Intelligence (gAI) in Learning Design: A Mixed-Methods Examination of Instructional Designers’ Experience. </w:t>
+        <w:t>. Leveraging Generative Artificial Intelligence (</w:t>
+      </w:r>
+      <w:proofErr w:type="spellStart"/>
+      <w:r>
+        <w:rPr>
+          <w:rFonts w:ascii="Times New Roman" w:eastAsia="Calibri" w:hAnsi="Times New Roman" w:cs="Times New Roman"/>
+          <w:sz w:val="24"/>
+          <w:szCs w:val="24"/>
+          <w:shd w:val="clear" w:color="auto" w:fill="FFFFFF"/>
+        </w:rPr>
+        <w:t>gAI</w:t>
+      </w:r>
+      <w:proofErr w:type="spellEnd"/>
+      <w:r>
+        <w:rPr>
+          <w:rFonts w:ascii="Times New Roman" w:eastAsia="Calibri" w:hAnsi="Times New Roman" w:cs="Times New Roman"/>
+          <w:sz w:val="24"/>
+          <w:szCs w:val="24"/>
+          <w:shd w:val="clear" w:color="auto" w:fill="FFFFFF"/>
+        </w:rPr>
+        <w:t xml:space="preserve">) in Learning Design: A Mixed-Methods Examination of Instructional Designers’ Experience. </w:t>
       </w:r>
       <w:r>
         <w:rPr>
@@ -14718,6 +15486,7 @@
         </w:rPr>
         <w:t xml:space="preserve"> </w:t>
       </w:r>
+      <w:proofErr w:type="spellStart"/>
       <w:r>
         <w:rPr>
           <w:rFonts w:ascii="Times New Roman" w:eastAsia="Calibri" w:hAnsi="Times New Roman" w:cs="Times New Roman"/>
@@ -14726,16 +15495,47 @@
           <w:bdr w:val="none" w:sz="0" w:space="0" w:color="auto" w:frame="1"/>
           <w:shd w:val="clear" w:color="auto" w:fill="FFFFFF"/>
         </w:rPr>
-        <w:t>Ijeluola, S.</w:t>
-      </w:r>
+        <w:t>Ijeluola</w:t>
+      </w:r>
+      <w:proofErr w:type="spellEnd"/>
       <w:r>
         <w:rPr>
           <w:rFonts w:ascii="Times New Roman" w:eastAsia="Calibri" w:hAnsi="Times New Roman" w:cs="Times New Roman"/>
           <w:sz w:val="24"/>
           <w:szCs w:val="24"/>
-          <w:shd w:val="clear" w:color="auto" w:fill="FFFFFF"/>
-        </w:rPr>
-        <w:t xml:space="preserve">, Adefisayo, A., &amp; </w:t>
+          <w:bdr w:val="none" w:sz="0" w:space="0" w:color="auto" w:frame="1"/>
+          <w:shd w:val="clear" w:color="auto" w:fill="FFFFFF"/>
+        </w:rPr>
+        <w:t>, S.</w:t>
+      </w:r>
+      <w:r>
+        <w:rPr>
+          <w:rFonts w:ascii="Times New Roman" w:eastAsia="Calibri" w:hAnsi="Times New Roman" w:cs="Times New Roman"/>
+          <w:sz w:val="24"/>
+          <w:szCs w:val="24"/>
+          <w:shd w:val="clear" w:color="auto" w:fill="FFFFFF"/>
+        </w:rPr>
+        <w:t xml:space="preserve">, </w:t>
+      </w:r>
+      <w:proofErr w:type="spellStart"/>
+      <w:r>
+        <w:rPr>
+          <w:rFonts w:ascii="Times New Roman" w:eastAsia="Calibri" w:hAnsi="Times New Roman" w:cs="Times New Roman"/>
+          <w:sz w:val="24"/>
+          <w:szCs w:val="24"/>
+          <w:shd w:val="clear" w:color="auto" w:fill="FFFFFF"/>
+        </w:rPr>
+        <w:t>Adefisayo</w:t>
+      </w:r>
+      <w:proofErr w:type="spellEnd"/>
+      <w:r>
+        <w:rPr>
+          <w:rFonts w:ascii="Times New Roman" w:eastAsia="Calibri" w:hAnsi="Times New Roman" w:cs="Times New Roman"/>
+          <w:sz w:val="24"/>
+          <w:szCs w:val="24"/>
+          <w:shd w:val="clear" w:color="auto" w:fill="FFFFFF"/>
+        </w:rPr>
+        <w:t xml:space="preserve">, A., &amp; </w:t>
       </w:r>
       <w:r>
         <w:rPr>
@@ -14846,7 +15646,27 @@
           <w:szCs w:val="24"/>
           <w:shd w:val="clear" w:color="auto" w:fill="FFFFFF"/>
         </w:rPr>
-        <w:t>., &amp; Baah-Mintah, R. (October, 2024)</w:t>
+        <w:t>., &amp; Baah-Mintah, R. (</w:t>
+      </w:r>
+      <w:proofErr w:type="gramStart"/>
+      <w:r>
+        <w:rPr>
+          <w:rFonts w:ascii="Times New Roman" w:eastAsia="Calibri" w:hAnsi="Times New Roman" w:cs="Times New Roman"/>
+          <w:sz w:val="24"/>
+          <w:szCs w:val="24"/>
+          <w:shd w:val="clear" w:color="auto" w:fill="FFFFFF"/>
+        </w:rPr>
+        <w:t>October,</w:t>
+      </w:r>
+      <w:proofErr w:type="gramEnd"/>
+      <w:r>
+        <w:rPr>
+          <w:rFonts w:ascii="Times New Roman" w:eastAsia="Calibri" w:hAnsi="Times New Roman" w:cs="Times New Roman"/>
+          <w:sz w:val="24"/>
+          <w:szCs w:val="24"/>
+          <w:shd w:val="clear" w:color="auto" w:fill="FFFFFF"/>
+        </w:rPr>
+        <w:t xml:space="preserve"> 2024)</w:t>
       </w:r>
       <w:r>
         <w:rPr>
@@ -14909,13 +15729,23 @@
         </w:rPr>
         <w:t xml:space="preserve"> </w:t>
       </w:r>
+      <w:proofErr w:type="spellStart"/>
       <w:r>
         <w:rPr>
           <w:rFonts w:ascii="Times New Roman" w:eastAsia="Calibri" w:hAnsi="Times New Roman" w:cs="Times New Roman"/>
           <w:sz w:val="24"/>
           <w:szCs w:val="24"/>
         </w:rPr>
-        <w:t>Barielnen, V</w:t>
+        <w:t>Barielnen</w:t>
+      </w:r>
+      <w:proofErr w:type="spellEnd"/>
+      <w:r>
+        <w:rPr>
+          <w:rFonts w:ascii="Times New Roman" w:eastAsia="Calibri" w:hAnsi="Times New Roman" w:cs="Times New Roman"/>
+          <w:sz w:val="24"/>
+          <w:szCs w:val="24"/>
+        </w:rPr>
+        <w:t>, V</w:t>
       </w:r>
       <w:r>
         <w:rPr>
@@ -15068,7 +15898,27 @@
           <w:szCs w:val="24"/>
           <w:shd w:val="clear" w:color="auto" w:fill="FFFFFF"/>
         </w:rPr>
-        <w:t>. (April, 2024). Elementary students’ problem-solving and visual</w:t>
+        <w:t>. (</w:t>
+      </w:r>
+      <w:proofErr w:type="gramStart"/>
+      <w:r>
+        <w:rPr>
+          <w:rFonts w:ascii="Times New Roman" w:eastAsia="Calibri" w:hAnsi="Times New Roman" w:cs="Times New Roman"/>
+          <w:sz w:val="24"/>
+          <w:szCs w:val="24"/>
+          <w:shd w:val="clear" w:color="auto" w:fill="FFFFFF"/>
+        </w:rPr>
+        <w:t>April,</w:t>
+      </w:r>
+      <w:proofErr w:type="gramEnd"/>
+      <w:r>
+        <w:rPr>
+          <w:rFonts w:ascii="Times New Roman" w:eastAsia="Calibri" w:hAnsi="Times New Roman" w:cs="Times New Roman"/>
+          <w:sz w:val="24"/>
+          <w:szCs w:val="24"/>
+          <w:shd w:val="clear" w:color="auto" w:fill="FFFFFF"/>
+        </w:rPr>
+        <w:t xml:space="preserve"> 2024). Elementary students’ problem-solving and visual</w:t>
       </w:r>
       <w:r>
         <w:rPr>
@@ -15409,7 +16259,25 @@
           <w:sz w:val="24"/>
           <w:szCs w:val="24"/>
         </w:rPr>
-        <w:t xml:space="preserve">Innovative Technology Experiences for Students and Teachers (ITEST). Lead PI: Dr. Feiya Luo (Resubmission; $ 1,125,666) [Awarded]. </w:t>
+        <w:t xml:space="preserve">Innovative Technology Experiences for Students and Teachers (ITEST). Lead PI: Dr. </w:t>
+      </w:r>
+      <w:proofErr w:type="spellStart"/>
+      <w:r>
+        <w:rPr>
+          <w:rFonts w:ascii="Times New Roman" w:eastAsia="Times New Roman" w:hAnsi="Times New Roman" w:cs="Times New Roman"/>
+          <w:sz w:val="24"/>
+          <w:szCs w:val="24"/>
+        </w:rPr>
+        <w:t>Feiya</w:t>
+      </w:r>
+      <w:proofErr w:type="spellEnd"/>
+      <w:r>
+        <w:rPr>
+          <w:rFonts w:ascii="Times New Roman" w:eastAsia="Times New Roman" w:hAnsi="Times New Roman" w:cs="Times New Roman"/>
+          <w:sz w:val="24"/>
+          <w:szCs w:val="24"/>
+        </w:rPr>
+        <w:t xml:space="preserve"> Luo (Resubmission; $ 1,125,666) [Awarded]. </w:t>
       </w:r>
     </w:p>
     <w:p>
@@ -19725,6 +20593,7 @@
               </w:rPr>
               <w:t xml:space="preserve"> </w:t>
             </w:r>
+            <w:proofErr w:type="gramStart"/>
             <w:r>
               <w:rPr>
                 <w:rFonts w:ascii="Times New Roman" w:hAnsi="Times New Roman" w:cs="Times New Roman"/>
@@ -19753,6 +20622,7 @@
               </w:rPr>
               <w:t>and</w:t>
             </w:r>
+            <w:proofErr w:type="gramEnd"/>
             <w:r>
               <w:rPr>
                 <w:rFonts w:ascii="Times New Roman" w:hAnsi="Times New Roman" w:cs="Times New Roman"/>
@@ -21678,6 +22548,7 @@
                 <w:lang w:eastAsia="zh-CN"/>
               </w:rPr>
             </w:pPr>
+            <w:proofErr w:type="spellStart"/>
             <w:r>
               <w:rPr>
                 <w:rFonts w:ascii="Times New Roman" w:eastAsia="SimSun" w:hAnsi="Times New Roman" w:cs="Times New Roman"/>
@@ -21686,7 +22557,18 @@
                 <w:shd w:val="clear" w:color="auto" w:fill="FFFFFF"/>
                 <w:lang w:eastAsia="zh-CN"/>
               </w:rPr>
-              <w:t>Behaviour &amp; Information Technology</w:t>
+              <w:t>Behaviour</w:t>
+            </w:r>
+            <w:proofErr w:type="spellEnd"/>
+            <w:r>
+              <w:rPr>
+                <w:rFonts w:ascii="Times New Roman" w:eastAsia="SimSun" w:hAnsi="Times New Roman" w:cs="Times New Roman"/>
+                <w:sz w:val="24"/>
+                <w:szCs w:val="24"/>
+                <w:shd w:val="clear" w:color="auto" w:fill="FFFFFF"/>
+                <w:lang w:eastAsia="zh-CN"/>
+              </w:rPr>
+              <w:t xml:space="preserve"> &amp; Information Technology</w:t>
             </w:r>
           </w:p>
         </w:tc>
@@ -22227,7 +23109,17 @@
                 <w:szCs w:val="24"/>
                 <w:lang w:eastAsia="zh-CN"/>
               </w:rPr>
-              <w:t>Association of Educational and Communication Technology (AECT)</w:t>
+              <w:t>Association of Educational and Communication Technology (</w:t>
+            </w:r>
+            <w:proofErr w:type="gramStart"/>
+            <w:r>
+              <w:rPr>
+                <w:rFonts w:ascii="Times New Roman" w:eastAsia="SimSun" w:hAnsi="Times New Roman" w:cs="Times New Roman"/>
+                <w:sz w:val="24"/>
+                <w:szCs w:val="24"/>
+                <w:lang w:eastAsia="zh-CN"/>
+              </w:rPr>
+              <w:t>AECT)</w:t>
             </w:r>
             <w:r>
               <w:rPr>
@@ -22237,7 +23129,18 @@
                 <w:bdr w:val="none" w:sz="0" w:space="0" w:color="auto" w:frame="1"/>
                 <w:lang w:eastAsia="zh-CN"/>
               </w:rPr>
-              <w:t xml:space="preserve">         </w:t>
+              <w:t xml:space="preserve">   </w:t>
+            </w:r>
+            <w:proofErr w:type="gramEnd"/>
+            <w:r>
+              <w:rPr>
+                <w:rFonts w:ascii="Times New Roman" w:eastAsia="Times New Roman" w:hAnsi="Times New Roman" w:cs="Times New Roman"/>
+                <w:sz w:val="24"/>
+                <w:szCs w:val="24"/>
+                <w:bdr w:val="none" w:sz="0" w:space="0" w:color="auto" w:frame="1"/>
+                <w:lang w:eastAsia="zh-CN"/>
+              </w:rPr>
+              <w:t xml:space="preserve">      </w:t>
             </w:r>
           </w:p>
         </w:tc>
@@ -22502,7 +23405,27 @@
                 <w:szCs w:val="24"/>
                 <w:lang w:eastAsia="zh-CN"/>
               </w:rPr>
-              <w:t xml:space="preserve">Special Interest Group on Computer Science Education (SIGCSE)                          </w:t>
+              <w:t>Special Interest Group on Computer Science Education (</w:t>
+            </w:r>
+            <w:proofErr w:type="gramStart"/>
+            <w:r>
+              <w:rPr>
+                <w:rFonts w:ascii="Times New Roman" w:eastAsia="SimSun" w:hAnsi="Times New Roman" w:cs="Times New Roman"/>
+                <w:sz w:val="24"/>
+                <w:szCs w:val="24"/>
+                <w:lang w:eastAsia="zh-CN"/>
+              </w:rPr>
+              <w:t xml:space="preserve">SIGCSE)   </w:t>
+            </w:r>
+            <w:proofErr w:type="gramEnd"/>
+            <w:r>
+              <w:rPr>
+                <w:rFonts w:ascii="Times New Roman" w:eastAsia="SimSun" w:hAnsi="Times New Roman" w:cs="Times New Roman"/>
+                <w:sz w:val="24"/>
+                <w:szCs w:val="24"/>
+                <w:lang w:eastAsia="zh-CN"/>
+              </w:rPr>
+              <w:t xml:space="preserve">                       </w:t>
             </w:r>
           </w:p>
         </w:tc>
@@ -22565,7 +23488,17 @@
                 <w:szCs w:val="24"/>
                 <w:lang w:eastAsia="zh-CN"/>
               </w:rPr>
-              <w:t>Association of Educational and Communication Technology (AECT)</w:t>
+              <w:t>Association of Educational and Communication Technology (</w:t>
+            </w:r>
+            <w:proofErr w:type="gramStart"/>
+            <w:r>
+              <w:rPr>
+                <w:rFonts w:ascii="Times New Roman" w:eastAsia="SimSun" w:hAnsi="Times New Roman" w:cs="Times New Roman"/>
+                <w:sz w:val="24"/>
+                <w:szCs w:val="24"/>
+                <w:lang w:eastAsia="zh-CN"/>
+              </w:rPr>
+              <w:t>AECT)</w:t>
             </w:r>
             <w:r>
               <w:rPr>
@@ -22575,7 +23508,18 @@
                 <w:bdr w:val="none" w:sz="0" w:space="0" w:color="auto" w:frame="1"/>
                 <w:lang w:eastAsia="zh-CN"/>
               </w:rPr>
-              <w:t xml:space="preserve">         </w:t>
+              <w:t xml:space="preserve">   </w:t>
+            </w:r>
+            <w:proofErr w:type="gramEnd"/>
+            <w:r>
+              <w:rPr>
+                <w:rFonts w:ascii="Times New Roman" w:eastAsia="Times New Roman" w:hAnsi="Times New Roman" w:cs="Times New Roman"/>
+                <w:sz w:val="24"/>
+                <w:szCs w:val="24"/>
+                <w:bdr w:val="none" w:sz="0" w:space="0" w:color="auto" w:frame="1"/>
+                <w:lang w:eastAsia="zh-CN"/>
+              </w:rPr>
+              <w:t xml:space="preserve">      </w:t>
             </w:r>
           </w:p>
         </w:tc>
@@ -24282,6 +25226,7 @@
                 <w:szCs w:val="24"/>
               </w:rPr>
             </w:pPr>
+            <w:proofErr w:type="spellStart"/>
             <w:r>
               <w:rPr>
                 <w:rFonts w:ascii="Times New Roman" w:hAnsi="Times New Roman" w:cs="Times New Roman"/>
@@ -24289,7 +25234,17 @@
                 <w:sz w:val="24"/>
                 <w:szCs w:val="24"/>
               </w:rPr>
-              <w:t>McJulien Graduate Student Scholarship Award ($500)</w:t>
+              <w:t>McJulien</w:t>
+            </w:r>
+            <w:proofErr w:type="spellEnd"/>
+            <w:r>
+              <w:rPr>
+                <w:rFonts w:ascii="Times New Roman" w:hAnsi="Times New Roman" w:cs="Times New Roman"/>
+                <w:w w:val="90"/>
+                <w:sz w:val="24"/>
+                <w:szCs w:val="24"/>
+              </w:rPr>
+              <w:t xml:space="preserve"> Graduate Student Scholarship Award ($500)</w:t>
             </w:r>
           </w:p>
         </w:tc>
@@ -24917,6 +25872,7 @@
                 <w:szCs w:val="24"/>
               </w:rPr>
             </w:pPr>
+            <w:proofErr w:type="gramStart"/>
             <w:r>
               <w:rPr>
                 <w:rFonts w:ascii="Times New Roman" w:hAnsi="Times New Roman" w:cs="Times New Roman"/>
@@ -24944,6 +25900,7 @@
               </w:rPr>
               <w:t>Together</w:t>
             </w:r>
+            <w:proofErr w:type="gramEnd"/>
             <w:r>
               <w:rPr>
                 <w:rFonts w:ascii="Times New Roman" w:hAnsi="Times New Roman" w:cs="Times New Roman"/>
@@ -25880,7 +26837,27 @@
                 <w:sz w:val="24"/>
                 <w:szCs w:val="24"/>
               </w:rPr>
-              <w:t>(iLRN)</w:t>
+              <w:t>(</w:t>
+            </w:r>
+            <w:proofErr w:type="spellStart"/>
+            <w:r>
+              <w:rPr>
+                <w:rFonts w:ascii="Times New Roman" w:hAnsi="Times New Roman" w:cs="Times New Roman"/>
+                <w:spacing w:val="-2"/>
+                <w:sz w:val="24"/>
+                <w:szCs w:val="24"/>
+              </w:rPr>
+              <w:t>iLRN</w:t>
+            </w:r>
+            <w:proofErr w:type="spellEnd"/>
+            <w:r>
+              <w:rPr>
+                <w:rFonts w:ascii="Times New Roman" w:hAnsi="Times New Roman" w:cs="Times New Roman"/>
+                <w:spacing w:val="-2"/>
+                <w:sz w:val="24"/>
+                <w:szCs w:val="24"/>
+              </w:rPr>
+              <w:t>)</w:t>
             </w:r>
           </w:p>
         </w:tc>

--- a/CV_David.docx
+++ b/CV_David.docx
@@ -10528,7 +10528,7 @@
           <w:szCs w:val="24"/>
           <w:shd w:val="clear" w:color="auto" w:fill="FFFFFF"/>
         </w:rPr>
-        <w:t>0</w:t>
+        <w:t>1</w:t>
       </w:r>
       <w:r>
         <w:rPr>
@@ -10639,7 +10639,7 @@
           <w:szCs w:val="24"/>
           <w:shd w:val="clear" w:color="auto" w:fill="FFFFFF"/>
         </w:rPr>
-        <w:t>9</w:t>
+        <w:t>0</w:t>
       </w:r>
       <w:r>
         <w:rPr>
@@ -10677,7 +10677,7 @@
           <w:szCs w:val="24"/>
           <w:shd w:val="clear" w:color="auto" w:fill="FFFFFF"/>
         </w:rPr>
-        <w:t>Accepted</w:t>
+        <w:t>2026</w:t>
       </w:r>
       <w:r>
         <w:rPr>
@@ -10686,7 +10686,66 @@
           <w:szCs w:val="24"/>
           <w:shd w:val="clear" w:color="auto" w:fill="FFFFFF"/>
         </w:rPr>
-        <w:t>). From experience to action: sequential dynamics of experiential learning in immersive virtual reality-supported safety training (Manuscript Number: 264134817)</w:t>
+        <w:t>). From experience to action: sequential dynamics of experiential learning in immersive virtual reality-supported safety training</w:t>
+      </w:r>
+      <w:r>
+        <w:rPr>
+          <w:rFonts w:ascii="Times New Roman" w:eastAsia="Times New Roman" w:hAnsi="Times New Roman" w:cs="Times New Roman"/>
+          <w:sz w:val="24"/>
+          <w:szCs w:val="24"/>
+          <w:shd w:val="clear" w:color="auto" w:fill="FFFFFF"/>
+        </w:rPr>
+        <w:t xml:space="preserve">. </w:t>
+      </w:r>
+      <w:r>
+        <w:rPr>
+          <w:rFonts w:ascii="Times New Roman" w:eastAsia="Times New Roman" w:hAnsi="Times New Roman" w:cs="Times New Roman"/>
+          <w:i/>
+          <w:iCs/>
+          <w:sz w:val="24"/>
+          <w:szCs w:val="24"/>
+          <w:shd w:val="clear" w:color="auto" w:fill="FFFFFF"/>
+        </w:rPr>
+        <w:t>Interactive Learning Environments</w:t>
+      </w:r>
+      <w:r>
+        <w:rPr>
+          <w:rFonts w:ascii="Times New Roman" w:eastAsia="Times New Roman" w:hAnsi="Times New Roman" w:cs="Times New Roman"/>
+          <w:sz w:val="24"/>
+          <w:szCs w:val="24"/>
+          <w:shd w:val="clear" w:color="auto" w:fill="FFFFFF"/>
+        </w:rPr>
+        <w:t>, 1–20.</w:t>
+      </w:r>
+      <w:r>
+        <w:rPr>
+          <w:rFonts w:ascii="Times New Roman" w:eastAsia="Times New Roman" w:hAnsi="Times New Roman" w:cs="Times New Roman"/>
+          <w:sz w:val="24"/>
+          <w:szCs w:val="24"/>
+          <w:shd w:val="clear" w:color="auto" w:fill="FFFFFF"/>
+        </w:rPr>
+        <w:t xml:space="preserve"> </w:t>
+      </w:r>
+      <w:hyperlink r:id="rId10" w:history="1">
+        <w:r>
+          <w:rPr>
+            <w:rStyle w:val="Hyperlink"/>
+            <w:rFonts w:ascii="Times New Roman" w:eastAsia="Times New Roman" w:hAnsi="Times New Roman" w:cs="Times New Roman"/>
+            <w:sz w:val="24"/>
+            <w:szCs w:val="24"/>
+            <w:shd w:val="clear" w:color="auto" w:fill="FFFFFF"/>
+          </w:rPr>
+          <w:t>https://doi.org/10.1080/10494820.2026.2709674</w:t>
+        </w:r>
+      </w:hyperlink>
+      <w:r>
+        <w:rPr>
+          <w:rFonts w:ascii="Times New Roman" w:eastAsia="Times New Roman" w:hAnsi="Times New Roman" w:cs="Times New Roman"/>
+          <w:sz w:val="24"/>
+          <w:szCs w:val="24"/>
+          <w:shd w:val="clear" w:color="auto" w:fill="FFFFFF"/>
+        </w:rPr>
+        <w:t xml:space="preserve"> </w:t>
       </w:r>
     </w:p>
     <w:p>
@@ -10719,7 +10778,7 @@
           <w:szCs w:val="24"/>
           <w:shd w:val="clear" w:color="auto" w:fill="FFFFFF"/>
         </w:rPr>
-        <w:t>8</w:t>
+        <w:t>9</w:t>
       </w:r>
       <w:r>
         <w:rPr>
@@ -10906,35 +10965,391 @@
           <w:sz w:val="24"/>
           <w:szCs w:val="24"/>
         </w:rPr>
-        <w:t>-</w:t>
-      </w:r>
-      <w:proofErr w:type="gramStart"/>
+        <w:t>-003</w:t>
+      </w:r>
       <w:r>
         <w:rPr>
           <w:rFonts w:ascii="Times New Roman" w:eastAsia="Times New Roman" w:hAnsi="Times New Roman" w:cs="Times New Roman"/>
           <w:sz w:val="24"/>
           <w:szCs w:val="24"/>
         </w:rPr>
-        <w:t>003</w:t>
+        <w:t>61</w:t>
       </w:r>
       <w:r>
         <w:rPr>
           <w:rFonts w:ascii="Times New Roman" w:eastAsia="Times New Roman" w:hAnsi="Times New Roman" w:cs="Times New Roman"/>
           <w:sz w:val="24"/>
           <w:szCs w:val="24"/>
-        </w:rPr>
-        <w:t>61</w:t>
-      </w:r>
-      <w:r>
+          <w:shd w:val="clear" w:color="auto" w:fill="FFFFFF"/>
+        </w:rPr>
+        <w:t>)</w:t>
+      </w:r>
+    </w:p>
+    <w:p>
+      <w:pPr>
+        <w:shd w:val="clear" w:color="auto" w:fill="FFFFFF"/>
+        <w:ind w:left="720" w:hanging="630"/>
         <w:rPr>
           <w:rFonts w:ascii="Times New Roman" w:eastAsia="Times New Roman" w:hAnsi="Times New Roman" w:cs="Times New Roman"/>
           <w:sz w:val="24"/>
           <w:szCs w:val="24"/>
           <w:shd w:val="clear" w:color="auto" w:fill="FFFFFF"/>
-        </w:rPr>
-        <w:t xml:space="preserve"> )</w:t>
-      </w:r>
-      <w:proofErr w:type="gramEnd"/>
+          <w:lang w:val="en-GB"/>
+        </w:rPr>
+      </w:pPr>
+      <w:r>
+        <w:rPr>
+          <w:rFonts w:ascii="Times New Roman" w:eastAsia="Calibri" w:hAnsi="Times New Roman" w:cs="Times New Roman"/>
+          <w:sz w:val="24"/>
+          <w:szCs w:val="24"/>
+          <w:shd w:val="clear" w:color="auto" w:fill="FFFFFF"/>
+        </w:rPr>
+        <w:t>[</w:t>
+      </w:r>
+      <w:r>
+        <w:rPr>
+          <w:rFonts w:ascii="Times New Roman" w:eastAsia="Calibri" w:hAnsi="Times New Roman" w:cs="Times New Roman"/>
+          <w:sz w:val="24"/>
+          <w:szCs w:val="24"/>
+          <w:shd w:val="clear" w:color="auto" w:fill="FFFFFF"/>
+        </w:rPr>
+        <w:t xml:space="preserve">18] </w:t>
+      </w:r>
+      <w:r>
+        <w:rPr>
+          <w:rFonts w:ascii="Times New Roman" w:hAnsi="Times New Roman" w:cs="Times New Roman"/>
+          <w:sz w:val="24"/>
+          <w:szCs w:val="24"/>
+          <w:shd w:val="clear" w:color="auto" w:fill="FFFFFF"/>
+          <w:lang w:val="en-GB"/>
+        </w:rPr>
+        <w:t>Hossain,</w:t>
+      </w:r>
+      <w:r>
+        <w:rPr>
+          <w:rFonts w:ascii="Times New Roman" w:hAnsi="Times New Roman" w:cs="Times New Roman"/>
+          <w:sz w:val="24"/>
+          <w:szCs w:val="24"/>
+          <w:shd w:val="clear" w:color="auto" w:fill="FFFFFF"/>
+          <w:lang w:val="en-GB"/>
+        </w:rPr>
+        <w:t xml:space="preserve"> S.,</w:t>
+      </w:r>
+      <w:r>
+        <w:rPr>
+          <w:rFonts w:ascii="Times New Roman" w:hAnsi="Times New Roman" w:cs="Times New Roman"/>
+          <w:sz w:val="24"/>
+          <w:szCs w:val="24"/>
+          <w:shd w:val="clear" w:color="auto" w:fill="FFFFFF"/>
+          <w:lang w:val="en-GB"/>
+        </w:rPr>
+        <w:t xml:space="preserve"> Ahmadi</w:t>
+      </w:r>
+      <w:r>
+        <w:rPr>
+          <w:rFonts w:ascii="Times New Roman" w:hAnsi="Times New Roman" w:cs="Times New Roman"/>
+          <w:sz w:val="24"/>
+          <w:szCs w:val="24"/>
+          <w:shd w:val="clear" w:color="auto" w:fill="FFFFFF"/>
+          <w:lang w:val="en-GB"/>
+        </w:rPr>
+        <w:t xml:space="preserve"> S.</w:t>
+      </w:r>
+      <w:r>
+        <w:rPr>
+          <w:rFonts w:ascii="Times New Roman" w:hAnsi="Times New Roman" w:cs="Times New Roman"/>
+          <w:sz w:val="24"/>
+          <w:szCs w:val="24"/>
+          <w:shd w:val="clear" w:color="auto" w:fill="FFFFFF"/>
+          <w:lang w:val="en-GB"/>
+        </w:rPr>
+        <w:t>, Li</w:t>
+      </w:r>
+      <w:r>
+        <w:rPr>
+          <w:rFonts w:ascii="Times New Roman" w:hAnsi="Times New Roman" w:cs="Times New Roman"/>
+          <w:sz w:val="24"/>
+          <w:szCs w:val="24"/>
+          <w:shd w:val="clear" w:color="auto" w:fill="FFFFFF"/>
+          <w:lang w:val="en-GB"/>
+        </w:rPr>
+        <w:t xml:space="preserve"> L.</w:t>
+      </w:r>
+      <w:r>
+        <w:rPr>
+          <w:rFonts w:ascii="Times New Roman" w:hAnsi="Times New Roman" w:cs="Times New Roman"/>
+          <w:sz w:val="24"/>
+          <w:szCs w:val="24"/>
+          <w:shd w:val="clear" w:color="auto" w:fill="FFFFFF"/>
+          <w:lang w:val="en-GB"/>
+        </w:rPr>
+        <w:t xml:space="preserve">, </w:t>
+      </w:r>
+      <w:r>
+        <w:rPr>
+          <w:rFonts w:ascii="Times New Roman" w:hAnsi="Times New Roman" w:cs="Times New Roman"/>
+          <w:b/>
+          <w:bCs/>
+          <w:sz w:val="24"/>
+          <w:szCs w:val="24"/>
+          <w:shd w:val="clear" w:color="auto" w:fill="FFFFFF"/>
+          <w:lang w:val="en-GB"/>
+        </w:rPr>
+        <w:t>Awoyemi</w:t>
+      </w:r>
+      <w:r>
+        <w:rPr>
+          <w:rFonts w:ascii="Times New Roman" w:hAnsi="Times New Roman" w:cs="Times New Roman"/>
+          <w:b/>
+          <w:bCs/>
+          <w:sz w:val="24"/>
+          <w:szCs w:val="24"/>
+          <w:shd w:val="clear" w:color="auto" w:fill="FFFFFF"/>
+          <w:lang w:val="en-GB"/>
+        </w:rPr>
+        <w:t xml:space="preserve"> ID</w:t>
+      </w:r>
+      <w:r>
+        <w:rPr>
+          <w:rFonts w:ascii="Times New Roman" w:hAnsi="Times New Roman" w:cs="Times New Roman"/>
+          <w:sz w:val="24"/>
+          <w:szCs w:val="24"/>
+          <w:shd w:val="clear" w:color="auto" w:fill="FFFFFF"/>
+          <w:lang w:val="en-GB"/>
+        </w:rPr>
+        <w:t>, Huang</w:t>
+      </w:r>
+      <w:r>
+        <w:rPr>
+          <w:rFonts w:ascii="Times New Roman" w:hAnsi="Times New Roman" w:cs="Times New Roman"/>
+          <w:sz w:val="24"/>
+          <w:szCs w:val="24"/>
+          <w:shd w:val="clear" w:color="auto" w:fill="FFFFFF"/>
+          <w:lang w:val="en-GB"/>
+        </w:rPr>
+        <w:t xml:space="preserve"> W.</w:t>
+      </w:r>
+      <w:r>
+        <w:rPr>
+          <w:rFonts w:ascii="Times New Roman" w:hAnsi="Times New Roman" w:cs="Times New Roman"/>
+          <w:sz w:val="24"/>
+          <w:szCs w:val="24"/>
+          <w:shd w:val="clear" w:color="auto" w:fill="FFFFFF"/>
+          <w:lang w:val="en-GB"/>
+        </w:rPr>
+        <w:t>, Zhou</w:t>
+      </w:r>
+      <w:r>
+        <w:rPr>
+          <w:rFonts w:ascii="Times New Roman" w:hAnsi="Times New Roman" w:cs="Times New Roman"/>
+          <w:sz w:val="24"/>
+          <w:szCs w:val="24"/>
+          <w:shd w:val="clear" w:color="auto" w:fill="FFFFFF"/>
+          <w:lang w:val="en-GB"/>
+        </w:rPr>
+        <w:t xml:space="preserve"> C</w:t>
+      </w:r>
+      <w:r>
+        <w:rPr>
+          <w:rFonts w:ascii="Times New Roman" w:hAnsi="Times New Roman" w:cs="Times New Roman"/>
+          <w:sz w:val="24"/>
+          <w:szCs w:val="24"/>
+          <w:shd w:val="clear" w:color="auto" w:fill="FFFFFF"/>
+          <w:lang w:val="en-GB"/>
+        </w:rPr>
+        <w:t>.</w:t>
+      </w:r>
+      <w:r>
+        <w:rPr>
+          <w:rFonts w:ascii="Times New Roman" w:hAnsi="Times New Roman" w:cs="Times New Roman"/>
+          <w:sz w:val="24"/>
+          <w:szCs w:val="24"/>
+          <w:shd w:val="clear" w:color="auto" w:fill="FFFFFF"/>
+          <w:lang w:val="en-GB"/>
+        </w:rPr>
+        <w:t>, Li</w:t>
+      </w:r>
+      <w:r>
+        <w:rPr>
+          <w:rFonts w:ascii="Times New Roman" w:hAnsi="Times New Roman" w:cs="Times New Roman"/>
+          <w:sz w:val="24"/>
+          <w:szCs w:val="24"/>
+          <w:shd w:val="clear" w:color="auto" w:fill="FFFFFF"/>
+          <w:lang w:val="en-GB"/>
+        </w:rPr>
+        <w:t xml:space="preserve"> J.</w:t>
+      </w:r>
+      <w:r>
+        <w:rPr>
+          <w:rFonts w:ascii="Times New Roman" w:hAnsi="Times New Roman" w:cs="Times New Roman"/>
+          <w:sz w:val="24"/>
+          <w:szCs w:val="24"/>
+          <w:shd w:val="clear" w:color="auto" w:fill="FFFFFF"/>
+          <w:lang w:val="en-GB"/>
+        </w:rPr>
+        <w:t>, Haniya</w:t>
+      </w:r>
+      <w:r>
+        <w:rPr>
+          <w:rFonts w:ascii="Times New Roman" w:hAnsi="Times New Roman" w:cs="Times New Roman"/>
+          <w:sz w:val="24"/>
+          <w:szCs w:val="24"/>
+          <w:shd w:val="clear" w:color="auto" w:fill="FFFFFF"/>
+          <w:lang w:val="en-GB"/>
+        </w:rPr>
+        <w:t xml:space="preserve"> S.</w:t>
+      </w:r>
+      <w:r>
+        <w:rPr>
+          <w:rFonts w:ascii="Times New Roman" w:hAnsi="Times New Roman" w:cs="Times New Roman"/>
+          <w:sz w:val="24"/>
+          <w:szCs w:val="24"/>
+          <w:shd w:val="clear" w:color="auto" w:fill="FFFFFF"/>
+          <w:lang w:val="en-GB"/>
+        </w:rPr>
+        <w:t>, Khanam</w:t>
+      </w:r>
+      <w:r>
+        <w:rPr>
+          <w:rFonts w:ascii="Times New Roman" w:hAnsi="Times New Roman" w:cs="Times New Roman"/>
+          <w:sz w:val="24"/>
+          <w:szCs w:val="24"/>
+          <w:shd w:val="clear" w:color="auto" w:fill="FFFFFF"/>
+          <w:lang w:val="en-GB"/>
+        </w:rPr>
+        <w:t xml:space="preserve"> S.</w:t>
+      </w:r>
+      <w:r>
+        <w:rPr>
+          <w:rFonts w:ascii="Times New Roman" w:hAnsi="Times New Roman" w:cs="Times New Roman"/>
+          <w:sz w:val="24"/>
+          <w:szCs w:val="24"/>
+          <w:shd w:val="clear" w:color="auto" w:fill="FFFFFF"/>
+          <w:lang w:val="en-GB"/>
+        </w:rPr>
+        <w:t>, Subaha</w:t>
+      </w:r>
+      <w:r>
+        <w:rPr>
+          <w:rFonts w:ascii="Times New Roman" w:hAnsi="Times New Roman" w:cs="Times New Roman"/>
+          <w:sz w:val="24"/>
+          <w:szCs w:val="24"/>
+          <w:shd w:val="clear" w:color="auto" w:fill="FFFFFF"/>
+          <w:lang w:val="en-GB"/>
+        </w:rPr>
+        <w:t xml:space="preserve">, </w:t>
+      </w:r>
+      <w:r>
+        <w:rPr>
+          <w:rFonts w:ascii="Times New Roman" w:hAnsi="Times New Roman" w:cs="Times New Roman"/>
+          <w:sz w:val="24"/>
+          <w:szCs w:val="24"/>
+          <w:shd w:val="clear" w:color="auto" w:fill="FFFFFF"/>
+          <w:lang w:val="en-GB"/>
+        </w:rPr>
+        <w:t>T</w:t>
+      </w:r>
+      <w:r>
+        <w:rPr>
+          <w:rFonts w:ascii="Times New Roman" w:hAnsi="Times New Roman" w:cs="Times New Roman"/>
+          <w:sz w:val="24"/>
+          <w:szCs w:val="24"/>
+          <w:shd w:val="clear" w:color="auto" w:fill="FFFFFF"/>
+          <w:lang w:val="en-GB"/>
+        </w:rPr>
+        <w:t>. M</w:t>
+      </w:r>
+      <w:r>
+        <w:rPr>
+          <w:rFonts w:ascii="Times New Roman" w:eastAsia="Times New Roman" w:hAnsi="Times New Roman" w:cs="Times New Roman"/>
+          <w:sz w:val="24"/>
+          <w:szCs w:val="24"/>
+          <w:shd w:val="clear" w:color="auto" w:fill="FFFFFF"/>
+        </w:rPr>
+        <w:t>.</w:t>
+      </w:r>
+      <w:r>
+        <w:rPr>
+          <w:rFonts w:ascii="Times New Roman" w:eastAsia="Times New Roman" w:hAnsi="Times New Roman" w:cs="Times New Roman"/>
+          <w:sz w:val="24"/>
+          <w:szCs w:val="24"/>
+          <w:shd w:val="clear" w:color="auto" w:fill="FFFFFF"/>
+        </w:rPr>
+        <w:t xml:space="preserve"> </w:t>
+      </w:r>
+      <w:r>
+        <w:rPr>
+          <w:rFonts w:ascii="Times New Roman" w:eastAsia="Times New Roman" w:hAnsi="Times New Roman" w:cs="Times New Roman"/>
+          <w:sz w:val="24"/>
+          <w:szCs w:val="24"/>
+          <w:shd w:val="clear" w:color="auto" w:fill="FFFFFF"/>
+        </w:rPr>
+        <w:t xml:space="preserve">(Under review). </w:t>
+      </w:r>
+      <w:r>
+        <w:rPr>
+          <w:rFonts w:ascii="Times New Roman" w:eastAsia="Times New Roman" w:hAnsi="Times New Roman" w:cs="Times New Roman"/>
+          <w:sz w:val="24"/>
+          <w:szCs w:val="24"/>
+          <w:shd w:val="clear" w:color="auto" w:fill="FFFFFF"/>
+        </w:rPr>
+        <w:t>Rethinking Generative AI Literacy: An Integrative, Developmental, and Dialectical Framework for K-12 Teacher Education</w:t>
+      </w:r>
+      <w:r>
+        <w:rPr>
+          <w:rFonts w:ascii="Times New Roman" w:eastAsia="Times New Roman" w:hAnsi="Times New Roman" w:cs="Times New Roman"/>
+          <w:sz w:val="24"/>
+          <w:szCs w:val="24"/>
+          <w:shd w:val="clear" w:color="auto" w:fill="FFFFFF"/>
+        </w:rPr>
+        <w:t>.</w:t>
+      </w:r>
+      <w:hyperlink r:id="rId11" w:history="1">
+        <w:r>
+          <w:rPr>
+            <w:rStyle w:val="Hyperlink"/>
+            <w:rFonts w:ascii="Times New Roman" w:eastAsia="Times New Roman" w:hAnsi="Times New Roman" w:cs="Times New Roman"/>
+            <w:sz w:val="24"/>
+            <w:szCs w:val="24"/>
+            <w:shd w:val="clear" w:color="auto" w:fill="FFFFFF"/>
+          </w:rPr>
+          <w:t xml:space="preserve"> </w:t>
+        </w:r>
+        <w:proofErr w:type="spellStart"/>
+        <w:r>
+          <w:rPr>
+            <w:rStyle w:val="Hyperlink"/>
+            <w:rFonts w:ascii="Times New Roman" w:eastAsia="Times New Roman" w:hAnsi="Times New Roman" w:cs="Times New Roman"/>
+            <w:sz w:val="24"/>
+            <w:szCs w:val="24"/>
+            <w:shd w:val="clear" w:color="auto" w:fill="FFFFFF"/>
+            <w:lang w:val="en-GB"/>
+          </w:rPr>
+          <w:t>arXiv</w:t>
+        </w:r>
+        <w:proofErr w:type="spellEnd"/>
+        <w:r>
+          <w:rPr>
+            <w:rStyle w:val="Hyperlink"/>
+            <w:rFonts w:ascii="Times New Roman" w:eastAsia="Times New Roman" w:hAnsi="Times New Roman" w:cs="Times New Roman"/>
+            <w:sz w:val="24"/>
+            <w:szCs w:val="24"/>
+            <w:shd w:val="clear" w:color="auto" w:fill="FFFFFF"/>
+            <w:lang w:val="en-GB"/>
+          </w:rPr>
+          <w:t xml:space="preserve"> preprint arXiv:2608.01705</w:t>
+        </w:r>
+      </w:hyperlink>
+      <w:r>
+        <w:rPr>
+          <w:rFonts w:ascii="Times New Roman" w:eastAsia="Times New Roman" w:hAnsi="Times New Roman" w:cs="Times New Roman"/>
+          <w:sz w:val="24"/>
+          <w:szCs w:val="24"/>
+          <w:shd w:val="clear" w:color="auto" w:fill="FFFFFF"/>
+          <w:lang w:val="en-GB"/>
+        </w:rPr>
+        <w:t xml:space="preserve"> </w:t>
+      </w:r>
     </w:p>
     <w:p>
       <w:pPr>
@@ -11035,7 +11450,7 @@
         </w:rPr>
         <w:t xml:space="preserve">, A. (2026). Human-centered generative AI in education: ethical challenges and equity-driven solutions. Ethics &amp; Behavior, 1–27. </w:t>
       </w:r>
-      <w:hyperlink r:id="rId10" w:history="1">
+      <w:hyperlink r:id="rId12" w:history="1">
         <w:r>
           <w:rPr>
             <w:rStyle w:val="Hyperlink"/>
@@ -11218,7 +11633,7 @@
         </w:rPr>
         <w:t xml:space="preserve"> 1-21. </w:t>
       </w:r>
-      <w:hyperlink r:id="rId11" w:history="1">
+      <w:hyperlink r:id="rId13" w:history="1">
         <w:r>
           <w:rPr>
             <w:rStyle w:val="Hyperlink"/>
@@ -11752,7 +12167,7 @@
         </w:rPr>
         <w:t xml:space="preserve"> 1-30.  </w:t>
       </w:r>
-      <w:hyperlink r:id="rId12" w:history="1">
+      <w:hyperlink r:id="rId14" w:history="1">
         <w:r>
           <w:rPr>
             <w:rStyle w:val="Hyperlink"/>
@@ -11908,7 +12323,7 @@
         </w:rPr>
         <w:t xml:space="preserve">), 295-318. </w:t>
       </w:r>
-      <w:hyperlink r:id="rId13" w:history="1">
+      <w:hyperlink r:id="rId15" w:history="1">
         <w:r>
           <w:rPr>
             <w:rFonts w:ascii="Times New Roman" w:eastAsia="Times New Roman" w:hAnsi="Times New Roman" w:cs="Times New Roman"/>
@@ -12048,7 +12463,7 @@
         </w:rPr>
         <w:t xml:space="preserve">(8), 997. </w:t>
       </w:r>
-      <w:hyperlink r:id="rId14" w:history="1">
+      <w:hyperlink r:id="rId16" w:history="1">
         <w:r>
           <w:rPr>
             <w:rFonts w:ascii="Times New Roman" w:eastAsia="Times New Roman" w:hAnsi="Times New Roman" w:cs="Times New Roman"/>
@@ -12221,7 +12636,7 @@
         </w:rPr>
         <w:t xml:space="preserve">(5), e70074. </w:t>
       </w:r>
-      <w:hyperlink r:id="rId15" w:history="1">
+      <w:hyperlink r:id="rId17" w:history="1">
         <w:r>
           <w:rPr>
             <w:rFonts w:ascii="Times New Roman" w:eastAsia="Times New Roman" w:hAnsi="Times New Roman" w:cs="Times New Roman"/>
@@ -12354,7 +12769,7 @@
         </w:rPr>
         <w:t xml:space="preserve">(7), 848. </w:t>
       </w:r>
-      <w:hyperlink r:id="rId16" w:history="1">
+      <w:hyperlink r:id="rId18" w:history="1">
         <w:r>
           <w:rPr>
             <w:rFonts w:ascii="Times New Roman" w:eastAsia="Times New Roman" w:hAnsi="Times New Roman" w:cs="Times New Roman"/>
@@ -12447,7 +12862,7 @@
         </w:rPr>
         <w:t xml:space="preserve">., .... &amp; Feyijimi, T. (2025). Artificial intelligence in higher education: a systematic review of contributions to SDG 4 (quality education) and SDG 10 (reduced inequality). International Journal of Educational Management, 1-18. </w:t>
       </w:r>
-      <w:hyperlink r:id="rId17" w:history="1">
+      <w:hyperlink r:id="rId19" w:history="1">
         <w:r>
           <w:rPr>
             <w:rFonts w:ascii="Times New Roman" w:eastAsia="Times New Roman" w:hAnsi="Times New Roman" w:cs="Times New Roman"/>
@@ -29052,7 +29467,7 @@
       </w:r>
     </w:p>
     <w:sectPr>
-      <w:footerReference w:type="default" r:id="rId18"/>
+      <w:footerReference w:type="default" r:id="rId20"/>
       <w:pgSz w:w="12240" w:h="15840"/>
       <w:pgMar w:top="720" w:right="720" w:bottom="720" w:left="720" w:header="720" w:footer="0" w:gutter="0"/>
       <w:cols w:space="720"/>
@@ -35466,7 +35881,6 @@
   <w:style w:type="character" w:default="1" w:styleId="DefaultParagraphFont">
     <w:name w:val="Default Paragraph Font"/>
     <w:uiPriority w:val="1"/>
-    <w:semiHidden/>
     <w:unhideWhenUsed/>
   </w:style>
   <w:style w:type="table" w:default="1" w:styleId="TableNormal">

--- a/CV_David.docx
+++ b/CV_David.docx
@@ -6908,25 +6908,7 @@
                 <w:sz w:val="24"/>
                 <w:szCs w:val="24"/>
               </w:rPr>
-              <w:t xml:space="preserve"> Introduction to Immersive Virtual Reality (IVR) in Facilitating Multimedia Learning. Invited to present an overview of IVR applications in educational contexts, emphasizing cognitive and experiential learning principles. Behavioral and </w:t>
-            </w:r>
-            <w:proofErr w:type="spellStart"/>
-            <w:r>
-              <w:rPr>
-                <w:rFonts w:ascii="Times New Roman" w:eastAsia="Times New Roman" w:hAnsi="Times New Roman" w:cs="Times New Roman"/>
-                <w:sz w:val="24"/>
-                <w:szCs w:val="24"/>
-              </w:rPr>
-              <w:t>Microgenetic</w:t>
-            </w:r>
-            <w:proofErr w:type="spellEnd"/>
-            <w:r>
-              <w:rPr>
-                <w:rFonts w:ascii="Times New Roman" w:eastAsia="Times New Roman" w:hAnsi="Times New Roman" w:cs="Times New Roman"/>
-                <w:sz w:val="24"/>
-                <w:szCs w:val="24"/>
-              </w:rPr>
-              <w:t xml:space="preserve"> Analysis. Designed and led an interactive workshop exploring methods for analyzing learning processes over time, with a focus on applied research.        </w:t>
+              <w:t xml:space="preserve"> Introduction to Immersive Virtual Reality (IVR) in Facilitating Multimedia Learning. Invited to present an overview of IVR applications in educational contexts, emphasizing cognitive and experiential learning principles. Behavioral and Microgenetic Analysis. Designed and led an interactive workshop exploring methods for analyzing learning processes over time, with a focus on applied research.        </w:t>
             </w:r>
           </w:p>
         </w:tc>
@@ -7221,25 +7203,7 @@
                 <w:szCs w:val="24"/>
               </w:rPr>
               <w:tab/>
-              <w:t xml:space="preserve">                                                                 Introduction to Immersive Virtual Reality (IVR) in Facilitating Multimedia Learning. Invited to present an overview of IVR applications in educational contexts, emphasizing cognitive and experiential learning principles. Behavioral and </w:t>
-            </w:r>
-            <w:proofErr w:type="spellStart"/>
-            <w:r>
-              <w:rPr>
-                <w:rFonts w:ascii="Times New Roman" w:eastAsia="Times New Roman" w:hAnsi="Times New Roman" w:cs="Times New Roman"/>
-                <w:sz w:val="24"/>
-                <w:szCs w:val="24"/>
-              </w:rPr>
-              <w:t>Microgenetic</w:t>
-            </w:r>
-            <w:proofErr w:type="spellEnd"/>
-            <w:r>
-              <w:rPr>
-                <w:rFonts w:ascii="Times New Roman" w:eastAsia="Times New Roman" w:hAnsi="Times New Roman" w:cs="Times New Roman"/>
-                <w:sz w:val="24"/>
-                <w:szCs w:val="24"/>
-              </w:rPr>
-              <w:t xml:space="preserve"> Analysis. Designed and led an interactive workshop exploring methods for analyzing learning processes over time, with a focus on applied research techniques.    </w:t>
+              <w:t xml:space="preserve">                                                                 Introduction to Immersive Virtual Reality (IVR) in Facilitating Multimedia Learning. Invited to present an overview of IVR applications in educational contexts, emphasizing cognitive and experiential learning principles. Behavioral and Microgenetic Analysis. Designed and led an interactive workshop exploring methods for analyzing learning processes over time, with a focus on applied research techniques.    </w:t>
             </w:r>
           </w:p>
         </w:tc>
@@ -8474,7 +8438,6 @@
               </w:rPr>
               <w:t xml:space="preserve"> </w:t>
             </w:r>
-            <w:proofErr w:type="gramStart"/>
             <w:r>
               <w:rPr>
                 <w:rFonts w:ascii="Times New Roman" w:hAnsi="Times New Roman" w:cs="Times New Roman"/>
@@ -8503,7 +8466,6 @@
               </w:rPr>
               <w:t>of</w:t>
             </w:r>
-            <w:proofErr w:type="gramEnd"/>
             <w:r>
               <w:rPr>
                 <w:rFonts w:ascii="Times New Roman" w:hAnsi="Times New Roman" w:cs="Times New Roman"/>
@@ -9417,7 +9379,6 @@
                 <w:szCs w:val="24"/>
               </w:rPr>
             </w:pPr>
-            <w:proofErr w:type="spellStart"/>
             <w:r>
               <w:rPr>
                 <w:rFonts w:ascii="Times New Roman" w:hAnsi="Times New Roman" w:cs="Times New Roman"/>
@@ -9427,7 +9388,6 @@
               </w:rPr>
               <w:t>Abarikpo</w:t>
             </w:r>
-            <w:proofErr w:type="spellEnd"/>
             <w:r>
               <w:rPr>
                 <w:rFonts w:ascii="Times New Roman" w:hAnsi="Times New Roman" w:cs="Times New Roman"/>
@@ -9494,7 +9454,6 @@
               </w:rPr>
               <w:t xml:space="preserve">, </w:t>
             </w:r>
-            <w:proofErr w:type="spellStart"/>
             <w:r>
               <w:rPr>
                 <w:rFonts w:ascii="Times New Roman" w:hAnsi="Times New Roman" w:cs="Times New Roman"/>
@@ -9503,18 +9462,7 @@
                 <w:sz w:val="24"/>
                 <w:szCs w:val="24"/>
               </w:rPr>
-              <w:t>Ahoada</w:t>
-            </w:r>
-            <w:proofErr w:type="spellEnd"/>
-            <w:r>
-              <w:rPr>
-                <w:rFonts w:ascii="Times New Roman" w:hAnsi="Times New Roman" w:cs="Times New Roman"/>
-                <w:spacing w:val="-7"/>
-                <w:position w:val="1"/>
-                <w:sz w:val="24"/>
-                <w:szCs w:val="24"/>
-              </w:rPr>
-              <w:t xml:space="preserve">, </w:t>
+              <w:t xml:space="preserve">Ahoada, </w:t>
             </w:r>
             <w:r>
               <w:rPr>
@@ -10557,47 +10505,7 @@
           <w:szCs w:val="24"/>
           <w:shd w:val="clear" w:color="auto" w:fill="FFFFFF"/>
         </w:rPr>
-        <w:t xml:space="preserve"> Moon, J., Aldemir, T., </w:t>
-      </w:r>
-      <w:proofErr w:type="spellStart"/>
-      <w:r>
-        <w:rPr>
-          <w:rFonts w:ascii="Times New Roman" w:eastAsia="Times New Roman" w:hAnsi="Times New Roman" w:cs="Times New Roman"/>
-          <w:sz w:val="24"/>
-          <w:szCs w:val="24"/>
-          <w:shd w:val="clear" w:color="auto" w:fill="FFFFFF"/>
-        </w:rPr>
-        <w:t>Ghooreian</w:t>
-      </w:r>
-      <w:proofErr w:type="spellEnd"/>
-      <w:r>
-        <w:rPr>
-          <w:rFonts w:ascii="Times New Roman" w:eastAsia="Times New Roman" w:hAnsi="Times New Roman" w:cs="Times New Roman"/>
-          <w:sz w:val="24"/>
-          <w:szCs w:val="24"/>
-          <w:shd w:val="clear" w:color="auto" w:fill="FFFFFF"/>
-        </w:rPr>
-        <w:t xml:space="preserve">, A., &amp; </w:t>
-      </w:r>
-      <w:proofErr w:type="spellStart"/>
-      <w:r>
-        <w:rPr>
-          <w:rFonts w:ascii="Times New Roman" w:eastAsia="Times New Roman" w:hAnsi="Times New Roman" w:cs="Times New Roman"/>
-          <w:sz w:val="24"/>
-          <w:szCs w:val="24"/>
-          <w:shd w:val="clear" w:color="auto" w:fill="FFFFFF"/>
-        </w:rPr>
-        <w:t>Sabanwar</w:t>
-      </w:r>
-      <w:proofErr w:type="spellEnd"/>
-      <w:r>
-        <w:rPr>
-          <w:rFonts w:ascii="Times New Roman" w:eastAsia="Times New Roman" w:hAnsi="Times New Roman" w:cs="Times New Roman"/>
-          <w:sz w:val="24"/>
-          <w:szCs w:val="24"/>
-          <w:shd w:val="clear" w:color="auto" w:fill="FFFFFF"/>
-        </w:rPr>
-        <w:t>, V. (Under review). A Systematic Review of Empirical Research on AI in K-12 STEM Education (2020-2025) through a Sociotechnical Lens (Manuscript Number: ETRD-D-26-01416)</w:t>
+        <w:t xml:space="preserve"> Moon, J., Aldemir, T., Ghooreian, A., &amp; Sabanwar, V. (Under review). A Systematic Review of Empirical Research on AI in K-12 STEM Education (2020-2025) through a Sociotechnical Lens (Manuscript Number: ETRD-D-26-01416)</w:t>
       </w:r>
     </w:p>
     <w:p>
@@ -10845,7 +10753,6 @@
         </w:rPr>
         <w:t xml:space="preserve">, &amp; </w:t>
       </w:r>
-      <w:proofErr w:type="spellStart"/>
       <w:r>
         <w:rPr>
           <w:rFonts w:ascii="Times New Roman" w:eastAsia="Times New Roman" w:hAnsi="Times New Roman" w:cs="Times New Roman"/>
@@ -10853,17 +10760,7 @@
           <w:szCs w:val="24"/>
           <w:shd w:val="clear" w:color="auto" w:fill="FFFFFF"/>
         </w:rPr>
-        <w:t>Ghooreian</w:t>
-      </w:r>
-      <w:proofErr w:type="spellEnd"/>
-      <w:r>
-        <w:rPr>
-          <w:rFonts w:ascii="Times New Roman" w:eastAsia="Times New Roman" w:hAnsi="Times New Roman" w:cs="Times New Roman"/>
-          <w:sz w:val="24"/>
-          <w:szCs w:val="24"/>
-          <w:shd w:val="clear" w:color="auto" w:fill="FFFFFF"/>
-        </w:rPr>
-        <w:t>, A</w:t>
+        <w:t>Ghooreian, A</w:t>
       </w:r>
       <w:r>
         <w:rPr>
@@ -11302,53 +11199,7 @@
           <w:szCs w:val="24"/>
           <w:shd w:val="clear" w:color="auto" w:fill="FFFFFF"/>
         </w:rPr>
-        <w:t>.</w:t>
-      </w:r>
-      <w:hyperlink r:id="rId11" w:history="1">
-        <w:r>
-          <w:rPr>
-            <w:rStyle w:val="Hyperlink"/>
-            <w:rFonts w:ascii="Times New Roman" w:eastAsia="Times New Roman" w:hAnsi="Times New Roman" w:cs="Times New Roman"/>
-            <w:sz w:val="24"/>
-            <w:szCs w:val="24"/>
-            <w:shd w:val="clear" w:color="auto" w:fill="FFFFFF"/>
-          </w:rPr>
-          <w:t xml:space="preserve"> </w:t>
-        </w:r>
-        <w:proofErr w:type="spellStart"/>
-        <w:r>
-          <w:rPr>
-            <w:rStyle w:val="Hyperlink"/>
-            <w:rFonts w:ascii="Times New Roman" w:eastAsia="Times New Roman" w:hAnsi="Times New Roman" w:cs="Times New Roman"/>
-            <w:sz w:val="24"/>
-            <w:szCs w:val="24"/>
-            <w:shd w:val="clear" w:color="auto" w:fill="FFFFFF"/>
-            <w:lang w:val="en-GB"/>
-          </w:rPr>
-          <w:t>arXiv</w:t>
-        </w:r>
-        <w:proofErr w:type="spellEnd"/>
-        <w:r>
-          <w:rPr>
-            <w:rStyle w:val="Hyperlink"/>
-            <w:rFonts w:ascii="Times New Roman" w:eastAsia="Times New Roman" w:hAnsi="Times New Roman" w:cs="Times New Roman"/>
-            <w:sz w:val="24"/>
-            <w:szCs w:val="24"/>
-            <w:shd w:val="clear" w:color="auto" w:fill="FFFFFF"/>
-            <w:lang w:val="en-GB"/>
-          </w:rPr>
-          <w:t xml:space="preserve"> preprint arXiv:2608.01705</w:t>
-        </w:r>
-      </w:hyperlink>
-      <w:r>
-        <w:rPr>
-          <w:rFonts w:ascii="Times New Roman" w:eastAsia="Times New Roman" w:hAnsi="Times New Roman" w:cs="Times New Roman"/>
-          <w:sz w:val="24"/>
-          <w:szCs w:val="24"/>
-          <w:shd w:val="clear" w:color="auto" w:fill="FFFFFF"/>
-          <w:lang w:val="en-GB"/>
-        </w:rPr>
-        <w:t xml:space="preserve"> </w:t>
+        <w:t>. AI and Ethics.</w:t>
       </w:r>
     </w:p>
     <w:p>
@@ -11428,29 +11279,9 @@
           <w:szCs w:val="24"/>
           <w:shd w:val="clear" w:color="auto" w:fill="FFFFFF"/>
         </w:rPr>
-        <w:t xml:space="preserve">., Baah-Mintah, R., &amp; </w:t>
-      </w:r>
-      <w:proofErr w:type="spellStart"/>
-      <w:r>
-        <w:rPr>
-          <w:rFonts w:ascii="Times New Roman" w:eastAsia="Times New Roman" w:hAnsi="Times New Roman" w:cs="Times New Roman"/>
-          <w:sz w:val="24"/>
-          <w:szCs w:val="24"/>
-          <w:shd w:val="clear" w:color="auto" w:fill="FFFFFF"/>
-        </w:rPr>
-        <w:t>Ghooreian</w:t>
-      </w:r>
-      <w:proofErr w:type="spellEnd"/>
-      <w:r>
-        <w:rPr>
-          <w:rFonts w:ascii="Times New Roman" w:eastAsia="Times New Roman" w:hAnsi="Times New Roman" w:cs="Times New Roman"/>
-          <w:sz w:val="24"/>
-          <w:szCs w:val="24"/>
-          <w:shd w:val="clear" w:color="auto" w:fill="FFFFFF"/>
-        </w:rPr>
-        <w:t xml:space="preserve">, A. (2026). Human-centered generative AI in education: ethical challenges and equity-driven solutions. Ethics &amp; Behavior, 1–27. </w:t>
-      </w:r>
-      <w:hyperlink r:id="rId12" w:history="1">
+        <w:t xml:space="preserve">., Baah-Mintah, R., &amp; Ghooreian, A. (2026). Human-centered generative AI in education: ethical challenges and equity-driven solutions. Ethics &amp; Behavior, 1–27. </w:t>
+      </w:r>
+      <w:hyperlink r:id="rId11" w:history="1">
         <w:r>
           <w:rPr>
             <w:rStyle w:val="Hyperlink"/>
@@ -11591,27 +11422,7 @@
           <w:szCs w:val="24"/>
           <w:shd w:val="clear" w:color="auto" w:fill="FFFFFF"/>
         </w:rPr>
-        <w:t xml:space="preserve">Luo, F., </w:t>
-      </w:r>
-      <w:proofErr w:type="spellStart"/>
-      <w:r>
-        <w:rPr>
-          <w:rFonts w:ascii="Times New Roman" w:eastAsia="Times New Roman" w:hAnsi="Times New Roman" w:cs="Times New Roman"/>
-          <w:sz w:val="24"/>
-          <w:szCs w:val="24"/>
-          <w:shd w:val="clear" w:color="auto" w:fill="FFFFFF"/>
-        </w:rPr>
-        <w:t>Amayou</w:t>
-      </w:r>
-      <w:proofErr w:type="spellEnd"/>
-      <w:r>
-        <w:rPr>
-          <w:rFonts w:ascii="Times New Roman" w:eastAsia="Times New Roman" w:hAnsi="Times New Roman" w:cs="Times New Roman"/>
-          <w:sz w:val="24"/>
-          <w:szCs w:val="24"/>
-          <w:shd w:val="clear" w:color="auto" w:fill="FFFFFF"/>
-        </w:rPr>
-        <w:t xml:space="preserve">, J., Nasrin, F., Abedini, P., Mousavi, V., Awoyemi, I. D., ... &amp; Crawford, C. (2026). Promoting elementary students’ computer science conceptual knowledge and coding performance: a mixed methods case study. </w:t>
+        <w:t xml:space="preserve">Luo, F., Amayou, J., Nasrin, F., Abedini, P., Mousavi, V., Awoyemi, I. D., ... &amp; Crawford, C. (2026). Promoting elementary students’ computer science conceptual knowledge and coding performance: a mixed methods case study. </w:t>
       </w:r>
       <w:r>
         <w:rPr>
@@ -11633,7 +11444,7 @@
         </w:rPr>
         <w:t xml:space="preserve"> 1-21. </w:t>
       </w:r>
-      <w:hyperlink r:id="rId13" w:history="1">
+      <w:hyperlink r:id="rId12" w:history="1">
         <w:r>
           <w:rPr>
             <w:rStyle w:val="Hyperlink"/>
@@ -11929,25 +11740,24 @@
           <w:sz w:val="24"/>
           <w:szCs w:val="24"/>
         </w:rPr>
-        <w:t xml:space="preserve">Abu S., Yuvaraja H. K., </w:t>
-      </w:r>
-      <w:proofErr w:type="spellStart"/>
+        <w:t xml:space="preserve">Abu S., Yuvaraja H. K., Patiballa S. K., </w:t>
+      </w:r>
       <w:r>
         <w:rPr>
           <w:rFonts w:ascii="Times New Roman" w:eastAsia="Times New Roman" w:hAnsi="Times New Roman" w:cs="Times New Roman"/>
           <w:sz w:val="24"/>
           <w:szCs w:val="24"/>
-        </w:rPr>
-        <w:t>Patiballa</w:t>
-      </w:r>
-      <w:proofErr w:type="spellEnd"/>
+          <w:shd w:val="clear" w:color="auto" w:fill="FFFFFF"/>
+        </w:rPr>
+        <w:t xml:space="preserve">&amp; Moon, J. (Under review). </w:t>
+      </w:r>
       <w:r>
         <w:rPr>
           <w:rFonts w:ascii="Times New Roman" w:eastAsia="Times New Roman" w:hAnsi="Times New Roman" w:cs="Times New Roman"/>
           <w:sz w:val="24"/>
           <w:szCs w:val="24"/>
         </w:rPr>
-        <w:t xml:space="preserve"> S. K., </w:t>
+        <w:t>​​Exploring fidelity dimensions in extended reality technologies for mechanical engineering education: A Systematic Review</w:t>
       </w:r>
       <w:r>
         <w:rPr>
@@ -11956,7 +11766,7 @@
           <w:szCs w:val="24"/>
           <w:shd w:val="clear" w:color="auto" w:fill="FFFFFF"/>
         </w:rPr>
-        <w:t xml:space="preserve">&amp; Moon, J. (Under review). </w:t>
+        <w:t xml:space="preserve">. </w:t>
       </w:r>
       <w:r>
         <w:rPr>
@@ -11964,27 +11774,8 @@
           <w:sz w:val="24"/>
           <w:szCs w:val="24"/>
         </w:rPr>
-        <w:t>​​Exploring fidelity dimensions in extended reality technologies for mechanical engineering education: A Systematic Review</w:t>
-      </w:r>
-      <w:r>
-        <w:rPr>
-          <w:rFonts w:ascii="Times New Roman" w:eastAsia="Times New Roman" w:hAnsi="Times New Roman" w:cs="Times New Roman"/>
-          <w:sz w:val="24"/>
-          <w:szCs w:val="24"/>
-          <w:shd w:val="clear" w:color="auto" w:fill="FFFFFF"/>
-        </w:rPr>
-        <w:t xml:space="preserve">. </w:t>
-      </w:r>
-      <w:proofErr w:type="spellStart"/>
-      <w:r>
-        <w:rPr>
-          <w:rFonts w:ascii="Times New Roman" w:eastAsia="Times New Roman" w:hAnsi="Times New Roman" w:cs="Times New Roman"/>
-          <w:sz w:val="24"/>
-          <w:szCs w:val="24"/>
-        </w:rPr>
         <w:t>TechTrends</w:t>
       </w:r>
-      <w:proofErr w:type="spellEnd"/>
       <w:r>
         <w:rPr>
           <w:rFonts w:ascii="Times New Roman" w:eastAsia="Times New Roman" w:hAnsi="Times New Roman" w:cs="Times New Roman"/>
@@ -12072,69 +11863,8 @@
           <w:szCs w:val="24"/>
           <w:shd w:val="clear" w:color="auto" w:fill="FFFFFF"/>
         </w:rPr>
-        <w:t xml:space="preserve">., &amp; Abu S. (2026). Decoding learning states in </w:t>
-      </w:r>
-      <w:proofErr w:type="spellStart"/>
-      <w:r>
-        <w:rPr>
-          <w:rFonts w:ascii="Times New Roman" w:eastAsia="Times New Roman" w:hAnsi="Times New Roman" w:cs="Times New Roman"/>
-          <w:sz w:val="24"/>
-          <w:szCs w:val="24"/>
-          <w:shd w:val="clear" w:color="auto" w:fill="FFFFFF"/>
-        </w:rPr>
-        <w:t>vr</w:t>
-      </w:r>
-      <w:proofErr w:type="spellEnd"/>
-      <w:r>
-        <w:rPr>
-          <w:rFonts w:ascii="Times New Roman" w:eastAsia="Times New Roman" w:hAnsi="Times New Roman" w:cs="Times New Roman"/>
-          <w:sz w:val="24"/>
-          <w:szCs w:val="24"/>
-          <w:shd w:val="clear" w:color="auto" w:fill="FFFFFF"/>
-        </w:rPr>
-        <w:t xml:space="preserve"> safety training: a </w:t>
-      </w:r>
-      <w:proofErr w:type="spellStart"/>
-      <w:r>
-        <w:rPr>
-          <w:rFonts w:ascii="Times New Roman" w:eastAsia="Times New Roman" w:hAnsi="Times New Roman" w:cs="Times New Roman"/>
-          <w:sz w:val="24"/>
-          <w:szCs w:val="24"/>
-          <w:shd w:val="clear" w:color="auto" w:fill="FFFFFF"/>
-        </w:rPr>
-        <w:t>bayesian</w:t>
-      </w:r>
-      <w:proofErr w:type="spellEnd"/>
-      <w:r>
-        <w:rPr>
-          <w:rFonts w:ascii="Times New Roman" w:eastAsia="Times New Roman" w:hAnsi="Times New Roman" w:cs="Times New Roman"/>
-          <w:sz w:val="24"/>
-          <w:szCs w:val="24"/>
-          <w:shd w:val="clear" w:color="auto" w:fill="FFFFFF"/>
-        </w:rPr>
-        <w:t xml:space="preserve"> cognitive diagnostic approach to </w:t>
-      </w:r>
-      <w:proofErr w:type="spellStart"/>
-      <w:r>
-        <w:rPr>
-          <w:rFonts w:ascii="Times New Roman" w:eastAsia="Times New Roman" w:hAnsi="Times New Roman" w:cs="Times New Roman"/>
-          <w:sz w:val="24"/>
-          <w:szCs w:val="24"/>
-          <w:shd w:val="clear" w:color="auto" w:fill="FFFFFF"/>
-        </w:rPr>
-        <w:t>microgenetic</w:t>
-      </w:r>
-      <w:proofErr w:type="spellEnd"/>
-      <w:r>
-        <w:rPr>
-          <w:rFonts w:ascii="Times New Roman" w:eastAsia="Times New Roman" w:hAnsi="Times New Roman" w:cs="Times New Roman"/>
-          <w:sz w:val="24"/>
-          <w:szCs w:val="24"/>
-          <w:shd w:val="clear" w:color="auto" w:fill="FFFFFF"/>
-        </w:rPr>
-        <w:t xml:space="preserve"> behavioral analytics. </w:t>
-      </w:r>
-      <w:proofErr w:type="spellStart"/>
+        <w:t xml:space="preserve">., &amp; Abu S. (2026). Decoding learning states in vr safety training: a bayesian cognitive diagnostic approach to microgenetic behavioral analytics. </w:t>
+      </w:r>
       <w:r>
         <w:rPr>
           <w:rFonts w:ascii="Times New Roman" w:eastAsia="Times New Roman" w:hAnsi="Times New Roman" w:cs="Times New Roman"/>
@@ -12144,30 +11874,18 @@
           <w:szCs w:val="24"/>
           <w:shd w:val="clear" w:color="auto" w:fill="FFFFFF"/>
         </w:rPr>
-        <w:t>Behaviourmetrika</w:t>
-      </w:r>
-      <w:proofErr w:type="spellEnd"/>
-      <w:r>
-        <w:rPr>
-          <w:rFonts w:ascii="Times New Roman" w:eastAsia="Times New Roman" w:hAnsi="Times New Roman" w:cs="Times New Roman"/>
-          <w:i/>
-          <w:iCs/>
+        <w:t>Behaviourmetrika.</w:t>
+      </w:r>
+      <w:r>
+        <w:rPr>
+          <w:rFonts w:ascii="Times New Roman" w:eastAsia="Calibri" w:hAnsi="Times New Roman" w:cs="Times New Roman"/>
           <w:sz w:val="24"/>
           <w:szCs w:val="24"/>
           <w:shd w:val="clear" w:color="auto" w:fill="FFFFFF"/>
         </w:rPr>
-        <w:t>.</w:t>
-      </w:r>
-      <w:r>
-        <w:rPr>
-          <w:rFonts w:ascii="Times New Roman" w:eastAsia="Calibri" w:hAnsi="Times New Roman" w:cs="Times New Roman"/>
-          <w:sz w:val="24"/>
-          <w:szCs w:val="24"/>
-          <w:shd w:val="clear" w:color="auto" w:fill="FFFFFF"/>
-        </w:rPr>
         <w:t xml:space="preserve"> 1-30.  </w:t>
       </w:r>
-      <w:hyperlink r:id="rId14" w:history="1">
+      <w:hyperlink r:id="rId13" w:history="1">
         <w:r>
           <w:rPr>
             <w:rStyle w:val="Hyperlink"/>
@@ -12323,7 +12041,7 @@
         </w:rPr>
         <w:t xml:space="preserve">), 295-318. </w:t>
       </w:r>
-      <w:hyperlink r:id="rId15" w:history="1">
+      <w:hyperlink r:id="rId14" w:history="1">
         <w:r>
           <w:rPr>
             <w:rFonts w:ascii="Times New Roman" w:eastAsia="Times New Roman" w:hAnsi="Times New Roman" w:cs="Times New Roman"/>
@@ -12463,7 +12181,7 @@
         </w:rPr>
         <w:t xml:space="preserve">(8), 997. </w:t>
       </w:r>
-      <w:hyperlink r:id="rId16" w:history="1">
+      <w:hyperlink r:id="rId15" w:history="1">
         <w:r>
           <w:rPr>
             <w:rFonts w:ascii="Times New Roman" w:eastAsia="Times New Roman" w:hAnsi="Times New Roman" w:cs="Times New Roman"/>
@@ -12554,47 +12272,7 @@
           <w:szCs w:val="24"/>
           <w:shd w:val="clear" w:color="auto" w:fill="FFFFFF"/>
         </w:rPr>
-        <w:t xml:space="preserve">., </w:t>
-      </w:r>
-      <w:proofErr w:type="spellStart"/>
-      <w:r>
-        <w:rPr>
-          <w:rFonts w:ascii="Times New Roman" w:eastAsia="Times New Roman" w:hAnsi="Times New Roman" w:cs="Times New Roman"/>
-          <w:sz w:val="24"/>
-          <w:szCs w:val="24"/>
-          <w:shd w:val="clear" w:color="auto" w:fill="FFFFFF"/>
-        </w:rPr>
-        <w:t>Ghooreian</w:t>
-      </w:r>
-      <w:proofErr w:type="spellEnd"/>
-      <w:r>
-        <w:rPr>
-          <w:rFonts w:ascii="Times New Roman" w:eastAsia="Times New Roman" w:hAnsi="Times New Roman" w:cs="Times New Roman"/>
-          <w:sz w:val="24"/>
-          <w:szCs w:val="24"/>
-          <w:shd w:val="clear" w:color="auto" w:fill="FFFFFF"/>
-        </w:rPr>
-        <w:t xml:space="preserve">, A., &amp; </w:t>
-      </w:r>
-      <w:proofErr w:type="spellStart"/>
-      <w:r>
-        <w:rPr>
-          <w:rFonts w:ascii="Times New Roman" w:eastAsia="Times New Roman" w:hAnsi="Times New Roman" w:cs="Times New Roman"/>
-          <w:sz w:val="24"/>
-          <w:szCs w:val="24"/>
-          <w:shd w:val="clear" w:color="auto" w:fill="FFFFFF"/>
-        </w:rPr>
-        <w:t>Ramenzapour</w:t>
-      </w:r>
-      <w:proofErr w:type="spellEnd"/>
-      <w:r>
-        <w:rPr>
-          <w:rFonts w:ascii="Times New Roman" w:eastAsia="Times New Roman" w:hAnsi="Times New Roman" w:cs="Times New Roman"/>
-          <w:sz w:val="24"/>
-          <w:szCs w:val="24"/>
-          <w:shd w:val="clear" w:color="auto" w:fill="FFFFFF"/>
-        </w:rPr>
-        <w:t>, E. (2025). A Systematic Review of Technology‐Enhanced Learning Approaches to Foster Construction Engineering and Management Competencies. </w:t>
+        <w:t>., Ghooreian, A., &amp; Ramenzapour, E. (2025). A Systematic Review of Technology‐Enhanced Learning Approaches to Foster Construction Engineering and Management Competencies. </w:t>
       </w:r>
       <w:r>
         <w:rPr>
@@ -12636,7 +12314,7 @@
         </w:rPr>
         <w:t xml:space="preserve">(5), e70074. </w:t>
       </w:r>
-      <w:hyperlink r:id="rId17" w:history="1">
+      <w:hyperlink r:id="rId16" w:history="1">
         <w:r>
           <w:rPr>
             <w:rFonts w:ascii="Times New Roman" w:eastAsia="Times New Roman" w:hAnsi="Times New Roman" w:cs="Times New Roman"/>
@@ -12769,7 +12447,7 @@
         </w:rPr>
         <w:t xml:space="preserve">(7), 848. </w:t>
       </w:r>
-      <w:hyperlink r:id="rId18" w:history="1">
+      <w:hyperlink r:id="rId17" w:history="1">
         <w:r>
           <w:rPr>
             <w:rFonts w:ascii="Times New Roman" w:eastAsia="Times New Roman" w:hAnsi="Times New Roman" w:cs="Times New Roman"/>
@@ -12862,7 +12540,7 @@
         </w:rPr>
         <w:t xml:space="preserve">., .... &amp; Feyijimi, T. (2025). Artificial intelligence in higher education: a systematic review of contributions to SDG 4 (quality education) and SDG 10 (reduced inequality). International Journal of Educational Management, 1-18. </w:t>
       </w:r>
-      <w:hyperlink r:id="rId19" w:history="1">
+      <w:hyperlink r:id="rId18" w:history="1">
         <w:r>
           <w:rPr>
             <w:rFonts w:ascii="Times New Roman" w:eastAsia="Times New Roman" w:hAnsi="Times New Roman" w:cs="Times New Roman"/>
@@ -12925,47 +12603,7 @@
           <w:szCs w:val="24"/>
           <w:shd w:val="clear" w:color="auto" w:fill="FFFFFF"/>
         </w:rPr>
-        <w:t xml:space="preserve">., Gwandu, Z. L., Isah, S., &amp; Murtala, A. (2024). Effect of parental socio-economic background on secondary school students career choice in </w:t>
-      </w:r>
-      <w:proofErr w:type="spellStart"/>
-      <w:r>
-        <w:rPr>
-          <w:rFonts w:ascii="Times New Roman" w:eastAsia="Calibri" w:hAnsi="Times New Roman" w:cs="Times New Roman"/>
-          <w:sz w:val="24"/>
-          <w:szCs w:val="24"/>
-          <w:shd w:val="clear" w:color="auto" w:fill="FFFFFF"/>
-        </w:rPr>
-        <w:t>kebbi</w:t>
-      </w:r>
-      <w:proofErr w:type="spellEnd"/>
-      <w:r>
-        <w:rPr>
-          <w:rFonts w:ascii="Times New Roman" w:eastAsia="Calibri" w:hAnsi="Times New Roman" w:cs="Times New Roman"/>
-          <w:sz w:val="24"/>
-          <w:szCs w:val="24"/>
-          <w:shd w:val="clear" w:color="auto" w:fill="FFFFFF"/>
-        </w:rPr>
-        <w:t xml:space="preserve"> state, </w:t>
-      </w:r>
-      <w:proofErr w:type="spellStart"/>
-      <w:r>
-        <w:rPr>
-          <w:rFonts w:ascii="Times New Roman" w:eastAsia="Calibri" w:hAnsi="Times New Roman" w:cs="Times New Roman"/>
-          <w:sz w:val="24"/>
-          <w:szCs w:val="24"/>
-          <w:shd w:val="clear" w:color="auto" w:fill="FFFFFF"/>
-        </w:rPr>
-        <w:t>nigeria</w:t>
-      </w:r>
-      <w:proofErr w:type="spellEnd"/>
-      <w:r>
-        <w:rPr>
-          <w:rFonts w:ascii="Times New Roman" w:eastAsia="Calibri" w:hAnsi="Times New Roman" w:cs="Times New Roman"/>
-          <w:sz w:val="24"/>
-          <w:szCs w:val="24"/>
-          <w:shd w:val="clear" w:color="auto" w:fill="FFFFFF"/>
-        </w:rPr>
-        <w:t>.</w:t>
+        <w:t>., Gwandu, Z. L., Isah, S., &amp; Murtala, A. (2024). Effect of parental socio-economic background on secondary school students career choice in kebbi state, nigeria.</w:t>
       </w:r>
       <w:r>
         <w:rPr>
@@ -13009,7 +12647,6 @@
         </w:rPr>
         <w:t xml:space="preserve">[4] </w:t>
       </w:r>
-      <w:proofErr w:type="spellStart"/>
       <w:r>
         <w:rPr>
           <w:rFonts w:ascii="Times New Roman" w:eastAsia="Calibri" w:hAnsi="Times New Roman" w:cs="Times New Roman"/>
@@ -13017,37 +12654,7 @@
           <w:sz w:val="24"/>
           <w:szCs w:val="24"/>
         </w:rPr>
-        <w:t>Falode</w:t>
-      </w:r>
-      <w:proofErr w:type="spellEnd"/>
-      <w:r>
-        <w:rPr>
-          <w:rFonts w:ascii="Times New Roman" w:eastAsia="Calibri" w:hAnsi="Times New Roman" w:cs="Times New Roman"/>
-          <w:bCs/>
-          <w:sz w:val="24"/>
-          <w:szCs w:val="24"/>
-        </w:rPr>
-        <w:t xml:space="preserve">, O.C.; </w:t>
-      </w:r>
-      <w:proofErr w:type="spellStart"/>
-      <w:r>
-        <w:rPr>
-          <w:rFonts w:ascii="Times New Roman" w:eastAsia="Calibri" w:hAnsi="Times New Roman" w:cs="Times New Roman"/>
-          <w:bCs/>
-          <w:sz w:val="24"/>
-          <w:szCs w:val="24"/>
-        </w:rPr>
-        <w:t>Ilufoye</w:t>
-      </w:r>
-      <w:proofErr w:type="spellEnd"/>
-      <w:r>
-        <w:rPr>
-          <w:rFonts w:ascii="Times New Roman" w:eastAsia="Calibri" w:hAnsi="Times New Roman" w:cs="Times New Roman"/>
-          <w:bCs/>
-          <w:sz w:val="24"/>
-          <w:szCs w:val="24"/>
-        </w:rPr>
-        <w:t xml:space="preserve">, T. O.; </w:t>
+        <w:t xml:space="preserve">Falode, O.C.; Ilufoye, T. O.; </w:t>
       </w:r>
       <w:r>
         <w:rPr>
@@ -13110,7 +12717,6 @@
         </w:rPr>
         <w:t xml:space="preserve">[3] </w:t>
       </w:r>
-      <w:proofErr w:type="spellStart"/>
       <w:r>
         <w:rPr>
           <w:rFonts w:ascii="Times New Roman" w:eastAsia="Calibri" w:hAnsi="Times New Roman" w:cs="Times New Roman"/>
@@ -13118,17 +12724,7 @@
           <w:sz w:val="24"/>
           <w:szCs w:val="24"/>
         </w:rPr>
-        <w:t>Falode</w:t>
-      </w:r>
-      <w:proofErr w:type="spellEnd"/>
-      <w:r>
-        <w:rPr>
-          <w:rFonts w:ascii="Times New Roman" w:eastAsia="Calibri" w:hAnsi="Times New Roman" w:cs="Times New Roman"/>
-          <w:bCs/>
-          <w:sz w:val="24"/>
-          <w:szCs w:val="24"/>
-        </w:rPr>
-        <w:t xml:space="preserve">, O.C.; </w:t>
+        <w:t xml:space="preserve">Falode, O.C.; </w:t>
       </w:r>
       <w:r>
         <w:rPr>
@@ -13140,7 +12736,6 @@
         </w:rPr>
         <w:t xml:space="preserve">Awoyemi, I. D.; </w:t>
       </w:r>
-      <w:proofErr w:type="spellStart"/>
       <w:r>
         <w:rPr>
           <w:rFonts w:ascii="Times New Roman" w:eastAsia="Calibri" w:hAnsi="Times New Roman" w:cs="Times New Roman"/>
@@ -13148,17 +12743,7 @@
           <w:sz w:val="24"/>
           <w:szCs w:val="24"/>
         </w:rPr>
-        <w:t>Ilufoye</w:t>
-      </w:r>
-      <w:proofErr w:type="spellEnd"/>
-      <w:r>
-        <w:rPr>
-          <w:rFonts w:ascii="Times New Roman" w:eastAsia="Calibri" w:hAnsi="Times New Roman" w:cs="Times New Roman"/>
-          <w:bCs/>
-          <w:sz w:val="24"/>
-          <w:szCs w:val="24"/>
-        </w:rPr>
-        <w:t>, T. O.</w:t>
+        <w:t>Ilufoye, T. O.</w:t>
       </w:r>
       <w:r>
         <w:rPr>
@@ -13188,31 +12773,7 @@
           <w:sz w:val="24"/>
           <w:szCs w:val="24"/>
         </w:rPr>
-        <w:t>Al-</w:t>
-      </w:r>
-      <w:proofErr w:type="spellStart"/>
-      <w:r>
-        <w:rPr>
-          <w:rFonts w:ascii="Times New Roman" w:eastAsia="Calibri" w:hAnsi="Times New Roman" w:cs="Times New Roman"/>
-          <w:bCs/>
-          <w:i/>
-          <w:iCs/>
-          <w:sz w:val="24"/>
-          <w:szCs w:val="24"/>
-        </w:rPr>
-        <w:t>Himah</w:t>
-      </w:r>
-      <w:proofErr w:type="spellEnd"/>
-      <w:r>
-        <w:rPr>
-          <w:rFonts w:ascii="Times New Roman" w:eastAsia="Calibri" w:hAnsi="Times New Roman" w:cs="Times New Roman"/>
-          <w:bCs/>
-          <w:i/>
-          <w:iCs/>
-          <w:sz w:val="24"/>
-          <w:szCs w:val="24"/>
-        </w:rPr>
-        <w:t xml:space="preserve"> Journal of Education, 2(</w:t>
+        <w:t>Al-Himah Journal of Education, 2(</w:t>
       </w:r>
       <w:r>
         <w:rPr>
@@ -13246,7 +12807,6 @@
         </w:rPr>
         <w:t xml:space="preserve">[2] </w:t>
       </w:r>
-      <w:proofErr w:type="spellStart"/>
       <w:r>
         <w:rPr>
           <w:rFonts w:ascii="Times New Roman" w:eastAsia="Calibri" w:hAnsi="Times New Roman" w:cs="Times New Roman"/>
@@ -13254,37 +12814,7 @@
           <w:sz w:val="24"/>
           <w:szCs w:val="24"/>
         </w:rPr>
-        <w:t>Falode</w:t>
-      </w:r>
-      <w:proofErr w:type="spellEnd"/>
-      <w:r>
-        <w:rPr>
-          <w:rFonts w:ascii="Times New Roman" w:eastAsia="Calibri" w:hAnsi="Times New Roman" w:cs="Times New Roman"/>
-          <w:bCs/>
-          <w:sz w:val="24"/>
-          <w:szCs w:val="24"/>
-        </w:rPr>
-        <w:t xml:space="preserve">, O.C.; Gambari, A.I.; Shittu, T.; Gimba, R.W.; </w:t>
-      </w:r>
-      <w:proofErr w:type="spellStart"/>
-      <w:r>
-        <w:rPr>
-          <w:rFonts w:ascii="Times New Roman" w:eastAsia="Calibri" w:hAnsi="Times New Roman" w:cs="Times New Roman"/>
-          <w:bCs/>
-          <w:sz w:val="24"/>
-          <w:szCs w:val="24"/>
-        </w:rPr>
-        <w:t>Falode</w:t>
-      </w:r>
-      <w:proofErr w:type="spellEnd"/>
-      <w:r>
-        <w:rPr>
-          <w:rFonts w:ascii="Times New Roman" w:eastAsia="Calibri" w:hAnsi="Times New Roman" w:cs="Times New Roman"/>
-          <w:bCs/>
-          <w:sz w:val="24"/>
-          <w:szCs w:val="24"/>
-        </w:rPr>
-        <w:t xml:space="preserve">, M.E. &amp; </w:t>
+        <w:t xml:space="preserve">Falode, O.C.; Gambari, A.I.; Shittu, T.; Gimba, R.W.; Falode, M.E. &amp; </w:t>
       </w:r>
       <w:r>
         <w:rPr>
@@ -13303,27 +12833,7 @@
           <w:sz w:val="24"/>
           <w:szCs w:val="24"/>
         </w:rPr>
-        <w:t xml:space="preserve">  (2015). Effectiveness of virtual classroom in teaching and learning of senior secondary school mathematics concepts in </w:t>
-      </w:r>
-      <w:proofErr w:type="spellStart"/>
-      <w:r>
-        <w:rPr>
-          <w:rFonts w:ascii="Times New Roman" w:eastAsia="Calibri" w:hAnsi="Times New Roman" w:cs="Times New Roman"/>
-          <w:bCs/>
-          <w:sz w:val="24"/>
-          <w:szCs w:val="24"/>
-        </w:rPr>
-        <w:t>minna</w:t>
-      </w:r>
-      <w:proofErr w:type="spellEnd"/>
-      <w:r>
-        <w:rPr>
-          <w:rFonts w:ascii="Times New Roman" w:eastAsia="Calibri" w:hAnsi="Times New Roman" w:cs="Times New Roman"/>
-          <w:bCs/>
-          <w:sz w:val="24"/>
-          <w:szCs w:val="24"/>
-        </w:rPr>
-        <w:t xml:space="preserve">. </w:t>
+        <w:t xml:space="preserve">  (2015). Effectiveness of virtual classroom in teaching and learning of senior secondary school mathematics concepts in minna. </w:t>
       </w:r>
       <w:r>
         <w:rPr>
@@ -13365,7 +12875,6 @@
         </w:rPr>
         <w:t xml:space="preserve">[1] </w:t>
       </w:r>
-      <w:proofErr w:type="spellStart"/>
       <w:r>
         <w:rPr>
           <w:rFonts w:ascii="Times New Roman" w:eastAsia="Calibri" w:hAnsi="Times New Roman" w:cs="Times New Roman"/>
@@ -13373,37 +12882,7 @@
           <w:sz w:val="24"/>
           <w:szCs w:val="24"/>
         </w:rPr>
-        <w:t>Falode</w:t>
-      </w:r>
-      <w:proofErr w:type="spellEnd"/>
-      <w:r>
-        <w:rPr>
-          <w:rFonts w:ascii="Times New Roman" w:eastAsia="Calibri" w:hAnsi="Times New Roman" w:cs="Times New Roman"/>
-          <w:bCs/>
-          <w:sz w:val="24"/>
-          <w:szCs w:val="24"/>
-        </w:rPr>
-        <w:t xml:space="preserve">, O.C.; Usman, Z.N.; </w:t>
-      </w:r>
-      <w:proofErr w:type="spellStart"/>
-      <w:r>
-        <w:rPr>
-          <w:rFonts w:ascii="Times New Roman" w:eastAsia="Calibri" w:hAnsi="Times New Roman" w:cs="Times New Roman"/>
-          <w:bCs/>
-          <w:sz w:val="24"/>
-          <w:szCs w:val="24"/>
-        </w:rPr>
-        <w:t>Ilufoye</w:t>
-      </w:r>
-      <w:proofErr w:type="spellEnd"/>
-      <w:r>
-        <w:rPr>
-          <w:rFonts w:ascii="Times New Roman" w:eastAsia="Calibri" w:hAnsi="Times New Roman" w:cs="Times New Roman"/>
-          <w:bCs/>
-          <w:sz w:val="24"/>
-          <w:szCs w:val="24"/>
-        </w:rPr>
-        <w:t xml:space="preserve">, T. O.  &amp; </w:t>
+        <w:t xml:space="preserve">Falode, O.C.; Usman, Z.N.; Ilufoye, T. O.  &amp; </w:t>
       </w:r>
       <w:r>
         <w:rPr>
@@ -13834,47 +13313,7 @@
           <w:szCs w:val="24"/>
           <w:shd w:val="clear" w:color="auto" w:fill="FFFFFF"/>
         </w:rPr>
-        <w:t xml:space="preserve">Abu, S., </w:t>
-      </w:r>
-      <w:proofErr w:type="spellStart"/>
-      <w:r>
-        <w:rPr>
-          <w:rFonts w:ascii="Times New Roman" w:eastAsia="Times New Roman" w:hAnsi="Times New Roman" w:cs="Times New Roman"/>
-          <w:sz w:val="24"/>
-          <w:szCs w:val="24"/>
-          <w:shd w:val="clear" w:color="auto" w:fill="FFFFFF"/>
-        </w:rPr>
-        <w:t>Ghooreian</w:t>
-      </w:r>
-      <w:proofErr w:type="spellEnd"/>
-      <w:r>
-        <w:rPr>
-          <w:rFonts w:ascii="Times New Roman" w:eastAsia="Times New Roman" w:hAnsi="Times New Roman" w:cs="Times New Roman"/>
-          <w:sz w:val="24"/>
-          <w:szCs w:val="24"/>
-          <w:shd w:val="clear" w:color="auto" w:fill="FFFFFF"/>
-        </w:rPr>
-        <w:t xml:space="preserve">, A., </w:t>
-      </w:r>
-      <w:proofErr w:type="spellStart"/>
-      <w:r>
-        <w:rPr>
-          <w:rFonts w:ascii="Times New Roman" w:eastAsia="Times New Roman" w:hAnsi="Times New Roman" w:cs="Times New Roman"/>
-          <w:sz w:val="24"/>
-          <w:szCs w:val="24"/>
-          <w:shd w:val="clear" w:color="auto" w:fill="FFFFFF"/>
-        </w:rPr>
-        <w:t>Ogunniran</w:t>
-      </w:r>
-      <w:proofErr w:type="spellEnd"/>
-      <w:r>
-        <w:rPr>
-          <w:rFonts w:ascii="Times New Roman" w:eastAsia="Times New Roman" w:hAnsi="Times New Roman" w:cs="Times New Roman"/>
-          <w:sz w:val="24"/>
-          <w:szCs w:val="24"/>
-          <w:shd w:val="clear" w:color="auto" w:fill="FFFFFF"/>
-        </w:rPr>
-        <w:t xml:space="preserve">, M., </w:t>
+        <w:t xml:space="preserve">Abu, S., Ghooreian, A., Ogunniran, M., </w:t>
       </w:r>
       <w:r>
         <w:rPr>
@@ -13938,67 +13377,7 @@
           <w:szCs w:val="24"/>
           <w:shd w:val="clear" w:color="auto" w:fill="FFFFFF"/>
         </w:rPr>
-        <w:t xml:space="preserve">., &amp; </w:t>
-      </w:r>
-      <w:proofErr w:type="spellStart"/>
-      <w:r>
-        <w:rPr>
-          <w:rFonts w:ascii="Times New Roman" w:eastAsia="Times New Roman" w:hAnsi="Times New Roman" w:cs="Times New Roman"/>
-          <w:sz w:val="24"/>
-          <w:szCs w:val="24"/>
-          <w:shd w:val="clear" w:color="auto" w:fill="FFFFFF"/>
-        </w:rPr>
-        <w:t>Ilufoye</w:t>
-      </w:r>
-      <w:proofErr w:type="spellEnd"/>
-      <w:r>
-        <w:rPr>
-          <w:rFonts w:ascii="Times New Roman" w:eastAsia="Times New Roman" w:hAnsi="Times New Roman" w:cs="Times New Roman"/>
-          <w:sz w:val="24"/>
-          <w:szCs w:val="24"/>
-          <w:shd w:val="clear" w:color="auto" w:fill="FFFFFF"/>
-        </w:rPr>
-        <w:t xml:space="preserve">, T. O. (2020). Maximizing virtual </w:t>
-      </w:r>
-      <w:proofErr w:type="gramStart"/>
-      <w:r>
-        <w:rPr>
-          <w:rFonts w:ascii="Times New Roman" w:eastAsia="Times New Roman" w:hAnsi="Times New Roman" w:cs="Times New Roman"/>
-          <w:sz w:val="24"/>
-          <w:szCs w:val="24"/>
-          <w:shd w:val="clear" w:color="auto" w:fill="FFFFFF"/>
-        </w:rPr>
-        <w:t>classroom</w:t>
-      </w:r>
-      <w:proofErr w:type="gramEnd"/>
-      <w:r>
-        <w:rPr>
-          <w:rFonts w:ascii="Times New Roman" w:eastAsia="Times New Roman" w:hAnsi="Times New Roman" w:cs="Times New Roman"/>
-          <w:sz w:val="24"/>
-          <w:szCs w:val="24"/>
-          <w:shd w:val="clear" w:color="auto" w:fill="FFFFFF"/>
-        </w:rPr>
-        <w:t xml:space="preserve"> for effective teaching. In O. C. </w:t>
-      </w:r>
-      <w:proofErr w:type="spellStart"/>
-      <w:r>
-        <w:rPr>
-          <w:rFonts w:ascii="Times New Roman" w:eastAsia="Times New Roman" w:hAnsi="Times New Roman" w:cs="Times New Roman"/>
-          <w:sz w:val="24"/>
-          <w:szCs w:val="24"/>
-          <w:shd w:val="clear" w:color="auto" w:fill="FFFFFF"/>
-        </w:rPr>
-        <w:t>Falode</w:t>
-      </w:r>
-      <w:proofErr w:type="spellEnd"/>
-      <w:r>
-        <w:rPr>
-          <w:rFonts w:ascii="Times New Roman" w:eastAsia="Times New Roman" w:hAnsi="Times New Roman" w:cs="Times New Roman"/>
-          <w:sz w:val="24"/>
-          <w:szCs w:val="24"/>
-          <w:shd w:val="clear" w:color="auto" w:fill="FFFFFF"/>
-        </w:rPr>
-        <w:t xml:space="preserve"> (Ed.), Novel practices in education (pp. 96 -115). Novel Education Research Group. </w:t>
+        <w:t xml:space="preserve">., &amp; Ilufoye, T. O. (2020). Maximizing virtual classroom for effective teaching. In O. C. Falode (Ed.), Novel practices in education (pp. 96 -115). Novel Education Research Group. </w:t>
       </w:r>
     </w:p>
     <w:p>
@@ -14107,29 +13486,7 @@
           <w:sz w:val="24"/>
           <w:szCs w:val="24"/>
         </w:rPr>
-        <w:t xml:space="preserve">Unpacking in-VR learning dynamics for heat stress training: A </w:t>
-      </w:r>
-      <w:proofErr w:type="spellStart"/>
-      <w:r>
-        <w:rPr>
-          <w:rFonts w:ascii="Times New Roman" w:eastAsia="Times New Roman" w:hAnsi="Times New Roman" w:cs="Times New Roman"/>
-          <w:i/>
-          <w:iCs/>
-          <w:sz w:val="24"/>
-          <w:szCs w:val="24"/>
-        </w:rPr>
-        <w:t>microgenetic</w:t>
-      </w:r>
-      <w:proofErr w:type="spellEnd"/>
-      <w:r>
-        <w:rPr>
-          <w:rFonts w:ascii="Times New Roman" w:eastAsia="Times New Roman" w:hAnsi="Times New Roman" w:cs="Times New Roman"/>
-          <w:i/>
-          <w:iCs/>
-          <w:sz w:val="24"/>
-          <w:szCs w:val="24"/>
-        </w:rPr>
-        <w:t xml:space="preserve"> and sequential behavior analysis</w:t>
+        <w:t>Unpacking in-VR learning dynamics for heat stress training: A microgenetic and sequential behavior analysis</w:t>
       </w:r>
       <w:r>
         <w:rPr>
@@ -14405,25 +13762,7 @@
           <w:sz w:val="24"/>
           <w:szCs w:val="24"/>
         </w:rPr>
-        <w:t xml:space="preserve">Nasrin, F., </w:t>
-      </w:r>
-      <w:proofErr w:type="spellStart"/>
-      <w:r>
-        <w:rPr>
-          <w:rFonts w:ascii="Times New Roman" w:eastAsia="Times New Roman" w:hAnsi="Times New Roman" w:cs="Times New Roman"/>
-          <w:sz w:val="24"/>
-          <w:szCs w:val="24"/>
-        </w:rPr>
-        <w:t>Amayou</w:t>
-      </w:r>
-      <w:proofErr w:type="spellEnd"/>
-      <w:r>
-        <w:rPr>
-          <w:rFonts w:ascii="Times New Roman" w:eastAsia="Times New Roman" w:hAnsi="Times New Roman" w:cs="Times New Roman"/>
-          <w:sz w:val="24"/>
-          <w:szCs w:val="24"/>
-        </w:rPr>
-        <w:t xml:space="preserve">, J., </w:t>
+        <w:t xml:space="preserve">Nasrin, F., Amayou, J., </w:t>
       </w:r>
       <w:r>
         <w:rPr>
@@ -14501,25 +13840,7 @@
           <w:sz w:val="24"/>
           <w:szCs w:val="24"/>
         </w:rPr>
-        <w:t xml:space="preserve">Abu, S., </w:t>
-      </w:r>
-      <w:proofErr w:type="spellStart"/>
-      <w:r>
-        <w:rPr>
-          <w:rFonts w:ascii="Times New Roman" w:eastAsia="Times New Roman" w:hAnsi="Times New Roman" w:cs="Times New Roman"/>
-          <w:sz w:val="24"/>
-          <w:szCs w:val="24"/>
-        </w:rPr>
-        <w:t>Ghooreian</w:t>
-      </w:r>
-      <w:proofErr w:type="spellEnd"/>
-      <w:r>
-        <w:rPr>
-          <w:rFonts w:ascii="Times New Roman" w:eastAsia="Times New Roman" w:hAnsi="Times New Roman" w:cs="Times New Roman"/>
-          <w:sz w:val="24"/>
-          <w:szCs w:val="24"/>
-        </w:rPr>
-        <w:t xml:space="preserve">, A., </w:t>
+        <w:t xml:space="preserve">Abu, S., Ghooreian, A., </w:t>
       </w:r>
       <w:r>
         <w:rPr>
@@ -14946,25 +14267,7 @@
           <w:sz w:val="24"/>
           <w:szCs w:val="24"/>
         </w:rPr>
-        <w:t xml:space="preserve">. D, Abu, S., Yuvaraja, H., Moon, J., </w:t>
-      </w:r>
-      <w:proofErr w:type="spellStart"/>
-      <w:r>
-        <w:rPr>
-          <w:rFonts w:ascii="Times New Roman" w:eastAsia="Calibri" w:hAnsi="Times New Roman" w:cs="Times New Roman"/>
-          <w:sz w:val="24"/>
-          <w:szCs w:val="24"/>
-        </w:rPr>
-        <w:t>Patiballa</w:t>
-      </w:r>
-      <w:proofErr w:type="spellEnd"/>
-      <w:r>
-        <w:rPr>
-          <w:rFonts w:ascii="Times New Roman" w:eastAsia="Calibri" w:hAnsi="Times New Roman" w:cs="Times New Roman"/>
-          <w:sz w:val="24"/>
-          <w:szCs w:val="24"/>
-        </w:rPr>
-        <w:t>, S. (AECT, 2025 October). Exploring fidelity dimensions in extended reality technologies for mechanical engineering education: A systematic review, Concurrent Session, (Paper Presentation).</w:t>
+        <w:t>. D, Abu, S., Yuvaraja, H., Moon, J., Patiballa, S. (AECT, 2025 October). Exploring fidelity dimensions in extended reality technologies for mechanical engineering education: A systematic review, Concurrent Session, (Paper Presentation).</w:t>
       </w:r>
     </w:p>
     <w:p>
@@ -15039,31 +14342,7 @@
           <w:szCs w:val="24"/>
           <w:shd w:val="clear" w:color="auto" w:fill="FFFFFF"/>
         </w:rPr>
-        <w:t xml:space="preserve">Teaching and </w:t>
-      </w:r>
-      <w:proofErr w:type="gramStart"/>
-      <w:r>
-        <w:rPr>
-          <w:rFonts w:ascii="Times New Roman" w:eastAsia="Times New Roman" w:hAnsi="Times New Roman" w:cs="Times New Roman"/>
-          <w:i/>
-          <w:iCs/>
-          <w:sz w:val="24"/>
-          <w:szCs w:val="24"/>
-          <w:shd w:val="clear" w:color="auto" w:fill="FFFFFF"/>
-        </w:rPr>
-        <w:t>Learning</w:t>
-      </w:r>
-      <w:proofErr w:type="gramEnd"/>
-      <w:r>
-        <w:rPr>
-          <w:rFonts w:ascii="Times New Roman" w:eastAsia="Times New Roman" w:hAnsi="Times New Roman" w:cs="Times New Roman"/>
-          <w:i/>
-          <w:iCs/>
-          <w:sz w:val="24"/>
-          <w:szCs w:val="24"/>
-          <w:shd w:val="clear" w:color="auto" w:fill="FFFFFF"/>
-        </w:rPr>
-        <w:t xml:space="preserve"> with AI: A Sharing Conference Between Educational Practitioners</w:t>
+        <w:t>Teaching and Learning with AI: A Sharing Conference Between Educational Practitioners</w:t>
       </w:r>
       <w:r>
         <w:rPr>
@@ -15335,7 +14614,6 @@
         </w:rPr>
         <w:t xml:space="preserve">., </w:t>
       </w:r>
-      <w:proofErr w:type="spellStart"/>
       <w:r>
         <w:rPr>
           <w:rFonts w:ascii="Times New Roman" w:eastAsia="Calibri" w:hAnsi="Times New Roman" w:cs="Times New Roman"/>
@@ -15345,19 +14623,7 @@
           <w:u w:val="single"/>
           <w:shd w:val="clear" w:color="auto" w:fill="FFFFFF"/>
         </w:rPr>
-        <w:t>Unggi</w:t>
-      </w:r>
-      <w:proofErr w:type="spellEnd"/>
-      <w:r>
-        <w:rPr>
-          <w:rFonts w:ascii="Times New Roman" w:eastAsia="Calibri" w:hAnsi="Times New Roman" w:cs="Times New Roman"/>
-          <w:spacing w:val="7"/>
-          <w:sz w:val="24"/>
-          <w:szCs w:val="24"/>
-          <w:u w:val="single"/>
-          <w:shd w:val="clear" w:color="auto" w:fill="FFFFFF"/>
-        </w:rPr>
-        <w:t xml:space="preserve"> Lee., &amp;</w:t>
+        <w:t>Unggi Lee., &amp;</w:t>
       </w:r>
       <w:r>
         <w:rPr>
@@ -15748,7 +15014,6 @@
         </w:rPr>
         <w:t xml:space="preserve"> </w:t>
       </w:r>
-      <w:proofErr w:type="spellStart"/>
       <w:r>
         <w:rPr>
           <w:rFonts w:ascii="Times New Roman" w:eastAsia="Calibri" w:hAnsi="Times New Roman" w:cs="Times New Roman"/>
@@ -15757,18 +15022,7 @@
           <w:bdr w:val="none" w:sz="0" w:space="0" w:color="auto" w:frame="1"/>
           <w:shd w:val="clear" w:color="auto" w:fill="FFFFFF"/>
         </w:rPr>
-        <w:t>Ijeluola</w:t>
-      </w:r>
-      <w:proofErr w:type="spellEnd"/>
-      <w:r>
-        <w:rPr>
-          <w:rFonts w:ascii="Times New Roman" w:eastAsia="Calibri" w:hAnsi="Times New Roman" w:cs="Times New Roman"/>
-          <w:sz w:val="24"/>
-          <w:szCs w:val="24"/>
-          <w:bdr w:val="none" w:sz="0" w:space="0" w:color="auto" w:frame="1"/>
-          <w:shd w:val="clear" w:color="auto" w:fill="FFFFFF"/>
-        </w:rPr>
-        <w:t>, S.</w:t>
+        <w:t>Ijeluola, S.</w:t>
       </w:r>
       <w:r>
         <w:rPr>
@@ -15797,64 +15051,24 @@
           <w:szCs w:val="24"/>
           <w:shd w:val="clear" w:color="auto" w:fill="FFFFFF"/>
         </w:rPr>
-        <w:t xml:space="preserve">, &amp; </w:t>
-      </w:r>
-      <w:proofErr w:type="spellStart"/>
+        <w:t>, &amp; Adefisayo, A. (October 2024</w:t>
+      </w:r>
       <w:r>
         <w:rPr>
           <w:rFonts w:ascii="Times New Roman" w:eastAsia="Calibri" w:hAnsi="Times New Roman" w:cs="Times New Roman"/>
           <w:sz w:val="24"/>
           <w:szCs w:val="24"/>
+        </w:rPr>
+        <w:t>)</w:t>
+      </w:r>
+      <w:r>
+        <w:rPr>
+          <w:rFonts w:ascii="Times New Roman" w:eastAsia="Calibri" w:hAnsi="Times New Roman" w:cs="Times New Roman"/>
+          <w:sz w:val="24"/>
+          <w:szCs w:val="24"/>
           <w:shd w:val="clear" w:color="auto" w:fill="FFFFFF"/>
         </w:rPr>
-        <w:t>Adefisayo</w:t>
-      </w:r>
-      <w:proofErr w:type="spellEnd"/>
-      <w:r>
-        <w:rPr>
-          <w:rFonts w:ascii="Times New Roman" w:eastAsia="Calibri" w:hAnsi="Times New Roman" w:cs="Times New Roman"/>
-          <w:sz w:val="24"/>
-          <w:szCs w:val="24"/>
-          <w:shd w:val="clear" w:color="auto" w:fill="FFFFFF"/>
-        </w:rPr>
-        <w:t>, A. (October 2024</w:t>
-      </w:r>
-      <w:r>
-        <w:rPr>
-          <w:rFonts w:ascii="Times New Roman" w:eastAsia="Calibri" w:hAnsi="Times New Roman" w:cs="Times New Roman"/>
-          <w:sz w:val="24"/>
-          <w:szCs w:val="24"/>
-        </w:rPr>
-        <w:t>)</w:t>
-      </w:r>
-      <w:r>
-        <w:rPr>
-          <w:rFonts w:ascii="Times New Roman" w:eastAsia="Calibri" w:hAnsi="Times New Roman" w:cs="Times New Roman"/>
-          <w:sz w:val="24"/>
-          <w:szCs w:val="24"/>
-          <w:shd w:val="clear" w:color="auto" w:fill="FFFFFF"/>
-        </w:rPr>
-        <w:t>. Leveraging Generative Artificial Intelligence (</w:t>
-      </w:r>
-      <w:proofErr w:type="spellStart"/>
-      <w:r>
-        <w:rPr>
-          <w:rFonts w:ascii="Times New Roman" w:eastAsia="Calibri" w:hAnsi="Times New Roman" w:cs="Times New Roman"/>
-          <w:sz w:val="24"/>
-          <w:szCs w:val="24"/>
-          <w:shd w:val="clear" w:color="auto" w:fill="FFFFFF"/>
-        </w:rPr>
-        <w:t>gAI</w:t>
-      </w:r>
-      <w:proofErr w:type="spellEnd"/>
-      <w:r>
-        <w:rPr>
-          <w:rFonts w:ascii="Times New Roman" w:eastAsia="Calibri" w:hAnsi="Times New Roman" w:cs="Times New Roman"/>
-          <w:sz w:val="24"/>
-          <w:szCs w:val="24"/>
-          <w:shd w:val="clear" w:color="auto" w:fill="FFFFFF"/>
-        </w:rPr>
-        <w:t xml:space="preserve">) in Learning Design: A Mixed-Methods Examination of Instructional Designers’ Experience. </w:t>
+        <w:t xml:space="preserve">. Leveraging Generative Artificial Intelligence (gAI) in Learning Design: A Mixed-Methods Examination of Instructional Designers’ Experience. </w:t>
       </w:r>
       <w:r>
         <w:rPr>
@@ -15901,7 +15115,6 @@
         </w:rPr>
         <w:t xml:space="preserve"> </w:t>
       </w:r>
-      <w:proofErr w:type="spellStart"/>
       <w:r>
         <w:rPr>
           <w:rFonts w:ascii="Times New Roman" w:eastAsia="Calibri" w:hAnsi="Times New Roman" w:cs="Times New Roman"/>
@@ -15910,47 +15123,16 @@
           <w:bdr w:val="none" w:sz="0" w:space="0" w:color="auto" w:frame="1"/>
           <w:shd w:val="clear" w:color="auto" w:fill="FFFFFF"/>
         </w:rPr>
-        <w:t>Ijeluola</w:t>
-      </w:r>
-      <w:proofErr w:type="spellEnd"/>
+        <w:t>Ijeluola, S.</w:t>
+      </w:r>
       <w:r>
         <w:rPr>
           <w:rFonts w:ascii="Times New Roman" w:eastAsia="Calibri" w:hAnsi="Times New Roman" w:cs="Times New Roman"/>
           <w:sz w:val="24"/>
           <w:szCs w:val="24"/>
-          <w:bdr w:val="none" w:sz="0" w:space="0" w:color="auto" w:frame="1"/>
           <w:shd w:val="clear" w:color="auto" w:fill="FFFFFF"/>
         </w:rPr>
-        <w:t>, S.</w:t>
-      </w:r>
-      <w:r>
-        <w:rPr>
-          <w:rFonts w:ascii="Times New Roman" w:eastAsia="Calibri" w:hAnsi="Times New Roman" w:cs="Times New Roman"/>
-          <w:sz w:val="24"/>
-          <w:szCs w:val="24"/>
-          <w:shd w:val="clear" w:color="auto" w:fill="FFFFFF"/>
-        </w:rPr>
-        <w:t xml:space="preserve">, </w:t>
-      </w:r>
-      <w:proofErr w:type="spellStart"/>
-      <w:r>
-        <w:rPr>
-          <w:rFonts w:ascii="Times New Roman" w:eastAsia="Calibri" w:hAnsi="Times New Roman" w:cs="Times New Roman"/>
-          <w:sz w:val="24"/>
-          <w:szCs w:val="24"/>
-          <w:shd w:val="clear" w:color="auto" w:fill="FFFFFF"/>
-        </w:rPr>
-        <w:t>Adefisayo</w:t>
-      </w:r>
-      <w:proofErr w:type="spellEnd"/>
-      <w:r>
-        <w:rPr>
-          <w:rFonts w:ascii="Times New Roman" w:eastAsia="Calibri" w:hAnsi="Times New Roman" w:cs="Times New Roman"/>
-          <w:sz w:val="24"/>
-          <w:szCs w:val="24"/>
-          <w:shd w:val="clear" w:color="auto" w:fill="FFFFFF"/>
-        </w:rPr>
-        <w:t xml:space="preserve">, A., &amp; </w:t>
+        <w:t xml:space="preserve">, Adefisayo, A., &amp; </w:t>
       </w:r>
       <w:r>
         <w:rPr>
@@ -16061,27 +15243,7 @@
           <w:szCs w:val="24"/>
           <w:shd w:val="clear" w:color="auto" w:fill="FFFFFF"/>
         </w:rPr>
-        <w:t>., &amp; Baah-Mintah, R. (</w:t>
-      </w:r>
-      <w:proofErr w:type="gramStart"/>
-      <w:r>
-        <w:rPr>
-          <w:rFonts w:ascii="Times New Roman" w:eastAsia="Calibri" w:hAnsi="Times New Roman" w:cs="Times New Roman"/>
-          <w:sz w:val="24"/>
-          <w:szCs w:val="24"/>
-          <w:shd w:val="clear" w:color="auto" w:fill="FFFFFF"/>
-        </w:rPr>
-        <w:t>October,</w:t>
-      </w:r>
-      <w:proofErr w:type="gramEnd"/>
-      <w:r>
-        <w:rPr>
-          <w:rFonts w:ascii="Times New Roman" w:eastAsia="Calibri" w:hAnsi="Times New Roman" w:cs="Times New Roman"/>
-          <w:sz w:val="24"/>
-          <w:szCs w:val="24"/>
-          <w:shd w:val="clear" w:color="auto" w:fill="FFFFFF"/>
-        </w:rPr>
-        <w:t xml:space="preserve"> 2024)</w:t>
+        <w:t>., &amp; Baah-Mintah, R. (October, 2024)</w:t>
       </w:r>
       <w:r>
         <w:rPr>
@@ -16144,23 +15306,13 @@
         </w:rPr>
         <w:t xml:space="preserve"> </w:t>
       </w:r>
-      <w:proofErr w:type="spellStart"/>
       <w:r>
         <w:rPr>
           <w:rFonts w:ascii="Times New Roman" w:eastAsia="Calibri" w:hAnsi="Times New Roman" w:cs="Times New Roman"/>
           <w:sz w:val="24"/>
           <w:szCs w:val="24"/>
         </w:rPr>
-        <w:t>Barielnen</w:t>
-      </w:r>
-      <w:proofErr w:type="spellEnd"/>
-      <w:r>
-        <w:rPr>
-          <w:rFonts w:ascii="Times New Roman" w:eastAsia="Calibri" w:hAnsi="Times New Roman" w:cs="Times New Roman"/>
-          <w:sz w:val="24"/>
-          <w:szCs w:val="24"/>
-        </w:rPr>
-        <w:t>, V</w:t>
+        <w:t>Barielnen, V</w:t>
       </w:r>
       <w:r>
         <w:rPr>
@@ -16313,27 +15465,7 @@
           <w:szCs w:val="24"/>
           <w:shd w:val="clear" w:color="auto" w:fill="FFFFFF"/>
         </w:rPr>
-        <w:t>. (</w:t>
-      </w:r>
-      <w:proofErr w:type="gramStart"/>
-      <w:r>
-        <w:rPr>
-          <w:rFonts w:ascii="Times New Roman" w:eastAsia="Calibri" w:hAnsi="Times New Roman" w:cs="Times New Roman"/>
-          <w:sz w:val="24"/>
-          <w:szCs w:val="24"/>
-          <w:shd w:val="clear" w:color="auto" w:fill="FFFFFF"/>
-        </w:rPr>
-        <w:t>April,</w:t>
-      </w:r>
-      <w:proofErr w:type="gramEnd"/>
-      <w:r>
-        <w:rPr>
-          <w:rFonts w:ascii="Times New Roman" w:eastAsia="Calibri" w:hAnsi="Times New Roman" w:cs="Times New Roman"/>
-          <w:sz w:val="24"/>
-          <w:szCs w:val="24"/>
-          <w:shd w:val="clear" w:color="auto" w:fill="FFFFFF"/>
-        </w:rPr>
-        <w:t xml:space="preserve"> 2024). Elementary students’ problem-solving and visual</w:t>
+        <w:t>. (April, 2024). Elementary students’ problem-solving and visual</w:t>
       </w:r>
       <w:r>
         <w:rPr>
@@ -16674,25 +15806,7 @@
           <w:sz w:val="24"/>
           <w:szCs w:val="24"/>
         </w:rPr>
-        <w:t xml:space="preserve">Innovative Technology Experiences for Students and Teachers (ITEST). Lead PI: Dr. </w:t>
-      </w:r>
-      <w:proofErr w:type="spellStart"/>
-      <w:r>
-        <w:rPr>
-          <w:rFonts w:ascii="Times New Roman" w:eastAsia="Times New Roman" w:hAnsi="Times New Roman" w:cs="Times New Roman"/>
-          <w:sz w:val="24"/>
-          <w:szCs w:val="24"/>
-        </w:rPr>
-        <w:t>Feiya</w:t>
-      </w:r>
-      <w:proofErr w:type="spellEnd"/>
-      <w:r>
-        <w:rPr>
-          <w:rFonts w:ascii="Times New Roman" w:eastAsia="Times New Roman" w:hAnsi="Times New Roman" w:cs="Times New Roman"/>
-          <w:sz w:val="24"/>
-          <w:szCs w:val="24"/>
-        </w:rPr>
-        <w:t xml:space="preserve"> Luo (Resubmission; $ 1,125,666) [Awarded]. </w:t>
+        <w:t xml:space="preserve">Innovative Technology Experiences for Students and Teachers (ITEST). Lead PI: Dr. Feiya Luo (Resubmission; $ 1,125,666) [Awarded]. </w:t>
       </w:r>
     </w:p>
     <w:p>
@@ -21008,7 +20122,6 @@
               </w:rPr>
               <w:t xml:space="preserve"> </w:t>
             </w:r>
-            <w:proofErr w:type="gramStart"/>
             <w:r>
               <w:rPr>
                 <w:rFonts w:ascii="Times New Roman" w:hAnsi="Times New Roman" w:cs="Times New Roman"/>
@@ -21037,7 +20150,6 @@
               </w:rPr>
               <w:t>and</w:t>
             </w:r>
-            <w:proofErr w:type="gramEnd"/>
             <w:r>
               <w:rPr>
                 <w:rFonts w:ascii="Times New Roman" w:hAnsi="Times New Roman" w:cs="Times New Roman"/>
@@ -22963,7 +22075,6 @@
                 <w:lang w:eastAsia="zh-CN"/>
               </w:rPr>
             </w:pPr>
-            <w:proofErr w:type="spellStart"/>
             <w:r>
               <w:rPr>
                 <w:rFonts w:ascii="Times New Roman" w:eastAsia="SimSun" w:hAnsi="Times New Roman" w:cs="Times New Roman"/>
@@ -22972,18 +22083,7 @@
                 <w:shd w:val="clear" w:color="auto" w:fill="FFFFFF"/>
                 <w:lang w:eastAsia="zh-CN"/>
               </w:rPr>
-              <w:t>Behaviour</w:t>
-            </w:r>
-            <w:proofErr w:type="spellEnd"/>
-            <w:r>
-              <w:rPr>
-                <w:rFonts w:ascii="Times New Roman" w:eastAsia="SimSun" w:hAnsi="Times New Roman" w:cs="Times New Roman"/>
-                <w:sz w:val="24"/>
-                <w:szCs w:val="24"/>
-                <w:shd w:val="clear" w:color="auto" w:fill="FFFFFF"/>
-                <w:lang w:eastAsia="zh-CN"/>
-              </w:rPr>
-              <w:t xml:space="preserve"> &amp; Information Technology</w:t>
+              <w:t>Behaviour &amp; Information Technology</w:t>
             </w:r>
           </w:p>
         </w:tc>
@@ -23524,17 +22624,7 @@
                 <w:szCs w:val="24"/>
                 <w:lang w:eastAsia="zh-CN"/>
               </w:rPr>
-              <w:t>Association of Educational and Communication Technology (</w:t>
-            </w:r>
-            <w:proofErr w:type="gramStart"/>
-            <w:r>
-              <w:rPr>
-                <w:rFonts w:ascii="Times New Roman" w:eastAsia="SimSun" w:hAnsi="Times New Roman" w:cs="Times New Roman"/>
-                <w:sz w:val="24"/>
-                <w:szCs w:val="24"/>
-                <w:lang w:eastAsia="zh-CN"/>
-              </w:rPr>
-              <w:t>AECT)</w:t>
+              <w:t>Association of Educational and Communication Technology (AECT)</w:t>
             </w:r>
             <w:r>
               <w:rPr>
@@ -23544,18 +22634,7 @@
                 <w:bdr w:val="none" w:sz="0" w:space="0" w:color="auto" w:frame="1"/>
                 <w:lang w:eastAsia="zh-CN"/>
               </w:rPr>
-              <w:t xml:space="preserve">   </w:t>
-            </w:r>
-            <w:proofErr w:type="gramEnd"/>
-            <w:r>
-              <w:rPr>
-                <w:rFonts w:ascii="Times New Roman" w:eastAsia="Times New Roman" w:hAnsi="Times New Roman" w:cs="Times New Roman"/>
-                <w:sz w:val="24"/>
-                <w:szCs w:val="24"/>
-                <w:bdr w:val="none" w:sz="0" w:space="0" w:color="auto" w:frame="1"/>
-                <w:lang w:eastAsia="zh-CN"/>
-              </w:rPr>
-              <w:t xml:space="preserve">      </w:t>
+              <w:t xml:space="preserve">         </w:t>
             </w:r>
           </w:p>
         </w:tc>
@@ -23820,27 +22899,7 @@
                 <w:szCs w:val="24"/>
                 <w:lang w:eastAsia="zh-CN"/>
               </w:rPr>
-              <w:t>Special Interest Group on Computer Science Education (</w:t>
-            </w:r>
-            <w:proofErr w:type="gramStart"/>
-            <w:r>
-              <w:rPr>
-                <w:rFonts w:ascii="Times New Roman" w:eastAsia="SimSun" w:hAnsi="Times New Roman" w:cs="Times New Roman"/>
-                <w:sz w:val="24"/>
-                <w:szCs w:val="24"/>
-                <w:lang w:eastAsia="zh-CN"/>
-              </w:rPr>
-              <w:t xml:space="preserve">SIGCSE)   </w:t>
-            </w:r>
-            <w:proofErr w:type="gramEnd"/>
-            <w:r>
-              <w:rPr>
-                <w:rFonts w:ascii="Times New Roman" w:eastAsia="SimSun" w:hAnsi="Times New Roman" w:cs="Times New Roman"/>
-                <w:sz w:val="24"/>
-                <w:szCs w:val="24"/>
-                <w:lang w:eastAsia="zh-CN"/>
-              </w:rPr>
-              <w:t xml:space="preserve">                       </w:t>
+              <w:t xml:space="preserve">Special Interest Group on Computer Science Education (SIGCSE)                          </w:t>
             </w:r>
           </w:p>
         </w:tc>
@@ -23903,17 +22962,7 @@
                 <w:szCs w:val="24"/>
                 <w:lang w:eastAsia="zh-CN"/>
               </w:rPr>
-              <w:t>Association of Educational and Communication Technology (</w:t>
-            </w:r>
-            <w:proofErr w:type="gramStart"/>
-            <w:r>
-              <w:rPr>
-                <w:rFonts w:ascii="Times New Roman" w:eastAsia="SimSun" w:hAnsi="Times New Roman" w:cs="Times New Roman"/>
-                <w:sz w:val="24"/>
-                <w:szCs w:val="24"/>
-                <w:lang w:eastAsia="zh-CN"/>
-              </w:rPr>
-              <w:t>AECT)</w:t>
+              <w:t>Association of Educational and Communication Technology (AECT)</w:t>
             </w:r>
             <w:r>
               <w:rPr>
@@ -23923,18 +22972,7 @@
                 <w:bdr w:val="none" w:sz="0" w:space="0" w:color="auto" w:frame="1"/>
                 <w:lang w:eastAsia="zh-CN"/>
               </w:rPr>
-              <w:t xml:space="preserve">   </w:t>
-            </w:r>
-            <w:proofErr w:type="gramEnd"/>
-            <w:r>
-              <w:rPr>
-                <w:rFonts w:ascii="Times New Roman" w:eastAsia="Times New Roman" w:hAnsi="Times New Roman" w:cs="Times New Roman"/>
-                <w:sz w:val="24"/>
-                <w:szCs w:val="24"/>
-                <w:bdr w:val="none" w:sz="0" w:space="0" w:color="auto" w:frame="1"/>
-                <w:lang w:eastAsia="zh-CN"/>
-              </w:rPr>
-              <w:t xml:space="preserve">      </w:t>
+              <w:t xml:space="preserve">         </w:t>
             </w:r>
           </w:p>
         </w:tc>
@@ -25641,7 +24679,6 @@
                 <w:szCs w:val="24"/>
               </w:rPr>
             </w:pPr>
-            <w:proofErr w:type="spellStart"/>
             <w:r>
               <w:rPr>
                 <w:rFonts w:ascii="Times New Roman" w:hAnsi="Times New Roman" w:cs="Times New Roman"/>
@@ -25649,17 +24686,7 @@
                 <w:sz w:val="24"/>
                 <w:szCs w:val="24"/>
               </w:rPr>
-              <w:t>McJulien</w:t>
-            </w:r>
-            <w:proofErr w:type="spellEnd"/>
-            <w:r>
-              <w:rPr>
-                <w:rFonts w:ascii="Times New Roman" w:hAnsi="Times New Roman" w:cs="Times New Roman"/>
-                <w:w w:val="90"/>
-                <w:sz w:val="24"/>
-                <w:szCs w:val="24"/>
-              </w:rPr>
-              <w:t xml:space="preserve"> Graduate Student Scholarship Award ($500)</w:t>
+              <w:t>McJulien Graduate Student Scholarship Award ($500)</w:t>
             </w:r>
           </w:p>
         </w:tc>
@@ -26287,7 +25314,6 @@
                 <w:szCs w:val="24"/>
               </w:rPr>
             </w:pPr>
-            <w:proofErr w:type="gramStart"/>
             <w:r>
               <w:rPr>
                 <w:rFonts w:ascii="Times New Roman" w:hAnsi="Times New Roman" w:cs="Times New Roman"/>
@@ -26315,7 +25341,6 @@
               </w:rPr>
               <w:t>Together</w:t>
             </w:r>
-            <w:proofErr w:type="gramEnd"/>
             <w:r>
               <w:rPr>
                 <w:rFonts w:ascii="Times New Roman" w:hAnsi="Times New Roman" w:cs="Times New Roman"/>
@@ -27252,27 +26277,7 @@
                 <w:sz w:val="24"/>
                 <w:szCs w:val="24"/>
               </w:rPr>
-              <w:t>(</w:t>
-            </w:r>
-            <w:proofErr w:type="spellStart"/>
-            <w:r>
-              <w:rPr>
-                <w:rFonts w:ascii="Times New Roman" w:hAnsi="Times New Roman" w:cs="Times New Roman"/>
-                <w:spacing w:val="-2"/>
-                <w:sz w:val="24"/>
-                <w:szCs w:val="24"/>
-              </w:rPr>
-              <w:t>iLRN</w:t>
-            </w:r>
-            <w:proofErr w:type="spellEnd"/>
-            <w:r>
-              <w:rPr>
-                <w:rFonts w:ascii="Times New Roman" w:hAnsi="Times New Roman" w:cs="Times New Roman"/>
-                <w:spacing w:val="-2"/>
-                <w:sz w:val="24"/>
-                <w:szCs w:val="24"/>
-              </w:rPr>
-              <w:t>)</w:t>
+              <w:t>(iLRN)</w:t>
             </w:r>
           </w:p>
         </w:tc>
@@ -29467,7 +28472,7 @@
       </w:r>
     </w:p>
     <w:sectPr>
-      <w:footerReference w:type="default" r:id="rId20"/>
+      <w:footerReference w:type="default" r:id="rId19"/>
       <w:pgSz w:w="12240" w:h="15840"/>
       <w:pgMar w:top="720" w:right="720" w:bottom="720" w:left="720" w:header="720" w:footer="0" w:gutter="0"/>
       <w:cols w:space="720"/>
@@ -35881,6 +34886,7 @@
   <w:style w:type="character" w:default="1" w:styleId="DefaultParagraphFont">
     <w:name w:val="Default Paragraph Font"/>
     <w:uiPriority w:val="1"/>
+    <w:semiHidden/>
     <w:unhideWhenUsed/>
   </w:style>
   <w:style w:type="table" w:default="1" w:styleId="TableNormal">

--- a/CV_David.docx
+++ b/CV_David.docx
@@ -10444,6 +10444,45 @@
           <w:szCs w:val="24"/>
         </w:rPr>
         <w:t xml:space="preserve"> Journal Articles</w:t>
+      </w:r>
+    </w:p>
+    <w:p>
+      <w:pPr>
+        <w:widowControl/>
+        <w:shd w:val="clear" w:color="auto" w:fill="FFFFFF"/>
+        <w:autoSpaceDE/>
+        <w:autoSpaceDN/>
+        <w:ind w:left="720" w:hanging="630"/>
+        <w:rPr>
+          <w:rFonts w:ascii="Times New Roman" w:eastAsia="Times New Roman" w:hAnsi="Times New Roman" w:cs="Times New Roman"/>
+          <w:sz w:val="24"/>
+          <w:szCs w:val="24"/>
+          <w:shd w:val="clear" w:color="auto" w:fill="FFFFFF"/>
+        </w:rPr>
+      </w:pPr>
+      <w:r>
+        <w:rPr>
+          <w:rFonts w:ascii="Times New Roman" w:hAnsi="Times New Roman"/>
+          <w:b w:val="0"/>
+          <w:sz w:val="24"/>
+        </w:rPr>
+        <w:t xml:space="preserve">[22] Hossain, S., Nawmi, T. A., Ahmadi, S., Beck, B., </w:t>
+      </w:r>
+      <w:r>
+        <w:rPr>
+          <w:rFonts w:ascii="Times New Roman" w:hAnsi="Times New Roman"/>
+          <w:b/>
+          <w:sz w:val="24"/>
+        </w:rPr>
+        <w:t>Awoyemi, I. D.</w:t>
+      </w:r>
+      <w:r>
+        <w:rPr>
+          <w:rFonts w:ascii="Times New Roman" w:hAnsi="Times New Roman"/>
+          <w:b w:val="0"/>
+          <w:sz w:val="24"/>
+        </w:rPr>
+        <w:t>, &amp; Li, L. (Under review). Measuring How Students Rely on Generative AI in Academic Writing: Development and Multi-Source Validation of the Generative AI Reliance Types Scale (GenAI-RTS). AI and Ethics.</w:t>
       </w:r>
     </w:p>
     <w:p>

--- a/CV_David.docx
+++ b/CV_David.docx
@@ -27936,7 +27936,7 @@
                 <w:sz w:val="24"/>
                 <w:szCs w:val="24"/>
               </w:rPr>
-              <w:t>Applied AI in Education, Generative AI (LLMs) for Instructional Design and Content Development, AI-Assisted Assessment and Feedback Systems, Prompt Engineering, AI Integration in Learning Environments, Adaptive Learning Systems Design, Multimodal Learning Analytics, AI-Supported Research and Data Interpretation</w:t>
+              <w:t>Applied AI in Education, Generative AI (LLMs) for Instructional Design and Content Development, AI-Assisted Assessment and Feedback Systems, Prompt Engineering, AI Integration in Learning Environments, Adaptive Learning Systems Design, Multimodal Learning Analytics, AI-Supported Research and Data Interpretation, AI-Assisted Development (Vibe Coding)</w:t>
             </w:r>
           </w:p>
         </w:tc>
